--- a/documentation/02 Configuration and Production/Configuration and Secrets Reference.docx
+++ b/documentation/02 Configuration and Production/Configuration and Secrets Reference.docx
@@ -80,7 +80,7 @@
           <w:left w:w="10" w:type="dxa"/>
           <w:right w:w="10" w:type="dxa"/>
         </w:tblCellMar>
-        <w:tblLook w:val="0000" w:firstRow="0" w:lastRow="0" w:firstColumn="0" w:lastColumn="0" w:noHBand="0" w:noVBand="0"/>
+        <w:tblLook w:val="04A0" w:firstRow="1" w:lastRow="0" w:firstColumn="1" w:lastColumn="0" w:noHBand="0" w:noVBand="1"/>
       </w:tblPr>
       <w:tblGrid>
         <w:gridCol w:w="2600"/>
@@ -289,7 +289,7 @@
                 <w:sz w:val="20"/>
                 <w:szCs w:val="20"/>
               </w:rPr>
-              <w:t>18 October 2026</w:t>
+              <w:t>24 October 2026</w:t>
             </w:r>
           </w:p>
         </w:tc>
@@ -461,7 +461,7 @@
           <w:left w:w="10" w:type="dxa"/>
           <w:right w:w="10" w:type="dxa"/>
         </w:tblCellMar>
-        <w:tblLook w:val="0000" w:firstRow="0" w:lastRow="0" w:firstColumn="0" w:lastColumn="0" w:noHBand="0" w:noVBand="0"/>
+        <w:tblLook w:val="04A0" w:firstRow="1" w:lastRow="0" w:firstColumn="1" w:lastColumn="0" w:noHBand="0" w:noVBand="1"/>
       </w:tblPr>
       <w:tblGrid>
         <w:gridCol w:w="1300"/>
@@ -1244,14 +1244,7 @@
                 <w:sz w:val="19"/>
                 <w:szCs w:val="19"/>
               </w:rPr>
-              <w:t xml:space="preserve">M-Pesa live since 16 October 2026: the </w:t>
-            </w:r>
-            <w:r>
-              <w:rPr>
-                <w:sz w:val="19"/>
-                <w:szCs w:val="19"/>
-              </w:rPr>
-              <w:t>live keys and passkey are kept in application.properties only, never exported by a start script.</w:t>
+              <w:t>M-Pesa live since 16 October 2026: the live keys and passkey are kept in application.properties only, never exported by a start script.</w:t>
             </w:r>
           </w:p>
         </w:tc>
@@ -1319,7 +1312,14 @@
                 <w:sz w:val="19"/>
                 <w:szCs w:val="19"/>
               </w:rPr>
-              <w:t>SMS codes for phone numbers: the app.sms.* settings (Africa's Talking; Airtel numbers for now) and how to change them; the Bulk Orders email desk (orders_email).</w:t>
+              <w:t xml:space="preserve">SMS codes for phone numbers: the app.sms.* settings (Africa's Talking; Airtel numbers for now) and </w:t>
+            </w:r>
+            <w:r>
+              <w:rPr>
+                <w:sz w:val="19"/>
+                <w:szCs w:val="19"/>
+              </w:rPr>
+              <w:t>how to change them; the Bulk Orders email desk (orders_email).</w:t>
             </w:r>
           </w:p>
         </w:tc>
@@ -1387,14 +1387,82 @@
                 <w:sz w:val="19"/>
                 <w:szCs w:val="19"/>
               </w:rPr>
-              <w:t>Sign-in cut-off after the clean-up (AUTH_TOKENS_VALID_FROM) and what erro</w:t>
-            </w:r>
-            <w:r>
-              <w:rPr>
-                <w:sz w:val="19"/>
-                <w:szCs w:val="19"/>
-              </w:rPr>
-              <w:t>r answers may carry (server.error.*).</w:t>
+              <w:t>Sign-in cut-off after the clean-up (AUTH_TOKENS_VALID_FROM) and what error answers may carry (server.error.*).</w:t>
+            </w:r>
+          </w:p>
+        </w:tc>
+      </w:tr>
+      <w:tr>
+        <w:tblPrEx>
+          <w:tblCellMar>
+            <w:top w:w="0" w:type="dxa"/>
+            <w:bottom w:w="0" w:type="dxa"/>
+          </w:tblCellMar>
+        </w:tblPrEx>
+        <w:tc>
+          <w:tcPr>
+            <w:tcW w:w="1300" w:type="dxa"/>
+            <w:tcMar>
+              <w:top w:w="50" w:type="dxa"/>
+              <w:left w:w="90" w:type="dxa"/>
+              <w:bottom w:w="50" w:type="dxa"/>
+              <w:right w:w="90" w:type="dxa"/>
+            </w:tcMar>
+          </w:tcPr>
+          <w:p>
+            <w:r>
+              <w:rPr>
+                <w:sz w:val="19"/>
+                <w:szCs w:val="19"/>
+              </w:rPr>
+              <w:t>1.1</w:t>
+            </w:r>
+          </w:p>
+        </w:tc>
+        <w:tc>
+          <w:tcPr>
+            <w:tcW w:w="1900" w:type="dxa"/>
+            <w:tcMar>
+              <w:top w:w="50" w:type="dxa"/>
+              <w:left w:w="90" w:type="dxa"/>
+              <w:bottom w:w="50" w:type="dxa"/>
+              <w:right w:w="90" w:type="dxa"/>
+            </w:tcMar>
+          </w:tcPr>
+          <w:p>
+            <w:r>
+              <w:rPr>
+                <w:sz w:val="19"/>
+                <w:szCs w:val="19"/>
+              </w:rPr>
+              <w:t>24 October 2026</w:t>
+            </w:r>
+          </w:p>
+        </w:tc>
+        <w:tc>
+          <w:tcPr>
+            <w:tcW w:w="6438" w:type="dxa"/>
+            <w:tcMar>
+              <w:top w:w="50" w:type="dxa"/>
+              <w:left w:w="90" w:type="dxa"/>
+              <w:bottom w:w="50" w:type="dxa"/>
+              <w:right w:w="90" w:type="dxa"/>
+            </w:tcMar>
+          </w:tcPr>
+          <w:p>
+            <w:r>
+              <w:rPr>
+                <w:sz w:val="19"/>
+                <w:szCs w:val="19"/>
+              </w:rPr>
+              <w:t>Idle lock minutes and the password rules</w:t>
+            </w:r>
+            <w:r>
+              <w:rPr>
+                <w:sz w:val="19"/>
+                <w:szCs w:val="19"/>
+              </w:rPr>
+              <w:t xml:space="preserve"> among the business rules.</w:t>
             </w:r>
           </w:p>
         </w:tc>
@@ -1431,7 +1499,7 @@
     <w:sdt>
       <w:sdtPr>
         <w:alias w:val="Contents"/>
-        <w:id w:val="1013195390"/>
+        <w:id w:val="-846711039"/>
       </w:sdtPr>
       <w:sdtEndPr/>
       <w:sdtContent>
@@ -1458,7 +1526,7 @@
           <w:r>
             <w:fldChar w:fldCharType="separate"/>
           </w:r>
-          <w:hyperlink w:anchor="_Toc243225122" w:history="1">
+          <w:hyperlink w:anchor="_Toc243693299" w:history="1">
             <w:r>
               <w:rPr>
                 <w:rStyle w:val="Hyperlink"/>
@@ -1482,7 +1550,7 @@
               <w:rPr>
                 <w:noProof/>
               </w:rPr>
-              <w:instrText xml:space="preserve"> PAGEREF _Toc243225122 \h </w:instrText>
+              <w:instrText xml:space="preserve"> PAGEREF _Toc243693299 \h </w:instrText>
             </w:r>
             <w:r>
               <w:rPr>
@@ -1523,7 +1591,7 @@
               <w:szCs w:val="22"/>
             </w:rPr>
           </w:pPr>
-          <w:hyperlink w:anchor="_Toc243225123" w:history="1">
+          <w:hyperlink w:anchor="_Toc243693300" w:history="1">
             <w:r>
               <w:rPr>
                 <w:rStyle w:val="Hyperlink"/>
@@ -1547,7 +1615,7 @@
               <w:rPr>
                 <w:noProof/>
               </w:rPr>
-              <w:instrText xml:space="preserve"> PAGEREF _Toc243225123 \h </w:instrText>
+              <w:instrText xml:space="preserve"> PAGEREF _Toc243693300 \h </w:instrText>
             </w:r>
             <w:r>
               <w:rPr>
@@ -1588,7 +1656,7 @@
               <w:szCs w:val="22"/>
             </w:rPr>
           </w:pPr>
-          <w:hyperlink w:anchor="_Toc243225124" w:history="1">
+          <w:hyperlink w:anchor="_Toc243693301" w:history="1">
             <w:r>
               <w:rPr>
                 <w:rStyle w:val="Hyperlink"/>
@@ -1612,7 +1680,7 @@
               <w:rPr>
                 <w:noProof/>
               </w:rPr>
-              <w:instrText xml:space="preserve"> PAGEREF _Toc243225124 \h </w:instrText>
+              <w:instrText xml:space="preserve"> PAGEREF _Toc243693301 \h </w:instrText>
             </w:r>
             <w:r>
               <w:rPr>
@@ -1653,7 +1721,7 @@
               <w:szCs w:val="22"/>
             </w:rPr>
           </w:pPr>
-          <w:hyperlink w:anchor="_Toc243225125" w:history="1">
+          <w:hyperlink w:anchor="_Toc243693302" w:history="1">
             <w:r>
               <w:rPr>
                 <w:rStyle w:val="Hyperlink"/>
@@ -1677,7 +1745,7 @@
               <w:rPr>
                 <w:noProof/>
               </w:rPr>
-              <w:instrText xml:space="preserve"> PAGEREF _Toc243225125 \h </w:instrText>
+              <w:instrText xml:space="preserve"> PAGEREF _Toc243693302 \h </w:instrText>
             </w:r>
             <w:r>
               <w:rPr>
@@ -1718,7 +1786,7 @@
               <w:szCs w:val="22"/>
             </w:rPr>
           </w:pPr>
-          <w:hyperlink w:anchor="_Toc243225126" w:history="1">
+          <w:hyperlink w:anchor="_Toc243693303" w:history="1">
             <w:r>
               <w:rPr>
                 <w:rStyle w:val="Hyperlink"/>
@@ -1742,7 +1810,7 @@
               <w:rPr>
                 <w:noProof/>
               </w:rPr>
-              <w:instrText xml:space="preserve"> PAGEREF _Toc243225126 \h </w:instrText>
+              <w:instrText xml:space="preserve"> PAGEREF _Toc243693303 \h </w:instrText>
             </w:r>
             <w:r>
               <w:rPr>
@@ -1783,7 +1851,7 @@
               <w:szCs w:val="22"/>
             </w:rPr>
           </w:pPr>
-          <w:hyperlink w:anchor="_Toc243225127" w:history="1">
+          <w:hyperlink w:anchor="_Toc243693304" w:history="1">
             <w:r>
               <w:rPr>
                 <w:rStyle w:val="Hyperlink"/>
@@ -1807,7 +1875,7 @@
               <w:rPr>
                 <w:noProof/>
               </w:rPr>
-              <w:instrText xml:space="preserve"> PAGEREF _Toc243225127 \h </w:instrText>
+              <w:instrText xml:space="preserve"> PAGEREF _Toc243693304 \h </w:instrText>
             </w:r>
             <w:r>
               <w:rPr>
@@ -1848,7 +1916,7 @@
               <w:szCs w:val="22"/>
             </w:rPr>
           </w:pPr>
-          <w:hyperlink w:anchor="_Toc243225128" w:history="1">
+          <w:hyperlink w:anchor="_Toc243693305" w:history="1">
             <w:r>
               <w:rPr>
                 <w:rStyle w:val="Hyperlink"/>
@@ -1872,7 +1940,7 @@
               <w:rPr>
                 <w:noProof/>
               </w:rPr>
-              <w:instrText xml:space="preserve"> PAGEREF _Toc243225128 \h </w:instrText>
+              <w:instrText xml:space="preserve"> PAGEREF _Toc243693305 \h </w:instrText>
             </w:r>
             <w:r>
               <w:rPr>
@@ -1913,7 +1981,7 @@
               <w:szCs w:val="22"/>
             </w:rPr>
           </w:pPr>
-          <w:hyperlink w:anchor="_Toc243225129" w:history="1">
+          <w:hyperlink w:anchor="_Toc243693306" w:history="1">
             <w:r>
               <w:rPr>
                 <w:rStyle w:val="Hyperlink"/>
@@ -1937,7 +2005,7 @@
               <w:rPr>
                 <w:noProof/>
               </w:rPr>
-              <w:instrText xml:space="preserve"> PAGEREF _Toc243225129 \h </w:instrText>
+              <w:instrText xml:space="preserve"> PAGEREF _Toc243693306 \h </w:instrText>
             </w:r>
             <w:r>
               <w:rPr>
@@ -1978,7 +2046,7 @@
               <w:szCs w:val="22"/>
             </w:rPr>
           </w:pPr>
-          <w:hyperlink w:anchor="_Toc243225130" w:history="1">
+          <w:hyperlink w:anchor="_Toc243693307" w:history="1">
             <w:r>
               <w:rPr>
                 <w:rStyle w:val="Hyperlink"/>
@@ -2002,7 +2070,7 @@
               <w:rPr>
                 <w:noProof/>
               </w:rPr>
-              <w:instrText xml:space="preserve"> PAGEREF _Toc243225130 \h </w:instrText>
+              <w:instrText xml:space="preserve"> PAGEREF _Toc243693307 \h </w:instrText>
             </w:r>
             <w:r>
               <w:rPr>
@@ -2043,7 +2111,7 @@
               <w:szCs w:val="22"/>
             </w:rPr>
           </w:pPr>
-          <w:hyperlink w:anchor="_Toc243225131" w:history="1">
+          <w:hyperlink w:anchor="_Toc243693308" w:history="1">
             <w:r>
               <w:rPr>
                 <w:rStyle w:val="Hyperlink"/>
@@ -2067,7 +2135,7 @@
               <w:rPr>
                 <w:noProof/>
               </w:rPr>
-              <w:instrText xml:space="preserve"> PAGEREF _Toc243225131 \h </w:instrText>
+              <w:instrText xml:space="preserve"> PAGEREF _Toc243693308 \h </w:instrText>
             </w:r>
             <w:r>
               <w:rPr>
@@ -2108,7 +2176,7 @@
               <w:szCs w:val="22"/>
             </w:rPr>
           </w:pPr>
-          <w:hyperlink w:anchor="_Toc243225132" w:history="1">
+          <w:hyperlink w:anchor="_Toc243693309" w:history="1">
             <w:r>
               <w:rPr>
                 <w:rStyle w:val="Hyperlink"/>
@@ -2132,7 +2200,7 @@
               <w:rPr>
                 <w:noProof/>
               </w:rPr>
-              <w:instrText xml:space="preserve"> PAGEREF _Toc243225132 \h </w:instrText>
+              <w:instrText xml:space="preserve"> PAGEREF _Toc243693309 \h </w:instrText>
             </w:r>
             <w:r>
               <w:rPr>
@@ -2175,7 +2243,7 @@
       <w:pPr>
         <w:pStyle w:val="Heading1"/>
       </w:pPr>
-      <w:bookmarkStart w:id="1" w:name="_Toc243225122"/>
+      <w:bookmarkStart w:id="1" w:name="_Toc243693299"/>
       <w:r>
         <w:lastRenderedPageBreak/>
         <w:t>1  Introduction</w:t>
@@ -2187,10 +2255,7 @@
         <w:spacing w:after="120" w:line="276" w:lineRule="auto"/>
       </w:pPr>
       <w:r>
-        <w:t>This reference answers "wher</w:t>
-      </w:r>
-      <w:r>
-        <w:t>e do I change ...?" for every part of the system. Settings that are secret (passwords, API keys, M-Pesa credentials) are listed by name and location only.</w:t>
+        <w:t>This reference answers "where do I change ...?" for every part of the system. Settings that are secret (passwords, API keys, M-Pesa credentials) are listed by name and location only.</w:t>
       </w:r>
     </w:p>
     <w:p>
@@ -2236,7 +2301,7 @@
       <w:pPr>
         <w:pStyle w:val="Heading1"/>
       </w:pPr>
-      <w:bookmarkStart w:id="2" w:name="_Toc243225123"/>
+      <w:bookmarkStart w:id="2" w:name="_Toc243693300"/>
       <w:r>
         <w:lastRenderedPageBreak/>
         <w:t>2  Where configuration lives</w:t>
@@ -2259,7 +2324,7 @@
           <w:left w:w="10" w:type="dxa"/>
           <w:right w:w="10" w:type="dxa"/>
         </w:tblCellMar>
-        <w:tblLook w:val="0000" w:firstRow="0" w:lastRow="0" w:firstColumn="0" w:lastColumn="0" w:noHBand="0" w:noVBand="0"/>
+        <w:tblLook w:val="04A0" w:firstRow="1" w:lastRow="0" w:firstColumn="1" w:lastColumn="0" w:noHBand="0" w:noVBand="1"/>
       </w:tblPr>
       <w:tblGrid>
         <w:gridCol w:w="2168"/>
@@ -2300,7 +2365,17 @@
                 <w:sz w:val="19"/>
                 <w:szCs w:val="19"/>
               </w:rPr>
-              <w:t>Component</w:t>
+              <w:t>Componen</w:t>
+            </w:r>
+            <w:r>
+              <w:rPr>
+                <w:b/>
+                <w:bCs/>
+                <w:color w:val="FFFFFF"/>
+                <w:sz w:val="19"/>
+                <w:szCs w:val="19"/>
+              </w:rPr>
+              <w:t>t</w:t>
             </w:r>
           </w:p>
         </w:tc>
@@ -3216,7 +3291,7 @@
       <w:pPr>
         <w:pStyle w:val="Heading1"/>
       </w:pPr>
-      <w:bookmarkStart w:id="3" w:name="_Toc243225124"/>
+      <w:bookmarkStart w:id="3" w:name="_Toc243693301"/>
       <w:r>
         <w:lastRenderedPageBreak/>
         <w:t>3  Secrets inventory</w:t>
@@ -3239,7 +3314,7 @@
           <w:left w:w="10" w:type="dxa"/>
           <w:right w:w="10" w:type="dxa"/>
         </w:tblCellMar>
-        <w:tblLook w:val="0000" w:firstRow="0" w:lastRow="0" w:firstColumn="0" w:lastColumn="0" w:noHBand="0" w:noVBand="0"/>
+        <w:tblLook w:val="04A0" w:firstRow="1" w:lastRow="0" w:firstColumn="1" w:lastColumn="0" w:noHBand="0" w:noVBand="1"/>
       </w:tblPr>
       <w:tblGrid>
         <w:gridCol w:w="2465"/>
@@ -4882,7 +4957,7 @@
       <w:pPr>
         <w:pStyle w:val="Heading2"/>
       </w:pPr>
-      <w:bookmarkStart w:id="4" w:name="_Toc243225125"/>
+      <w:bookmarkStart w:id="4" w:name="_Toc243693302"/>
       <w:r>
         <w:t>3.1  Recommended: one protected secrets file</w:t>
       </w:r>
@@ -5023,7 +5098,7 @@
       <w:pPr>
         <w:pStyle w:val="Heading2"/>
       </w:pPr>
-      <w:bookmarkStart w:id="5" w:name="_Toc243225126"/>
+      <w:bookmarkStart w:id="5" w:name="_Toc243693303"/>
       <w:r>
         <w:t>3.2  Rotating a secret</w:t>
       </w:r>
@@ -5045,7 +5120,7 @@
           <w:left w:w="10" w:type="dxa"/>
           <w:right w:w="10" w:type="dxa"/>
         </w:tblCellMar>
-        <w:tblLook w:val="0000" w:firstRow="0" w:lastRow="0" w:firstColumn="0" w:lastColumn="0" w:noHBand="0" w:noVBand="0"/>
+        <w:tblLook w:val="04A0" w:firstRow="1" w:lastRow="0" w:firstColumn="1" w:lastColumn="0" w:noHBand="0" w:noVBand="1"/>
       </w:tblPr>
       <w:tblGrid>
         <w:gridCol w:w="2536"/>
@@ -5431,7 +5506,7 @@
       <w:pPr>
         <w:pStyle w:val="Heading1"/>
       </w:pPr>
-      <w:bookmarkStart w:id="6" w:name="_Toc243225127"/>
+      <w:bookmarkStart w:id="6" w:name="_Toc243693304"/>
       <w:r>
         <w:lastRenderedPageBreak/>
         <w:t>4  Backend settings</w:t>
@@ -5454,7 +5529,7 @@
           <w:left w:w="10" w:type="dxa"/>
           <w:right w:w="10" w:type="dxa"/>
         </w:tblCellMar>
-        <w:tblLook w:val="0000" w:firstRow="0" w:lastRow="0" w:firstColumn="0" w:lastColumn="0" w:noHBand="0" w:noVBand="0"/>
+        <w:tblLook w:val="04A0" w:firstRow="1" w:lastRow="0" w:firstColumn="1" w:lastColumn="0" w:noHBand="0" w:noVBand="1"/>
       </w:tblPr>
       <w:tblGrid>
         <w:gridCol w:w="2017"/>
@@ -6730,14 +6805,7 @@
                 <w:sz w:val="19"/>
                 <w:szCs w:val="19"/>
               </w:rPr>
-              <w:t>What an error answer may carry: never a stack trace or exception name; the message stays (the servers in front pass on only the ones w</w:t>
-            </w:r>
-            <w:r>
-              <w:rPr>
-                <w:sz w:val="19"/>
-                <w:szCs w:val="19"/>
-              </w:rPr>
-              <w:t>ritten for people).</w:t>
+              <w:t>What an error answer may carry: never a stack trace or exception name; the message stays (the servers in front pass on only the ones written for people).</w:t>
             </w:r>
           </w:p>
         </w:tc>
@@ -9909,7 +9977,7 @@
       <w:pPr>
         <w:pStyle w:val="Heading1"/>
       </w:pPr>
-      <w:bookmarkStart w:id="7" w:name="_Toc243225128"/>
+      <w:bookmarkStart w:id="7" w:name="_Toc243693305"/>
       <w:r>
         <w:lastRenderedPageBreak/>
         <w:t>5  Client-facing servers</w:t>
@@ -9932,7 +10000,7 @@
           <w:left w:w="10" w:type="dxa"/>
           <w:right w:w="10" w:type="dxa"/>
         </w:tblCellMar>
-        <w:tblLook w:val="0000" w:firstRow="0" w:lastRow="0" w:firstColumn="0" w:lastColumn="0" w:noHBand="0" w:noVBand="0"/>
+        <w:tblLook w:val="04A0" w:firstRow="1" w:lastRow="0" w:firstColumn="1" w:lastColumn="0" w:noHBand="0" w:noVBand="1"/>
       </w:tblPr>
       <w:tblGrid>
         <w:gridCol w:w="2465"/>
@@ -10624,7 +10692,7 @@
       <w:pPr>
         <w:pStyle w:val="Heading2"/>
       </w:pPr>
-      <w:bookmarkStart w:id="8" w:name="_Toc243225129"/>
+      <w:bookmarkStart w:id="8" w:name="_Toc243693306"/>
       <w:r>
         <w:t>5.1  SMS codes for phone numbers (Africa's Talking)</w:t>
       </w:r>
@@ -10657,7 +10725,7 @@
           <w:left w:w="10" w:type="dxa"/>
           <w:right w:w="10" w:type="dxa"/>
         </w:tblCellMar>
-        <w:tblLook w:val="0000" w:firstRow="0" w:lastRow="0" w:firstColumn="0" w:lastColumn="0" w:noHBand="0" w:noVBand="0"/>
+        <w:tblLook w:val="04A0" w:firstRow="1" w:lastRow="0" w:firstColumn="1" w:lastColumn="0" w:noHBand="0" w:noVBand="1"/>
       </w:tblPr>
       <w:tblGrid>
         <w:gridCol w:w="3043"/>
@@ -10853,14 +10921,14 @@
                 <w:sz w:val="19"/>
                 <w:szCs w:val="19"/>
               </w:rPr>
-              <w:t>Apply for Dateroem's own sender name (transactional) in the Africa's Talking dashboard. Once approved: app.sms.sender-id = that name, app.sms.networks = all; restart the backend; test with a Safaricom phone; update the Help page question about cre</w:t>
-            </w:r>
-            <w:r>
-              <w:rPr>
-                <w:sz w:val="19"/>
-                <w:szCs w:val="19"/>
-              </w:rPr>
-              <w:t>ating an account.</w:t>
+              <w:t xml:space="preserve">Apply for Dateroem's own sender name (transactional) in the Africa's Talking dashboard. Once approved: app.sms.sender-id = that name, app.sms.networks = all; restart the backend; test with a Safaricom phone; update the Help page question about creating an </w:t>
+            </w:r>
+            <w:r>
+              <w:rPr>
+                <w:sz w:val="19"/>
+                <w:szCs w:val="19"/>
+              </w:rPr>
+              <w:t>account.</w:t>
             </w:r>
           </w:p>
         </w:tc>
@@ -11000,7 +11068,7 @@
       <w:pPr>
         <w:pStyle w:val="Heading1"/>
       </w:pPr>
-      <w:bookmarkStart w:id="9" w:name="_Toc243225130"/>
+      <w:bookmarkStart w:id="9" w:name="_Toc243693307"/>
       <w:r>
         <w:lastRenderedPageBreak/>
         <w:t>6  Changing the company phone number</w:t>
@@ -11012,10 +11080,10 @@
         <w:spacing w:after="120" w:line="276" w:lineRule="auto"/>
       </w:pPr>
       <w:r>
-        <w:t>The company phone number is +254182995011 since 9 October 2026 (before: 0700878260). It is one number for calls and WhatsApp. It is set in the website server only - the website reads it from there - so a change is one or two lines and a restart, with no ne</w:t>
+        <w:t>The company phone number is +254182995011 since 9 Octo</w:t>
       </w:r>
       <w:r>
-        <w:t>w build of the website or the apps.</w:t>
+        <w:t>ber 2026 (before: 0700878260). It is one number for calls and WhatsApp. It is set in the website server only - the website reads it from there - so a change is one or two lines and a restart, with no new build of the website or the apps.</w:t>
       </w:r>
     </w:p>
     <w:tbl>
@@ -11034,7 +11102,7 @@
           <w:left w:w="10" w:type="dxa"/>
           <w:right w:w="10" w:type="dxa"/>
         </w:tblCellMar>
-        <w:tblLook w:val="0000" w:firstRow="0" w:lastRow="0" w:firstColumn="0" w:lastColumn="0" w:noHBand="0" w:noVBand="0"/>
+        <w:tblLook w:val="04A0" w:firstRow="1" w:lastRow="0" w:firstColumn="1" w:lastColumn="0" w:noHBand="0" w:noVBand="1"/>
       </w:tblPr>
       <w:tblGrid>
         <w:gridCol w:w="3297"/>
@@ -11102,7 +11170,17 @@
                 <w:sz w:val="19"/>
                 <w:szCs w:val="19"/>
               </w:rPr>
-              <w:t>What to change</w:t>
+              <w:t>What to chan</w:t>
+            </w:r>
+            <w:r>
+              <w:rPr>
+                <w:b/>
+                <w:bCs/>
+                <w:color w:val="FFFFFF"/>
+                <w:sz w:val="19"/>
+                <w:szCs w:val="19"/>
+              </w:rPr>
+              <w:t>ge</w:t>
             </w:r>
           </w:p>
         </w:tc>
@@ -11661,7 +11739,10 @@
         <w:spacing w:after="120" w:line="276" w:lineRule="auto"/>
       </w:pPr>
       <w:r>
-        <w:t>Outside the code - change by hand: the WhatsApp (Business) account itself must be registered on the number; the TikTok and Instagram bios; any printed material; the contact given to Safaricom with the business profile.</w:t>
+        <w:t xml:space="preserve">Outside the </w:t>
+      </w:r>
+      <w:r>
+        <w:t>code - change by hand: the WhatsApp (Business) account itself must be registered on the number; the TikTok and Instagram bios; any printed material; the contact given to Safaricom with the business profile.</w:t>
       </w:r>
     </w:p>
     <w:p>
@@ -11682,13 +11763,10 @@
         <w:t xml:space="preserve">Note: </w:t>
       </w:r>
       <w:r>
-        <w:t>Not the same thing - do not cha</w:t>
+        <w:t>Not the same thing - do not change these for a new company number: staff and farmer phone numbers (USERS, FARMER - each person's own number, used to check where Send Money may go); past payments (PRODUCT_PAYMENTS, the audit log - history); and the phone ap</w:t>
       </w:r>
       <w:r>
-        <w:t xml:space="preserve">nge these for a new company number: staff and farmer phone numbers (USERS, FARMER - each person's own number, used to check where Send Money may go); past payments (PRODUCT_PAYMENTS, the audit log - history); and the phone app's company SIM for M-Pesa SMS </w:t>
-      </w:r>
-      <w:r>
-        <w:t>Sync, which is chosen on the phone itself (Transactions, M-Pesa SMS Sync) and changes only if the SIM that receives the M-Pesa messages changes.</w:t>
+        <w:t>p's company SIM for M-Pesa SMS Sync, which is chosen on the phone itself (Transactions, M-Pesa SMS Sync) and changes only if the SIM that receives the M-Pesa messages changes.</w:t>
       </w:r>
     </w:p>
     <w:p>
@@ -11700,7 +11778,7 @@
       <w:pPr>
         <w:pStyle w:val="Heading1"/>
       </w:pPr>
-      <w:bookmarkStart w:id="10" w:name="_Toc243225131"/>
+      <w:bookmarkStart w:id="10" w:name="_Toc243693308"/>
       <w:r>
         <w:lastRenderedPageBreak/>
         <w:t>7  Website, apps and routing</w:t>
@@ -11723,7 +11801,7 @@
           <w:left w:w="10" w:type="dxa"/>
           <w:right w:w="10" w:type="dxa"/>
         </w:tblCellMar>
-        <w:tblLook w:val="0000" w:firstRow="0" w:lastRow="0" w:firstColumn="0" w:lastColumn="0" w:noHBand="0" w:noVBand="0"/>
+        <w:tblLook w:val="04A0" w:firstRow="1" w:lastRow="0" w:firstColumn="1" w:lastColumn="0" w:noHBand="0" w:noVBand="1"/>
       </w:tblPr>
       <w:tblGrid>
         <w:gridCol w:w="2891"/>
@@ -11877,7 +11955,14 @@
                 <w:sz w:val="19"/>
                 <w:szCs w:val="19"/>
               </w:rPr>
-              <w:t>frontend/website/.env VITE_API_BASE_URL</w:t>
+              <w:t>fr</w:t>
+            </w:r>
+            <w:r>
+              <w:rPr>
+                <w:sz w:val="19"/>
+                <w:szCs w:val="19"/>
+              </w:rPr>
+              <w:t>ontend/website/.env VITE_API_BASE_URL</w:t>
             </w:r>
           </w:p>
         </w:tc>
@@ -13037,7 +13122,7 @@
       <w:pPr>
         <w:pStyle w:val="Heading1"/>
       </w:pPr>
-      <w:bookmarkStart w:id="11" w:name="_Toc243225132"/>
+      <w:bookmarkStart w:id="11" w:name="_Toc243693309"/>
       <w:r>
         <w:lastRenderedPageBreak/>
         <w:t>8  Business rules you can tune</w:t>
@@ -13068,7 +13153,7 @@
           <w:left w:w="10" w:type="dxa"/>
           <w:right w:w="10" w:type="dxa"/>
         </w:tblCellMar>
-        <w:tblLook w:val="0000" w:firstRow="0" w:lastRow="0" w:firstColumn="0" w:lastColumn="0" w:noHBand="0" w:noVBand="0"/>
+        <w:tblLook w:val="04A0" w:firstRow="1" w:lastRow="0" w:firstColumn="1" w:lastColumn="0" w:noHBand="0" w:noVBand="1"/>
       </w:tblPr>
       <w:tblGrid>
         <w:gridCol w:w="3212"/>
@@ -14201,7 +14286,7 @@
                 <w:sz w:val="19"/>
                 <w:szCs w:val="19"/>
               </w:rPr>
-              <w:t>App lock after time in the background</w:t>
+              <w:t>Idle lock</w:t>
             </w:r>
           </w:p>
         </w:tc>
@@ -14224,7 +14309,7 @@
                 <w:sz w:val="19"/>
                 <w:szCs w:val="19"/>
               </w:rPr>
-              <w:t>2 minutes</w:t>
+              <w:t>25 minutes untouched (5 to 120); Still there? one minute before</w:t>
             </w:r>
           </w:p>
         </w:tc>
@@ -14247,7 +14332,7 @@
                 <w:sz w:val="19"/>
                 <w:szCs w:val="19"/>
               </w:rPr>
-              <w:t>Android app ui/auth/AppLock.kt LOCK_AFTER_AWAY_MS</w:t>
+              <w:t>APP_SETTINGS idle_lock_minutes - the SuperAdmin sets it in the desktop app's Settings (no restart)</w:t>
             </w:r>
           </w:p>
         </w:tc>
@@ -14284,7 +14369,8 @@
                 <w:sz w:val="19"/>
                 <w:szCs w:val="19"/>
               </w:rPr>
-              <w:t>Trips sent to phones</w:t>
+              <w:lastRenderedPageBreak/>
+              <w:t>Passwords</w:t>
             </w:r>
           </w:p>
         </w:tc>
@@ -14308,7 +14394,7 @@
                 <w:sz w:val="19"/>
                 <w:szCs w:val="19"/>
               </w:rPr>
-              <w:t>6, fewer under load</w:t>
+              <w:t>At least 8 characters with letters and numbers, not the username; five wrong current passwords in 15 minutes and the account waits</w:t>
             </w:r>
           </w:p>
         </w:tc>
@@ -14332,7 +14418,7 @@
                 <w:sz w:val="19"/>
                 <w:szCs w:val="19"/>
               </w:rPr>
-              <w:t>mobileServer/app/routers/trips.py _batch_size_for_load</w:t>
+              <w:t>ProfileService.java checkNewPassword, MAX_WRONG, WRONG_WINDOW_MS</w:t>
             </w:r>
           </w:p>
         </w:tc>
@@ -14368,8 +14454,7 @@
                 <w:sz w:val="19"/>
                 <w:szCs w:val="19"/>
               </w:rPr>
-              <w:lastRenderedPageBreak/>
-              <w:t>Upload limits</w:t>
+              <w:t>App lock after time in the background</w:t>
             </w:r>
           </w:p>
         </w:tc>
@@ -14392,7 +14477,7 @@
                 <w:sz w:val="19"/>
                 <w:szCs w:val="19"/>
               </w:rPr>
-              <w:t>Phone app: images 15 MB (resized to 1600 px), videos 60 MB. Desktop app (10 October 2026): photos shrunk to 1600 px on the computer and at most 5 MB, videos 60 MB</w:t>
+              <w:t>2 minutes</w:t>
             </w:r>
           </w:p>
         </w:tc>
@@ -14415,14 +14500,7 @@
                 <w:sz w:val="19"/>
                 <w:szCs w:val="19"/>
               </w:rPr>
-              <w:t>mobileServer/app/routers/uploads.py; desktop app/ui/widgets/media_picker.py and admin_server_</w:t>
-            </w:r>
-            <w:r>
-              <w:rPr>
-                <w:sz w:val="19"/>
-                <w:szCs w:val="19"/>
-              </w:rPr>
-              <w:t>control/server/app/routers/uploads.py</w:t>
+              <w:t>Android app ui/auth/AppLock.kt LOCK_AFTER_AWAY_MS</w:t>
             </w:r>
           </w:p>
         </w:tc>
@@ -14459,7 +14537,7 @@
                 <w:sz w:val="19"/>
                 <w:szCs w:val="19"/>
               </w:rPr>
-              <w:t>Bulk order pictures</w:t>
+              <w:t>Trips sent to phones</w:t>
             </w:r>
           </w:p>
         </w:tc>
@@ -14483,7 +14561,7 @@
                 <w:sz w:val="19"/>
                 <w:szCs w:val="19"/>
               </w:rPr>
-              <w:t>12 at most; captions up to 120 characters; a new slide every 5 seconds</w:t>
+              <w:t>6, fewer under load</w:t>
             </w:r>
           </w:p>
         </w:tc>
@@ -14507,7 +14585,7 @@
                 <w:sz w:val="19"/>
                 <w:szCs w:val="19"/>
               </w:rPr>
-              <w:t>ShowcaseService.java MAX_PICTURES, MAX_CAPTION; website src/components/ShowcaseSlider.jsx ADVANCE_MS</w:t>
+              <w:t>mobileServer/app/routers/trips.py _batch_size_for_load</w:t>
             </w:r>
           </w:p>
         </w:tc>
@@ -14543,7 +14621,7 @@
                 <w:sz w:val="19"/>
                 <w:szCs w:val="19"/>
               </w:rPr>
-              <w:t>Assistant memory and catalogue size</w:t>
+              <w:t>Upload limits</w:t>
             </w:r>
           </w:p>
         </w:tc>
@@ -14566,7 +14644,7 @@
                 <w:sz w:val="19"/>
                 <w:szCs w:val="19"/>
               </w:rPr>
-              <w:t>8 turns, 60 products, 10 orders</w:t>
+              <w:t>Phone app: images 15 MB (resized to 1600 px), videos 60 MB. Desktop app (10 October 2026): photos shrunk to 1600 px on the computer and at most 5 MB, videos 60 MB</w:t>
             </w:r>
           </w:p>
         </w:tc>
@@ -14589,7 +14667,14 @@
                 <w:sz w:val="19"/>
                 <w:szCs w:val="19"/>
               </w:rPr>
-              <w:t>AiChatService.java HISTORY_TURNS, CATALOG_LIMIT, ACCOUNT_ORDER_LIMIT</w:t>
+              <w:t>mobileServer/app/routers/uploads.py; desktop app/ui/widgets/media_picker.py and admin_server_</w:t>
+            </w:r>
+            <w:r>
+              <w:rPr>
+                <w:sz w:val="19"/>
+                <w:szCs w:val="19"/>
+              </w:rPr>
+              <w:t>control/server/app/routers/uploads.py</w:t>
             </w:r>
           </w:p>
         </w:tc>
@@ -14626,7 +14711,7 @@
                 <w:sz w:val="19"/>
                 <w:szCs w:val="19"/>
               </w:rPr>
-              <w:t>Website chat nudges</w:t>
+              <w:t>Bulk order pictures</w:t>
             </w:r>
           </w:p>
         </w:tc>
@@ -14650,7 +14735,7 @@
                 <w:sz w:val="19"/>
                 <w:szCs w:val="19"/>
               </w:rPr>
-              <w:t>40 s product, 30 s cart, 2 per visit ...</w:t>
+              <w:t>12 at most; captions up to 120 characters; a new slide every 5 seconds</w:t>
             </w:r>
           </w:p>
         </w:tc>
@@ -14674,7 +14759,7 @@
                 <w:sz w:val="19"/>
                 <w:szCs w:val="19"/>
               </w:rPr>
-              <w:t>ChatNudgeContext.jsx NUDGE_TIMING</w:t>
+              <w:t>ShowcaseService.java MAX_PICTURES, MAX_CAPTION; website src/components/ShowcaseSlider.jsx ADVANCE_MS</w:t>
             </w:r>
           </w:p>
         </w:tc>
@@ -14710,7 +14795,7 @@
                 <w:sz w:val="19"/>
                 <w:szCs w:val="19"/>
               </w:rPr>
-              <w:t>Public-review agreement version</w:t>
+              <w:t>Assistant memory and catalogue size</w:t>
             </w:r>
           </w:p>
         </w:tc>
@@ -14733,7 +14818,7 @@
                 <w:sz w:val="19"/>
                 <w:szCs w:val="19"/>
               </w:rPr>
-              <w:t>must match on both sides</w:t>
+              <w:t>8 turns, 60 products, 10 orders</w:t>
             </w:r>
           </w:p>
         </w:tc>
@@ -14756,7 +14841,7 @@
                 <w:sz w:val="19"/>
                 <w:szCs w:val="19"/>
               </w:rPr>
-              <w:t>ReviewService.java CONSENT_VERSION and website core/reviewConsent.js</w:t>
+              <w:t>AiChatService.java HISTORY_TURNS, CATALOG_LIMIT, ACCOUNT_ORDER_LIMIT</w:t>
             </w:r>
           </w:p>
         </w:tc>
@@ -14793,7 +14878,7 @@
                 <w:sz w:val="19"/>
                 <w:szCs w:val="19"/>
               </w:rPr>
-              <w:t>Server start and stop time limits</w:t>
+              <w:t>Website chat nudges</w:t>
             </w:r>
           </w:p>
         </w:tc>
@@ -14817,7 +14902,7 @@
                 <w:sz w:val="19"/>
                 <w:szCs w:val="19"/>
               </w:rPr>
-              <w:t>120 s (backend 300 s, public build 240 s), stop 30 s</w:t>
+              <w:t>40 s product, 30 s cart, 2 per visit ...</w:t>
             </w:r>
           </w:p>
         </w:tc>
@@ -14841,7 +14926,7 @@
                 <w:sz w:val="19"/>
                 <w:szCs w:val="19"/>
               </w:rPr>
-              <w:t>server_manager.py START_GRACE_S, SLOW_START_GRACE_S, STOP_GRACE_S</w:t>
+              <w:t>ChatNudgeContext.jsx NUDGE_TIMING</w:t>
             </w:r>
           </w:p>
         </w:tc>
@@ -14877,7 +14962,7 @@
                 <w:sz w:val="19"/>
                 <w:szCs w:val="19"/>
               </w:rPr>
-              <w:t>Company contacts shown to customers</w:t>
+              <w:t>Public-review agreement version</w:t>
             </w:r>
           </w:p>
         </w:tc>
@@ -14900,7 +14985,7 @@
                 <w:sz w:val="19"/>
                 <w:szCs w:val="19"/>
               </w:rPr>
-              <w:t>Dateroem Wood Sales Support, dateroemwoodsales+support@gmail.com; phone and WhatsApp still to be confirmed</w:t>
+              <w:t>must match on both sides</w:t>
             </w:r>
           </w:p>
         </w:tc>
@@ -14923,7 +15008,7 @@
                 <w:sz w:val="19"/>
                 <w:szCs w:val="19"/>
               </w:rPr>
-              <w:t>frontend/app/core/config.py support_name, support_email, support_phone, support_whatsapp</w:t>
+              <w:t>ReviewService.java CONSENT_VERSION and website core/reviewConsent.js</w:t>
             </w:r>
           </w:p>
         </w:tc>
@@ -14960,7 +15045,7 @@
                 <w:sz w:val="19"/>
                 <w:szCs w:val="19"/>
               </w:rPr>
-              <w:t>TikTok and Instagram links in the footer</w:t>
+              <w:t>Server start and stop time limits</w:t>
             </w:r>
           </w:p>
         </w:tc>
@@ -14984,7 +15069,7 @@
                 <w:sz w:val="19"/>
                 <w:szCs w:val="19"/>
               </w:rPr>
-              <w:t>https://www.tiktok.com/@dateroem.woods and https://www.instagram.com/dateroem.woods/ (set 8 October 2026)</w:t>
+              <w:t>120 s (backend 300 s, public build 240 s), stop 30 s</w:t>
             </w:r>
           </w:p>
         </w:tc>
@@ -15008,7 +15093,7 @@
                 <w:sz w:val="19"/>
                 <w:szCs w:val="19"/>
               </w:rPr>
-              <w:t>frontend/app/core/config.py support_tiktok, support_instagram</w:t>
+              <w:t>server_manager.py START_GRACE_S, SLOW_START_GRACE_S, STOP_GRACE_S</w:t>
             </w:r>
           </w:p>
         </w:tc>
@@ -15044,7 +15129,7 @@
                 <w:sz w:val="19"/>
                 <w:szCs w:val="19"/>
               </w:rPr>
-              <w:t>Usernames chosen at sign-up (website and Google)</w:t>
+              <w:t>Company contacts shown to customers</w:t>
             </w:r>
           </w:p>
         </w:tc>
@@ -15067,7 +15152,7 @@
                 <w:sz w:val="19"/>
                 <w:szCs w:val="19"/>
               </w:rPr>
-              <w:t>3 to 30 characters, no spaces, no @</w:t>
+              <w:t>Dateroem Wood Sales Support, dateroemwoodsales+support@gmail.com; phone and WhatsApp still to be confirmed</w:t>
             </w:r>
           </w:p>
         </w:tc>
@@ -15090,7 +15175,7 @@
                 <w:sz w:val="19"/>
                 <w:szCs w:val="19"/>
               </w:rPr>
-              <w:t>AuthService.java USER_NAME and website AuthModal.jsx USER_NAME_RULE (change both)</w:t>
+              <w:t>frontend/app/core/config.py support_name, support_email, support_phone, support_whatsapp</w:t>
             </w:r>
           </w:p>
         </w:tc>
@@ -15127,6 +15212,174 @@
                 <w:sz w:val="19"/>
                 <w:szCs w:val="19"/>
               </w:rPr>
+              <w:t>TikTok and Instagram links in the footer</w:t>
+            </w:r>
+          </w:p>
+        </w:tc>
+        <w:tc>
+          <w:tcPr>
+            <w:tcW w:w="1977" w:type="dxa"/>
+            <w:shd w:val="clear" w:color="auto" w:fill="F4F5F3"/>
+            <w:tcMar>
+              <w:top w:w="50" w:type="dxa"/>
+              <w:left w:w="90" w:type="dxa"/>
+              <w:bottom w:w="50" w:type="dxa"/>
+              <w:right w:w="90" w:type="dxa"/>
+            </w:tcMar>
+          </w:tcPr>
+          <w:p>
+            <w:pPr>
+              <w:spacing w:after="20" w:line="252" w:lineRule="auto"/>
+            </w:pPr>
+            <w:r>
+              <w:rPr>
+                <w:sz w:val="19"/>
+                <w:szCs w:val="19"/>
+              </w:rPr>
+              <w:t>https://www.tiktok.com/@dateroem.woods and https://www.instagram.com/dateroem.woods/ (set 8 October 2026)</w:t>
+            </w:r>
+          </w:p>
+        </w:tc>
+        <w:tc>
+          <w:tcPr>
+            <w:tcW w:w="4449" w:type="dxa"/>
+            <w:shd w:val="clear" w:color="auto" w:fill="F4F5F3"/>
+            <w:tcMar>
+              <w:top w:w="50" w:type="dxa"/>
+              <w:left w:w="90" w:type="dxa"/>
+              <w:bottom w:w="50" w:type="dxa"/>
+              <w:right w:w="90" w:type="dxa"/>
+            </w:tcMar>
+          </w:tcPr>
+          <w:p>
+            <w:pPr>
+              <w:spacing w:after="20" w:line="252" w:lineRule="auto"/>
+            </w:pPr>
+            <w:r>
+              <w:rPr>
+                <w:sz w:val="19"/>
+                <w:szCs w:val="19"/>
+              </w:rPr>
+              <w:t>frontend/app/core/config.py support_tiktok, support_instagram</w:t>
+            </w:r>
+          </w:p>
+        </w:tc>
+      </w:tr>
+      <w:tr>
+        <w:tblPrEx>
+          <w:tblCellMar>
+            <w:top w:w="0" w:type="dxa"/>
+            <w:bottom w:w="0" w:type="dxa"/>
+          </w:tblCellMar>
+        </w:tblPrEx>
+        <w:trPr>
+          <w:cantSplit/>
+        </w:trPr>
+        <w:tc>
+          <w:tcPr>
+            <w:tcW w:w="3212" w:type="dxa"/>
+            <w:tcMar>
+              <w:top w:w="50" w:type="dxa"/>
+              <w:left w:w="90" w:type="dxa"/>
+              <w:bottom w:w="50" w:type="dxa"/>
+              <w:right w:w="90" w:type="dxa"/>
+            </w:tcMar>
+          </w:tcPr>
+          <w:p>
+            <w:pPr>
+              <w:spacing w:after="20" w:line="252" w:lineRule="auto"/>
+            </w:pPr>
+            <w:r>
+              <w:rPr>
+                <w:b/>
+                <w:bCs/>
+                <w:sz w:val="19"/>
+                <w:szCs w:val="19"/>
+              </w:rPr>
+              <w:t>Usernames chosen at sign-up (website and Google)</w:t>
+            </w:r>
+          </w:p>
+        </w:tc>
+        <w:tc>
+          <w:tcPr>
+            <w:tcW w:w="1977" w:type="dxa"/>
+            <w:tcMar>
+              <w:top w:w="50" w:type="dxa"/>
+              <w:left w:w="90" w:type="dxa"/>
+              <w:bottom w:w="50" w:type="dxa"/>
+              <w:right w:w="90" w:type="dxa"/>
+            </w:tcMar>
+          </w:tcPr>
+          <w:p>
+            <w:pPr>
+              <w:spacing w:after="20" w:line="252" w:lineRule="auto"/>
+            </w:pPr>
+            <w:r>
+              <w:rPr>
+                <w:sz w:val="19"/>
+                <w:szCs w:val="19"/>
+              </w:rPr>
+              <w:t>3 to 30 characters, no spaces, no @</w:t>
+            </w:r>
+          </w:p>
+        </w:tc>
+        <w:tc>
+          <w:tcPr>
+            <w:tcW w:w="4449" w:type="dxa"/>
+            <w:tcMar>
+              <w:top w:w="50" w:type="dxa"/>
+              <w:left w:w="90" w:type="dxa"/>
+              <w:bottom w:w="50" w:type="dxa"/>
+              <w:right w:w="90" w:type="dxa"/>
+            </w:tcMar>
+          </w:tcPr>
+          <w:p>
+            <w:pPr>
+              <w:spacing w:after="20" w:line="252" w:lineRule="auto"/>
+            </w:pPr>
+            <w:r>
+              <w:rPr>
+                <w:sz w:val="19"/>
+                <w:szCs w:val="19"/>
+              </w:rPr>
+              <w:t>AuthService.java USER_NAME and website AuthModal.jsx USER_NAME_RULE (change both)</w:t>
+            </w:r>
+          </w:p>
+        </w:tc>
+      </w:tr>
+      <w:tr>
+        <w:tblPrEx>
+          <w:tblCellMar>
+            <w:top w:w="0" w:type="dxa"/>
+            <w:bottom w:w="0" w:type="dxa"/>
+          </w:tblCellMar>
+        </w:tblPrEx>
+        <w:trPr>
+          <w:cantSplit/>
+        </w:trPr>
+        <w:tc>
+          <w:tcPr>
+            <w:tcW w:w="3212" w:type="dxa"/>
+            <w:shd w:val="clear" w:color="auto" w:fill="F4F5F3"/>
+            <w:tcMar>
+              <w:top w:w="50" w:type="dxa"/>
+              <w:left w:w="90" w:type="dxa"/>
+              <w:bottom w:w="50" w:type="dxa"/>
+              <w:right w:w="90" w:type="dxa"/>
+            </w:tcMar>
+          </w:tcPr>
+          <w:p>
+            <w:pPr>
+              <w:spacing w:after="20" w:line="252" w:lineRule="auto"/>
+            </w:pPr>
+            <w:r>
+              <w:rPr>
+                <w:b/>
+                <w:bCs/>
+                <w:sz w:val="19"/>
+                <w:szCs w:val="19"/>
+              </w:rPr>
+              <w:lastRenderedPageBreak/>
               <w:t>Email check at sign-up</w:t>
             </w:r>
           </w:p>
@@ -15527,7 +15780,7 @@
         <w:sz w:val="16"/>
         <w:szCs w:val="16"/>
       </w:rPr>
-      <w:t>14</w:t>
+      <w:t>15</w:t>
     </w:r>
     <w:r>
       <w:rPr>
@@ -15576,7 +15829,7 @@
         <w:sz w:val="16"/>
         <w:szCs w:val="16"/>
       </w:rPr>
-      <w:t>14</w:t>
+      <w:t>15</w:t>
     </w:r>
     <w:r>
       <w:rPr>
@@ -15660,10 +15913,72 @@
 <file path=word/numbering.xml><?xml version="1.0" encoding="utf-8"?>
 <w:numbering xmlns:wpc="http://schemas.microsoft.com/office/word/2010/wordprocessingCanvas" xmlns:cx="http://schemas.microsoft.com/office/drawing/2014/chartex" xmlns:cx1="http://schemas.microsoft.com/office/drawing/2015/9/8/chartex" xmlns:mc="http://schemas.openxmlformats.org/markup-compatibility/2006" xmlns:o="urn:schemas-microsoft-com:office:office" xmlns:r="http://schemas.openxmlformats.org/officeDocument/2006/relationships" xmlns:m="http://schemas.openxmlformats.org/officeDocument/2006/math" xmlns:v="urn:schemas-microsoft-com:vml" xmlns:wp14="http://schemas.microsoft.com/office/word/2010/wordprocessingDrawing" xmlns:wp="http://schemas.openxmlformats.org/drawingml/2006/wordprocessingDrawing" xmlns:w10="urn:schemas-microsoft-com:office:word" xmlns:w="http://schemas.openxmlformats.org/wordprocessingml/2006/main" xmlns:w14="http://schemas.microsoft.com/office/word/2010/wordml" xmlns:w15="http://schemas.microsoft.com/office/word/2012/wordml" xmlns:w16se="http://schemas.microsoft.com/office/word/2015/wordml/symex" xmlns:wpg="http://schemas.microsoft.com/office/word/2010/wordprocessingGroup" xmlns:wpi="http://schemas.microsoft.com/office/word/2010/wordprocessingInk" xmlns:wne="http://schemas.microsoft.com/office/word/2006/wordml" xmlns:wps="http://schemas.microsoft.com/office/word/2010/wordprocessingShape" mc:Ignorable="w14 w15 w16se wp14">
   <w:abstractNum w:abstractNumId="0" w15:restartNumberingAfterBreak="0">
-    <w:nsid w:val="02EE069B"/>
+    <w:nsid w:val="53A411E0"/>
     <w:multiLevelType w:val="hybridMultilevel"/>
-    <w:tmpl w:val="532AF3F8"/>
-    <w:lvl w:ilvl="0" w:tplc="080E7204">
+    <w:tmpl w:val="F31ACD4E"/>
+    <w:lvl w:ilvl="0" w:tplc="D29077F0">
+      <w:start w:val="1"/>
+      <w:numFmt w:val="decimal"/>
+      <w:lvlText w:val="%1."/>
+      <w:lvlJc w:val="left"/>
+      <w:pPr>
+        <w:ind w:left="540" w:hanging="300"/>
+      </w:pPr>
+    </w:lvl>
+    <w:lvl w:ilvl="1" w:tplc="96DABE1E" w:tentative="1">
+      <w:start w:val="1"/>
+      <w:numFmt w:val="lowerLetter"/>
+      <w:lvlText w:val="%2."/>
+      <w:lvlJc w:val="left"/>
+      <w:pPr>
+        <w:ind w:left="940" w:hanging="300"/>
+      </w:pPr>
+    </w:lvl>
+    <w:lvl w:ilvl="2" w:tplc="F830026E" w:tentative="1">
+      <w:start w:val="1"/>
+      <w:numFmt w:val="lowerRoman"/>
+      <w:lvlText w:val="%3."/>
+      <w:lvlJc w:val="left"/>
+      <w:pPr>
+        <w:ind w:left="1340" w:hanging="300"/>
+      </w:pPr>
+    </w:lvl>
+    <w:lvl w:ilvl="3" w:tplc="9FB2DF66">
+      <w:numFmt w:val="decimal"/>
+      <w:lvlText w:val=""/>
+      <w:lvlJc w:val="left"/>
+    </w:lvl>
+    <w:lvl w:ilvl="4" w:tplc="0598DA78">
+      <w:numFmt w:val="decimal"/>
+      <w:lvlText w:val=""/>
+      <w:lvlJc w:val="left"/>
+    </w:lvl>
+    <w:lvl w:ilvl="5" w:tplc="C8F28E5E">
+      <w:numFmt w:val="decimal"/>
+      <w:lvlText w:val=""/>
+      <w:lvlJc w:val="left"/>
+    </w:lvl>
+    <w:lvl w:ilvl="6" w:tplc="2E4C687E">
+      <w:numFmt w:val="decimal"/>
+      <w:lvlText w:val=""/>
+      <w:lvlJc w:val="left"/>
+    </w:lvl>
+    <w:lvl w:ilvl="7" w:tplc="33A49386">
+      <w:numFmt w:val="decimal"/>
+      <w:lvlText w:val=""/>
+      <w:lvlJc w:val="left"/>
+    </w:lvl>
+    <w:lvl w:ilvl="8" w:tplc="E0C0DD84">
+      <w:numFmt w:val="decimal"/>
+      <w:lvlText w:val=""/>
+      <w:lvlJc w:val="left"/>
+    </w:lvl>
+  </w:abstractNum>
+  <w:abstractNum w:abstractNumId="1" w15:restartNumberingAfterBreak="0">
+    <w:nsid w:val="5A6E7F8C"/>
+    <w:multiLevelType w:val="hybridMultilevel"/>
+    <w:tmpl w:val="061A8F16"/>
+    <w:lvl w:ilvl="0" w:tplc="EAA45C3A">
       <w:start w:val="1"/>
       <w:numFmt w:val="bullet"/>
       <w:lvlText w:val="•"/>
@@ -15672,7 +15987,7 @@
         <w:ind w:left="540" w:hanging="300"/>
       </w:pPr>
     </w:lvl>
-    <w:lvl w:ilvl="1" w:tplc="A022ACA2" w:tentative="1">
+    <w:lvl w:ilvl="1" w:tplc="8CBEF0F4" w:tentative="1">
       <w:start w:val="1"/>
       <w:numFmt w:val="bullet"/>
       <w:lvlText w:val="–"/>
@@ -15681,7 +15996,7 @@
         <w:ind w:left="940" w:hanging="300"/>
       </w:pPr>
     </w:lvl>
-    <w:lvl w:ilvl="2" w:tplc="3410D340" w:tentative="1">
+    <w:lvl w:ilvl="2" w:tplc="4098601C" w:tentative="1">
       <w:start w:val="1"/>
       <w:numFmt w:val="bullet"/>
       <w:lvlText w:val="◦"/>
@@ -15690,42 +16005,42 @@
         <w:ind w:left="1340" w:hanging="300"/>
       </w:pPr>
     </w:lvl>
-    <w:lvl w:ilvl="3" w:tplc="E6143F10">
+    <w:lvl w:ilvl="3" w:tplc="A7EA59FE">
       <w:numFmt w:val="decimal"/>
       <w:lvlText w:val=""/>
       <w:lvlJc w:val="left"/>
     </w:lvl>
-    <w:lvl w:ilvl="4" w:tplc="C34CB50E">
+    <w:lvl w:ilvl="4" w:tplc="E954FBA8">
       <w:numFmt w:val="decimal"/>
       <w:lvlText w:val=""/>
       <w:lvlJc w:val="left"/>
     </w:lvl>
-    <w:lvl w:ilvl="5" w:tplc="7E8896EE">
+    <w:lvl w:ilvl="5" w:tplc="10D05084">
       <w:numFmt w:val="decimal"/>
       <w:lvlText w:val=""/>
       <w:lvlJc w:val="left"/>
     </w:lvl>
-    <w:lvl w:ilvl="6" w:tplc="B3F66746">
+    <w:lvl w:ilvl="6" w:tplc="404E620A">
       <w:numFmt w:val="decimal"/>
       <w:lvlText w:val=""/>
       <w:lvlJc w:val="left"/>
     </w:lvl>
-    <w:lvl w:ilvl="7" w:tplc="473643E4">
+    <w:lvl w:ilvl="7" w:tplc="798EC386">
       <w:numFmt w:val="decimal"/>
       <w:lvlText w:val=""/>
       <w:lvlJc w:val="left"/>
     </w:lvl>
-    <w:lvl w:ilvl="8" w:tplc="E89088D6">
+    <w:lvl w:ilvl="8" w:tplc="7B423A58">
       <w:numFmt w:val="decimal"/>
       <w:lvlText w:val=""/>
       <w:lvlJc w:val="left"/>
     </w:lvl>
   </w:abstractNum>
-  <w:abstractNum w:abstractNumId="1" w15:restartNumberingAfterBreak="0">
-    <w:nsid w:val="632F5FBE"/>
+  <w:abstractNum w:abstractNumId="2" w15:restartNumberingAfterBreak="0">
+    <w:nsid w:val="64E8568A"/>
     <w:multiLevelType w:val="hybridMultilevel"/>
-    <w:tmpl w:val="77C4FCFE"/>
-    <w:lvl w:ilvl="0" w:tplc="66542E56" w:tentative="1">
+    <w:tmpl w:val="7FBEFBAC"/>
+    <w:lvl w:ilvl="0" w:tplc="7AEC14A2" w:tentative="1">
       <w:start w:val="1"/>
       <w:numFmt w:val="bullet"/>
       <w:lvlText w:val="●"/>
@@ -15734,7 +16049,7 @@
         <w:ind w:left="720" w:hanging="360"/>
       </w:pPr>
     </w:lvl>
-    <w:lvl w:ilvl="1" w:tplc="18ACC3BA" w:tentative="1">
+    <w:lvl w:ilvl="1" w:tplc="00786916" w:tentative="1">
       <w:start w:val="1"/>
       <w:numFmt w:val="bullet"/>
       <w:lvlText w:val="○"/>
@@ -15743,7 +16058,7 @@
         <w:ind w:left="1440" w:hanging="360"/>
       </w:pPr>
     </w:lvl>
-    <w:lvl w:ilvl="2" w:tplc="6F7C3FFE" w:tentative="1">
+    <w:lvl w:ilvl="2" w:tplc="EC1EF780" w:tentative="1">
       <w:start w:val="1"/>
       <w:numFmt w:val="bullet"/>
       <w:lvlText w:val="■"/>
@@ -15752,7 +16067,7 @@
         <w:ind w:left="2160" w:hanging="360"/>
       </w:pPr>
     </w:lvl>
-    <w:lvl w:ilvl="3" w:tplc="826E4046" w:tentative="1">
+    <w:lvl w:ilvl="3" w:tplc="73F85F30" w:tentative="1">
       <w:start w:val="1"/>
       <w:numFmt w:val="bullet"/>
       <w:lvlText w:val="●"/>
@@ -15761,7 +16076,7 @@
         <w:ind w:left="2880" w:hanging="360"/>
       </w:pPr>
     </w:lvl>
-    <w:lvl w:ilvl="4" w:tplc="5156E62A" w:tentative="1">
+    <w:lvl w:ilvl="4" w:tplc="170C6936" w:tentative="1">
       <w:start w:val="1"/>
       <w:numFmt w:val="bullet"/>
       <w:lvlText w:val="○"/>
@@ -15770,7 +16085,7 @@
         <w:ind w:left="3600" w:hanging="360"/>
       </w:pPr>
     </w:lvl>
-    <w:lvl w:ilvl="5" w:tplc="7396C644" w:tentative="1">
+    <w:lvl w:ilvl="5" w:tplc="AA946F74" w:tentative="1">
       <w:start w:val="1"/>
       <w:numFmt w:val="bullet"/>
       <w:lvlText w:val="■"/>
@@ -15779,7 +16094,7 @@
         <w:ind w:left="4320" w:hanging="360"/>
       </w:pPr>
     </w:lvl>
-    <w:lvl w:ilvl="6" w:tplc="D54683C4" w:tentative="1">
+    <w:lvl w:ilvl="6" w:tplc="4886A1EC" w:tentative="1">
       <w:start w:val="1"/>
       <w:numFmt w:val="bullet"/>
       <w:lvlText w:val="●"/>
@@ -15788,7 +16103,7 @@
         <w:ind w:left="5040" w:hanging="360"/>
       </w:pPr>
     </w:lvl>
-    <w:lvl w:ilvl="7" w:tplc="769C98D4" w:tentative="1">
+    <w:lvl w:ilvl="7" w:tplc="60DEB37C" w:tentative="1">
       <w:start w:val="1"/>
       <w:numFmt w:val="bullet"/>
       <w:lvlText w:val="●"/>
@@ -15797,7 +16112,7 @@
         <w:ind w:left="5760" w:hanging="360"/>
       </w:pPr>
     </w:lvl>
-    <w:lvl w:ilvl="8" w:tplc="6B866CF2" w:tentative="1">
+    <w:lvl w:ilvl="8" w:tplc="2A0A2076" w:tentative="1">
       <w:start w:val="1"/>
       <w:numFmt w:val="bullet"/>
       <w:lvlText w:val="●"/>
@@ -15807,82 +16122,20 @@
       </w:pPr>
     </w:lvl>
   </w:abstractNum>
-  <w:abstractNum w:abstractNumId="2" w15:restartNumberingAfterBreak="0">
-    <w:nsid w:val="700251FE"/>
-    <w:multiLevelType w:val="hybridMultilevel"/>
-    <w:tmpl w:val="7DDE0994"/>
-    <w:lvl w:ilvl="0" w:tplc="F76EC934">
-      <w:start w:val="1"/>
-      <w:numFmt w:val="decimal"/>
-      <w:lvlText w:val="%1."/>
-      <w:lvlJc w:val="left"/>
-      <w:pPr>
-        <w:ind w:left="540" w:hanging="300"/>
-      </w:pPr>
-    </w:lvl>
-    <w:lvl w:ilvl="1" w:tplc="86F6F700" w:tentative="1">
-      <w:start w:val="1"/>
-      <w:numFmt w:val="lowerLetter"/>
-      <w:lvlText w:val="%2."/>
-      <w:lvlJc w:val="left"/>
-      <w:pPr>
-        <w:ind w:left="940" w:hanging="300"/>
-      </w:pPr>
-    </w:lvl>
-    <w:lvl w:ilvl="2" w:tplc="4B767EE4" w:tentative="1">
-      <w:start w:val="1"/>
-      <w:numFmt w:val="lowerRoman"/>
-      <w:lvlText w:val="%3."/>
-      <w:lvlJc w:val="left"/>
-      <w:pPr>
-        <w:ind w:left="1340" w:hanging="300"/>
-      </w:pPr>
-    </w:lvl>
-    <w:lvl w:ilvl="3" w:tplc="70444344">
-      <w:numFmt w:val="decimal"/>
-      <w:lvlText w:val=""/>
-      <w:lvlJc w:val="left"/>
-    </w:lvl>
-    <w:lvl w:ilvl="4" w:tplc="0FDCD12A">
-      <w:numFmt w:val="decimal"/>
-      <w:lvlText w:val=""/>
-      <w:lvlJc w:val="left"/>
-    </w:lvl>
-    <w:lvl w:ilvl="5" w:tplc="E36C5AA0">
-      <w:numFmt w:val="decimal"/>
-      <w:lvlText w:val=""/>
-      <w:lvlJc w:val="left"/>
-    </w:lvl>
-    <w:lvl w:ilvl="6" w:tplc="487E6DC6">
-      <w:numFmt w:val="decimal"/>
-      <w:lvlText w:val=""/>
-      <w:lvlJc w:val="left"/>
-    </w:lvl>
-    <w:lvl w:ilvl="7" w:tplc="B88679A0">
-      <w:numFmt w:val="decimal"/>
-      <w:lvlText w:val=""/>
-      <w:lvlJc w:val="left"/>
-    </w:lvl>
-    <w:lvl w:ilvl="8" w:tplc="5342A3EA">
-      <w:numFmt w:val="decimal"/>
-      <w:lvlText w:val=""/>
-      <w:lvlJc w:val="left"/>
-    </w:lvl>
-  </w:abstractNum>
   <w:num w:numId="1">
-    <w:abstractNumId w:val="1"/>
+    <w:abstractNumId w:val="2"/>
     <w:lvlOverride w:ilvl="0">
       <w:startOverride w:val="1"/>
     </w:lvlOverride>
   </w:num>
   <w:num w:numId="2">
-    <w:abstractNumId w:val="2"/>
+    <w:abstractNumId w:val="0"/>
     <w:lvlOverride w:ilvl="0">
       <w:startOverride w:val="1"/>
     </w:lvlOverride>
   </w:num>
   <w:num w:numId="3">
-    <w:abstractNumId w:val="0"/>
+    <w:abstractNumId w:val="1"/>
     <w:lvlOverride w:ilvl="0">
       <w:startOverride w:val="1"/>
     </w:lvlOverride>
@@ -16511,7 +16764,7 @@
     <w:autoRedefine/>
     <w:uiPriority w:val="39"/>
     <w:unhideWhenUsed/>
-    <w:rsid w:val="000F00CE"/>
+    <w:rsid w:val="00DD66E8"/>
     <w:pPr>
       <w:spacing w:after="100"/>
     </w:pPr>
@@ -16523,7 +16776,7 @@
     <w:autoRedefine/>
     <w:uiPriority w:val="39"/>
     <w:unhideWhenUsed/>
-    <w:rsid w:val="000F00CE"/>
+    <w:rsid w:val="00DD66E8"/>
     <w:pPr>
       <w:spacing w:after="100"/>
       <w:ind w:left="210"/>

--- a/documentation/02 Configuration and Production/Configuration and Secrets Reference.docx
+++ b/documentation/02 Configuration and Production/Configuration and Secrets Reference.docx
@@ -80,7 +80,7 @@
           <w:left w:w="10" w:type="dxa"/>
           <w:right w:w="10" w:type="dxa"/>
         </w:tblCellMar>
-        <w:tblLook w:val="04A0" w:firstRow="1" w:lastRow="0" w:firstColumn="1" w:lastColumn="0" w:noHBand="0" w:noVBand="1"/>
+        <w:tblLook w:val="0000" w:firstRow="0" w:lastRow="0" w:firstColumn="0" w:lastColumn="0" w:noHBand="0" w:noVBand="0"/>
       </w:tblPr>
       <w:tblGrid>
         <w:gridCol w:w="2600"/>
@@ -461,7 +461,7 @@
           <w:left w:w="10" w:type="dxa"/>
           <w:right w:w="10" w:type="dxa"/>
         </w:tblCellMar>
-        <w:tblLook w:val="04A0" w:firstRow="1" w:lastRow="0" w:firstColumn="1" w:lastColumn="0" w:noHBand="0" w:noVBand="1"/>
+        <w:tblLook w:val="0000" w:firstRow="0" w:lastRow="0" w:firstColumn="0" w:lastColumn="0" w:noHBand="0" w:noVBand="0"/>
       </w:tblPr>
       <w:tblGrid>
         <w:gridCol w:w="1300"/>
@@ -1244,7 +1244,14 @@
                 <w:sz w:val="19"/>
                 <w:szCs w:val="19"/>
               </w:rPr>
-              <w:t>M-Pesa live since 16 October 2026: the live keys and passkey are kept in application.properties only, never exported by a start script.</w:t>
+              <w:t xml:space="preserve">M-Pesa live since 16 October 2026: the </w:t>
+            </w:r>
+            <w:r>
+              <w:rPr>
+                <w:sz w:val="19"/>
+                <w:szCs w:val="19"/>
+              </w:rPr>
+              <w:t>live keys and passkey are kept in application.properties only, never exported by a start script.</w:t>
             </w:r>
           </w:p>
         </w:tc>
@@ -1312,14 +1319,7 @@
                 <w:sz w:val="19"/>
                 <w:szCs w:val="19"/>
               </w:rPr>
-              <w:t xml:space="preserve">SMS codes for phone numbers: the app.sms.* settings (Africa's Talking; Airtel numbers for now) and </w:t>
-            </w:r>
-            <w:r>
-              <w:rPr>
-                <w:sz w:val="19"/>
-                <w:szCs w:val="19"/>
-              </w:rPr>
-              <w:t>how to change them; the Bulk Orders email desk (orders_email).</w:t>
+              <w:t>SMS codes for phone numbers: the app.sms.* settings (Africa's Talking; Airtel numbers for now) and how to change them; the Bulk Orders email desk (orders_email).</w:t>
             </w:r>
           </w:p>
         </w:tc>
@@ -1387,7 +1387,14 @@
                 <w:sz w:val="19"/>
                 <w:szCs w:val="19"/>
               </w:rPr>
-              <w:t>Sign-in cut-off after the clean-up (AUTH_TOKENS_VALID_FROM) and what error answers may carry (server.error.*).</w:t>
+              <w:t>Sign-in cut-off after the clean-up (AUTH_TOKENS_VALID_FROM) and what erro</w:t>
+            </w:r>
+            <w:r>
+              <w:rPr>
+                <w:sz w:val="19"/>
+                <w:szCs w:val="19"/>
+              </w:rPr>
+              <w:t>r answers may carry (server.error.*).</w:t>
             </w:r>
           </w:p>
         </w:tc>
@@ -1455,14 +1462,75 @@
                 <w:sz w:val="19"/>
                 <w:szCs w:val="19"/>
               </w:rPr>
-              <w:t>Idle lock minutes and the password rules</w:t>
-            </w:r>
-            <w:r>
-              <w:rPr>
-                <w:sz w:val="19"/>
-                <w:szCs w:val="19"/>
-              </w:rPr>
-              <w:t xml:space="preserve"> among the business rules.</w:t>
+              <w:t>Idle lock minutes and the password rules among the business rules.</w:t>
+            </w:r>
+          </w:p>
+        </w:tc>
+      </w:tr>
+      <w:tr>
+        <w:tblPrEx>
+          <w:tblCellMar>
+            <w:top w:w="0" w:type="dxa"/>
+            <w:bottom w:w="0" w:type="dxa"/>
+          </w:tblCellMar>
+        </w:tblPrEx>
+        <w:tc>
+          <w:tcPr>
+            <w:tcW w:w="1300" w:type="dxa"/>
+            <w:tcMar>
+              <w:top w:w="50" w:type="dxa"/>
+              <w:left w:w="90" w:type="dxa"/>
+              <w:bottom w:w="50" w:type="dxa"/>
+              <w:right w:w="90" w:type="dxa"/>
+            </w:tcMar>
+          </w:tcPr>
+          <w:p>
+            <w:r>
+              <w:rPr>
+                <w:sz w:val="19"/>
+                <w:szCs w:val="19"/>
+              </w:rPr>
+              <w:t>1.1</w:t>
+            </w:r>
+          </w:p>
+        </w:tc>
+        <w:tc>
+          <w:tcPr>
+            <w:tcW w:w="1900" w:type="dxa"/>
+            <w:tcMar>
+              <w:top w:w="50" w:type="dxa"/>
+              <w:left w:w="90" w:type="dxa"/>
+              <w:bottom w:w="50" w:type="dxa"/>
+              <w:right w:w="90" w:type="dxa"/>
+            </w:tcMar>
+          </w:tcPr>
+          <w:p>
+            <w:r>
+              <w:rPr>
+                <w:sz w:val="19"/>
+                <w:szCs w:val="19"/>
+              </w:rPr>
+              <w:t>24 October 2026</w:t>
+            </w:r>
+          </w:p>
+        </w:tc>
+        <w:tc>
+          <w:tcPr>
+            <w:tcW w:w="6438" w:type="dxa"/>
+            <w:tcMar>
+              <w:top w:w="50" w:type="dxa"/>
+              <w:left w:w="90" w:type="dxa"/>
+              <w:bottom w:w="50" w:type="dxa"/>
+              <w:right w:w="90" w:type="dxa"/>
+            </w:tcMar>
+          </w:tcPr>
+          <w:p>
+            <w:r>
+              <w:rPr>
+                <w:sz w:val="19"/>
+                <w:szCs w:val="19"/>
+              </w:rPr>
+              <w:t>The rule for orders near their promised date.</w:t>
             </w:r>
           </w:p>
         </w:tc>
@@ -1478,7 +1546,15 @@
           <w:sz w:val="20"/>
           <w:szCs w:val="20"/>
         </w:rPr>
-        <w:t>Keep this document up to date: when a feature, setting or server changes, edit the matching section here and add a line to the table above.</w:t>
+        <w:t>Keep this document up to date: when a feature, setting or serv</w:t>
+      </w:r>
+      <w:r>
+        <w:rPr>
+          <w:color w:val="5F6B66"/>
+          <w:sz w:val="20"/>
+          <w:szCs w:val="20"/>
+        </w:rPr>
+        <w:t>er changes, edit the matching section here and add a line to the table above.</w:t>
       </w:r>
     </w:p>
     <w:p>
@@ -1499,7 +1575,7 @@
     <w:sdt>
       <w:sdtPr>
         <w:alias w:val="Contents"/>
-        <w:id w:val="-846711039"/>
+        <w:id w:val="-1422173400"/>
       </w:sdtPr>
       <w:sdtEndPr/>
       <w:sdtContent>
@@ -1526,7 +1602,7 @@
           <w:r>
             <w:fldChar w:fldCharType="separate"/>
           </w:r>
-          <w:hyperlink w:anchor="_Toc243693299" w:history="1">
+          <w:hyperlink w:anchor="_Toc243694786" w:history="1">
             <w:r>
               <w:rPr>
                 <w:rStyle w:val="Hyperlink"/>
@@ -1550,7 +1626,7 @@
               <w:rPr>
                 <w:noProof/>
               </w:rPr>
-              <w:instrText xml:space="preserve"> PAGEREF _Toc243693299 \h </w:instrText>
+              <w:instrText xml:space="preserve"> PAGEREF _Toc243694786 \h </w:instrText>
             </w:r>
             <w:r>
               <w:rPr>
@@ -1567,7 +1643,7 @@
               <w:rPr>
                 <w:noProof/>
               </w:rPr>
-              <w:t>3</w:t>
+              <w:t>4</w:t>
             </w:r>
             <w:r>
               <w:rPr>
@@ -1591,7 +1667,7 @@
               <w:szCs w:val="22"/>
             </w:rPr>
           </w:pPr>
-          <w:hyperlink w:anchor="_Toc243693300" w:history="1">
+          <w:hyperlink w:anchor="_Toc243694787" w:history="1">
             <w:r>
               <w:rPr>
                 <w:rStyle w:val="Hyperlink"/>
@@ -1615,7 +1691,7 @@
               <w:rPr>
                 <w:noProof/>
               </w:rPr>
-              <w:instrText xml:space="preserve"> PAGEREF _Toc243693300 \h </w:instrText>
+              <w:instrText xml:space="preserve"> PAGEREF _Toc243694787 \h </w:instrText>
             </w:r>
             <w:r>
               <w:rPr>
@@ -1632,7 +1708,7 @@
               <w:rPr>
                 <w:noProof/>
               </w:rPr>
-              <w:t>4</w:t>
+              <w:t>5</w:t>
             </w:r>
             <w:r>
               <w:rPr>
@@ -1656,7 +1732,7 @@
               <w:szCs w:val="22"/>
             </w:rPr>
           </w:pPr>
-          <w:hyperlink w:anchor="_Toc243693301" w:history="1">
+          <w:hyperlink w:anchor="_Toc243694788" w:history="1">
             <w:r>
               <w:rPr>
                 <w:rStyle w:val="Hyperlink"/>
@@ -1680,7 +1756,7 @@
               <w:rPr>
                 <w:noProof/>
               </w:rPr>
-              <w:instrText xml:space="preserve"> PAGEREF _Toc243693301 \h </w:instrText>
+              <w:instrText xml:space="preserve"> PAGEREF _Toc243694788 \h </w:instrText>
             </w:r>
             <w:r>
               <w:rPr>
@@ -1697,7 +1773,7 @@
               <w:rPr>
                 <w:noProof/>
               </w:rPr>
-              <w:t>5</w:t>
+              <w:t>6</w:t>
             </w:r>
             <w:r>
               <w:rPr>
@@ -1721,7 +1797,7 @@
               <w:szCs w:val="22"/>
             </w:rPr>
           </w:pPr>
-          <w:hyperlink w:anchor="_Toc243693302" w:history="1">
+          <w:hyperlink w:anchor="_Toc243694789" w:history="1">
             <w:r>
               <w:rPr>
                 <w:rStyle w:val="Hyperlink"/>
@@ -1745,7 +1821,7 @@
               <w:rPr>
                 <w:noProof/>
               </w:rPr>
-              <w:instrText xml:space="preserve"> PAGEREF _Toc243693302 \h </w:instrText>
+              <w:instrText xml:space="preserve"> PAGEREF _Toc243694789 \h </w:instrText>
             </w:r>
             <w:r>
               <w:rPr>
@@ -1762,7 +1838,7 @@
               <w:rPr>
                 <w:noProof/>
               </w:rPr>
-              <w:t>6</w:t>
+              <w:t>7</w:t>
             </w:r>
             <w:r>
               <w:rPr>
@@ -1786,7 +1862,7 @@
               <w:szCs w:val="22"/>
             </w:rPr>
           </w:pPr>
-          <w:hyperlink w:anchor="_Toc243693303" w:history="1">
+          <w:hyperlink w:anchor="_Toc243694790" w:history="1">
             <w:r>
               <w:rPr>
                 <w:rStyle w:val="Hyperlink"/>
@@ -1810,7 +1886,7 @@
               <w:rPr>
                 <w:noProof/>
               </w:rPr>
-              <w:instrText xml:space="preserve"> PAGEREF _Toc243693303 \h </w:instrText>
+              <w:instrText xml:space="preserve"> PAGEREF _Toc243694790 \h </w:instrText>
             </w:r>
             <w:r>
               <w:rPr>
@@ -1827,7 +1903,7 @@
               <w:rPr>
                 <w:noProof/>
               </w:rPr>
-              <w:t>6</w:t>
+              <w:t>7</w:t>
             </w:r>
             <w:r>
               <w:rPr>
@@ -1851,7 +1927,7 @@
               <w:szCs w:val="22"/>
             </w:rPr>
           </w:pPr>
-          <w:hyperlink w:anchor="_Toc243693304" w:history="1">
+          <w:hyperlink w:anchor="_Toc243694791" w:history="1">
             <w:r>
               <w:rPr>
                 <w:rStyle w:val="Hyperlink"/>
@@ -1875,7 +1951,7 @@
               <w:rPr>
                 <w:noProof/>
               </w:rPr>
-              <w:instrText xml:space="preserve"> PAGEREF _Toc243693304 \h </w:instrText>
+              <w:instrText xml:space="preserve"> PAGEREF _Toc243694791 \h </w:instrText>
             </w:r>
             <w:r>
               <w:rPr>
@@ -1892,7 +1968,7 @@
               <w:rPr>
                 <w:noProof/>
               </w:rPr>
-              <w:t>7</w:t>
+              <w:t>8</w:t>
             </w:r>
             <w:r>
               <w:rPr>
@@ -1916,7 +1992,7 @@
               <w:szCs w:val="22"/>
             </w:rPr>
           </w:pPr>
-          <w:hyperlink w:anchor="_Toc243693305" w:history="1">
+          <w:hyperlink w:anchor="_Toc243694792" w:history="1">
             <w:r>
               <w:rPr>
                 <w:rStyle w:val="Hyperlink"/>
@@ -1940,7 +2016,7 @@
               <w:rPr>
                 <w:noProof/>
               </w:rPr>
-              <w:instrText xml:space="preserve"> PAGEREF _Toc243693305 \h </w:instrText>
+              <w:instrText xml:space="preserve"> PAGEREF _Toc243694792 \h </w:instrText>
             </w:r>
             <w:r>
               <w:rPr>
@@ -1957,7 +2033,7 @@
               <w:rPr>
                 <w:noProof/>
               </w:rPr>
-              <w:t>10</w:t>
+              <w:t>11</w:t>
             </w:r>
             <w:r>
               <w:rPr>
@@ -1981,7 +2057,7 @@
               <w:szCs w:val="22"/>
             </w:rPr>
           </w:pPr>
-          <w:hyperlink w:anchor="_Toc243693306" w:history="1">
+          <w:hyperlink w:anchor="_Toc243694793" w:history="1">
             <w:r>
               <w:rPr>
                 <w:rStyle w:val="Hyperlink"/>
@@ -2005,7 +2081,7 @@
               <w:rPr>
                 <w:noProof/>
               </w:rPr>
-              <w:instrText xml:space="preserve"> PAGEREF _Toc243693306 \h </w:instrText>
+              <w:instrText xml:space="preserve"> PAGEREF _Toc243694793 \h </w:instrText>
             </w:r>
             <w:r>
               <w:rPr>
@@ -2022,7 +2098,7 @@
               <w:rPr>
                 <w:noProof/>
               </w:rPr>
-              <w:t>10</w:t>
+              <w:t>11</w:t>
             </w:r>
             <w:r>
               <w:rPr>
@@ -2046,7 +2122,7 @@
               <w:szCs w:val="22"/>
             </w:rPr>
           </w:pPr>
-          <w:hyperlink w:anchor="_Toc243693307" w:history="1">
+          <w:hyperlink w:anchor="_Toc243694794" w:history="1">
             <w:r>
               <w:rPr>
                 <w:rStyle w:val="Hyperlink"/>
@@ -2070,7 +2146,7 @@
               <w:rPr>
                 <w:noProof/>
               </w:rPr>
-              <w:instrText xml:space="preserve"> PAGEREF _Toc243693307 \h </w:instrText>
+              <w:instrText xml:space="preserve"> PAGEREF _Toc243694794 \h </w:instrText>
             </w:r>
             <w:r>
               <w:rPr>
@@ -2087,7 +2163,7 @@
               <w:rPr>
                 <w:noProof/>
               </w:rPr>
-              <w:t>11</w:t>
+              <w:t>12</w:t>
             </w:r>
             <w:r>
               <w:rPr>
@@ -2111,7 +2187,7 @@
               <w:szCs w:val="22"/>
             </w:rPr>
           </w:pPr>
-          <w:hyperlink w:anchor="_Toc243693308" w:history="1">
+          <w:hyperlink w:anchor="_Toc243694795" w:history="1">
             <w:r>
               <w:rPr>
                 <w:rStyle w:val="Hyperlink"/>
@@ -2135,7 +2211,7 @@
               <w:rPr>
                 <w:noProof/>
               </w:rPr>
-              <w:instrText xml:space="preserve"> PAGEREF _Toc243693308 \h </w:instrText>
+              <w:instrText xml:space="preserve"> PAGEREF _Toc243694795 \h </w:instrText>
             </w:r>
             <w:r>
               <w:rPr>
@@ -2152,7 +2228,7 @@
               <w:rPr>
                 <w:noProof/>
               </w:rPr>
-              <w:t>12</w:t>
+              <w:t>13</w:t>
             </w:r>
             <w:r>
               <w:rPr>
@@ -2176,7 +2252,7 @@
               <w:szCs w:val="22"/>
             </w:rPr>
           </w:pPr>
-          <w:hyperlink w:anchor="_Toc243693309" w:history="1">
+          <w:hyperlink w:anchor="_Toc243694796" w:history="1">
             <w:r>
               <w:rPr>
                 <w:rStyle w:val="Hyperlink"/>
@@ -2200,7 +2276,7 @@
               <w:rPr>
                 <w:noProof/>
               </w:rPr>
-              <w:instrText xml:space="preserve"> PAGEREF _Toc243693309 \h </w:instrText>
+              <w:instrText xml:space="preserve"> PAGEREF _Toc243694796 \h </w:instrText>
             </w:r>
             <w:r>
               <w:rPr>
@@ -2217,7 +2293,7 @@
               <w:rPr>
                 <w:noProof/>
               </w:rPr>
-              <w:t>13</w:t>
+              <w:t>14</w:t>
             </w:r>
             <w:r>
               <w:rPr>
@@ -2243,7 +2319,7 @@
       <w:pPr>
         <w:pStyle w:val="Heading1"/>
       </w:pPr>
-      <w:bookmarkStart w:id="1" w:name="_Toc243693299"/>
+      <w:bookmarkStart w:id="1" w:name="_Toc243694786"/>
       <w:r>
         <w:lastRenderedPageBreak/>
         <w:t>1  Introduction</w:t>
@@ -2276,7 +2352,10 @@
         <w:t xml:space="preserve">Security: </w:t>
       </w:r>
       <w:r>
-        <w:t>Never put secret values in documents, emails, chat messages or source control.</w:t>
+        <w:t xml:space="preserve">Never put secret values in documents, emails, chat messages or </w:t>
+      </w:r>
+      <w:r>
+        <w:t>source control.</w:t>
       </w:r>
     </w:p>
     <w:p>
@@ -2301,7 +2380,7 @@
       <w:pPr>
         <w:pStyle w:val="Heading1"/>
       </w:pPr>
-      <w:bookmarkStart w:id="2" w:name="_Toc243693300"/>
+      <w:bookmarkStart w:id="2" w:name="_Toc243694787"/>
       <w:r>
         <w:lastRenderedPageBreak/>
         <w:t>2  Where configuration lives</w:t>
@@ -2324,7 +2403,7 @@
           <w:left w:w="10" w:type="dxa"/>
           <w:right w:w="10" w:type="dxa"/>
         </w:tblCellMar>
-        <w:tblLook w:val="04A0" w:firstRow="1" w:lastRow="0" w:firstColumn="1" w:lastColumn="0" w:noHBand="0" w:noVBand="1"/>
+        <w:tblLook w:val="0000" w:firstRow="0" w:lastRow="0" w:firstColumn="0" w:lastColumn="0" w:noHBand="0" w:noVBand="0"/>
       </w:tblPr>
       <w:tblGrid>
         <w:gridCol w:w="2168"/>
@@ -2365,17 +2444,7 @@
                 <w:sz w:val="19"/>
                 <w:szCs w:val="19"/>
               </w:rPr>
-              <w:t>Componen</w:t>
-            </w:r>
-            <w:r>
-              <w:rPr>
-                <w:b/>
-                <w:bCs/>
-                <w:color w:val="FFFFFF"/>
-                <w:sz w:val="19"/>
-                <w:szCs w:val="19"/>
-              </w:rPr>
-              <w:t>t</w:t>
+              <w:t>Component</w:t>
             </w:r>
           </w:p>
         </w:tc>
@@ -3291,7 +3360,7 @@
       <w:pPr>
         <w:pStyle w:val="Heading1"/>
       </w:pPr>
-      <w:bookmarkStart w:id="3" w:name="_Toc243693301"/>
+      <w:bookmarkStart w:id="3" w:name="_Toc243694788"/>
       <w:r>
         <w:lastRenderedPageBreak/>
         <w:t>3  Secrets inventory</w:t>
@@ -3314,7 +3383,7 @@
           <w:left w:w="10" w:type="dxa"/>
           <w:right w:w="10" w:type="dxa"/>
         </w:tblCellMar>
-        <w:tblLook w:val="04A0" w:firstRow="1" w:lastRow="0" w:firstColumn="1" w:lastColumn="0" w:noHBand="0" w:noVBand="1"/>
+        <w:tblLook w:val="0000" w:firstRow="0" w:lastRow="0" w:firstColumn="0" w:lastColumn="0" w:noHBand="0" w:noVBand="0"/>
       </w:tblPr>
       <w:tblGrid>
         <w:gridCol w:w="2465"/>
@@ -4597,14 +4666,7 @@
                 <w:sz w:val="19"/>
                 <w:szCs w:val="19"/>
               </w:rPr>
-              <w:t>An App Password of the business Gmail, created 7 October 2026. It can read and send all of that mailbox's mail - keep it only in that file. Changing the Gmail passw</w:t>
-            </w:r>
-            <w:r>
-              <w:rPr>
-                <w:sz w:val="19"/>
-                <w:szCs w:val="19"/>
-              </w:rPr>
-              <w:t>ord cancels it: create a new one (Google Account, Security, App passwords) and replace it.</w:t>
+              <w:t>An App Password of the business Gmail, created 7 October 2026. It can read and send all of that mailbox's mail - keep it only in that file. Changing the Gmail password cancels it: create a new one (Google Account, Security, App passwords) and replace it.</w:t>
             </w:r>
           </w:p>
         </w:tc>
@@ -4957,7 +5019,7 @@
       <w:pPr>
         <w:pStyle w:val="Heading2"/>
       </w:pPr>
-      <w:bookmarkStart w:id="4" w:name="_Toc243693302"/>
+      <w:bookmarkStart w:id="4" w:name="_Toc243694789"/>
       <w:r>
         <w:t>3.1  Recommended: one protected secrets file</w:t>
       </w:r>
@@ -5098,7 +5160,7 @@
       <w:pPr>
         <w:pStyle w:val="Heading2"/>
       </w:pPr>
-      <w:bookmarkStart w:id="5" w:name="_Toc243693303"/>
+      <w:bookmarkStart w:id="5" w:name="_Toc243694790"/>
       <w:r>
         <w:t>3.2  Rotating a secret</w:t>
       </w:r>
@@ -5120,7 +5182,7 @@
           <w:left w:w="10" w:type="dxa"/>
           <w:right w:w="10" w:type="dxa"/>
         </w:tblCellMar>
-        <w:tblLook w:val="04A0" w:firstRow="1" w:lastRow="0" w:firstColumn="1" w:lastColumn="0" w:noHBand="0" w:noVBand="1"/>
+        <w:tblLook w:val="0000" w:firstRow="0" w:lastRow="0" w:firstColumn="0" w:lastColumn="0" w:noHBand="0" w:noVBand="0"/>
       </w:tblPr>
       <w:tblGrid>
         <w:gridCol w:w="2536"/>
@@ -5506,7 +5568,7 @@
       <w:pPr>
         <w:pStyle w:val="Heading1"/>
       </w:pPr>
-      <w:bookmarkStart w:id="6" w:name="_Toc243693304"/>
+      <w:bookmarkStart w:id="6" w:name="_Toc243694791"/>
       <w:r>
         <w:lastRenderedPageBreak/>
         <w:t>4  Backend settings</w:t>
@@ -5529,7 +5591,7 @@
           <w:left w:w="10" w:type="dxa"/>
           <w:right w:w="10" w:type="dxa"/>
         </w:tblCellMar>
-        <w:tblLook w:val="04A0" w:firstRow="1" w:lastRow="0" w:firstColumn="1" w:lastColumn="0" w:noHBand="0" w:noVBand="1"/>
+        <w:tblLook w:val="0000" w:firstRow="0" w:lastRow="0" w:firstColumn="0" w:lastColumn="0" w:noHBand="0" w:noVBand="0"/>
       </w:tblPr>
       <w:tblGrid>
         <w:gridCol w:w="2017"/>
@@ -6805,7 +6867,14 @@
                 <w:sz w:val="19"/>
                 <w:szCs w:val="19"/>
               </w:rPr>
-              <w:t>What an error answer may carry: never a stack trace or exception name; the message stays (the servers in front pass on only the ones written for people).</w:t>
+              <w:t>What an error answer may carry: never a stack trace or exception name; the message stays (the servers in front pass on only the ones w</w:t>
+            </w:r>
+            <w:r>
+              <w:rPr>
+                <w:sz w:val="19"/>
+                <w:szCs w:val="19"/>
+              </w:rPr>
+              <w:t>ritten for people).</w:t>
             </w:r>
           </w:p>
         </w:tc>
@@ -9977,7 +10046,7 @@
       <w:pPr>
         <w:pStyle w:val="Heading1"/>
       </w:pPr>
-      <w:bookmarkStart w:id="7" w:name="_Toc243693305"/>
+      <w:bookmarkStart w:id="7" w:name="_Toc243694792"/>
       <w:r>
         <w:lastRenderedPageBreak/>
         <w:t>5  Client-facing servers</w:t>
@@ -10000,7 +10069,7 @@
           <w:left w:w="10" w:type="dxa"/>
           <w:right w:w="10" w:type="dxa"/>
         </w:tblCellMar>
-        <w:tblLook w:val="04A0" w:firstRow="1" w:lastRow="0" w:firstColumn="1" w:lastColumn="0" w:noHBand="0" w:noVBand="1"/>
+        <w:tblLook w:val="0000" w:firstRow="0" w:lastRow="0" w:firstColumn="0" w:lastColumn="0" w:noHBand="0" w:noVBand="0"/>
       </w:tblPr>
       <w:tblGrid>
         <w:gridCol w:w="2465"/>
@@ -10692,7 +10761,7 @@
       <w:pPr>
         <w:pStyle w:val="Heading2"/>
       </w:pPr>
-      <w:bookmarkStart w:id="8" w:name="_Toc243693306"/>
+      <w:bookmarkStart w:id="8" w:name="_Toc243694793"/>
       <w:r>
         <w:t>5.1  SMS codes for phone numbers (Africa's Talking)</w:t>
       </w:r>
@@ -10725,7 +10794,7 @@
           <w:left w:w="10" w:type="dxa"/>
           <w:right w:w="10" w:type="dxa"/>
         </w:tblCellMar>
-        <w:tblLook w:val="04A0" w:firstRow="1" w:lastRow="0" w:firstColumn="1" w:lastColumn="0" w:noHBand="0" w:noVBand="1"/>
+        <w:tblLook w:val="0000" w:firstRow="0" w:lastRow="0" w:firstColumn="0" w:lastColumn="0" w:noHBand="0" w:noVBand="0"/>
       </w:tblPr>
       <w:tblGrid>
         <w:gridCol w:w="3043"/>
@@ -10921,14 +10990,14 @@
                 <w:sz w:val="19"/>
                 <w:szCs w:val="19"/>
               </w:rPr>
-              <w:t xml:space="preserve">Apply for Dateroem's own sender name (transactional) in the Africa's Talking dashboard. Once approved: app.sms.sender-id = that name, app.sms.networks = all; restart the backend; test with a Safaricom phone; update the Help page question about creating an </w:t>
-            </w:r>
-            <w:r>
-              <w:rPr>
-                <w:sz w:val="19"/>
-                <w:szCs w:val="19"/>
-              </w:rPr>
-              <w:t>account.</w:t>
+              <w:t>Apply for Dateroem's own sender name (transactional) in the Africa's Talking dashboard. Once approved: app.sms.sender-id = that name, app.sms.networks = all; restart the backend; test with a Safaricom phone; update the Help page question about cre</w:t>
+            </w:r>
+            <w:r>
+              <w:rPr>
+                <w:sz w:val="19"/>
+                <w:szCs w:val="19"/>
+              </w:rPr>
+              <w:t>ating an account.</w:t>
             </w:r>
           </w:p>
         </w:tc>
@@ -11068,7 +11137,7 @@
       <w:pPr>
         <w:pStyle w:val="Heading1"/>
       </w:pPr>
-      <w:bookmarkStart w:id="9" w:name="_Toc243693307"/>
+      <w:bookmarkStart w:id="9" w:name="_Toc243694794"/>
       <w:r>
         <w:lastRenderedPageBreak/>
         <w:t>6  Changing the company phone number</w:t>
@@ -11080,10 +11149,10 @@
         <w:spacing w:after="120" w:line="276" w:lineRule="auto"/>
       </w:pPr>
       <w:r>
-        <w:t>The company phone number is +254182995011 since 9 Octo</w:t>
+        <w:t>The company phone number is +254182995011 since 9 October 2026 (before: 0700878260). It is one number for calls and WhatsApp. It is set in the website server only - the website reads it from there - so a change is one or two lines and a restart, with no ne</w:t>
       </w:r>
       <w:r>
-        <w:t>ber 2026 (before: 0700878260). It is one number for calls and WhatsApp. It is set in the website server only - the website reads it from there - so a change is one or two lines and a restart, with no new build of the website or the apps.</w:t>
+        <w:t>w build of the website or the apps.</w:t>
       </w:r>
     </w:p>
     <w:tbl>
@@ -11102,7 +11171,7 @@
           <w:left w:w="10" w:type="dxa"/>
           <w:right w:w="10" w:type="dxa"/>
         </w:tblCellMar>
-        <w:tblLook w:val="04A0" w:firstRow="1" w:lastRow="0" w:firstColumn="1" w:lastColumn="0" w:noHBand="0" w:noVBand="1"/>
+        <w:tblLook w:val="0000" w:firstRow="0" w:lastRow="0" w:firstColumn="0" w:lastColumn="0" w:noHBand="0" w:noVBand="0"/>
       </w:tblPr>
       <w:tblGrid>
         <w:gridCol w:w="3297"/>
@@ -11170,17 +11239,7 @@
                 <w:sz w:val="19"/>
                 <w:szCs w:val="19"/>
               </w:rPr>
-              <w:t>What to chan</w:t>
-            </w:r>
-            <w:r>
-              <w:rPr>
-                <w:b/>
-                <w:bCs/>
-                <w:color w:val="FFFFFF"/>
-                <w:sz w:val="19"/>
-                <w:szCs w:val="19"/>
-              </w:rPr>
-              <w:t>ge</w:t>
+              <w:t>What to change</w:t>
             </w:r>
           </w:p>
         </w:tc>
@@ -11763,10 +11822,13 @@
         <w:t xml:space="preserve">Note: </w:t>
       </w:r>
       <w:r>
-        <w:t>Not the same thing - do not change these for a new company number: staff and farmer phone numbers (USERS, FARMER - each person's own number, used to check where Send Money may go); past payments (PRODUCT_PAYMENTS, the audit log - history); and the phone ap</w:t>
+        <w:t>Not the same thing - do not change these fo</w:t>
       </w:r>
       <w:r>
-        <w:t>p's company SIM for M-Pesa SMS Sync, which is chosen on the phone itself (Transactions, M-Pesa SMS Sync) and changes only if the SIM that receives the M-Pesa messages changes.</w:t>
+        <w:t xml:space="preserve">r a new company number: staff and farmer phone numbers (USERS, FARMER - each person's own number, used to check where Send Money may go); past payments (PRODUCT_PAYMENTS, the audit log - history); and the phone app's company SIM for M-Pesa SMS Sync, which </w:t>
+      </w:r>
+      <w:r>
+        <w:t>is chosen on the phone itself (Transactions, M-Pesa SMS Sync) and changes only if the SIM that receives the M-Pesa messages changes.</w:t>
       </w:r>
     </w:p>
     <w:p>
@@ -11778,7 +11840,7 @@
       <w:pPr>
         <w:pStyle w:val="Heading1"/>
       </w:pPr>
-      <w:bookmarkStart w:id="10" w:name="_Toc243693308"/>
+      <w:bookmarkStart w:id="10" w:name="_Toc243694795"/>
       <w:r>
         <w:lastRenderedPageBreak/>
         <w:t>7  Website, apps and routing</w:t>
@@ -11801,7 +11863,7 @@
           <w:left w:w="10" w:type="dxa"/>
           <w:right w:w="10" w:type="dxa"/>
         </w:tblCellMar>
-        <w:tblLook w:val="04A0" w:firstRow="1" w:lastRow="0" w:firstColumn="1" w:lastColumn="0" w:noHBand="0" w:noVBand="1"/>
+        <w:tblLook w:val="0000" w:firstRow="0" w:lastRow="0" w:firstColumn="0" w:lastColumn="0" w:noHBand="0" w:noVBand="0"/>
       </w:tblPr>
       <w:tblGrid>
         <w:gridCol w:w="2891"/>
@@ -11955,14 +12017,7 @@
                 <w:sz w:val="19"/>
                 <w:szCs w:val="19"/>
               </w:rPr>
-              <w:t>fr</w:t>
-            </w:r>
-            <w:r>
-              <w:rPr>
-                <w:sz w:val="19"/>
-                <w:szCs w:val="19"/>
-              </w:rPr>
-              <w:t>ontend/website/.env VITE_API_BASE_URL</w:t>
+              <w:t>frontend/website/.env VITE_API_BASE_URL</w:t>
             </w:r>
           </w:p>
         </w:tc>
@@ -13122,7 +13177,7 @@
       <w:pPr>
         <w:pStyle w:val="Heading1"/>
       </w:pPr>
-      <w:bookmarkStart w:id="11" w:name="_Toc243693309"/>
+      <w:bookmarkStart w:id="11" w:name="_Toc243694796"/>
       <w:r>
         <w:lastRenderedPageBreak/>
         <w:t>8  Business rules you can tune</w:t>
@@ -13153,7 +13208,7 @@
           <w:left w:w="10" w:type="dxa"/>
           <w:right w:w="10" w:type="dxa"/>
         </w:tblCellMar>
-        <w:tblLook w:val="04A0" w:firstRow="1" w:lastRow="0" w:firstColumn="1" w:lastColumn="0" w:noHBand="0" w:noVBand="1"/>
+        <w:tblLook w:val="0000" w:firstRow="0" w:lastRow="0" w:firstColumn="0" w:lastColumn="0" w:noHBand="0" w:noVBand="0"/>
       </w:tblPr>
       <w:tblGrid>
         <w:gridCol w:w="3212"/>
@@ -13451,7 +13506,7 @@
                 <w:sz w:val="19"/>
                 <w:szCs w:val="19"/>
               </w:rPr>
-              <w:t>Spacing of M-Pesa status checks</w:t>
+              <w:t>Waiting order marked DUE SOON / LATE</w:t>
             </w:r>
           </w:p>
         </w:tc>
@@ -13474,7 +13529,7 @@
                 <w:sz w:val="19"/>
                 <w:szCs w:val="19"/>
               </w:rPr>
-              <w:t>8 seconds</w:t>
+              <w:t>Last quarter of the promised time, at least 5 days before the date / after the date</w:t>
             </w:r>
           </w:p>
         </w:tc>
@@ -13497,7 +13552,7 @@
                 <w:sz w:val="19"/>
                 <w:szCs w:val="19"/>
               </w:rPr>
-              <w:t>OrderService.java RECONCILE_MIN_INTERVAL_MS</w:t>
+              <w:t>DeliveryDeadline.java MIN_WARNING_DAYS and of()</w:t>
             </w:r>
           </w:p>
         </w:tc>
@@ -13534,7 +13589,7 @@
                 <w:sz w:val="19"/>
                 <w:szCs w:val="19"/>
               </w:rPr>
-              <w:t>Payouts blocked while one is pending</w:t>
+              <w:t>Spacing of M-Pesa status checks</w:t>
             </w:r>
           </w:p>
         </w:tc>
@@ -13558,7 +13613,7 @@
                 <w:sz w:val="19"/>
                 <w:szCs w:val="19"/>
               </w:rPr>
-              <w:t>10 minutes</w:t>
+              <w:t>8 seconds</w:t>
             </w:r>
           </w:p>
         </w:tc>
@@ -13582,7 +13637,7 @@
                 <w:sz w:val="19"/>
                 <w:szCs w:val="19"/>
               </w:rPr>
-              <w:t>TransactionService.java (initiateOutgoingPayment)</w:t>
+              <w:t>OrderService.java RECONCILE_MIN_INTERVAL_MS</w:t>
             </w:r>
           </w:p>
         </w:tc>
@@ -13618,7 +13673,7 @@
                 <w:sz w:val="19"/>
                 <w:szCs w:val="19"/>
               </w:rPr>
-              <w:t>Payments claimed per batch</w:t>
+              <w:t>Payouts blocked while one is pending</w:t>
             </w:r>
           </w:p>
         </w:tc>
@@ -13641,7 +13696,7 @@
                 <w:sz w:val="19"/>
                 <w:szCs w:val="19"/>
               </w:rPr>
-              <w:t>7</w:t>
+              <w:t>10 minutes</w:t>
             </w:r>
           </w:p>
         </w:tc>
@@ -13664,7 +13719,7 @@
                 <w:sz w:val="19"/>
                 <w:szCs w:val="19"/>
               </w:rPr>
-              <w:t>TransactionController.java (claim batchSize default)</w:t>
+              <w:t>TransactionService.java (initiateOutgoingPayment)</w:t>
             </w:r>
           </w:p>
         </w:tc>
@@ -13701,7 +13756,7 @@
                 <w:sz w:val="19"/>
                 <w:szCs w:val="19"/>
               </w:rPr>
-              <w:t>Sign-in lifetime</w:t>
+              <w:t>Payments claimed per batch</w:t>
             </w:r>
           </w:p>
         </w:tc>
@@ -13725,7 +13780,7 @@
                 <w:sz w:val="19"/>
                 <w:szCs w:val="19"/>
               </w:rPr>
-              <w:t>720 hours (website and phones), 12 hours (desktop app)</w:t>
+              <w:t>7</w:t>
             </w:r>
           </w:p>
         </w:tc>
@@ -13749,7 +13804,7 @@
                 <w:sz w:val="19"/>
                 <w:szCs w:val="19"/>
               </w:rPr>
-              <w:t>AUTH_JWT_EXPIRY_HOURS, AUTH_DESKTOP_JWT_EXPIRY_HOURS</w:t>
+              <w:t>TransactionController.java (claim batchSize default)</w:t>
             </w:r>
           </w:p>
         </w:tc>
@@ -13785,7 +13840,7 @@
                 <w:sz w:val="19"/>
                 <w:szCs w:val="19"/>
               </w:rPr>
-              <w:t>Computers per account (desktop app)</w:t>
+              <w:t>Sign-in lifetime</w:t>
             </w:r>
           </w:p>
         </w:tc>
@@ -13808,7 +13863,7 @@
                 <w:sz w:val="19"/>
                 <w:szCs w:val="19"/>
               </w:rPr>
-              <w:t>Admin and SuperAdmin only; one approved at a time; only the SuperAdmin's own first computer is approved automatically</w:t>
+              <w:t>720 hours (website and phones), 12 hours (desktop app)</w:t>
             </w:r>
           </w:p>
         </w:tc>
@@ -13831,7 +13886,7 @@
                 <w:sz w:val="19"/>
                 <w:szCs w:val="19"/>
               </w:rPr>
-              <w:t>Fixed by design: the unique Active_User_ID column (migration 031) and ComputerService.java approvedComputerForLogin</w:t>
+              <w:t>AUTH_JWT_EXPIRY_HOURS, AUTH_DESKTOP_JWT_EXPIRY_HOURS</w:t>
             </w:r>
           </w:p>
         </w:tc>
@@ -13868,7 +13923,7 @@
                 <w:sz w:val="19"/>
                 <w:szCs w:val="19"/>
               </w:rPr>
-              <w:t>Wrong passwords at desktop sign-in</w:t>
+              <w:t>Computers per account (desktop app)</w:t>
             </w:r>
           </w:p>
         </w:tc>
@@ -13892,7 +13947,7 @@
                 <w:sz w:val="19"/>
                 <w:szCs w:val="19"/>
               </w:rPr>
-              <w:t>5 within 15 minutes, then wait</w:t>
+              <w:t>Admin and SuperAdmin only; one approved at a time; only the SuperAdmin's own first computer is approved automatically</w:t>
             </w:r>
           </w:p>
         </w:tc>
@@ -13916,7 +13971,7 @@
                 <w:sz w:val="19"/>
                 <w:szCs w:val="19"/>
               </w:rPr>
-              <w:t>admin_server_control/server/app/core/sign_in_limit.py MAX_FAILURES, WINDOW_SECONDS</w:t>
+              <w:t>Fixed by design: the unique Active_User_ID column (migration 031) and ComputerService.java approvedComputerForLogin</w:t>
             </w:r>
           </w:p>
         </w:tc>
@@ -13952,7 +14007,7 @@
                 <w:sz w:val="19"/>
                 <w:szCs w:val="19"/>
               </w:rPr>
-              <w:t>Oldest desktop copy accepted</w:t>
+              <w:t>Wrong passwords at desktop sign-in</w:t>
             </w:r>
           </w:p>
         </w:tc>
@@ -13975,7 +14030,7 @@
                 <w:sz w:val="19"/>
                 <w:szCs w:val="19"/>
               </w:rPr>
-              <w:t>1.1</w:t>
+              <w:t>5 within 15 minutes, then wait</w:t>
             </w:r>
           </w:p>
         </w:tc>
@@ -13998,7 +14053,7 @@
                 <w:sz w:val="19"/>
                 <w:szCs w:val="19"/>
               </w:rPr>
-              <w:t>MIN_DESKTOP_VERSION (admin server); the copy's own number is APP_VERSION in desktop/app/core/version.py</w:t>
+              <w:t>admin_server_control/server/app/core/sign_in_limit.py MAX_FAILURES, WINDOW_SECONDS</w:t>
             </w:r>
           </w:p>
         </w:tc>
@@ -14035,7 +14090,7 @@
                 <w:sz w:val="19"/>
                 <w:szCs w:val="19"/>
               </w:rPr>
-              <w:t>SuperAdmin</w:t>
+              <w:t>Oldest desktop copy accepted</w:t>
             </w:r>
           </w:p>
         </w:tc>
@@ -14059,7 +14114,7 @@
                 <w:sz w:val="19"/>
                 <w:szCs w:val="19"/>
               </w:rPr>
-              <w:t>Exactly one (sadmin); the only account that approves phones and computers; moves only by being handed over</w:t>
+              <w:t>1.1</w:t>
             </w:r>
           </w:p>
         </w:tc>
@@ -14083,7 +14138,7 @@
                 <w:sz w:val="19"/>
                 <w:szCs w:val="19"/>
               </w:rPr>
-              <w:t>Fixed by design: UserService.java checkSuperAdminChange</w:t>
+              <w:t>MIN_DESKTOP_VERSION (admin server); the copy's own number is APP_VERSION in desktop/app/core/version.py</w:t>
             </w:r>
           </w:p>
         </w:tc>
@@ -14119,7 +14174,7 @@
                 <w:sz w:val="19"/>
                 <w:szCs w:val="19"/>
               </w:rPr>
-              <w:t>Phones per account</w:t>
+              <w:t>SuperAdmin</w:t>
             </w:r>
           </w:p>
         </w:tc>
@@ -14142,7 +14197,7 @@
                 <w:sz w:val="19"/>
                 <w:szCs w:val="19"/>
               </w:rPr>
-              <w:t>One approved at a time; the first is approved automatically; any other waits for the SuperAdmin</w:t>
+              <w:t>Exactly one (sadmin); the only account that approves phones and computers; moves only by being handed over</w:t>
             </w:r>
           </w:p>
         </w:tc>
@@ -14165,7 +14220,7 @@
                 <w:sz w:val="19"/>
                 <w:szCs w:val="19"/>
               </w:rPr>
-              <w:t>Fixed by design: the unique Active_User_ID column (migration 030) and DeviceService.java approvedDeviceForLogin</w:t>
+              <w:t>Fixed by design: UserService.java checkSuperAdminChange</w:t>
             </w:r>
           </w:p>
         </w:tc>
@@ -14202,7 +14257,7 @@
                 <w:sz w:val="19"/>
                 <w:szCs w:val="19"/>
               </w:rPr>
-              <w:t>Phone sign-in one-time value</w:t>
+              <w:t>Phones per account</w:t>
             </w:r>
           </w:p>
         </w:tc>
@@ -14226,7 +14281,7 @@
                 <w:sz w:val="19"/>
                 <w:szCs w:val="19"/>
               </w:rPr>
-              <w:t>valid 2 minutes, usable once</w:t>
+              <w:t>One approved at a time; the first is approved automatically; any other waits for the SuperAdmin</w:t>
             </w:r>
           </w:p>
         </w:tc>
@@ -14250,7 +14305,7 @@
                 <w:sz w:val="19"/>
                 <w:szCs w:val="19"/>
               </w:rPr>
-              <w:t>DeviceService.java CHALLENGE_TTL_MS</w:t>
+              <w:t>Fixed by design: the unique Active_User_ID column (migration 030) and DeviceService.java approvedDeviceForLogin</w:t>
             </w:r>
           </w:p>
         </w:tc>
@@ -14286,7 +14341,7 @@
                 <w:sz w:val="19"/>
                 <w:szCs w:val="19"/>
               </w:rPr>
-              <w:t>Idle lock</w:t>
+              <w:t>Phone sign-in one-time value</w:t>
             </w:r>
           </w:p>
         </w:tc>
@@ -14309,7 +14364,7 @@
                 <w:sz w:val="19"/>
                 <w:szCs w:val="19"/>
               </w:rPr>
-              <w:t>25 minutes untouched (5 to 120); Still there? one minute before</w:t>
+              <w:t>valid 2 minutes, usable once</w:t>
             </w:r>
           </w:p>
         </w:tc>
@@ -14332,7 +14387,7 @@
                 <w:sz w:val="19"/>
                 <w:szCs w:val="19"/>
               </w:rPr>
-              <w:t>APP_SETTINGS idle_lock_minutes - the SuperAdmin sets it in the desktop app's Settings (no restart)</w:t>
+              <w:t>DeviceService.java CHALLENGE_TTL_MS</w:t>
             </w:r>
           </w:p>
         </w:tc>
@@ -14369,8 +14424,7 @@
                 <w:sz w:val="19"/>
                 <w:szCs w:val="19"/>
               </w:rPr>
-              <w:lastRenderedPageBreak/>
-              <w:t>Passwords</w:t>
+              <w:t>Idle lock</w:t>
             </w:r>
           </w:p>
         </w:tc>
@@ -14394,7 +14448,7 @@
                 <w:sz w:val="19"/>
                 <w:szCs w:val="19"/>
               </w:rPr>
-              <w:t>At least 8 characters with letters and numbers, not the username; five wrong current passwords in 15 minutes and the account waits</w:t>
+              <w:t>25 minutes untouched (5 to 120); Still there? one minute before</w:t>
             </w:r>
           </w:p>
         </w:tc>
@@ -14418,7 +14472,7 @@
                 <w:sz w:val="19"/>
                 <w:szCs w:val="19"/>
               </w:rPr>
-              <w:t>ProfileService.java checkNewPassword, MAX_WRONG, WRONG_WINDOW_MS</w:t>
+              <w:t>APP_SETTINGS idle_lock_minutes - the SuperAdmin sets it in the desktop app's Settings (no restart)</w:t>
             </w:r>
           </w:p>
         </w:tc>
@@ -14454,7 +14508,8 @@
                 <w:sz w:val="19"/>
                 <w:szCs w:val="19"/>
               </w:rPr>
-              <w:t>App lock after time in the background</w:t>
+              <w:lastRenderedPageBreak/>
+              <w:t>Passwords</w:t>
             </w:r>
           </w:p>
         </w:tc>
@@ -14477,7 +14532,7 @@
                 <w:sz w:val="19"/>
                 <w:szCs w:val="19"/>
               </w:rPr>
-              <w:t>2 minutes</w:t>
+              <w:t>At least 8 characters with letters and numbers, not the username; five wrong current passwords in 15 minutes and the account waits</w:t>
             </w:r>
           </w:p>
         </w:tc>
@@ -14500,7 +14555,7 @@
                 <w:sz w:val="19"/>
                 <w:szCs w:val="19"/>
               </w:rPr>
-              <w:t>Android app ui/auth/AppLock.kt LOCK_AFTER_AWAY_MS</w:t>
+              <w:t>ProfileService.java checkNewPassword, MAX_WRONG, WRONG_WINDOW_MS</w:t>
             </w:r>
           </w:p>
         </w:tc>
@@ -14537,7 +14592,7 @@
                 <w:sz w:val="19"/>
                 <w:szCs w:val="19"/>
               </w:rPr>
-              <w:t>Trips sent to phones</w:t>
+              <w:t>App lock after time in the background</w:t>
             </w:r>
           </w:p>
         </w:tc>
@@ -14561,7 +14616,7 @@
                 <w:sz w:val="19"/>
                 <w:szCs w:val="19"/>
               </w:rPr>
-              <w:t>6, fewer under load</w:t>
+              <w:t>2 minutes</w:t>
             </w:r>
           </w:p>
         </w:tc>
@@ -14585,7 +14640,7 @@
                 <w:sz w:val="19"/>
                 <w:szCs w:val="19"/>
               </w:rPr>
-              <w:t>mobileServer/app/routers/trips.py _batch_size_for_load</w:t>
+              <w:t>Android app ui/auth/AppLock.kt LOCK_AFTER_AWAY_MS</w:t>
             </w:r>
           </w:p>
         </w:tc>
@@ -14621,7 +14676,7 @@
                 <w:sz w:val="19"/>
                 <w:szCs w:val="19"/>
               </w:rPr>
-              <w:t>Upload limits</w:t>
+              <w:t>Trips sent to phones</w:t>
             </w:r>
           </w:p>
         </w:tc>
@@ -14644,7 +14699,7 @@
                 <w:sz w:val="19"/>
                 <w:szCs w:val="19"/>
               </w:rPr>
-              <w:t>Phone app: images 15 MB (resized to 1600 px), videos 60 MB. Desktop app (10 October 2026): photos shrunk to 1600 px on the computer and at most 5 MB, videos 60 MB</w:t>
+              <w:t>6, fewer under load</w:t>
             </w:r>
           </w:p>
         </w:tc>
@@ -14667,14 +14722,7 @@
                 <w:sz w:val="19"/>
                 <w:szCs w:val="19"/>
               </w:rPr>
-              <w:t>mobileServer/app/routers/uploads.py; desktop app/ui/widgets/media_picker.py and admin_server_</w:t>
-            </w:r>
-            <w:r>
-              <w:rPr>
-                <w:sz w:val="19"/>
-                <w:szCs w:val="19"/>
-              </w:rPr>
-              <w:t>control/server/app/routers/uploads.py</w:t>
+              <w:t>mobileServer/app/routers/trips.py _batch_size_for_load</w:t>
             </w:r>
           </w:p>
         </w:tc>
@@ -14711,7 +14759,7 @@
                 <w:sz w:val="19"/>
                 <w:szCs w:val="19"/>
               </w:rPr>
-              <w:t>Bulk order pictures</w:t>
+              <w:t>Upload limits</w:t>
             </w:r>
           </w:p>
         </w:tc>
@@ -14735,7 +14783,7 @@
                 <w:sz w:val="19"/>
                 <w:szCs w:val="19"/>
               </w:rPr>
-              <w:t>12 at most; captions up to 120 characters; a new slide every 5 seconds</w:t>
+              <w:t>Phone app: images 15 MB (resized to 1600 px), videos 60 MB. Desktop app (10 October 2026): photos shrunk to 1600 px on the computer and at most 5 MB, videos 60 MB</w:t>
             </w:r>
           </w:p>
         </w:tc>
@@ -14759,7 +14807,14 @@
                 <w:sz w:val="19"/>
                 <w:szCs w:val="19"/>
               </w:rPr>
-              <w:t>ShowcaseService.java MAX_PICTURES, MAX_CAPTION; website src/components/ShowcaseSlider.jsx ADVANCE_MS</w:t>
+              <w:t>mobileServer/app/routers/uploads.py; desktop app/ui/widgets/media_picker.py and admin_server_</w:t>
+            </w:r>
+            <w:r>
+              <w:rPr>
+                <w:sz w:val="19"/>
+                <w:szCs w:val="19"/>
+              </w:rPr>
+              <w:t>control/server/app/routers/uploads.py</w:t>
             </w:r>
           </w:p>
         </w:tc>
@@ -14795,7 +14850,7 @@
                 <w:sz w:val="19"/>
                 <w:szCs w:val="19"/>
               </w:rPr>
-              <w:t>Assistant memory and catalogue size</w:t>
+              <w:t>Bulk order pictures</w:t>
             </w:r>
           </w:p>
         </w:tc>
@@ -14818,7 +14873,7 @@
                 <w:sz w:val="19"/>
                 <w:szCs w:val="19"/>
               </w:rPr>
-              <w:t>8 turns, 60 products, 10 orders</w:t>
+              <w:t>12 at most; captions up to 120 characters; a new slide every 5 seconds</w:t>
             </w:r>
           </w:p>
         </w:tc>
@@ -14841,7 +14896,7 @@
                 <w:sz w:val="19"/>
                 <w:szCs w:val="19"/>
               </w:rPr>
-              <w:t>AiChatService.java HISTORY_TURNS, CATALOG_LIMIT, ACCOUNT_ORDER_LIMIT</w:t>
+              <w:t>ShowcaseService.java MAX_PICTURES, MAX_CAPTION; website src/components/ShowcaseSlider.jsx ADVANCE_MS</w:t>
             </w:r>
           </w:p>
         </w:tc>
@@ -14878,7 +14933,7 @@
                 <w:sz w:val="19"/>
                 <w:szCs w:val="19"/>
               </w:rPr>
-              <w:t>Website chat nudges</w:t>
+              <w:t>Assistant memory and catalogue size</w:t>
             </w:r>
           </w:p>
         </w:tc>
@@ -14902,7 +14957,7 @@
                 <w:sz w:val="19"/>
                 <w:szCs w:val="19"/>
               </w:rPr>
-              <w:t>40 s product, 30 s cart, 2 per visit ...</w:t>
+              <w:t>8 turns, 60 products, 10 orders</w:t>
             </w:r>
           </w:p>
         </w:tc>
@@ -14926,7 +14981,7 @@
                 <w:sz w:val="19"/>
                 <w:szCs w:val="19"/>
               </w:rPr>
-              <w:t>ChatNudgeContext.jsx NUDGE_TIMING</w:t>
+              <w:t>AiChatService.java HISTORY_TURNS, CATALOG_LIMIT, ACCOUNT_ORDER_LIMIT</w:t>
             </w:r>
           </w:p>
         </w:tc>
@@ -14962,7 +15017,7 @@
                 <w:sz w:val="19"/>
                 <w:szCs w:val="19"/>
               </w:rPr>
-              <w:t>Public-review agreement version</w:t>
+              <w:t>Website chat nudges</w:t>
             </w:r>
           </w:p>
         </w:tc>
@@ -14985,7 +15040,7 @@
                 <w:sz w:val="19"/>
                 <w:szCs w:val="19"/>
               </w:rPr>
-              <w:t>must match on both sides</w:t>
+              <w:t>40 s product, 30 s cart, 2 per visit ...</w:t>
             </w:r>
           </w:p>
         </w:tc>
@@ -15008,7 +15063,7 @@
                 <w:sz w:val="19"/>
                 <w:szCs w:val="19"/>
               </w:rPr>
-              <w:t>ReviewService.java CONSENT_VERSION and website core/reviewConsent.js</w:t>
+              <w:t>ChatNudgeContext.jsx NUDGE_TIMING</w:t>
             </w:r>
           </w:p>
         </w:tc>
@@ -15045,7 +15100,7 @@
                 <w:sz w:val="19"/>
                 <w:szCs w:val="19"/>
               </w:rPr>
-              <w:t>Server start and stop time limits</w:t>
+              <w:t>Public-review agreement version</w:t>
             </w:r>
           </w:p>
         </w:tc>
@@ -15069,7 +15124,7 @@
                 <w:sz w:val="19"/>
                 <w:szCs w:val="19"/>
               </w:rPr>
-              <w:t>120 s (backend 300 s, public build 240 s), stop 30 s</w:t>
+              <w:t>must match on both sides</w:t>
             </w:r>
           </w:p>
         </w:tc>
@@ -15093,7 +15148,7 @@
                 <w:sz w:val="19"/>
                 <w:szCs w:val="19"/>
               </w:rPr>
-              <w:t>server_manager.py START_GRACE_S, SLOW_START_GRACE_S, STOP_GRACE_S</w:t>
+              <w:t>ReviewService.java CONSENT_VERSION and website core/reviewConsent.js</w:t>
             </w:r>
           </w:p>
         </w:tc>
@@ -15129,7 +15184,7 @@
                 <w:sz w:val="19"/>
                 <w:szCs w:val="19"/>
               </w:rPr>
-              <w:t>Company contacts shown to customers</w:t>
+              <w:t>Server start and stop time limits</w:t>
             </w:r>
           </w:p>
         </w:tc>
@@ -15152,7 +15207,7 @@
                 <w:sz w:val="19"/>
                 <w:szCs w:val="19"/>
               </w:rPr>
-              <w:t>Dateroem Wood Sales Support, dateroemwoodsales+support@gmail.com; phone and WhatsApp still to be confirmed</w:t>
+              <w:t>120 s (backend 300 s, public build 240 s), stop 30 s</w:t>
             </w:r>
           </w:p>
         </w:tc>
@@ -15175,7 +15230,7 @@
                 <w:sz w:val="19"/>
                 <w:szCs w:val="19"/>
               </w:rPr>
-              <w:t>frontend/app/core/config.py support_name, support_email, support_phone, support_whatsapp</w:t>
+              <w:t>server_manager.py START_GRACE_S, SLOW_START_GRACE_S, STOP_GRACE_S</w:t>
             </w:r>
           </w:p>
         </w:tc>
@@ -15212,7 +15267,7 @@
                 <w:sz w:val="19"/>
                 <w:szCs w:val="19"/>
               </w:rPr>
-              <w:t>TikTok and Instagram links in the footer</w:t>
+              <w:t>Company contacts shown to customers</w:t>
             </w:r>
           </w:p>
         </w:tc>
@@ -15236,7 +15291,7 @@
                 <w:sz w:val="19"/>
                 <w:szCs w:val="19"/>
               </w:rPr>
-              <w:t>https://www.tiktok.com/@dateroem.woods and https://www.instagram.com/dateroem.woods/ (set 8 October 2026)</w:t>
+              <w:t>Dateroem Wood Sales Support, dateroemwoodsales+support@gmail.com; phone and WhatsApp still to be confirmed</w:t>
             </w:r>
           </w:p>
         </w:tc>
@@ -15260,7 +15315,7 @@
                 <w:sz w:val="19"/>
                 <w:szCs w:val="19"/>
               </w:rPr>
-              <w:t>frontend/app/core/config.py support_tiktok, support_instagram</w:t>
+              <w:t>frontend/app/core/config.py support_name, support_email, support_phone, support_whatsapp</w:t>
             </w:r>
           </w:p>
         </w:tc>
@@ -15296,7 +15351,7 @@
                 <w:sz w:val="19"/>
                 <w:szCs w:val="19"/>
               </w:rPr>
-              <w:t>Usernames chosen at sign-up (website and Google)</w:t>
+              <w:t>TikTok and Instagram links in the footer</w:t>
             </w:r>
           </w:p>
         </w:tc>
@@ -15319,7 +15374,7 @@
                 <w:sz w:val="19"/>
                 <w:szCs w:val="19"/>
               </w:rPr>
-              <w:t>3 to 30 characters, no spaces, no @</w:t>
+              <w:t>https://www.tiktok.com/@dateroem.woods and https://www.instagram.com/dateroem.woods/ (set 8 October 2026)</w:t>
             </w:r>
           </w:p>
         </w:tc>
@@ -15342,7 +15397,7 @@
                 <w:sz w:val="19"/>
                 <w:szCs w:val="19"/>
               </w:rPr>
-              <w:t>AuthService.java USER_NAME and website AuthModal.jsx USER_NAME_RULE (change both)</w:t>
+              <w:t>frontend/app/core/config.py support_tiktok, support_instagram</w:t>
             </w:r>
           </w:p>
         </w:tc>
@@ -15379,8 +15434,7 @@
                 <w:sz w:val="19"/>
                 <w:szCs w:val="19"/>
               </w:rPr>
-              <w:lastRenderedPageBreak/>
-              <w:t>Email check at sign-up</w:t>
+              <w:t>Usernames chosen at sign-up (website and Google)</w:t>
             </w:r>
           </w:p>
         </w:tc>
@@ -15404,7 +15458,7 @@
                 <w:sz w:val="19"/>
                 <w:szCs w:val="19"/>
               </w:rPr>
-              <w:t>format and mail domain (DNS: 2 s limit, one retry, answers kept 1 hour); accepted when DNS is unreachable</w:t>
+              <w:t>3 to 30 characters, no spaces, no @</w:t>
             </w:r>
           </w:p>
         </w:tc>
@@ -15428,7 +15482,7 @@
                 <w:sz w:val="19"/>
                 <w:szCs w:val="19"/>
               </w:rPr>
-              <w:t>util/EmailAddresses.java</w:t>
+              <w:t>AuthService.java USER_NAME and website AuthModal.jsx USER_NAME_RULE (change both)</w:t>
             </w:r>
           </w:p>
         </w:tc>
@@ -15464,7 +15518,8 @@
                 <w:sz w:val="19"/>
                 <w:szCs w:val="19"/>
               </w:rPr>
-              <w:t>When a campaign shows on the website</w:t>
+              <w:lastRenderedPageBreak/>
+              <w:t>Email check at sign-up</w:t>
             </w:r>
           </w:p>
         </w:tc>
@@ -15487,7 +15542,7 @@
                 <w:sz w:val="19"/>
                 <w:szCs w:val="19"/>
               </w:rPr>
-              <w:t>Active, today within its dates, at least one product not in the bin</w:t>
+              <w:t>format and mail domain (DNS: 2 s limit, one retry, answers kept 1 hour); accepted when DNS is unreachable</w:t>
             </w:r>
           </w:p>
         </w:tc>
@@ -15510,7 +15565,7 @@
                 <w:sz w:val="19"/>
                 <w:szCs w:val="19"/>
               </w:rPr>
-              <w:t>frontend/app/routers/marketing.py _is_live; the assistant's copy in AiChatService.java buildPromotionContext</w:t>
+              <w:t>util/EmailAddresses.java</w:t>
             </w:r>
           </w:p>
         </w:tc>
@@ -15547,7 +15602,7 @@
                 <w:sz w:val="19"/>
                 <w:szCs w:val="19"/>
               </w:rPr>
-              <w:t>Ratings before a product shows its average</w:t>
+              <w:t>When a campaign shows on the website</w:t>
             </w:r>
           </w:p>
         </w:tc>
@@ -15571,7 +15626,7 @@
                 <w:sz w:val="19"/>
                 <w:szCs w:val="19"/>
               </w:rPr>
-              <w:t>3</w:t>
+              <w:t>Active, today within its dates, at least one product not in the bin</w:t>
             </w:r>
           </w:p>
         </w:tc>
@@ -15595,7 +15650,7 @@
                 <w:sz w:val="19"/>
                 <w:szCs w:val="19"/>
               </w:rPr>
-              <w:t>ReviewService.java MIN_RATINGS_TO_SHOW</w:t>
+              <w:t>frontend/app/routers/marketing.py _is_live; the assistant's copy in AiChatService.java buildPromotionContext</w:t>
             </w:r>
           </w:p>
         </w:tc>
@@ -15631,6 +15686,89 @@
                 <w:sz w:val="19"/>
                 <w:szCs w:val="19"/>
               </w:rPr>
+              <w:t>Ratings before a product shows its average</w:t>
+            </w:r>
+          </w:p>
+        </w:tc>
+        <w:tc>
+          <w:tcPr>
+            <w:tcW w:w="1977" w:type="dxa"/>
+            <w:tcMar>
+              <w:top w:w="50" w:type="dxa"/>
+              <w:left w:w="90" w:type="dxa"/>
+              <w:bottom w:w="50" w:type="dxa"/>
+              <w:right w:w="90" w:type="dxa"/>
+            </w:tcMar>
+          </w:tcPr>
+          <w:p>
+            <w:pPr>
+              <w:spacing w:after="20" w:line="252" w:lineRule="auto"/>
+            </w:pPr>
+            <w:r>
+              <w:rPr>
+                <w:sz w:val="19"/>
+                <w:szCs w:val="19"/>
+              </w:rPr>
+              <w:t>3</w:t>
+            </w:r>
+          </w:p>
+        </w:tc>
+        <w:tc>
+          <w:tcPr>
+            <w:tcW w:w="4449" w:type="dxa"/>
+            <w:tcMar>
+              <w:top w:w="50" w:type="dxa"/>
+              <w:left w:w="90" w:type="dxa"/>
+              <w:bottom w:w="50" w:type="dxa"/>
+              <w:right w:w="90" w:type="dxa"/>
+            </w:tcMar>
+          </w:tcPr>
+          <w:p>
+            <w:pPr>
+              <w:spacing w:after="20" w:line="252" w:lineRule="auto"/>
+            </w:pPr>
+            <w:r>
+              <w:rPr>
+                <w:sz w:val="19"/>
+                <w:szCs w:val="19"/>
+              </w:rPr>
+              <w:t>ReviewService.java MIN_RATINGS_TO_SHOW</w:t>
+            </w:r>
+          </w:p>
+        </w:tc>
+      </w:tr>
+      <w:tr>
+        <w:tblPrEx>
+          <w:tblCellMar>
+            <w:top w:w="0" w:type="dxa"/>
+            <w:bottom w:w="0" w:type="dxa"/>
+          </w:tblCellMar>
+        </w:tblPrEx>
+        <w:trPr>
+          <w:cantSplit/>
+        </w:trPr>
+        <w:tc>
+          <w:tcPr>
+            <w:tcW w:w="3212" w:type="dxa"/>
+            <w:shd w:val="clear" w:color="auto" w:fill="F4F5F3"/>
+            <w:tcMar>
+              <w:top w:w="50" w:type="dxa"/>
+              <w:left w:w="90" w:type="dxa"/>
+              <w:bottom w:w="50" w:type="dxa"/>
+              <w:right w:w="90" w:type="dxa"/>
+            </w:tcMar>
+          </w:tcPr>
+          <w:p>
+            <w:pPr>
+              <w:spacing w:after="20" w:line="252" w:lineRule="auto"/>
+            </w:pPr>
+            <w:r>
+              <w:rPr>
+                <w:b/>
+                <w:bCs/>
+                <w:sz w:val="19"/>
+                <w:szCs w:val="19"/>
+              </w:rPr>
               <w:t>About page words</w:t>
             </w:r>
           </w:p>
@@ -15638,6 +15776,7 @@
         <w:tc>
           <w:tcPr>
             <w:tcW w:w="1977" w:type="dxa"/>
+            <w:shd w:val="clear" w:color="auto" w:fill="F4F5F3"/>
             <w:tcMar>
               <w:top w:w="50" w:type="dxa"/>
               <w:left w:w="90" w:type="dxa"/>
@@ -15661,6 +15800,7 @@
         <w:tc>
           <w:tcPr>
             <w:tcW w:w="4449" w:type="dxa"/>
+            <w:shd w:val="clear" w:color="auto" w:fill="F4F5F3"/>
             <w:tcMar>
               <w:top w:w="50" w:type="dxa"/>
               <w:left w:w="90" w:type="dxa"/>
@@ -15780,7 +15920,7 @@
         <w:sz w:val="16"/>
         <w:szCs w:val="16"/>
       </w:rPr>
-      <w:t>15</w:t>
+      <w:t>16</w:t>
     </w:r>
     <w:r>
       <w:rPr>
@@ -15829,7 +15969,7 @@
         <w:sz w:val="16"/>
         <w:szCs w:val="16"/>
       </w:rPr>
-      <w:t>15</w:t>
+      <w:t>16</w:t>
     </w:r>
     <w:r>
       <w:rPr>
@@ -15913,134 +16053,10 @@
 <file path=word/numbering.xml><?xml version="1.0" encoding="utf-8"?>
 <w:numbering xmlns:wpc="http://schemas.microsoft.com/office/word/2010/wordprocessingCanvas" xmlns:cx="http://schemas.microsoft.com/office/drawing/2014/chartex" xmlns:cx1="http://schemas.microsoft.com/office/drawing/2015/9/8/chartex" xmlns:mc="http://schemas.openxmlformats.org/markup-compatibility/2006" xmlns:o="urn:schemas-microsoft-com:office:office" xmlns:r="http://schemas.openxmlformats.org/officeDocument/2006/relationships" xmlns:m="http://schemas.openxmlformats.org/officeDocument/2006/math" xmlns:v="urn:schemas-microsoft-com:vml" xmlns:wp14="http://schemas.microsoft.com/office/word/2010/wordprocessingDrawing" xmlns:wp="http://schemas.openxmlformats.org/drawingml/2006/wordprocessingDrawing" xmlns:w10="urn:schemas-microsoft-com:office:word" xmlns:w="http://schemas.openxmlformats.org/wordprocessingml/2006/main" xmlns:w14="http://schemas.microsoft.com/office/word/2010/wordml" xmlns:w15="http://schemas.microsoft.com/office/word/2012/wordml" xmlns:w16se="http://schemas.microsoft.com/office/word/2015/wordml/symex" xmlns:wpg="http://schemas.microsoft.com/office/word/2010/wordprocessingGroup" xmlns:wpi="http://schemas.microsoft.com/office/word/2010/wordprocessingInk" xmlns:wne="http://schemas.microsoft.com/office/word/2006/wordml" xmlns:wps="http://schemas.microsoft.com/office/word/2010/wordprocessingShape" mc:Ignorable="w14 w15 w16se wp14">
   <w:abstractNum w:abstractNumId="0" w15:restartNumberingAfterBreak="0">
-    <w:nsid w:val="53A411E0"/>
+    <w:nsid w:val="23843FDF"/>
     <w:multiLevelType w:val="hybridMultilevel"/>
-    <w:tmpl w:val="F31ACD4E"/>
-    <w:lvl w:ilvl="0" w:tplc="D29077F0">
-      <w:start w:val="1"/>
-      <w:numFmt w:val="decimal"/>
-      <w:lvlText w:val="%1."/>
-      <w:lvlJc w:val="left"/>
-      <w:pPr>
-        <w:ind w:left="540" w:hanging="300"/>
-      </w:pPr>
-    </w:lvl>
-    <w:lvl w:ilvl="1" w:tplc="96DABE1E" w:tentative="1">
-      <w:start w:val="1"/>
-      <w:numFmt w:val="lowerLetter"/>
-      <w:lvlText w:val="%2."/>
-      <w:lvlJc w:val="left"/>
-      <w:pPr>
-        <w:ind w:left="940" w:hanging="300"/>
-      </w:pPr>
-    </w:lvl>
-    <w:lvl w:ilvl="2" w:tplc="F830026E" w:tentative="1">
-      <w:start w:val="1"/>
-      <w:numFmt w:val="lowerRoman"/>
-      <w:lvlText w:val="%3."/>
-      <w:lvlJc w:val="left"/>
-      <w:pPr>
-        <w:ind w:left="1340" w:hanging="300"/>
-      </w:pPr>
-    </w:lvl>
-    <w:lvl w:ilvl="3" w:tplc="9FB2DF66">
-      <w:numFmt w:val="decimal"/>
-      <w:lvlText w:val=""/>
-      <w:lvlJc w:val="left"/>
-    </w:lvl>
-    <w:lvl w:ilvl="4" w:tplc="0598DA78">
-      <w:numFmt w:val="decimal"/>
-      <w:lvlText w:val=""/>
-      <w:lvlJc w:val="left"/>
-    </w:lvl>
-    <w:lvl w:ilvl="5" w:tplc="C8F28E5E">
-      <w:numFmt w:val="decimal"/>
-      <w:lvlText w:val=""/>
-      <w:lvlJc w:val="left"/>
-    </w:lvl>
-    <w:lvl w:ilvl="6" w:tplc="2E4C687E">
-      <w:numFmt w:val="decimal"/>
-      <w:lvlText w:val=""/>
-      <w:lvlJc w:val="left"/>
-    </w:lvl>
-    <w:lvl w:ilvl="7" w:tplc="33A49386">
-      <w:numFmt w:val="decimal"/>
-      <w:lvlText w:val=""/>
-      <w:lvlJc w:val="left"/>
-    </w:lvl>
-    <w:lvl w:ilvl="8" w:tplc="E0C0DD84">
-      <w:numFmt w:val="decimal"/>
-      <w:lvlText w:val=""/>
-      <w:lvlJc w:val="left"/>
-    </w:lvl>
-  </w:abstractNum>
-  <w:abstractNum w:abstractNumId="1" w15:restartNumberingAfterBreak="0">
-    <w:nsid w:val="5A6E7F8C"/>
-    <w:multiLevelType w:val="hybridMultilevel"/>
-    <w:tmpl w:val="061A8F16"/>
-    <w:lvl w:ilvl="0" w:tplc="EAA45C3A">
-      <w:start w:val="1"/>
-      <w:numFmt w:val="bullet"/>
-      <w:lvlText w:val="•"/>
-      <w:lvlJc w:val="left"/>
-      <w:pPr>
-        <w:ind w:left="540" w:hanging="300"/>
-      </w:pPr>
-    </w:lvl>
-    <w:lvl w:ilvl="1" w:tplc="8CBEF0F4" w:tentative="1">
-      <w:start w:val="1"/>
-      <w:numFmt w:val="bullet"/>
-      <w:lvlText w:val="–"/>
-      <w:lvlJc w:val="left"/>
-      <w:pPr>
-        <w:ind w:left="940" w:hanging="300"/>
-      </w:pPr>
-    </w:lvl>
-    <w:lvl w:ilvl="2" w:tplc="4098601C" w:tentative="1">
-      <w:start w:val="1"/>
-      <w:numFmt w:val="bullet"/>
-      <w:lvlText w:val="◦"/>
-      <w:lvlJc w:val="left"/>
-      <w:pPr>
-        <w:ind w:left="1340" w:hanging="300"/>
-      </w:pPr>
-    </w:lvl>
-    <w:lvl w:ilvl="3" w:tplc="A7EA59FE">
-      <w:numFmt w:val="decimal"/>
-      <w:lvlText w:val=""/>
-      <w:lvlJc w:val="left"/>
-    </w:lvl>
-    <w:lvl w:ilvl="4" w:tplc="E954FBA8">
-      <w:numFmt w:val="decimal"/>
-      <w:lvlText w:val=""/>
-      <w:lvlJc w:val="left"/>
-    </w:lvl>
-    <w:lvl w:ilvl="5" w:tplc="10D05084">
-      <w:numFmt w:val="decimal"/>
-      <w:lvlText w:val=""/>
-      <w:lvlJc w:val="left"/>
-    </w:lvl>
-    <w:lvl w:ilvl="6" w:tplc="404E620A">
-      <w:numFmt w:val="decimal"/>
-      <w:lvlText w:val=""/>
-      <w:lvlJc w:val="left"/>
-    </w:lvl>
-    <w:lvl w:ilvl="7" w:tplc="798EC386">
-      <w:numFmt w:val="decimal"/>
-      <w:lvlText w:val=""/>
-      <w:lvlJc w:val="left"/>
-    </w:lvl>
-    <w:lvl w:ilvl="8" w:tplc="7B423A58">
-      <w:numFmt w:val="decimal"/>
-      <w:lvlText w:val=""/>
-      <w:lvlJc w:val="left"/>
-    </w:lvl>
-  </w:abstractNum>
-  <w:abstractNum w:abstractNumId="2" w15:restartNumberingAfterBreak="0">
-    <w:nsid w:val="64E8568A"/>
-    <w:multiLevelType w:val="hybridMultilevel"/>
-    <w:tmpl w:val="7FBEFBAC"/>
-    <w:lvl w:ilvl="0" w:tplc="7AEC14A2" w:tentative="1">
+    <w:tmpl w:val="418C1584"/>
+    <w:lvl w:ilvl="0" w:tplc="CDB085C4" w:tentative="1">
       <w:start w:val="1"/>
       <w:numFmt w:val="bullet"/>
       <w:lvlText w:val="●"/>
@@ -16049,7 +16065,7 @@
         <w:ind w:left="720" w:hanging="360"/>
       </w:pPr>
     </w:lvl>
-    <w:lvl w:ilvl="1" w:tplc="00786916" w:tentative="1">
+    <w:lvl w:ilvl="1" w:tplc="312CEFAE" w:tentative="1">
       <w:start w:val="1"/>
       <w:numFmt w:val="bullet"/>
       <w:lvlText w:val="○"/>
@@ -16058,7 +16074,7 @@
         <w:ind w:left="1440" w:hanging="360"/>
       </w:pPr>
     </w:lvl>
-    <w:lvl w:ilvl="2" w:tplc="EC1EF780" w:tentative="1">
+    <w:lvl w:ilvl="2" w:tplc="A24E2B8E" w:tentative="1">
       <w:start w:val="1"/>
       <w:numFmt w:val="bullet"/>
       <w:lvlText w:val="■"/>
@@ -16067,7 +16083,7 @@
         <w:ind w:left="2160" w:hanging="360"/>
       </w:pPr>
     </w:lvl>
-    <w:lvl w:ilvl="3" w:tplc="73F85F30" w:tentative="1">
+    <w:lvl w:ilvl="3" w:tplc="4F26DC90" w:tentative="1">
       <w:start w:val="1"/>
       <w:numFmt w:val="bullet"/>
       <w:lvlText w:val="●"/>
@@ -16076,7 +16092,7 @@
         <w:ind w:left="2880" w:hanging="360"/>
       </w:pPr>
     </w:lvl>
-    <w:lvl w:ilvl="4" w:tplc="170C6936" w:tentative="1">
+    <w:lvl w:ilvl="4" w:tplc="078277B2" w:tentative="1">
       <w:start w:val="1"/>
       <w:numFmt w:val="bullet"/>
       <w:lvlText w:val="○"/>
@@ -16085,7 +16101,7 @@
         <w:ind w:left="3600" w:hanging="360"/>
       </w:pPr>
     </w:lvl>
-    <w:lvl w:ilvl="5" w:tplc="AA946F74" w:tentative="1">
+    <w:lvl w:ilvl="5" w:tplc="8318D880" w:tentative="1">
       <w:start w:val="1"/>
       <w:numFmt w:val="bullet"/>
       <w:lvlText w:val="■"/>
@@ -16094,7 +16110,7 @@
         <w:ind w:left="4320" w:hanging="360"/>
       </w:pPr>
     </w:lvl>
-    <w:lvl w:ilvl="6" w:tplc="4886A1EC" w:tentative="1">
+    <w:lvl w:ilvl="6" w:tplc="4F945B3A" w:tentative="1">
       <w:start w:val="1"/>
       <w:numFmt w:val="bullet"/>
       <w:lvlText w:val="●"/>
@@ -16103,7 +16119,7 @@
         <w:ind w:left="5040" w:hanging="360"/>
       </w:pPr>
     </w:lvl>
-    <w:lvl w:ilvl="7" w:tplc="60DEB37C" w:tentative="1">
+    <w:lvl w:ilvl="7" w:tplc="411E9C3E" w:tentative="1">
       <w:start w:val="1"/>
       <w:numFmt w:val="bullet"/>
       <w:lvlText w:val="●"/>
@@ -16112,7 +16128,7 @@
         <w:ind w:left="5760" w:hanging="360"/>
       </w:pPr>
     </w:lvl>
-    <w:lvl w:ilvl="8" w:tplc="2A0A2076" w:tentative="1">
+    <w:lvl w:ilvl="8" w:tplc="A6F45FBA" w:tentative="1">
       <w:start w:val="1"/>
       <w:numFmt w:val="bullet"/>
       <w:lvlText w:val="●"/>
@@ -16122,20 +16138,144 @@
       </w:pPr>
     </w:lvl>
   </w:abstractNum>
+  <w:abstractNum w:abstractNumId="1" w15:restartNumberingAfterBreak="0">
+    <w:nsid w:val="2DC46529"/>
+    <w:multiLevelType w:val="hybridMultilevel"/>
+    <w:tmpl w:val="54DCD3B2"/>
+    <w:lvl w:ilvl="0" w:tplc="0524B2F4">
+      <w:start w:val="1"/>
+      <w:numFmt w:val="decimal"/>
+      <w:lvlText w:val="%1."/>
+      <w:lvlJc w:val="left"/>
+      <w:pPr>
+        <w:ind w:left="540" w:hanging="300"/>
+      </w:pPr>
+    </w:lvl>
+    <w:lvl w:ilvl="1" w:tplc="D88291D0" w:tentative="1">
+      <w:start w:val="1"/>
+      <w:numFmt w:val="lowerLetter"/>
+      <w:lvlText w:val="%2."/>
+      <w:lvlJc w:val="left"/>
+      <w:pPr>
+        <w:ind w:left="940" w:hanging="300"/>
+      </w:pPr>
+    </w:lvl>
+    <w:lvl w:ilvl="2" w:tplc="43048474" w:tentative="1">
+      <w:start w:val="1"/>
+      <w:numFmt w:val="lowerRoman"/>
+      <w:lvlText w:val="%3."/>
+      <w:lvlJc w:val="left"/>
+      <w:pPr>
+        <w:ind w:left="1340" w:hanging="300"/>
+      </w:pPr>
+    </w:lvl>
+    <w:lvl w:ilvl="3" w:tplc="F44003E8">
+      <w:numFmt w:val="decimal"/>
+      <w:lvlText w:val=""/>
+      <w:lvlJc w:val="left"/>
+    </w:lvl>
+    <w:lvl w:ilvl="4" w:tplc="4282E00A">
+      <w:numFmt w:val="decimal"/>
+      <w:lvlText w:val=""/>
+      <w:lvlJc w:val="left"/>
+    </w:lvl>
+    <w:lvl w:ilvl="5" w:tplc="7EB8C2C6">
+      <w:numFmt w:val="decimal"/>
+      <w:lvlText w:val=""/>
+      <w:lvlJc w:val="left"/>
+    </w:lvl>
+    <w:lvl w:ilvl="6" w:tplc="A0D47FC8">
+      <w:numFmt w:val="decimal"/>
+      <w:lvlText w:val=""/>
+      <w:lvlJc w:val="left"/>
+    </w:lvl>
+    <w:lvl w:ilvl="7" w:tplc="B9FA33E8">
+      <w:numFmt w:val="decimal"/>
+      <w:lvlText w:val=""/>
+      <w:lvlJc w:val="left"/>
+    </w:lvl>
+    <w:lvl w:ilvl="8" w:tplc="C3D0AD8A">
+      <w:numFmt w:val="decimal"/>
+      <w:lvlText w:val=""/>
+      <w:lvlJc w:val="left"/>
+    </w:lvl>
+  </w:abstractNum>
+  <w:abstractNum w:abstractNumId="2" w15:restartNumberingAfterBreak="0">
+    <w:nsid w:val="79127C03"/>
+    <w:multiLevelType w:val="hybridMultilevel"/>
+    <w:tmpl w:val="ABA45F5A"/>
+    <w:lvl w:ilvl="0" w:tplc="5754A05C">
+      <w:start w:val="1"/>
+      <w:numFmt w:val="bullet"/>
+      <w:lvlText w:val="•"/>
+      <w:lvlJc w:val="left"/>
+      <w:pPr>
+        <w:ind w:left="540" w:hanging="300"/>
+      </w:pPr>
+    </w:lvl>
+    <w:lvl w:ilvl="1" w:tplc="58400CE8" w:tentative="1">
+      <w:start w:val="1"/>
+      <w:numFmt w:val="bullet"/>
+      <w:lvlText w:val="–"/>
+      <w:lvlJc w:val="left"/>
+      <w:pPr>
+        <w:ind w:left="940" w:hanging="300"/>
+      </w:pPr>
+    </w:lvl>
+    <w:lvl w:ilvl="2" w:tplc="8A405376" w:tentative="1">
+      <w:start w:val="1"/>
+      <w:numFmt w:val="bullet"/>
+      <w:lvlText w:val="◦"/>
+      <w:lvlJc w:val="left"/>
+      <w:pPr>
+        <w:ind w:left="1340" w:hanging="300"/>
+      </w:pPr>
+    </w:lvl>
+    <w:lvl w:ilvl="3" w:tplc="270A351C">
+      <w:numFmt w:val="decimal"/>
+      <w:lvlText w:val=""/>
+      <w:lvlJc w:val="left"/>
+    </w:lvl>
+    <w:lvl w:ilvl="4" w:tplc="E408A016">
+      <w:numFmt w:val="decimal"/>
+      <w:lvlText w:val=""/>
+      <w:lvlJc w:val="left"/>
+    </w:lvl>
+    <w:lvl w:ilvl="5" w:tplc="18DE4F08">
+      <w:numFmt w:val="decimal"/>
+      <w:lvlText w:val=""/>
+      <w:lvlJc w:val="left"/>
+    </w:lvl>
+    <w:lvl w:ilvl="6" w:tplc="4F643086">
+      <w:numFmt w:val="decimal"/>
+      <w:lvlText w:val=""/>
+      <w:lvlJc w:val="left"/>
+    </w:lvl>
+    <w:lvl w:ilvl="7" w:tplc="F8544B22">
+      <w:numFmt w:val="decimal"/>
+      <w:lvlText w:val=""/>
+      <w:lvlJc w:val="left"/>
+    </w:lvl>
+    <w:lvl w:ilvl="8" w:tplc="AD541984">
+      <w:numFmt w:val="decimal"/>
+      <w:lvlText w:val=""/>
+      <w:lvlJc w:val="left"/>
+    </w:lvl>
+  </w:abstractNum>
   <w:num w:numId="1">
-    <w:abstractNumId w:val="2"/>
+    <w:abstractNumId w:val="0"/>
     <w:lvlOverride w:ilvl="0">
       <w:startOverride w:val="1"/>
     </w:lvlOverride>
   </w:num>
   <w:num w:numId="2">
-    <w:abstractNumId w:val="0"/>
+    <w:abstractNumId w:val="1"/>
     <w:lvlOverride w:ilvl="0">
       <w:startOverride w:val="1"/>
     </w:lvlOverride>
   </w:num>
   <w:num w:numId="3">
-    <w:abstractNumId w:val="1"/>
+    <w:abstractNumId w:val="2"/>
     <w:lvlOverride w:ilvl="0">
       <w:startOverride w:val="1"/>
     </w:lvlOverride>
@@ -16764,7 +16904,7 @@
     <w:autoRedefine/>
     <w:uiPriority w:val="39"/>
     <w:unhideWhenUsed/>
-    <w:rsid w:val="00DD66E8"/>
+    <w:rsid w:val="00C62DF8"/>
     <w:pPr>
       <w:spacing w:after="100"/>
     </w:pPr>
@@ -16776,7 +16916,7 @@
     <w:autoRedefine/>
     <w:uiPriority w:val="39"/>
     <w:unhideWhenUsed/>
-    <w:rsid w:val="00DD66E8"/>
+    <w:rsid w:val="00C62DF8"/>
     <w:pPr>
       <w:spacing w:after="100"/>
       <w:ind w:left="210"/>

--- a/documentation/02 Configuration and Production/Configuration and Secrets Reference.docx
+++ b/documentation/02 Configuration and Production/Configuration and Secrets Reference.docx
@@ -80,7 +80,7 @@
           <w:left w:w="10" w:type="dxa"/>
           <w:right w:w="10" w:type="dxa"/>
         </w:tblCellMar>
-        <w:tblLook w:val="0000" w:firstRow="0" w:lastRow="0" w:firstColumn="0" w:lastColumn="0" w:noHBand="0" w:noVBand="0"/>
+        <w:tblLook w:val="04A0" w:firstRow="1" w:lastRow="0" w:firstColumn="1" w:lastColumn="0" w:noHBand="0" w:noVBand="1"/>
       </w:tblPr>
       <w:tblGrid>
         <w:gridCol w:w="2600"/>
@@ -461,7 +461,7 @@
           <w:left w:w="10" w:type="dxa"/>
           <w:right w:w="10" w:type="dxa"/>
         </w:tblCellMar>
-        <w:tblLook w:val="0000" w:firstRow="0" w:lastRow="0" w:firstColumn="0" w:lastColumn="0" w:noHBand="0" w:noVBand="0"/>
+        <w:tblLook w:val="04A0" w:firstRow="1" w:lastRow="0" w:firstColumn="1" w:lastColumn="0" w:noHBand="0" w:noVBand="1"/>
       </w:tblPr>
       <w:tblGrid>
         <w:gridCol w:w="1300"/>
@@ -1244,14 +1244,7 @@
                 <w:sz w:val="19"/>
                 <w:szCs w:val="19"/>
               </w:rPr>
-              <w:t xml:space="preserve">M-Pesa live since 16 October 2026: the </w:t>
-            </w:r>
-            <w:r>
-              <w:rPr>
-                <w:sz w:val="19"/>
-                <w:szCs w:val="19"/>
-              </w:rPr>
-              <w:t>live keys and passkey are kept in application.properties only, never exported by a start script.</w:t>
+              <w:t>M-Pesa live since 16 October 2026: the live keys and passkey are kept in application.properties only, never exported by a start script.</w:t>
             </w:r>
           </w:p>
         </w:tc>
@@ -1319,7 +1312,14 @@
                 <w:sz w:val="19"/>
                 <w:szCs w:val="19"/>
               </w:rPr>
-              <w:t>SMS codes for phone numbers: the app.sms.* settings (Africa's Talking; Airtel numbers for now) and how to change them; the Bulk Orders email desk (orders_email).</w:t>
+              <w:t xml:space="preserve">SMS codes for phone numbers: the app.sms.* settings (Africa's Talking; Airtel numbers for now) and </w:t>
+            </w:r>
+            <w:r>
+              <w:rPr>
+                <w:sz w:val="19"/>
+                <w:szCs w:val="19"/>
+              </w:rPr>
+              <w:t>how to change them; the Bulk Orders email desk (orders_email).</w:t>
             </w:r>
           </w:p>
         </w:tc>
@@ -1387,14 +1387,7 @@
                 <w:sz w:val="19"/>
                 <w:szCs w:val="19"/>
               </w:rPr>
-              <w:t>Sign-in cut-off after the clean-up (AUTH_TOKENS_VALID_FROM) and what erro</w:t>
-            </w:r>
-            <w:r>
-              <w:rPr>
-                <w:sz w:val="19"/>
-                <w:szCs w:val="19"/>
-              </w:rPr>
-              <w:t>r answers may carry (server.error.*).</w:t>
+              <w:t>Sign-in cut-off after the clean-up (AUTH_TOKENS_VALID_FROM) and what error answers may carry (server.error.*).</w:t>
             </w:r>
           </w:p>
         </w:tc>
@@ -1462,7 +1455,14 @@
                 <w:sz w:val="19"/>
                 <w:szCs w:val="19"/>
               </w:rPr>
-              <w:t>Idle lock minutes and the password rules among the business rules.</w:t>
+              <w:t>Idle lock minutes and the password rules</w:t>
+            </w:r>
+            <w:r>
+              <w:rPr>
+                <w:sz w:val="19"/>
+                <w:szCs w:val="19"/>
+              </w:rPr>
+              <w:t xml:space="preserve"> among the business rules.</w:t>
             </w:r>
           </w:p>
         </w:tc>
@@ -1531,6 +1531,74 @@
                 <w:szCs w:val="19"/>
               </w:rPr>
               <w:t>The rule for orders near their promised date.</w:t>
+            </w:r>
+          </w:p>
+        </w:tc>
+      </w:tr>
+      <w:tr>
+        <w:tblPrEx>
+          <w:tblCellMar>
+            <w:top w:w="0" w:type="dxa"/>
+            <w:bottom w:w="0" w:type="dxa"/>
+          </w:tblCellMar>
+        </w:tblPrEx>
+        <w:tc>
+          <w:tcPr>
+            <w:tcW w:w="1300" w:type="dxa"/>
+            <w:tcMar>
+              <w:top w:w="50" w:type="dxa"/>
+              <w:left w:w="90" w:type="dxa"/>
+              <w:bottom w:w="50" w:type="dxa"/>
+              <w:right w:w="90" w:type="dxa"/>
+            </w:tcMar>
+          </w:tcPr>
+          <w:p>
+            <w:r>
+              <w:rPr>
+                <w:sz w:val="19"/>
+                <w:szCs w:val="19"/>
+              </w:rPr>
+              <w:t>1.1</w:t>
+            </w:r>
+          </w:p>
+        </w:tc>
+        <w:tc>
+          <w:tcPr>
+            <w:tcW w:w="1900" w:type="dxa"/>
+            <w:tcMar>
+              <w:top w:w="50" w:type="dxa"/>
+              <w:left w:w="90" w:type="dxa"/>
+              <w:bottom w:w="50" w:type="dxa"/>
+              <w:right w:w="90" w:type="dxa"/>
+            </w:tcMar>
+          </w:tcPr>
+          <w:p>
+            <w:r>
+              <w:rPr>
+                <w:sz w:val="19"/>
+                <w:szCs w:val="19"/>
+              </w:rPr>
+              <w:t>24 October 2026</w:t>
+            </w:r>
+          </w:p>
+        </w:tc>
+        <w:tc>
+          <w:tcPr>
+            <w:tcW w:w="6438" w:type="dxa"/>
+            <w:tcMar>
+              <w:top w:w="50" w:type="dxa"/>
+              <w:left w:w="90" w:type="dxa"/>
+              <w:bottom w:w="50" w:type="dxa"/>
+              <w:right w:w="90" w:type="dxa"/>
+            </w:tcMar>
+          </w:tcPr>
+          <w:p>
+            <w:r>
+              <w:rPr>
+                <w:sz w:val="19"/>
+                <w:szCs w:val="19"/>
+              </w:rPr>
+              <w:t>The worker data key (app.workers.data-secret, WORKER_DATA_SECRET): what it protects, where it is kept and why it is copied, never made new.</w:t>
             </w:r>
           </w:p>
         </w:tc>
@@ -1546,15 +1614,7 @@
           <w:sz w:val="20"/>
           <w:szCs w:val="20"/>
         </w:rPr>
-        <w:t>Keep this document up to date: when a feature, setting or serv</w:t>
-      </w:r>
-      <w:r>
-        <w:rPr>
-          <w:color w:val="5F6B66"/>
-          <w:sz w:val="20"/>
-          <w:szCs w:val="20"/>
-        </w:rPr>
-        <w:t>er changes, edit the matching section here and add a line to the table above.</w:t>
+        <w:t>Keep this document up to date: when a feature, setting or server changes, edit the matching section here and add a line to the table above.</w:t>
       </w:r>
     </w:p>
     <w:p>
@@ -1575,7 +1635,7 @@
     <w:sdt>
       <w:sdtPr>
         <w:alias w:val="Contents"/>
-        <w:id w:val="-1422173400"/>
+        <w:id w:val="1690338231"/>
       </w:sdtPr>
       <w:sdtEndPr/>
       <w:sdtContent>
@@ -1602,7 +1662,7 @@
           <w:r>
             <w:fldChar w:fldCharType="separate"/>
           </w:r>
-          <w:hyperlink w:anchor="_Toc243694786" w:history="1">
+          <w:hyperlink w:anchor="_Toc243697162" w:history="1">
             <w:r>
               <w:rPr>
                 <w:rStyle w:val="Hyperlink"/>
@@ -1626,7 +1686,7 @@
               <w:rPr>
                 <w:noProof/>
               </w:rPr>
-              <w:instrText xml:space="preserve"> PAGEREF _Toc243694786 \h </w:instrText>
+              <w:instrText xml:space="preserve"> PAGEREF _Toc243697162 \h </w:instrText>
             </w:r>
             <w:r>
               <w:rPr>
@@ -1667,7 +1727,7 @@
               <w:szCs w:val="22"/>
             </w:rPr>
           </w:pPr>
-          <w:hyperlink w:anchor="_Toc243694787" w:history="1">
+          <w:hyperlink w:anchor="_Toc243697163" w:history="1">
             <w:r>
               <w:rPr>
                 <w:rStyle w:val="Hyperlink"/>
@@ -1691,7 +1751,7 @@
               <w:rPr>
                 <w:noProof/>
               </w:rPr>
-              <w:instrText xml:space="preserve"> PAGEREF _Toc243694787 \h </w:instrText>
+              <w:instrText xml:space="preserve"> PAGEREF _Toc243697163 \h </w:instrText>
             </w:r>
             <w:r>
               <w:rPr>
@@ -1732,7 +1792,7 @@
               <w:szCs w:val="22"/>
             </w:rPr>
           </w:pPr>
-          <w:hyperlink w:anchor="_Toc243694788" w:history="1">
+          <w:hyperlink w:anchor="_Toc243697164" w:history="1">
             <w:r>
               <w:rPr>
                 <w:rStyle w:val="Hyperlink"/>
@@ -1756,7 +1816,7 @@
               <w:rPr>
                 <w:noProof/>
               </w:rPr>
-              <w:instrText xml:space="preserve"> PAGEREF _Toc243694788 \h </w:instrText>
+              <w:instrText xml:space="preserve"> PAGEREF _Toc243697164 \h </w:instrText>
             </w:r>
             <w:r>
               <w:rPr>
@@ -1797,7 +1857,7 @@
               <w:szCs w:val="22"/>
             </w:rPr>
           </w:pPr>
-          <w:hyperlink w:anchor="_Toc243694789" w:history="1">
+          <w:hyperlink w:anchor="_Toc243697165" w:history="1">
             <w:r>
               <w:rPr>
                 <w:rStyle w:val="Hyperlink"/>
@@ -1821,7 +1881,7 @@
               <w:rPr>
                 <w:noProof/>
               </w:rPr>
-              <w:instrText xml:space="preserve"> PAGEREF _Toc243694789 \h </w:instrText>
+              <w:instrText xml:space="preserve"> PAGEREF _Toc243697165 \h </w:instrText>
             </w:r>
             <w:r>
               <w:rPr>
@@ -1862,7 +1922,7 @@
               <w:szCs w:val="22"/>
             </w:rPr>
           </w:pPr>
-          <w:hyperlink w:anchor="_Toc243694790" w:history="1">
+          <w:hyperlink w:anchor="_Toc243697166" w:history="1">
             <w:r>
               <w:rPr>
                 <w:rStyle w:val="Hyperlink"/>
@@ -1886,7 +1946,7 @@
               <w:rPr>
                 <w:noProof/>
               </w:rPr>
-              <w:instrText xml:space="preserve"> PAGEREF _Toc243694790 \h </w:instrText>
+              <w:instrText xml:space="preserve"> PAGEREF _Toc243697166 \h </w:instrText>
             </w:r>
             <w:r>
               <w:rPr>
@@ -1927,7 +1987,7 @@
               <w:szCs w:val="22"/>
             </w:rPr>
           </w:pPr>
-          <w:hyperlink w:anchor="_Toc243694791" w:history="1">
+          <w:hyperlink w:anchor="_Toc243697167" w:history="1">
             <w:r>
               <w:rPr>
                 <w:rStyle w:val="Hyperlink"/>
@@ -1951,7 +2011,7 @@
               <w:rPr>
                 <w:noProof/>
               </w:rPr>
-              <w:instrText xml:space="preserve"> PAGEREF _Toc243694791 \h </w:instrText>
+              <w:instrText xml:space="preserve"> PAGEREF _Toc243697167 \h </w:instrText>
             </w:r>
             <w:r>
               <w:rPr>
@@ -1992,7 +2052,7 @@
               <w:szCs w:val="22"/>
             </w:rPr>
           </w:pPr>
-          <w:hyperlink w:anchor="_Toc243694792" w:history="1">
+          <w:hyperlink w:anchor="_Toc243697168" w:history="1">
             <w:r>
               <w:rPr>
                 <w:rStyle w:val="Hyperlink"/>
@@ -2016,7 +2076,7 @@
               <w:rPr>
                 <w:noProof/>
               </w:rPr>
-              <w:instrText xml:space="preserve"> PAGEREF _Toc243694792 \h </w:instrText>
+              <w:instrText xml:space="preserve"> PAGEREF _Toc243697168 \h </w:instrText>
             </w:r>
             <w:r>
               <w:rPr>
@@ -2057,7 +2117,7 @@
               <w:szCs w:val="22"/>
             </w:rPr>
           </w:pPr>
-          <w:hyperlink w:anchor="_Toc243694793" w:history="1">
+          <w:hyperlink w:anchor="_Toc243697169" w:history="1">
             <w:r>
               <w:rPr>
                 <w:rStyle w:val="Hyperlink"/>
@@ -2081,7 +2141,7 @@
               <w:rPr>
                 <w:noProof/>
               </w:rPr>
-              <w:instrText xml:space="preserve"> PAGEREF _Toc243694793 \h </w:instrText>
+              <w:instrText xml:space="preserve"> PAGEREF _Toc243697169 \h </w:instrText>
             </w:r>
             <w:r>
               <w:rPr>
@@ -2122,7 +2182,7 @@
               <w:szCs w:val="22"/>
             </w:rPr>
           </w:pPr>
-          <w:hyperlink w:anchor="_Toc243694794" w:history="1">
+          <w:hyperlink w:anchor="_Toc243697170" w:history="1">
             <w:r>
               <w:rPr>
                 <w:rStyle w:val="Hyperlink"/>
@@ -2146,7 +2206,7 @@
               <w:rPr>
                 <w:noProof/>
               </w:rPr>
-              <w:instrText xml:space="preserve"> PAGEREF _Toc243694794 \h </w:instrText>
+              <w:instrText xml:space="preserve"> PAGEREF _Toc243697170 \h </w:instrText>
             </w:r>
             <w:r>
               <w:rPr>
@@ -2187,7 +2247,7 @@
               <w:szCs w:val="22"/>
             </w:rPr>
           </w:pPr>
-          <w:hyperlink w:anchor="_Toc243694795" w:history="1">
+          <w:hyperlink w:anchor="_Toc243697171" w:history="1">
             <w:r>
               <w:rPr>
                 <w:rStyle w:val="Hyperlink"/>
@@ -2211,7 +2271,7 @@
               <w:rPr>
                 <w:noProof/>
               </w:rPr>
-              <w:instrText xml:space="preserve"> PAGEREF _Toc243694795 \h </w:instrText>
+              <w:instrText xml:space="preserve"> PAGEREF _Toc243697171 \h </w:instrText>
             </w:r>
             <w:r>
               <w:rPr>
@@ -2252,7 +2312,7 @@
               <w:szCs w:val="22"/>
             </w:rPr>
           </w:pPr>
-          <w:hyperlink w:anchor="_Toc243694796" w:history="1">
+          <w:hyperlink w:anchor="_Toc243697172" w:history="1">
             <w:r>
               <w:rPr>
                 <w:rStyle w:val="Hyperlink"/>
@@ -2276,7 +2336,7 @@
               <w:rPr>
                 <w:noProof/>
               </w:rPr>
-              <w:instrText xml:space="preserve"> PAGEREF _Toc243694796 \h </w:instrText>
+              <w:instrText xml:space="preserve"> PAGEREF _Toc243697172 \h </w:instrText>
             </w:r>
             <w:r>
               <w:rPr>
@@ -2319,7 +2379,7 @@
       <w:pPr>
         <w:pStyle w:val="Heading1"/>
       </w:pPr>
-      <w:bookmarkStart w:id="1" w:name="_Toc243694786"/>
+      <w:bookmarkStart w:id="1" w:name="_Toc243697162"/>
       <w:r>
         <w:lastRenderedPageBreak/>
         <w:t>1  Introduction</w:t>
@@ -2352,10 +2412,7 @@
         <w:t xml:space="preserve">Security: </w:t>
       </w:r>
       <w:r>
-        <w:t xml:space="preserve">Never put secret values in documents, emails, chat messages or </w:t>
-      </w:r>
-      <w:r>
-        <w:t>source control.</w:t>
+        <w:t>Never put secret values in documents, emails, chat messages or source control.</w:t>
       </w:r>
     </w:p>
     <w:p>
@@ -2380,7 +2437,7 @@
       <w:pPr>
         <w:pStyle w:val="Heading1"/>
       </w:pPr>
-      <w:bookmarkStart w:id="2" w:name="_Toc243694787"/>
+      <w:bookmarkStart w:id="2" w:name="_Toc243697163"/>
       <w:r>
         <w:lastRenderedPageBreak/>
         <w:t>2  Where configuration lives</w:t>
@@ -2403,7 +2460,7 @@
           <w:left w:w="10" w:type="dxa"/>
           <w:right w:w="10" w:type="dxa"/>
         </w:tblCellMar>
-        <w:tblLook w:val="0000" w:firstRow="0" w:lastRow="0" w:firstColumn="0" w:lastColumn="0" w:noHBand="0" w:noVBand="0"/>
+        <w:tblLook w:val="04A0" w:firstRow="1" w:lastRow="0" w:firstColumn="1" w:lastColumn="0" w:noHBand="0" w:noVBand="1"/>
       </w:tblPr>
       <w:tblGrid>
         <w:gridCol w:w="2168"/>
@@ -2444,7 +2501,17 @@
                 <w:sz w:val="19"/>
                 <w:szCs w:val="19"/>
               </w:rPr>
-              <w:t>Component</w:t>
+              <w:t>Componen</w:t>
+            </w:r>
+            <w:r>
+              <w:rPr>
+                <w:b/>
+                <w:bCs/>
+                <w:color w:val="FFFFFF"/>
+                <w:sz w:val="19"/>
+                <w:szCs w:val="19"/>
+              </w:rPr>
+              <w:t>t</w:t>
             </w:r>
           </w:p>
         </w:tc>
@@ -3360,7 +3427,7 @@
       <w:pPr>
         <w:pStyle w:val="Heading1"/>
       </w:pPr>
-      <w:bookmarkStart w:id="3" w:name="_Toc243694788"/>
+      <w:bookmarkStart w:id="3" w:name="_Toc243697164"/>
       <w:r>
         <w:lastRenderedPageBreak/>
         <w:t>3  Secrets inventory</w:t>
@@ -3383,7 +3450,7 @@
           <w:left w:w="10" w:type="dxa"/>
           <w:right w:w="10" w:type="dxa"/>
         </w:tblCellMar>
-        <w:tblLook w:val="0000" w:firstRow="0" w:lastRow="0" w:firstColumn="0" w:lastColumn="0" w:noHBand="0" w:noVBand="0"/>
+        <w:tblLook w:val="04A0" w:firstRow="1" w:lastRow="0" w:firstColumn="1" w:lastColumn="0" w:noHBand="0" w:noVBand="1"/>
       </w:tblPr>
       <w:tblGrid>
         <w:gridCol w:w="2465"/>
@@ -4170,7 +4237,7 @@
                 <w:sz w:val="19"/>
                 <w:szCs w:val="19"/>
               </w:rPr>
-              <w:t>DB_PASSWORD (website and mobile server .env)</w:t>
+              <w:t>app.workers.data-secret (WORKER_DATA_SECRET)</w:t>
             </w:r>
           </w:p>
         </w:tc>
@@ -4193,7 +4260,7 @@
                 <w:sz w:val="19"/>
                 <w:szCs w:val="19"/>
               </w:rPr>
-              <w:t>Nobody</w:t>
+              <w:t>Backend (worker details)</w:t>
             </w:r>
           </w:p>
         </w:tc>
@@ -4216,7 +4283,7 @@
                 <w:sz w:val="19"/>
                 <w:szCs w:val="19"/>
               </w:rPr>
-              <w:t>frontend/.env, mobileServer/.env</w:t>
+              <w:t>application.properties (made 24 October 2026); on the hosted server /etc/dateroem/backend.env</w:t>
             </w:r>
           </w:p>
         </w:tc>
@@ -4239,7 +4306,14 @@
                 <w:sz w:val="19"/>
                 <w:szCs w:val="19"/>
               </w:rPr>
-              <w:t>Unused; can be removed</w:t>
+              <w:t>Encrypts staff ID-type numbers and document photos. COPY it when moving - never make a new one: what was saved can only be read with it. Keep a second copy off th</w:t>
+            </w:r>
+            <w:r>
+              <w:rPr>
+                <w:sz w:val="19"/>
+                <w:szCs w:val="19"/>
+              </w:rPr>
+              <w:t>is computer (with the owner).</w:t>
             </w:r>
           </w:p>
         </w:tc>
@@ -4274,7 +4348,7 @@
                 <w:sz w:val="19"/>
                 <w:szCs w:val="19"/>
               </w:rPr>
-              <w:t>ngrok account token</w:t>
+              <w:t>DB_PASSWORD (website and mobile server .env)</w:t>
             </w:r>
           </w:p>
         </w:tc>
@@ -4298,7 +4372,7 @@
                 <w:sz w:val="19"/>
                 <w:szCs w:val="19"/>
               </w:rPr>
-              <w:t>ngrok</w:t>
+              <w:t>Nobody</w:t>
             </w:r>
           </w:p>
         </w:tc>
@@ -4322,7 +4396,7 @@
                 <w:sz w:val="19"/>
                 <w:szCs w:val="19"/>
               </w:rPr>
-              <w:t>ngrok's configuration on Windows</w:t>
+              <w:t>frontend/.env, mobileServer/.env</w:t>
             </w:r>
           </w:p>
         </w:tc>
@@ -4346,7 +4420,7 @@
                 <w:sz w:val="19"/>
                 <w:szCs w:val="19"/>
               </w:rPr>
-              <w:t>Not in the project</w:t>
+              <w:t>Unused; can be removed</w:t>
             </w:r>
           </w:p>
         </w:tc>
@@ -4380,7 +4454,7 @@
                 <w:sz w:val="19"/>
                 <w:szCs w:val="19"/>
               </w:rPr>
-              <w:t>All of the above, on the hosted server</w:t>
+              <w:t>ngrok account token</w:t>
             </w:r>
           </w:p>
         </w:tc>
@@ -4403,7 +4477,7 @@
                 <w:sz w:val="19"/>
                 <w:szCs w:val="19"/>
               </w:rPr>
-              <w:t>Backend and the three small servers</w:t>
+              <w:t>ngrok</w:t>
             </w:r>
           </w:p>
         </w:tc>
@@ -4426,7 +4500,7 @@
                 <w:sz w:val="19"/>
                 <w:szCs w:val="19"/>
               </w:rPr>
-              <w:t>/etc/dateroem/backend.env, website-server.env, mobile-server.env, admin-server.env (root and the dateroem account only), made by deploy/scripts/setup-server.sh</w:t>
+              <w:t>ngrok's configuration on Windows</w:t>
             </w:r>
           </w:p>
         </w:tc>
@@ -4449,14 +4523,7 @@
                 <w:sz w:val="19"/>
                 <w:szCs w:val="19"/>
               </w:rPr>
-              <w:t>DWS-CFG-03, "Values to fill in or change"; the database password and sign-in secret are generate</w:t>
-            </w:r>
-            <w:r>
-              <w:rPr>
-                <w:sz w:val="19"/>
-                <w:szCs w:val="19"/>
-              </w:rPr>
-              <w:t>d new</w:t>
+              <w:t>Not in the project</w:t>
             </w:r>
           </w:p>
         </w:tc>
@@ -4491,7 +4558,7 @@
                 <w:sz w:val="19"/>
                 <w:szCs w:val="19"/>
               </w:rPr>
-              <w:t>Business Gmail account (dateroemwoodsales@gmail.com)</w:t>
+              <w:t>All of the above, on the hosted server</w:t>
             </w:r>
           </w:p>
         </w:tc>
@@ -4515,7 +4582,7 @@
                 <w:sz w:val="19"/>
                 <w:szCs w:val="19"/>
               </w:rPr>
-              <w:t>The support mailbox; owner of the Google Cloud project "Dateroem" (the sign-in client)</w:t>
+              <w:t>Backend and the three small servers</w:t>
             </w:r>
           </w:p>
         </w:tc>
@@ -4539,7 +4606,7 @@
                 <w:sz w:val="19"/>
                 <w:szCs w:val="19"/>
               </w:rPr>
-              <w:t>The owner</w:t>
+              <w:t>/etc/dateroem/backend.env, website-server.env, mobile-server.env, admin-server.env (root and the dateroem account only), made by deploy/scripts/setup-server.sh</w:t>
             </w:r>
           </w:p>
         </w:tc>
@@ -4563,7 +4630,7 @@
                 <w:sz w:val="19"/>
                 <w:szCs w:val="19"/>
               </w:rPr>
-              <w:t>Keep 2-step verification on; whoever holds it controls Google sign-in for the website</w:t>
+              <w:t>DWS-CFG-03, "Values to fill in or change"; the database password and sign-in secret are generated new</w:t>
             </w:r>
           </w:p>
         </w:tc>
@@ -4597,7 +4664,7 @@
                 <w:sz w:val="19"/>
                 <w:szCs w:val="19"/>
               </w:rPr>
-              <w:t>SMTP_APP_PASSWORD (Gmail App Password)</w:t>
+              <w:t>Business Gmail account (dateroemwoodsales@gmail.com)</w:t>
             </w:r>
           </w:p>
         </w:tc>
@@ -4620,7 +4687,7 @@
                 <w:sz w:val="19"/>
                 <w:szCs w:val="19"/>
               </w:rPr>
-              <w:t>Website server (Send us an email form)</w:t>
+              <w:t>The support mailbox; owner of the Google Cloud project "Dateroem" (the sign-in client)</w:t>
             </w:r>
           </w:p>
         </w:tc>
@@ -4643,7 +4710,7 @@
                 <w:sz w:val="19"/>
                 <w:szCs w:val="19"/>
               </w:rPr>
-              <w:t>frontend/.env</w:t>
+              <w:t>The owner</w:t>
             </w:r>
           </w:p>
         </w:tc>
@@ -4666,7 +4733,7 @@
                 <w:sz w:val="19"/>
                 <w:szCs w:val="19"/>
               </w:rPr>
-              <w:t>An App Password of the business Gmail, created 7 October 2026. It can read and send all of that mailbox's mail - keep it only in that file. Changing the Gmail password cancels it: create a new one (Google Account, Security, App passwords) and replace it.</w:t>
+              <w:t>Keep 2-step verification on; whoever holds it controls Google sign-in for the website</w:t>
             </w:r>
           </w:p>
         </w:tc>
@@ -4701,7 +4768,7 @@
                 <w:sz w:val="19"/>
                 <w:szCs w:val="19"/>
               </w:rPr>
-              <w:t>MySQL administrative logins</w:t>
+              <w:t>SMTP_APP_PASSWORD (Gmail App Password)</w:t>
             </w:r>
           </w:p>
         </w:tc>
@@ -4725,7 +4792,7 @@
                 <w:sz w:val="19"/>
                 <w:szCs w:val="19"/>
               </w:rPr>
-              <w:t>Administrators</w:t>
+              <w:t>Website server (Send us an email form)</w:t>
             </w:r>
           </w:p>
         </w:tc>
@@ -4749,7 +4816,7 @@
                 <w:sz w:val="19"/>
                 <w:szCs w:val="19"/>
               </w:rPr>
-              <w:t>MySQL; /etc/mysql/debian.cnf</w:t>
+              <w:t>frontend/.env</w:t>
             </w:r>
           </w:p>
         </w:tc>
@@ -4773,7 +4840,7 @@
                 <w:sz w:val="19"/>
                 <w:szCs w:val="19"/>
               </w:rPr>
-              <w:t>debian-sys-maint is out of date (see Troubleshooting)</w:t>
+              <w:t>An App Password of the business Gmail, created 7 October 2026. It can read and send all of that mailbox's mail - keep it only in that file. Changing the Gmail password cancels it: create a new one (Google Account, Security, App passwords) and replace it.</w:t>
             </w:r>
           </w:p>
         </w:tc>
@@ -4807,7 +4874,8 @@
                 <w:sz w:val="19"/>
                 <w:szCs w:val="19"/>
               </w:rPr>
-              <w:t>Android signing key (future)</w:t>
+              <w:lastRenderedPageBreak/>
+              <w:t>MySQL administrative logins</w:t>
             </w:r>
           </w:p>
         </w:tc>
@@ -4830,7 +4898,7 @@
                 <w:sz w:val="19"/>
                 <w:szCs w:val="19"/>
               </w:rPr>
-              <w:t>Release builds</w:t>
+              <w:t>Administrators</w:t>
             </w:r>
           </w:p>
         </w:tc>
@@ -4853,7 +4921,7 @@
                 <w:sz w:val="19"/>
                 <w:szCs w:val="19"/>
               </w:rPr>
-              <w:t>Not created yet</w:t>
+              <w:t>MySQL; /etc/mysql/debian.cnf</w:t>
             </w:r>
           </w:p>
         </w:tc>
@@ -4876,7 +4944,7 @@
                 <w:sz w:val="19"/>
                 <w:szCs w:val="19"/>
               </w:rPr>
-              <w:t>Keep outside the project, backed up</w:t>
+              <w:t>debian-sys-maint is out of date (see Troubleshooting)</w:t>
             </w:r>
           </w:p>
         </w:tc>
@@ -4911,6 +4979,112 @@
                 <w:sz w:val="19"/>
                 <w:szCs w:val="19"/>
               </w:rPr>
+              <w:t>Android signing key (future)</w:t>
+            </w:r>
+          </w:p>
+        </w:tc>
+        <w:tc>
+          <w:tcPr>
+            <w:tcW w:w="1793" w:type="dxa"/>
+            <w:shd w:val="clear" w:color="auto" w:fill="F4F5F3"/>
+            <w:tcMar>
+              <w:top w:w="50" w:type="dxa"/>
+              <w:left w:w="90" w:type="dxa"/>
+              <w:bottom w:w="50" w:type="dxa"/>
+              <w:right w:w="90" w:type="dxa"/>
+            </w:tcMar>
+          </w:tcPr>
+          <w:p>
+            <w:pPr>
+              <w:spacing w:after="20" w:line="252" w:lineRule="auto"/>
+            </w:pPr>
+            <w:r>
+              <w:rPr>
+                <w:sz w:val="19"/>
+                <w:szCs w:val="19"/>
+              </w:rPr>
+              <w:t>Release builds</w:t>
+            </w:r>
+          </w:p>
+        </w:tc>
+        <w:tc>
+          <w:tcPr>
+            <w:tcW w:w="2913" w:type="dxa"/>
+            <w:shd w:val="clear" w:color="auto" w:fill="F4F5F3"/>
+            <w:tcMar>
+              <w:top w:w="50" w:type="dxa"/>
+              <w:left w:w="90" w:type="dxa"/>
+              <w:bottom w:w="50" w:type="dxa"/>
+              <w:right w:w="90" w:type="dxa"/>
+            </w:tcMar>
+          </w:tcPr>
+          <w:p>
+            <w:pPr>
+              <w:spacing w:after="20" w:line="252" w:lineRule="auto"/>
+            </w:pPr>
+            <w:r>
+              <w:rPr>
+                <w:sz w:val="19"/>
+                <w:szCs w:val="19"/>
+              </w:rPr>
+              <w:t>Not created yet</w:t>
+            </w:r>
+          </w:p>
+        </w:tc>
+        <w:tc>
+          <w:tcPr>
+            <w:tcW w:w="2467" w:type="dxa"/>
+            <w:shd w:val="clear" w:color="auto" w:fill="F4F5F3"/>
+            <w:tcMar>
+              <w:top w:w="50" w:type="dxa"/>
+              <w:left w:w="90" w:type="dxa"/>
+              <w:bottom w:w="50" w:type="dxa"/>
+              <w:right w:w="90" w:type="dxa"/>
+            </w:tcMar>
+          </w:tcPr>
+          <w:p>
+            <w:pPr>
+              <w:spacing w:after="20" w:line="252" w:lineRule="auto"/>
+            </w:pPr>
+            <w:r>
+              <w:rPr>
+                <w:sz w:val="19"/>
+                <w:szCs w:val="19"/>
+              </w:rPr>
+              <w:t>Keep outside the project, backed up</w:t>
+            </w:r>
+          </w:p>
+        </w:tc>
+      </w:tr>
+      <w:tr>
+        <w:tblPrEx>
+          <w:tblCellMar>
+            <w:top w:w="0" w:type="dxa"/>
+            <w:bottom w:w="0" w:type="dxa"/>
+          </w:tblCellMar>
+        </w:tblPrEx>
+        <w:trPr>
+          <w:cantSplit/>
+        </w:trPr>
+        <w:tc>
+          <w:tcPr>
+            <w:tcW w:w="2465" w:type="dxa"/>
+            <w:tcMar>
+              <w:top w:w="50" w:type="dxa"/>
+              <w:left w:w="90" w:type="dxa"/>
+              <w:bottom w:w="50" w:type="dxa"/>
+              <w:right w:w="90" w:type="dxa"/>
+            </w:tcMar>
+          </w:tcPr>
+          <w:p>
+            <w:pPr>
+              <w:spacing w:after="20" w:line="252" w:lineRule="auto"/>
+            </w:pPr>
+            <w:r>
+              <w:rPr>
+                <w:sz w:val="19"/>
+                <w:szCs w:val="19"/>
+              </w:rPr>
               <w:t>Owner's notes</w:t>
             </w:r>
           </w:p>
@@ -4918,7 +5092,6 @@
         <w:tc>
           <w:tcPr>
             <w:tcW w:w="1793" w:type="dxa"/>
-            <w:shd w:val="clear" w:color="auto" w:fill="F4F5F3"/>
             <w:tcMar>
               <w:top w:w="50" w:type="dxa"/>
               <w:left w:w="90" w:type="dxa"/>
@@ -4942,7 +5115,6 @@
         <w:tc>
           <w:tcPr>
             <w:tcW w:w="2913" w:type="dxa"/>
-            <w:shd w:val="clear" w:color="auto" w:fill="F4F5F3"/>
             <w:tcMar>
               <w:top w:w="50" w:type="dxa"/>
               <w:left w:w="90" w:type="dxa"/>
@@ -4966,7 +5138,6 @@
         <w:tc>
           <w:tcPr>
             <w:tcW w:w="2467" w:type="dxa"/>
-            <w:shd w:val="clear" w:color="auto" w:fill="F4F5F3"/>
             <w:tcMar>
               <w:top w:w="50" w:type="dxa"/>
               <w:left w:w="90" w:type="dxa"/>
@@ -5019,7 +5190,7 @@
       <w:pPr>
         <w:pStyle w:val="Heading2"/>
       </w:pPr>
-      <w:bookmarkStart w:id="4" w:name="_Toc243694789"/>
+      <w:bookmarkStart w:id="4" w:name="_Toc243697165"/>
       <w:r>
         <w:t>3.1  Recommended: one protected secrets file</w:t>
       </w:r>
@@ -5148,7 +5319,10 @@
         <w:spacing w:after="60" w:line="264" w:lineRule="auto"/>
       </w:pPr>
       <w:r>
-        <w:t>Remove the secrets from the old places, then rotate them.</w:t>
+        <w:t>Re</w:t>
+      </w:r>
+      <w:r>
+        <w:t>move the secrets from the old places, then rotate them.</w:t>
       </w:r>
     </w:p>
     <w:p>
@@ -5160,7 +5334,7 @@
       <w:pPr>
         <w:pStyle w:val="Heading2"/>
       </w:pPr>
-      <w:bookmarkStart w:id="5" w:name="_Toc243694790"/>
+      <w:bookmarkStart w:id="5" w:name="_Toc243697166"/>
       <w:r>
         <w:t>3.2  Rotating a secret</w:t>
       </w:r>
@@ -5182,7 +5356,7 @@
           <w:left w:w="10" w:type="dxa"/>
           <w:right w:w="10" w:type="dxa"/>
         </w:tblCellMar>
-        <w:tblLook w:val="0000" w:firstRow="0" w:lastRow="0" w:firstColumn="0" w:lastColumn="0" w:noHBand="0" w:noVBand="0"/>
+        <w:tblLook w:val="04A0" w:firstRow="1" w:lastRow="0" w:firstColumn="1" w:lastColumn="0" w:noHBand="0" w:noVBand="1"/>
       </w:tblPr>
       <w:tblGrid>
         <w:gridCol w:w="2536"/>
@@ -5405,7 +5579,7 @@
                 <w:sz w:val="19"/>
                 <w:szCs w:val="19"/>
               </w:rPr>
-              <w:t>Groq or Anthropic key</w:t>
+              <w:t>Worker data key</w:t>
             </w:r>
           </w:p>
         </w:tc>
@@ -5428,7 +5602,7 @@
                 <w:sz w:val="19"/>
                 <w:szCs w:val="19"/>
               </w:rPr>
-              <w:t>Create a new key in the provider console, delete the old one, update the launchers, restart the backend</w:t>
+              <w:t>Not by simply replacing it: a new key makes every worker detail and photo already saved unreadable. If it ever leaks, have a re-encryption step written first (decrypt with the old key, encrypt with the new), then change it.</w:t>
             </w:r>
           </w:p>
         </w:tc>
@@ -5465,7 +5639,7 @@
                 <w:sz w:val="19"/>
                 <w:szCs w:val="19"/>
               </w:rPr>
-              <w:t>M-Pesa consumer key and secret</w:t>
+              <w:t>Groq or Anthropic key</w:t>
             </w:r>
           </w:p>
         </w:tc>
@@ -5489,7 +5663,14 @@
                 <w:sz w:val="19"/>
                 <w:szCs w:val="19"/>
               </w:rPr>
-              <w:t>Regenerate in the Daraja app, update the launchers, restart the backend</w:t>
+              <w:t xml:space="preserve">Create a </w:t>
+            </w:r>
+            <w:r>
+              <w:rPr>
+                <w:sz w:val="19"/>
+                <w:szCs w:val="19"/>
+              </w:rPr>
+              <w:t>new key in the provider console, delete the old one, update the launchers, restart the backend</w:t>
             </w:r>
           </w:p>
         </w:tc>
@@ -5525,6 +5706,66 @@
                 <w:sz w:val="19"/>
                 <w:szCs w:val="19"/>
               </w:rPr>
+              <w:t>M-Pesa consumer key and secret</w:t>
+            </w:r>
+          </w:p>
+        </w:tc>
+        <w:tc>
+          <w:tcPr>
+            <w:tcW w:w="7102" w:type="dxa"/>
+            <w:tcMar>
+              <w:top w:w="50" w:type="dxa"/>
+              <w:left w:w="90" w:type="dxa"/>
+              <w:bottom w:w="50" w:type="dxa"/>
+              <w:right w:w="90" w:type="dxa"/>
+            </w:tcMar>
+          </w:tcPr>
+          <w:p>
+            <w:pPr>
+              <w:spacing w:after="20" w:line="252" w:lineRule="auto"/>
+            </w:pPr>
+            <w:r>
+              <w:rPr>
+                <w:sz w:val="19"/>
+                <w:szCs w:val="19"/>
+              </w:rPr>
+              <w:t>Regenerate in the Daraja app, update the launchers, restart the backend</w:t>
+            </w:r>
+          </w:p>
+        </w:tc>
+      </w:tr>
+      <w:tr>
+        <w:tblPrEx>
+          <w:tblCellMar>
+            <w:top w:w="0" w:type="dxa"/>
+            <w:bottom w:w="0" w:type="dxa"/>
+          </w:tblCellMar>
+        </w:tblPrEx>
+        <w:trPr>
+          <w:cantSplit/>
+        </w:trPr>
+        <w:tc>
+          <w:tcPr>
+            <w:tcW w:w="2536" w:type="dxa"/>
+            <w:shd w:val="clear" w:color="auto" w:fill="F4F5F3"/>
+            <w:tcMar>
+              <w:top w:w="50" w:type="dxa"/>
+              <w:left w:w="90" w:type="dxa"/>
+              <w:bottom w:w="50" w:type="dxa"/>
+              <w:right w:w="90" w:type="dxa"/>
+            </w:tcMar>
+          </w:tcPr>
+          <w:p>
+            <w:pPr>
+              <w:spacing w:after="20" w:line="252" w:lineRule="auto"/>
+            </w:pPr>
+            <w:r>
+              <w:rPr>
+                <w:b/>
+                <w:bCs/>
+                <w:sz w:val="19"/>
+                <w:szCs w:val="19"/>
+              </w:rPr>
               <w:t>B2C initiator password</w:t>
             </w:r>
           </w:p>
@@ -5532,6 +5773,7 @@
         <w:tc>
           <w:tcPr>
             <w:tcW w:w="7102" w:type="dxa"/>
+            <w:shd w:val="clear" w:color="auto" w:fill="F4F5F3"/>
             <w:tcMar>
               <w:top w:w="50" w:type="dxa"/>
               <w:left w:w="90" w:type="dxa"/>
@@ -5568,7 +5810,7 @@
       <w:pPr>
         <w:pStyle w:val="Heading1"/>
       </w:pPr>
-      <w:bookmarkStart w:id="6" w:name="_Toc243694791"/>
+      <w:bookmarkStart w:id="6" w:name="_Toc243697167"/>
       <w:r>
         <w:lastRenderedPageBreak/>
         <w:t>4  Backend settings</w:t>
@@ -5591,7 +5833,7 @@
           <w:left w:w="10" w:type="dxa"/>
           <w:right w:w="10" w:type="dxa"/>
         </w:tblCellMar>
-        <w:tblLook w:val="0000" w:firstRow="0" w:lastRow="0" w:firstColumn="0" w:lastColumn="0" w:noHBand="0" w:noVBand="0"/>
+        <w:tblLook w:val="04A0" w:firstRow="1" w:lastRow="0" w:firstColumn="1" w:lastColumn="0" w:noHBand="0" w:noVBand="1"/>
       </w:tblPr>
       <w:tblGrid>
         <w:gridCol w:w="2017"/>
@@ -10046,7 +10288,7 @@
       <w:pPr>
         <w:pStyle w:val="Heading1"/>
       </w:pPr>
-      <w:bookmarkStart w:id="7" w:name="_Toc243694792"/>
+      <w:bookmarkStart w:id="7" w:name="_Toc243697168"/>
       <w:r>
         <w:lastRenderedPageBreak/>
         <w:t>5  Client-facing servers</w:t>
@@ -10069,7 +10311,7 @@
           <w:left w:w="10" w:type="dxa"/>
           <w:right w:w="10" w:type="dxa"/>
         </w:tblCellMar>
-        <w:tblLook w:val="0000" w:firstRow="0" w:lastRow="0" w:firstColumn="0" w:lastColumn="0" w:noHBand="0" w:noVBand="0"/>
+        <w:tblLook w:val="04A0" w:firstRow="1" w:lastRow="0" w:firstColumn="1" w:lastColumn="0" w:noHBand="0" w:noVBand="1"/>
       </w:tblPr>
       <w:tblGrid>
         <w:gridCol w:w="2465"/>
@@ -10761,7 +11003,7 @@
       <w:pPr>
         <w:pStyle w:val="Heading2"/>
       </w:pPr>
-      <w:bookmarkStart w:id="8" w:name="_Toc243694793"/>
+      <w:bookmarkStart w:id="8" w:name="_Toc243697169"/>
       <w:r>
         <w:t>5.1  SMS codes for phone numbers (Africa's Talking)</w:t>
       </w:r>
@@ -10794,7 +11036,7 @@
           <w:left w:w="10" w:type="dxa"/>
           <w:right w:w="10" w:type="dxa"/>
         </w:tblCellMar>
-        <w:tblLook w:val="0000" w:firstRow="0" w:lastRow="0" w:firstColumn="0" w:lastColumn="0" w:noHBand="0" w:noVBand="0"/>
+        <w:tblLook w:val="04A0" w:firstRow="1" w:lastRow="0" w:firstColumn="1" w:lastColumn="0" w:noHBand="0" w:noVBand="1"/>
       </w:tblPr>
       <w:tblGrid>
         <w:gridCol w:w="3043"/>
@@ -10990,14 +11232,14 @@
                 <w:sz w:val="19"/>
                 <w:szCs w:val="19"/>
               </w:rPr>
-              <w:t>Apply for Dateroem's own sender name (transactional) in the Africa's Talking dashboard. Once approved: app.sms.sender-id = that name, app.sms.networks = all; restart the backend; test with a Safaricom phone; update the Help page question about cre</w:t>
-            </w:r>
-            <w:r>
-              <w:rPr>
-                <w:sz w:val="19"/>
-                <w:szCs w:val="19"/>
-              </w:rPr>
-              <w:t>ating an account.</w:t>
+              <w:t xml:space="preserve">Apply for Dateroem's own sender name (transactional) in the Africa's Talking dashboard. Once approved: app.sms.sender-id = that name, app.sms.networks = all; restart the backend; test with a Safaricom phone; update the Help page question about creating an </w:t>
+            </w:r>
+            <w:r>
+              <w:rPr>
+                <w:sz w:val="19"/>
+                <w:szCs w:val="19"/>
+              </w:rPr>
+              <w:t>account.</w:t>
             </w:r>
           </w:p>
         </w:tc>
@@ -11137,7 +11379,7 @@
       <w:pPr>
         <w:pStyle w:val="Heading1"/>
       </w:pPr>
-      <w:bookmarkStart w:id="9" w:name="_Toc243694794"/>
+      <w:bookmarkStart w:id="9" w:name="_Toc243697170"/>
       <w:r>
         <w:lastRenderedPageBreak/>
         <w:t>6  Changing the company phone number</w:t>
@@ -11149,10 +11391,10 @@
         <w:spacing w:after="120" w:line="276" w:lineRule="auto"/>
       </w:pPr>
       <w:r>
-        <w:t>The company phone number is +254182995011 since 9 October 2026 (before: 0700878260). It is one number for calls and WhatsApp. It is set in the website server only - the website reads it from there - so a change is one or two lines and a restart, with no ne</w:t>
+        <w:t>The company phone number is +254182995011 since 9 Octo</w:t>
       </w:r>
       <w:r>
-        <w:t>w build of the website or the apps.</w:t>
+        <w:t>ber 2026 (before: 0700878260). It is one number for calls and WhatsApp. It is set in the website server only - the website reads it from there - so a change is one or two lines and a restart, with no new build of the website or the apps.</w:t>
       </w:r>
     </w:p>
     <w:tbl>
@@ -11171,7 +11413,7 @@
           <w:left w:w="10" w:type="dxa"/>
           <w:right w:w="10" w:type="dxa"/>
         </w:tblCellMar>
-        <w:tblLook w:val="0000" w:firstRow="0" w:lastRow="0" w:firstColumn="0" w:lastColumn="0" w:noHBand="0" w:noVBand="0"/>
+        <w:tblLook w:val="04A0" w:firstRow="1" w:lastRow="0" w:firstColumn="1" w:lastColumn="0" w:noHBand="0" w:noVBand="1"/>
       </w:tblPr>
       <w:tblGrid>
         <w:gridCol w:w="3297"/>
@@ -11239,7 +11481,17 @@
                 <w:sz w:val="19"/>
                 <w:szCs w:val="19"/>
               </w:rPr>
-              <w:t>What to change</w:t>
+              <w:t>What to chan</w:t>
+            </w:r>
+            <w:r>
+              <w:rPr>
+                <w:b/>
+                <w:bCs/>
+                <w:color w:val="FFFFFF"/>
+                <w:sz w:val="19"/>
+                <w:szCs w:val="19"/>
+              </w:rPr>
+              <w:t>ge</w:t>
             </w:r>
           </w:p>
         </w:tc>
@@ -11822,13 +12074,10 @@
         <w:t xml:space="preserve">Note: </w:t>
       </w:r>
       <w:r>
-        <w:t>Not the same thing - do not change these fo</w:t>
+        <w:t>Not the same thing - do not change these for a new company number: staff and farmer phone numbers (USERS, FARMER - each person's own number, used to check where Send Money may go); past payments (PRODUCT_PAYMENTS, the audit log - history); and the phone ap</w:t>
       </w:r>
       <w:r>
-        <w:t xml:space="preserve">r a new company number: staff and farmer phone numbers (USERS, FARMER - each person's own number, used to check where Send Money may go); past payments (PRODUCT_PAYMENTS, the audit log - history); and the phone app's company SIM for M-Pesa SMS Sync, which </w:t>
-      </w:r>
-      <w:r>
-        <w:t>is chosen on the phone itself (Transactions, M-Pesa SMS Sync) and changes only if the SIM that receives the M-Pesa messages changes.</w:t>
+        <w:t>p's company SIM for M-Pesa SMS Sync, which is chosen on the phone itself (Transactions, M-Pesa SMS Sync) and changes only if the SIM that receives the M-Pesa messages changes.</w:t>
       </w:r>
     </w:p>
     <w:p>
@@ -11840,7 +12089,7 @@
       <w:pPr>
         <w:pStyle w:val="Heading1"/>
       </w:pPr>
-      <w:bookmarkStart w:id="10" w:name="_Toc243694795"/>
+      <w:bookmarkStart w:id="10" w:name="_Toc243697171"/>
       <w:r>
         <w:lastRenderedPageBreak/>
         <w:t>7  Website, apps and routing</w:t>
@@ -11863,7 +12112,7 @@
           <w:left w:w="10" w:type="dxa"/>
           <w:right w:w="10" w:type="dxa"/>
         </w:tblCellMar>
-        <w:tblLook w:val="0000" w:firstRow="0" w:lastRow="0" w:firstColumn="0" w:lastColumn="0" w:noHBand="0" w:noVBand="0"/>
+        <w:tblLook w:val="04A0" w:firstRow="1" w:lastRow="0" w:firstColumn="1" w:lastColumn="0" w:noHBand="0" w:noVBand="1"/>
       </w:tblPr>
       <w:tblGrid>
         <w:gridCol w:w="2891"/>
@@ -12017,7 +12266,14 @@
                 <w:sz w:val="19"/>
                 <w:szCs w:val="19"/>
               </w:rPr>
-              <w:t>frontend/website/.env VITE_API_BASE_URL</w:t>
+              <w:t>fr</w:t>
+            </w:r>
+            <w:r>
+              <w:rPr>
+                <w:sz w:val="19"/>
+                <w:szCs w:val="19"/>
+              </w:rPr>
+              <w:t>ontend/website/.env VITE_API_BASE_URL</w:t>
             </w:r>
           </w:p>
         </w:tc>
@@ -13177,7 +13433,7 @@
       <w:pPr>
         <w:pStyle w:val="Heading1"/>
       </w:pPr>
-      <w:bookmarkStart w:id="11" w:name="_Toc243694796"/>
+      <w:bookmarkStart w:id="11" w:name="_Toc243697172"/>
       <w:r>
         <w:lastRenderedPageBreak/>
         <w:t>8  Business rules you can tune</w:t>
@@ -13208,7 +13464,7 @@
           <w:left w:w="10" w:type="dxa"/>
           <w:right w:w="10" w:type="dxa"/>
         </w:tblCellMar>
-        <w:tblLook w:val="0000" w:firstRow="0" w:lastRow="0" w:firstColumn="0" w:lastColumn="0" w:noHBand="0" w:noVBand="0"/>
+        <w:tblLook w:val="04A0" w:firstRow="1" w:lastRow="0" w:firstColumn="1" w:lastColumn="0" w:noHBand="0" w:noVBand="1"/>
       </w:tblPr>
       <w:tblGrid>
         <w:gridCol w:w="3212"/>
@@ -16053,10 +16309,72 @@
 <file path=word/numbering.xml><?xml version="1.0" encoding="utf-8"?>
 <w:numbering xmlns:wpc="http://schemas.microsoft.com/office/word/2010/wordprocessingCanvas" xmlns:cx="http://schemas.microsoft.com/office/drawing/2014/chartex" xmlns:cx1="http://schemas.microsoft.com/office/drawing/2015/9/8/chartex" xmlns:mc="http://schemas.openxmlformats.org/markup-compatibility/2006" xmlns:o="urn:schemas-microsoft-com:office:office" xmlns:r="http://schemas.openxmlformats.org/officeDocument/2006/relationships" xmlns:m="http://schemas.openxmlformats.org/officeDocument/2006/math" xmlns:v="urn:schemas-microsoft-com:vml" xmlns:wp14="http://schemas.microsoft.com/office/word/2010/wordprocessingDrawing" xmlns:wp="http://schemas.openxmlformats.org/drawingml/2006/wordprocessingDrawing" xmlns:w10="urn:schemas-microsoft-com:office:word" xmlns:w="http://schemas.openxmlformats.org/wordprocessingml/2006/main" xmlns:w14="http://schemas.microsoft.com/office/word/2010/wordml" xmlns:w15="http://schemas.microsoft.com/office/word/2012/wordml" xmlns:w16se="http://schemas.microsoft.com/office/word/2015/wordml/symex" xmlns:wpg="http://schemas.microsoft.com/office/word/2010/wordprocessingGroup" xmlns:wpi="http://schemas.microsoft.com/office/word/2010/wordprocessingInk" xmlns:wne="http://schemas.microsoft.com/office/word/2006/wordml" xmlns:wps="http://schemas.microsoft.com/office/word/2010/wordprocessingShape" mc:Ignorable="w14 w15 w16se wp14">
   <w:abstractNum w:abstractNumId="0" w15:restartNumberingAfterBreak="0">
-    <w:nsid w:val="23843FDF"/>
+    <w:nsid w:val="07DF3933"/>
     <w:multiLevelType w:val="hybridMultilevel"/>
-    <w:tmpl w:val="418C1584"/>
-    <w:lvl w:ilvl="0" w:tplc="CDB085C4" w:tentative="1">
+    <w:tmpl w:val="38C407C8"/>
+    <w:lvl w:ilvl="0" w:tplc="D6842ABC">
+      <w:start w:val="1"/>
+      <w:numFmt w:val="decimal"/>
+      <w:lvlText w:val="%1."/>
+      <w:lvlJc w:val="left"/>
+      <w:pPr>
+        <w:ind w:left="540" w:hanging="300"/>
+      </w:pPr>
+    </w:lvl>
+    <w:lvl w:ilvl="1" w:tplc="DCB83EB6" w:tentative="1">
+      <w:start w:val="1"/>
+      <w:numFmt w:val="lowerLetter"/>
+      <w:lvlText w:val="%2."/>
+      <w:lvlJc w:val="left"/>
+      <w:pPr>
+        <w:ind w:left="940" w:hanging="300"/>
+      </w:pPr>
+    </w:lvl>
+    <w:lvl w:ilvl="2" w:tplc="1A442538" w:tentative="1">
+      <w:start w:val="1"/>
+      <w:numFmt w:val="lowerRoman"/>
+      <w:lvlText w:val="%3."/>
+      <w:lvlJc w:val="left"/>
+      <w:pPr>
+        <w:ind w:left="1340" w:hanging="300"/>
+      </w:pPr>
+    </w:lvl>
+    <w:lvl w:ilvl="3" w:tplc="20F256EC">
+      <w:numFmt w:val="decimal"/>
+      <w:lvlText w:val=""/>
+      <w:lvlJc w:val="left"/>
+    </w:lvl>
+    <w:lvl w:ilvl="4" w:tplc="22AA21A6">
+      <w:numFmt w:val="decimal"/>
+      <w:lvlText w:val=""/>
+      <w:lvlJc w:val="left"/>
+    </w:lvl>
+    <w:lvl w:ilvl="5" w:tplc="3468C9F0">
+      <w:numFmt w:val="decimal"/>
+      <w:lvlText w:val=""/>
+      <w:lvlJc w:val="left"/>
+    </w:lvl>
+    <w:lvl w:ilvl="6" w:tplc="B296C68E">
+      <w:numFmt w:val="decimal"/>
+      <w:lvlText w:val=""/>
+      <w:lvlJc w:val="left"/>
+    </w:lvl>
+    <w:lvl w:ilvl="7" w:tplc="AFE44E04">
+      <w:numFmt w:val="decimal"/>
+      <w:lvlText w:val=""/>
+      <w:lvlJc w:val="left"/>
+    </w:lvl>
+    <w:lvl w:ilvl="8" w:tplc="44061186">
+      <w:numFmt w:val="decimal"/>
+      <w:lvlText w:val=""/>
+      <w:lvlJc w:val="left"/>
+    </w:lvl>
+  </w:abstractNum>
+  <w:abstractNum w:abstractNumId="1" w15:restartNumberingAfterBreak="0">
+    <w:nsid w:val="18C57EDF"/>
+    <w:multiLevelType w:val="hybridMultilevel"/>
+    <w:tmpl w:val="EF4E0E2C"/>
+    <w:lvl w:ilvl="0" w:tplc="10387BB6" w:tentative="1">
       <w:start w:val="1"/>
       <w:numFmt w:val="bullet"/>
       <w:lvlText w:val="●"/>
@@ -16065,7 +16383,7 @@
         <w:ind w:left="720" w:hanging="360"/>
       </w:pPr>
     </w:lvl>
-    <w:lvl w:ilvl="1" w:tplc="312CEFAE" w:tentative="1">
+    <w:lvl w:ilvl="1" w:tplc="9102693C" w:tentative="1">
       <w:start w:val="1"/>
       <w:numFmt w:val="bullet"/>
       <w:lvlText w:val="○"/>
@@ -16074,7 +16392,7 @@
         <w:ind w:left="1440" w:hanging="360"/>
       </w:pPr>
     </w:lvl>
-    <w:lvl w:ilvl="2" w:tplc="A24E2B8E" w:tentative="1">
+    <w:lvl w:ilvl="2" w:tplc="BECE811A" w:tentative="1">
       <w:start w:val="1"/>
       <w:numFmt w:val="bullet"/>
       <w:lvlText w:val="■"/>
@@ -16083,7 +16401,7 @@
         <w:ind w:left="2160" w:hanging="360"/>
       </w:pPr>
     </w:lvl>
-    <w:lvl w:ilvl="3" w:tplc="4F26DC90" w:tentative="1">
+    <w:lvl w:ilvl="3" w:tplc="53323042" w:tentative="1">
       <w:start w:val="1"/>
       <w:numFmt w:val="bullet"/>
       <w:lvlText w:val="●"/>
@@ -16092,7 +16410,7 @@
         <w:ind w:left="2880" w:hanging="360"/>
       </w:pPr>
     </w:lvl>
-    <w:lvl w:ilvl="4" w:tplc="078277B2" w:tentative="1">
+    <w:lvl w:ilvl="4" w:tplc="AEB00A46" w:tentative="1">
       <w:start w:val="1"/>
       <w:numFmt w:val="bullet"/>
       <w:lvlText w:val="○"/>
@@ -16101,7 +16419,7 @@
         <w:ind w:left="3600" w:hanging="360"/>
       </w:pPr>
     </w:lvl>
-    <w:lvl w:ilvl="5" w:tplc="8318D880" w:tentative="1">
+    <w:lvl w:ilvl="5" w:tplc="77F46FCE" w:tentative="1">
       <w:start w:val="1"/>
       <w:numFmt w:val="bullet"/>
       <w:lvlText w:val="■"/>
@@ -16110,7 +16428,7 @@
         <w:ind w:left="4320" w:hanging="360"/>
       </w:pPr>
     </w:lvl>
-    <w:lvl w:ilvl="6" w:tplc="4F945B3A" w:tentative="1">
+    <w:lvl w:ilvl="6" w:tplc="D3748BBC" w:tentative="1">
       <w:start w:val="1"/>
       <w:numFmt w:val="bullet"/>
       <w:lvlText w:val="●"/>
@@ -16119,7 +16437,7 @@
         <w:ind w:left="5040" w:hanging="360"/>
       </w:pPr>
     </w:lvl>
-    <w:lvl w:ilvl="7" w:tplc="411E9C3E" w:tentative="1">
+    <w:lvl w:ilvl="7" w:tplc="540CE1A4" w:tentative="1">
       <w:start w:val="1"/>
       <w:numFmt w:val="bullet"/>
       <w:lvlText w:val="●"/>
@@ -16128,7 +16446,7 @@
         <w:ind w:left="5760" w:hanging="360"/>
       </w:pPr>
     </w:lvl>
-    <w:lvl w:ilvl="8" w:tplc="A6F45FBA" w:tentative="1">
+    <w:lvl w:ilvl="8" w:tplc="D98EDB66" w:tentative="1">
       <w:start w:val="1"/>
       <w:numFmt w:val="bullet"/>
       <w:lvlText w:val="●"/>
@@ -16138,73 +16456,11 @@
       </w:pPr>
     </w:lvl>
   </w:abstractNum>
-  <w:abstractNum w:abstractNumId="1" w15:restartNumberingAfterBreak="0">
-    <w:nsid w:val="2DC46529"/>
+  <w:abstractNum w:abstractNumId="2" w15:restartNumberingAfterBreak="0">
+    <w:nsid w:val="3DE82359"/>
     <w:multiLevelType w:val="hybridMultilevel"/>
-    <w:tmpl w:val="54DCD3B2"/>
-    <w:lvl w:ilvl="0" w:tplc="0524B2F4">
-      <w:start w:val="1"/>
-      <w:numFmt w:val="decimal"/>
-      <w:lvlText w:val="%1."/>
-      <w:lvlJc w:val="left"/>
-      <w:pPr>
-        <w:ind w:left="540" w:hanging="300"/>
-      </w:pPr>
-    </w:lvl>
-    <w:lvl w:ilvl="1" w:tplc="D88291D0" w:tentative="1">
-      <w:start w:val="1"/>
-      <w:numFmt w:val="lowerLetter"/>
-      <w:lvlText w:val="%2."/>
-      <w:lvlJc w:val="left"/>
-      <w:pPr>
-        <w:ind w:left="940" w:hanging="300"/>
-      </w:pPr>
-    </w:lvl>
-    <w:lvl w:ilvl="2" w:tplc="43048474" w:tentative="1">
-      <w:start w:val="1"/>
-      <w:numFmt w:val="lowerRoman"/>
-      <w:lvlText w:val="%3."/>
-      <w:lvlJc w:val="left"/>
-      <w:pPr>
-        <w:ind w:left="1340" w:hanging="300"/>
-      </w:pPr>
-    </w:lvl>
-    <w:lvl w:ilvl="3" w:tplc="F44003E8">
-      <w:numFmt w:val="decimal"/>
-      <w:lvlText w:val=""/>
-      <w:lvlJc w:val="left"/>
-    </w:lvl>
-    <w:lvl w:ilvl="4" w:tplc="4282E00A">
-      <w:numFmt w:val="decimal"/>
-      <w:lvlText w:val=""/>
-      <w:lvlJc w:val="left"/>
-    </w:lvl>
-    <w:lvl w:ilvl="5" w:tplc="7EB8C2C6">
-      <w:numFmt w:val="decimal"/>
-      <w:lvlText w:val=""/>
-      <w:lvlJc w:val="left"/>
-    </w:lvl>
-    <w:lvl w:ilvl="6" w:tplc="A0D47FC8">
-      <w:numFmt w:val="decimal"/>
-      <w:lvlText w:val=""/>
-      <w:lvlJc w:val="left"/>
-    </w:lvl>
-    <w:lvl w:ilvl="7" w:tplc="B9FA33E8">
-      <w:numFmt w:val="decimal"/>
-      <w:lvlText w:val=""/>
-      <w:lvlJc w:val="left"/>
-    </w:lvl>
-    <w:lvl w:ilvl="8" w:tplc="C3D0AD8A">
-      <w:numFmt w:val="decimal"/>
-      <w:lvlText w:val=""/>
-      <w:lvlJc w:val="left"/>
-    </w:lvl>
-  </w:abstractNum>
-  <w:abstractNum w:abstractNumId="2" w15:restartNumberingAfterBreak="0">
-    <w:nsid w:val="79127C03"/>
-    <w:multiLevelType w:val="hybridMultilevel"/>
-    <w:tmpl w:val="ABA45F5A"/>
-    <w:lvl w:ilvl="0" w:tplc="5754A05C">
+    <w:tmpl w:val="7D0E2246"/>
+    <w:lvl w:ilvl="0" w:tplc="552C0BFA">
       <w:start w:val="1"/>
       <w:numFmt w:val="bullet"/>
       <w:lvlText w:val="•"/>
@@ -16213,7 +16469,7 @@
         <w:ind w:left="540" w:hanging="300"/>
       </w:pPr>
     </w:lvl>
-    <w:lvl w:ilvl="1" w:tplc="58400CE8" w:tentative="1">
+    <w:lvl w:ilvl="1" w:tplc="C0B8ED7C" w:tentative="1">
       <w:start w:val="1"/>
       <w:numFmt w:val="bullet"/>
       <w:lvlText w:val="–"/>
@@ -16222,7 +16478,7 @@
         <w:ind w:left="940" w:hanging="300"/>
       </w:pPr>
     </w:lvl>
-    <w:lvl w:ilvl="2" w:tplc="8A405376" w:tentative="1">
+    <w:lvl w:ilvl="2" w:tplc="60EE0B22" w:tentative="1">
       <w:start w:val="1"/>
       <w:numFmt w:val="bullet"/>
       <w:lvlText w:val="◦"/>
@@ -16231,45 +16487,45 @@
         <w:ind w:left="1340" w:hanging="300"/>
       </w:pPr>
     </w:lvl>
-    <w:lvl w:ilvl="3" w:tplc="270A351C">
+    <w:lvl w:ilvl="3" w:tplc="9762FFF2">
       <w:numFmt w:val="decimal"/>
       <w:lvlText w:val=""/>
       <w:lvlJc w:val="left"/>
     </w:lvl>
-    <w:lvl w:ilvl="4" w:tplc="E408A016">
+    <w:lvl w:ilvl="4" w:tplc="7AB85A12">
       <w:numFmt w:val="decimal"/>
       <w:lvlText w:val=""/>
       <w:lvlJc w:val="left"/>
     </w:lvl>
-    <w:lvl w:ilvl="5" w:tplc="18DE4F08">
+    <w:lvl w:ilvl="5" w:tplc="BF7480EA">
       <w:numFmt w:val="decimal"/>
       <w:lvlText w:val=""/>
       <w:lvlJc w:val="left"/>
     </w:lvl>
-    <w:lvl w:ilvl="6" w:tplc="4F643086">
+    <w:lvl w:ilvl="6" w:tplc="2DFA1A8E">
       <w:numFmt w:val="decimal"/>
       <w:lvlText w:val=""/>
       <w:lvlJc w:val="left"/>
     </w:lvl>
-    <w:lvl w:ilvl="7" w:tplc="F8544B22">
+    <w:lvl w:ilvl="7" w:tplc="0A0817CA">
       <w:numFmt w:val="decimal"/>
       <w:lvlText w:val=""/>
       <w:lvlJc w:val="left"/>
     </w:lvl>
-    <w:lvl w:ilvl="8" w:tplc="AD541984">
+    <w:lvl w:ilvl="8" w:tplc="F4B68FCC">
       <w:numFmt w:val="decimal"/>
       <w:lvlText w:val=""/>
       <w:lvlJc w:val="left"/>
     </w:lvl>
   </w:abstractNum>
   <w:num w:numId="1">
-    <w:abstractNumId w:val="0"/>
+    <w:abstractNumId w:val="1"/>
     <w:lvlOverride w:ilvl="0">
       <w:startOverride w:val="1"/>
     </w:lvlOverride>
   </w:num>
   <w:num w:numId="2">
-    <w:abstractNumId w:val="1"/>
+    <w:abstractNumId w:val="0"/>
     <w:lvlOverride w:ilvl="0">
       <w:startOverride w:val="1"/>
     </w:lvlOverride>
@@ -16904,7 +17160,7 @@
     <w:autoRedefine/>
     <w:uiPriority w:val="39"/>
     <w:unhideWhenUsed/>
-    <w:rsid w:val="00C62DF8"/>
+    <w:rsid w:val="00977561"/>
     <w:pPr>
       <w:spacing w:after="100"/>
     </w:pPr>
@@ -16916,7 +17172,7 @@
     <w:autoRedefine/>
     <w:uiPriority w:val="39"/>
     <w:unhideWhenUsed/>
-    <w:rsid w:val="00C62DF8"/>
+    <w:rsid w:val="00977561"/>
     <w:pPr>
       <w:spacing w:after="100"/>
       <w:ind w:left="210"/>

--- a/documentation/02 Configuration and Production/Configuration and Secrets Reference.docx
+++ b/documentation/02 Configuration and Production/Configuration and Secrets Reference.docx
@@ -1603,6 +1603,74 @@
           </w:p>
         </w:tc>
       </w:tr>
+      <w:tr>
+        <w:tblPrEx>
+          <w:tblCellMar>
+            <w:top w:w="0" w:type="dxa"/>
+            <w:bottom w:w="0" w:type="dxa"/>
+          </w:tblCellMar>
+        </w:tblPrEx>
+        <w:tc>
+          <w:tcPr>
+            <w:tcW w:w="1300" w:type="dxa"/>
+            <w:tcMar>
+              <w:top w:w="50" w:type="dxa"/>
+              <w:left w:w="90" w:type="dxa"/>
+              <w:bottom w:w="50" w:type="dxa"/>
+              <w:right w:w="90" w:type="dxa"/>
+            </w:tcMar>
+          </w:tcPr>
+          <w:p>
+            <w:r>
+              <w:rPr>
+                <w:sz w:val="19"/>
+                <w:szCs w:val="19"/>
+              </w:rPr>
+              <w:t>1.1</w:t>
+            </w:r>
+          </w:p>
+        </w:tc>
+        <w:tc>
+          <w:tcPr>
+            <w:tcW w:w="1900" w:type="dxa"/>
+            <w:tcMar>
+              <w:top w:w="50" w:type="dxa"/>
+              <w:left w:w="90" w:type="dxa"/>
+              <w:bottom w:w="50" w:type="dxa"/>
+              <w:right w:w="90" w:type="dxa"/>
+            </w:tcMar>
+          </w:tcPr>
+          <w:p>
+            <w:r>
+              <w:rPr>
+                <w:sz w:val="19"/>
+                <w:szCs w:val="19"/>
+              </w:rPr>
+              <w:t>24 October 2026</w:t>
+            </w:r>
+          </w:p>
+        </w:tc>
+        <w:tc>
+          <w:tcPr>
+            <w:tcW w:w="6438" w:type="dxa"/>
+            <w:tcMar>
+              <w:top w:w="50" w:type="dxa"/>
+              <w:left w:w="90" w:type="dxa"/>
+              <w:bottom w:w="50" w:type="dxa"/>
+              <w:right w:w="90" w:type="dxa"/>
+            </w:tcMar>
+          </w:tcPr>
+          <w:p>
+            <w:r>
+              <w:rPr>
+                <w:sz w:val="19"/>
+                <w:szCs w:val="19"/>
+              </w:rPr>
+              <w:t>The release carries the live keys inside the backend (application.properties); backend.env on the server only overrides.</w:t>
+            </w:r>
+          </w:p>
+        </w:tc>
+      </w:tr>
     </w:tbl>
     <w:p>
       <w:pPr>
@@ -1614,7 +1682,15 @@
           <w:sz w:val="20"/>
           <w:szCs w:val="20"/>
         </w:rPr>
-        <w:t>Keep this document up to date: when a feature, setting or server changes, edit the matching section here and add a line to the table above.</w:t>
+        <w:t>Keep this document up to date: when a feature, setting or server changes, edit the matching section here and add a</w:t>
+      </w:r>
+      <w:r>
+        <w:rPr>
+          <w:color w:val="5F6B66"/>
+          <w:sz w:val="20"/>
+          <w:szCs w:val="20"/>
+        </w:rPr>
+        <w:t xml:space="preserve"> line to the table above.</w:t>
       </w:r>
     </w:p>
     <w:p>
@@ -1635,7 +1711,7 @@
     <w:sdt>
       <w:sdtPr>
         <w:alias w:val="Contents"/>
-        <w:id w:val="1690338231"/>
+        <w:id w:val="783463378"/>
       </w:sdtPr>
       <w:sdtEndPr/>
       <w:sdtContent>
@@ -1662,7 +1738,7 @@
           <w:r>
             <w:fldChar w:fldCharType="separate"/>
           </w:r>
-          <w:hyperlink w:anchor="_Toc243697162" w:history="1">
+          <w:hyperlink w:anchor="_Toc243725332" w:history="1">
             <w:r>
               <w:rPr>
                 <w:rStyle w:val="Hyperlink"/>
@@ -1686,7 +1762,7 @@
               <w:rPr>
                 <w:noProof/>
               </w:rPr>
-              <w:instrText xml:space="preserve"> PAGEREF _Toc243697162 \h </w:instrText>
+              <w:instrText xml:space="preserve"> PAGEREF _Toc243725332 \h </w:instrText>
             </w:r>
             <w:r>
               <w:rPr>
@@ -1727,7 +1803,7 @@
               <w:szCs w:val="22"/>
             </w:rPr>
           </w:pPr>
-          <w:hyperlink w:anchor="_Toc243697163" w:history="1">
+          <w:hyperlink w:anchor="_Toc243725333" w:history="1">
             <w:r>
               <w:rPr>
                 <w:rStyle w:val="Hyperlink"/>
@@ -1751,7 +1827,7 @@
               <w:rPr>
                 <w:noProof/>
               </w:rPr>
-              <w:instrText xml:space="preserve"> PAGEREF _Toc243697163 \h </w:instrText>
+              <w:instrText xml:space="preserve"> PAGEREF _Toc243725333 \h </w:instrText>
             </w:r>
             <w:r>
               <w:rPr>
@@ -1792,7 +1868,7 @@
               <w:szCs w:val="22"/>
             </w:rPr>
           </w:pPr>
-          <w:hyperlink w:anchor="_Toc243697164" w:history="1">
+          <w:hyperlink w:anchor="_Toc243725334" w:history="1">
             <w:r>
               <w:rPr>
                 <w:rStyle w:val="Hyperlink"/>
@@ -1816,7 +1892,7 @@
               <w:rPr>
                 <w:noProof/>
               </w:rPr>
-              <w:instrText xml:space="preserve"> PAGEREF _Toc243697164 \h </w:instrText>
+              <w:instrText xml:space="preserve"> PAGEREF _Toc243725334 \h </w:instrText>
             </w:r>
             <w:r>
               <w:rPr>
@@ -1857,7 +1933,7 @@
               <w:szCs w:val="22"/>
             </w:rPr>
           </w:pPr>
-          <w:hyperlink w:anchor="_Toc243697165" w:history="1">
+          <w:hyperlink w:anchor="_Toc243725335" w:history="1">
             <w:r>
               <w:rPr>
                 <w:rStyle w:val="Hyperlink"/>
@@ -1881,7 +1957,7 @@
               <w:rPr>
                 <w:noProof/>
               </w:rPr>
-              <w:instrText xml:space="preserve"> PAGEREF _Toc243697165 \h </w:instrText>
+              <w:instrText xml:space="preserve"> PAGEREF _Toc243725335 \h </w:instrText>
             </w:r>
             <w:r>
               <w:rPr>
@@ -1922,7 +1998,7 @@
               <w:szCs w:val="22"/>
             </w:rPr>
           </w:pPr>
-          <w:hyperlink w:anchor="_Toc243697166" w:history="1">
+          <w:hyperlink w:anchor="_Toc243725336" w:history="1">
             <w:r>
               <w:rPr>
                 <w:rStyle w:val="Hyperlink"/>
@@ -1946,7 +2022,7 @@
               <w:rPr>
                 <w:noProof/>
               </w:rPr>
-              <w:instrText xml:space="preserve"> PAGEREF _Toc243697166 \h </w:instrText>
+              <w:instrText xml:space="preserve"> PAGEREF _Toc243725336 \h </w:instrText>
             </w:r>
             <w:r>
               <w:rPr>
@@ -1987,7 +2063,7 @@
               <w:szCs w:val="22"/>
             </w:rPr>
           </w:pPr>
-          <w:hyperlink w:anchor="_Toc243697167" w:history="1">
+          <w:hyperlink w:anchor="_Toc243725337" w:history="1">
             <w:r>
               <w:rPr>
                 <w:rStyle w:val="Hyperlink"/>
@@ -2011,7 +2087,7 @@
               <w:rPr>
                 <w:noProof/>
               </w:rPr>
-              <w:instrText xml:space="preserve"> PAGEREF _Toc243697167 \h </w:instrText>
+              <w:instrText xml:space="preserve"> PAGEREF _Toc243725337 \h </w:instrText>
             </w:r>
             <w:r>
               <w:rPr>
@@ -2028,7 +2104,7 @@
               <w:rPr>
                 <w:noProof/>
               </w:rPr>
-              <w:t>8</w:t>
+              <w:t>9</w:t>
             </w:r>
             <w:r>
               <w:rPr>
@@ -2052,7 +2128,7 @@
               <w:szCs w:val="22"/>
             </w:rPr>
           </w:pPr>
-          <w:hyperlink w:anchor="_Toc243697168" w:history="1">
+          <w:hyperlink w:anchor="_Toc243725338" w:history="1">
             <w:r>
               <w:rPr>
                 <w:rStyle w:val="Hyperlink"/>
@@ -2076,7 +2152,7 @@
               <w:rPr>
                 <w:noProof/>
               </w:rPr>
-              <w:instrText xml:space="preserve"> PAGEREF _Toc243697168 \h </w:instrText>
+              <w:instrText xml:space="preserve"> PAGEREF _Toc243725338 \h </w:instrText>
             </w:r>
             <w:r>
               <w:rPr>
@@ -2093,7 +2169,7 @@
               <w:rPr>
                 <w:noProof/>
               </w:rPr>
-              <w:t>11</w:t>
+              <w:t>12</w:t>
             </w:r>
             <w:r>
               <w:rPr>
@@ -2117,7 +2193,7 @@
               <w:szCs w:val="22"/>
             </w:rPr>
           </w:pPr>
-          <w:hyperlink w:anchor="_Toc243697169" w:history="1">
+          <w:hyperlink w:anchor="_Toc243725339" w:history="1">
             <w:r>
               <w:rPr>
                 <w:rStyle w:val="Hyperlink"/>
@@ -2141,7 +2217,7 @@
               <w:rPr>
                 <w:noProof/>
               </w:rPr>
-              <w:instrText xml:space="preserve"> PAGEREF _Toc243697169 \h </w:instrText>
+              <w:instrText xml:space="preserve"> PAGEREF _Toc243725339 \h </w:instrText>
             </w:r>
             <w:r>
               <w:rPr>
@@ -2158,7 +2234,7 @@
               <w:rPr>
                 <w:noProof/>
               </w:rPr>
-              <w:t>11</w:t>
+              <w:t>12</w:t>
             </w:r>
             <w:r>
               <w:rPr>
@@ -2182,7 +2258,7 @@
               <w:szCs w:val="22"/>
             </w:rPr>
           </w:pPr>
-          <w:hyperlink w:anchor="_Toc243697170" w:history="1">
+          <w:hyperlink w:anchor="_Toc243725340" w:history="1">
             <w:r>
               <w:rPr>
                 <w:rStyle w:val="Hyperlink"/>
@@ -2206,7 +2282,7 @@
               <w:rPr>
                 <w:noProof/>
               </w:rPr>
-              <w:instrText xml:space="preserve"> PAGEREF _Toc243697170 \h </w:instrText>
+              <w:instrText xml:space="preserve"> PAGEREF _Toc243725340 \h </w:instrText>
             </w:r>
             <w:r>
               <w:rPr>
@@ -2223,7 +2299,7 @@
               <w:rPr>
                 <w:noProof/>
               </w:rPr>
-              <w:t>12</w:t>
+              <w:t>13</w:t>
             </w:r>
             <w:r>
               <w:rPr>
@@ -2247,7 +2323,7 @@
               <w:szCs w:val="22"/>
             </w:rPr>
           </w:pPr>
-          <w:hyperlink w:anchor="_Toc243697171" w:history="1">
+          <w:hyperlink w:anchor="_Toc243725341" w:history="1">
             <w:r>
               <w:rPr>
                 <w:rStyle w:val="Hyperlink"/>
@@ -2271,7 +2347,7 @@
               <w:rPr>
                 <w:noProof/>
               </w:rPr>
-              <w:instrText xml:space="preserve"> PAGEREF _Toc243697171 \h </w:instrText>
+              <w:instrText xml:space="preserve"> PAGEREF _Toc243725341 \h </w:instrText>
             </w:r>
             <w:r>
               <w:rPr>
@@ -2288,7 +2364,7 @@
               <w:rPr>
                 <w:noProof/>
               </w:rPr>
-              <w:t>13</w:t>
+              <w:t>14</w:t>
             </w:r>
             <w:r>
               <w:rPr>
@@ -2312,7 +2388,7 @@
               <w:szCs w:val="22"/>
             </w:rPr>
           </w:pPr>
-          <w:hyperlink w:anchor="_Toc243697172" w:history="1">
+          <w:hyperlink w:anchor="_Toc243725342" w:history="1">
             <w:r>
               <w:rPr>
                 <w:rStyle w:val="Hyperlink"/>
@@ -2336,7 +2412,7 @@
               <w:rPr>
                 <w:noProof/>
               </w:rPr>
-              <w:instrText xml:space="preserve"> PAGEREF _Toc243697172 \h </w:instrText>
+              <w:instrText xml:space="preserve"> PAGEREF _Toc243725342 \h </w:instrText>
             </w:r>
             <w:r>
               <w:rPr>
@@ -2353,7 +2429,7 @@
               <w:rPr>
                 <w:noProof/>
               </w:rPr>
-              <w:t>14</w:t>
+              <w:t>15</w:t>
             </w:r>
             <w:r>
               <w:rPr>
@@ -2379,7 +2455,7 @@
       <w:pPr>
         <w:pStyle w:val="Heading1"/>
       </w:pPr>
-      <w:bookmarkStart w:id="1" w:name="_Toc243697162"/>
+      <w:bookmarkStart w:id="1" w:name="_Toc243725332"/>
       <w:r>
         <w:lastRenderedPageBreak/>
         <w:t>1  Introduction</w:t>
@@ -2412,7 +2488,10 @@
         <w:t xml:space="preserve">Security: </w:t>
       </w:r>
       <w:r>
-        <w:t>Never put secret values in documents, emails, chat messages or source control.</w:t>
+        <w:t xml:space="preserve">Never put secret values in documents, emails, chat messages or </w:t>
+      </w:r>
+      <w:r>
+        <w:t>source control.</w:t>
       </w:r>
     </w:p>
     <w:p>
@@ -2437,7 +2516,7 @@
       <w:pPr>
         <w:pStyle w:val="Heading1"/>
       </w:pPr>
-      <w:bookmarkStart w:id="2" w:name="_Toc243697163"/>
+      <w:bookmarkStart w:id="2" w:name="_Toc243725333"/>
       <w:r>
         <w:lastRenderedPageBreak/>
         <w:t>2  Where configuration lives</w:t>
@@ -2501,17 +2580,7 @@
                 <w:sz w:val="19"/>
                 <w:szCs w:val="19"/>
               </w:rPr>
-              <w:t>Componen</w:t>
-            </w:r>
-            <w:r>
-              <w:rPr>
-                <w:b/>
-                <w:bCs/>
-                <w:color w:val="FFFFFF"/>
-                <w:sz w:val="19"/>
-                <w:szCs w:val="19"/>
-              </w:rPr>
-              <w:t>t</w:t>
+              <w:t>Component</w:t>
             </w:r>
           </w:p>
         </w:tc>
@@ -3427,7 +3496,7 @@
       <w:pPr>
         <w:pStyle w:val="Heading1"/>
       </w:pPr>
-      <w:bookmarkStart w:id="3" w:name="_Toc243697164"/>
+      <w:bookmarkStart w:id="3" w:name="_Toc243725334"/>
       <w:r>
         <w:lastRenderedPageBreak/>
         <w:t>3  Secrets inventory</w:t>
@@ -4558,7 +4627,7 @@
                 <w:sz w:val="19"/>
                 <w:szCs w:val="19"/>
               </w:rPr>
-              <w:t>All of the above, on the hosted server</w:t>
+              <w:t>The release file (deploy/out/dateroem-release-*.tar.gz)</w:t>
             </w:r>
           </w:p>
         </w:tc>
@@ -4582,7 +4651,7 @@
                 <w:sz w:val="19"/>
                 <w:szCs w:val="19"/>
               </w:rPr>
-              <w:t>Backend and the three small servers</w:t>
+              <w:t>The move</w:t>
             </w:r>
           </w:p>
         </w:tc>
@@ -4606,7 +4675,7 @@
                 <w:sz w:val="19"/>
                 <w:szCs w:val="19"/>
               </w:rPr>
-              <w:t>/etc/dateroem/backend.env, website-server.env, mobile-server.env, admin-server.env (root and the dateroem account only), made by deploy/scripts/setup-server.sh</w:t>
+              <w:t>Made by make-release.sh, readable by root only</w:t>
             </w:r>
           </w:p>
         </w:tc>
@@ -4630,7 +4699,14 @@
                 <w:sz w:val="19"/>
                 <w:szCs w:val="19"/>
               </w:rPr>
-              <w:t>DWS-CFG-03, "Values to fill in or change"; the database password and sign-in secret are generated new</w:t>
+              <w:t>Carries the backend built from application.properties - the live M-Pesa, SMS and worker keys inside (24 October 2026). Copy it only to the serve</w:t>
+            </w:r>
+            <w:r>
+              <w:rPr>
+                <w:sz w:val="19"/>
+                <w:szCs w:val="19"/>
+              </w:rPr>
+              <w:t>r and delete it there after installing.</w:t>
             </w:r>
           </w:p>
         </w:tc>
@@ -4664,7 +4740,7 @@
                 <w:sz w:val="19"/>
                 <w:szCs w:val="19"/>
               </w:rPr>
-              <w:t>Business Gmail account (dateroemwoodsales@gmail.com)</w:t>
+              <w:t>All of the above, on the hosted server</w:t>
             </w:r>
           </w:p>
         </w:tc>
@@ -4687,7 +4763,7 @@
                 <w:sz w:val="19"/>
                 <w:szCs w:val="19"/>
               </w:rPr>
-              <w:t>The support mailbox; owner of the Google Cloud project "Dateroem" (the sign-in client)</w:t>
+              <w:t>Backend and the three small servers</w:t>
             </w:r>
           </w:p>
         </w:tc>
@@ -4710,7 +4786,7 @@
                 <w:sz w:val="19"/>
                 <w:szCs w:val="19"/>
               </w:rPr>
-              <w:t>The owner</w:t>
+              <w:t>/etc/dateroem/backend.env, website-server.env, mobile-server.env, admin-server.env (root and the dateroem account only), made by deploy/scripts/setup-server.sh</w:t>
             </w:r>
           </w:p>
         </w:tc>
@@ -4733,7 +4809,14 @@
                 <w:sz w:val="19"/>
                 <w:szCs w:val="19"/>
               </w:rPr>
-              <w:t>Keep 2-step verification on; whoever holds it controls Google sign-in for the website</w:t>
+              <w:t>DWS-CFG-03, "Values to fill in or change"; the database password and sign-in secret are generate</w:t>
+            </w:r>
+            <w:r>
+              <w:rPr>
+                <w:sz w:val="19"/>
+                <w:szCs w:val="19"/>
+              </w:rPr>
+              <w:t>d new</w:t>
             </w:r>
           </w:p>
         </w:tc>
@@ -4768,7 +4851,7 @@
                 <w:sz w:val="19"/>
                 <w:szCs w:val="19"/>
               </w:rPr>
-              <w:t>SMTP_APP_PASSWORD (Gmail App Password)</w:t>
+              <w:t>Business Gmail account (dateroemwoodsales@gmail.com)</w:t>
             </w:r>
           </w:p>
         </w:tc>
@@ -4792,7 +4875,7 @@
                 <w:sz w:val="19"/>
                 <w:szCs w:val="19"/>
               </w:rPr>
-              <w:t>Website server (Send us an email form)</w:t>
+              <w:t>The support mailbox; owner of the Google Cloud project "Dateroem" (the sign-in client)</w:t>
             </w:r>
           </w:p>
         </w:tc>
@@ -4816,7 +4899,7 @@
                 <w:sz w:val="19"/>
                 <w:szCs w:val="19"/>
               </w:rPr>
-              <w:t>frontend/.env</w:t>
+              <w:t>The owner</w:t>
             </w:r>
           </w:p>
         </w:tc>
@@ -4840,7 +4923,7 @@
                 <w:sz w:val="19"/>
                 <w:szCs w:val="19"/>
               </w:rPr>
-              <w:t>An App Password of the business Gmail, created 7 October 2026. It can read and send all of that mailbox's mail - keep it only in that file. Changing the Gmail password cancels it: create a new one (Google Account, Security, App passwords) and replace it.</w:t>
+              <w:t>Keep 2-step verification on; whoever holds it controls Google sign-in for the website</w:t>
             </w:r>
           </w:p>
         </w:tc>
@@ -4875,7 +4958,7 @@
                 <w:szCs w:val="19"/>
               </w:rPr>
               <w:lastRenderedPageBreak/>
-              <w:t>MySQL administrative logins</w:t>
+              <w:t>SMTP_APP_PASSWORD (Gmail App Password)</w:t>
             </w:r>
           </w:p>
         </w:tc>
@@ -4898,7 +4981,7 @@
                 <w:sz w:val="19"/>
                 <w:szCs w:val="19"/>
               </w:rPr>
-              <w:t>Administrators</w:t>
+              <w:t>Website server (Send us an email form)</w:t>
             </w:r>
           </w:p>
         </w:tc>
@@ -4921,7 +5004,7 @@
                 <w:sz w:val="19"/>
                 <w:szCs w:val="19"/>
               </w:rPr>
-              <w:t>MySQL; /etc/mysql/debian.cnf</w:t>
+              <w:t>frontend/.env</w:t>
             </w:r>
           </w:p>
         </w:tc>
@@ -4944,7 +5027,14 @@
                 <w:sz w:val="19"/>
                 <w:szCs w:val="19"/>
               </w:rPr>
-              <w:t>debian-sys-maint is out of date (see Troubleshooting)</w:t>
+              <w:t>An App Password of the business Gmail, created 7 October 2026. It can read and send all of that mailbox's mail - keep it only in that file. Changing the Gmail passw</w:t>
+            </w:r>
+            <w:r>
+              <w:rPr>
+                <w:sz w:val="19"/>
+                <w:szCs w:val="19"/>
+              </w:rPr>
+              <w:t>ord cancels it: create a new one (Google Account, Security, App passwords) and replace it.</w:t>
             </w:r>
           </w:p>
         </w:tc>
@@ -4979,7 +5069,7 @@
                 <w:sz w:val="19"/>
                 <w:szCs w:val="19"/>
               </w:rPr>
-              <w:t>Android signing key (future)</w:t>
+              <w:t>MySQL administrative logins</w:t>
             </w:r>
           </w:p>
         </w:tc>
@@ -5003,7 +5093,7 @@
                 <w:sz w:val="19"/>
                 <w:szCs w:val="19"/>
               </w:rPr>
-              <w:t>Release builds</w:t>
+              <w:t>Administrators</w:t>
             </w:r>
           </w:p>
         </w:tc>
@@ -5027,7 +5117,7 @@
                 <w:sz w:val="19"/>
                 <w:szCs w:val="19"/>
               </w:rPr>
-              <w:t>Not created yet</w:t>
+              <w:t>MySQL; /etc/mysql/debian.cnf</w:t>
             </w:r>
           </w:p>
         </w:tc>
@@ -5051,7 +5141,7 @@
                 <w:sz w:val="19"/>
                 <w:szCs w:val="19"/>
               </w:rPr>
-              <w:t>Keep outside the project, backed up</w:t>
+              <w:t>debian-sys-maint is out of date (see Troubleshooting)</w:t>
             </w:r>
           </w:p>
         </w:tc>
@@ -5085,6 +5175,110 @@
                 <w:sz w:val="19"/>
                 <w:szCs w:val="19"/>
               </w:rPr>
+              <w:t>Android signing key (future)</w:t>
+            </w:r>
+          </w:p>
+        </w:tc>
+        <w:tc>
+          <w:tcPr>
+            <w:tcW w:w="1793" w:type="dxa"/>
+            <w:tcMar>
+              <w:top w:w="50" w:type="dxa"/>
+              <w:left w:w="90" w:type="dxa"/>
+              <w:bottom w:w="50" w:type="dxa"/>
+              <w:right w:w="90" w:type="dxa"/>
+            </w:tcMar>
+          </w:tcPr>
+          <w:p>
+            <w:pPr>
+              <w:spacing w:after="20" w:line="252" w:lineRule="auto"/>
+            </w:pPr>
+            <w:r>
+              <w:rPr>
+                <w:sz w:val="19"/>
+                <w:szCs w:val="19"/>
+              </w:rPr>
+              <w:t>Release builds</w:t>
+            </w:r>
+          </w:p>
+        </w:tc>
+        <w:tc>
+          <w:tcPr>
+            <w:tcW w:w="2913" w:type="dxa"/>
+            <w:tcMar>
+              <w:top w:w="50" w:type="dxa"/>
+              <w:left w:w="90" w:type="dxa"/>
+              <w:bottom w:w="50" w:type="dxa"/>
+              <w:right w:w="90" w:type="dxa"/>
+            </w:tcMar>
+          </w:tcPr>
+          <w:p>
+            <w:pPr>
+              <w:spacing w:after="20" w:line="252" w:lineRule="auto"/>
+            </w:pPr>
+            <w:r>
+              <w:rPr>
+                <w:sz w:val="19"/>
+                <w:szCs w:val="19"/>
+              </w:rPr>
+              <w:t>Not created yet</w:t>
+            </w:r>
+          </w:p>
+        </w:tc>
+        <w:tc>
+          <w:tcPr>
+            <w:tcW w:w="2467" w:type="dxa"/>
+            <w:tcMar>
+              <w:top w:w="50" w:type="dxa"/>
+              <w:left w:w="90" w:type="dxa"/>
+              <w:bottom w:w="50" w:type="dxa"/>
+              <w:right w:w="90" w:type="dxa"/>
+            </w:tcMar>
+          </w:tcPr>
+          <w:p>
+            <w:pPr>
+              <w:spacing w:after="20" w:line="252" w:lineRule="auto"/>
+            </w:pPr>
+            <w:r>
+              <w:rPr>
+                <w:sz w:val="19"/>
+                <w:szCs w:val="19"/>
+              </w:rPr>
+              <w:t>Keep outside the project, backed up</w:t>
+            </w:r>
+          </w:p>
+        </w:tc>
+      </w:tr>
+      <w:tr>
+        <w:tblPrEx>
+          <w:tblCellMar>
+            <w:top w:w="0" w:type="dxa"/>
+            <w:bottom w:w="0" w:type="dxa"/>
+          </w:tblCellMar>
+        </w:tblPrEx>
+        <w:trPr>
+          <w:cantSplit/>
+        </w:trPr>
+        <w:tc>
+          <w:tcPr>
+            <w:tcW w:w="2465" w:type="dxa"/>
+            <w:shd w:val="clear" w:color="auto" w:fill="F4F5F3"/>
+            <w:tcMar>
+              <w:top w:w="50" w:type="dxa"/>
+              <w:left w:w="90" w:type="dxa"/>
+              <w:bottom w:w="50" w:type="dxa"/>
+              <w:right w:w="90" w:type="dxa"/>
+            </w:tcMar>
+          </w:tcPr>
+          <w:p>
+            <w:pPr>
+              <w:spacing w:after="20" w:line="252" w:lineRule="auto"/>
+            </w:pPr>
+            <w:r>
+              <w:rPr>
+                <w:sz w:val="19"/>
+                <w:szCs w:val="19"/>
+              </w:rPr>
               <w:t>Owner's notes</w:t>
             </w:r>
           </w:p>
@@ -5092,6 +5286,7 @@
         <w:tc>
           <w:tcPr>
             <w:tcW w:w="1793" w:type="dxa"/>
+            <w:shd w:val="clear" w:color="auto" w:fill="F4F5F3"/>
             <w:tcMar>
               <w:top w:w="50" w:type="dxa"/>
               <w:left w:w="90" w:type="dxa"/>
@@ -5115,6 +5310,7 @@
         <w:tc>
           <w:tcPr>
             <w:tcW w:w="2913" w:type="dxa"/>
+            <w:shd w:val="clear" w:color="auto" w:fill="F4F5F3"/>
             <w:tcMar>
               <w:top w:w="50" w:type="dxa"/>
               <w:left w:w="90" w:type="dxa"/>
@@ -5138,6 +5334,7 @@
         <w:tc>
           <w:tcPr>
             <w:tcW w:w="2467" w:type="dxa"/>
+            <w:shd w:val="clear" w:color="auto" w:fill="F4F5F3"/>
             <w:tcMar>
               <w:top w:w="50" w:type="dxa"/>
               <w:left w:w="90" w:type="dxa"/>
@@ -5190,7 +5387,7 @@
       <w:pPr>
         <w:pStyle w:val="Heading2"/>
       </w:pPr>
-      <w:bookmarkStart w:id="4" w:name="_Toc243697165"/>
+      <w:bookmarkStart w:id="4" w:name="_Toc243725335"/>
       <w:r>
         <w:t>3.1  Recommended: one protected secrets file</w:t>
       </w:r>
@@ -5319,10 +5516,7 @@
         <w:spacing w:after="60" w:line="264" w:lineRule="auto"/>
       </w:pPr>
       <w:r>
-        <w:t>Re</w:t>
-      </w:r>
-      <w:r>
-        <w:t>move the secrets from the old places, then rotate them.</w:t>
+        <w:t>Remove the secrets from the old places, then rotate them.</w:t>
       </w:r>
     </w:p>
     <w:p>
@@ -5334,7 +5528,7 @@
       <w:pPr>
         <w:pStyle w:val="Heading2"/>
       </w:pPr>
-      <w:bookmarkStart w:id="5" w:name="_Toc243697166"/>
+      <w:bookmarkStart w:id="5" w:name="_Toc243725336"/>
       <w:r>
         <w:t>3.2  Rotating a secret</w:t>
       </w:r>
@@ -5766,6 +5960,7 @@
                 <w:sz w:val="19"/>
                 <w:szCs w:val="19"/>
               </w:rPr>
+              <w:lastRenderedPageBreak/>
               <w:t>B2C initiator password</w:t>
             </w:r>
           </w:p>
@@ -5810,7 +6005,7 @@
       <w:pPr>
         <w:pStyle w:val="Heading1"/>
       </w:pPr>
-      <w:bookmarkStart w:id="6" w:name="_Toc243697167"/>
+      <w:bookmarkStart w:id="6" w:name="_Toc243725337"/>
       <w:r>
         <w:lastRenderedPageBreak/>
         <w:t>4  Backend settings</w:t>
@@ -10288,7 +10483,7 @@
       <w:pPr>
         <w:pStyle w:val="Heading1"/>
       </w:pPr>
-      <w:bookmarkStart w:id="7" w:name="_Toc243697168"/>
+      <w:bookmarkStart w:id="7" w:name="_Toc243725338"/>
       <w:r>
         <w:lastRenderedPageBreak/>
         <w:t>5  Client-facing servers</w:t>
@@ -11003,7 +11198,7 @@
       <w:pPr>
         <w:pStyle w:val="Heading2"/>
       </w:pPr>
-      <w:bookmarkStart w:id="8" w:name="_Toc243697169"/>
+      <w:bookmarkStart w:id="8" w:name="_Toc243725339"/>
       <w:r>
         <w:t>5.1  SMS codes for phone numbers (Africa's Talking)</w:t>
       </w:r>
@@ -11379,7 +11574,7 @@
       <w:pPr>
         <w:pStyle w:val="Heading1"/>
       </w:pPr>
-      <w:bookmarkStart w:id="9" w:name="_Toc243697170"/>
+      <w:bookmarkStart w:id="9" w:name="_Toc243725340"/>
       <w:r>
         <w:lastRenderedPageBreak/>
         <w:t>6  Changing the company phone number</w:t>
@@ -12089,7 +12284,7 @@
       <w:pPr>
         <w:pStyle w:val="Heading1"/>
       </w:pPr>
-      <w:bookmarkStart w:id="10" w:name="_Toc243697171"/>
+      <w:bookmarkStart w:id="10" w:name="_Toc243725341"/>
       <w:r>
         <w:lastRenderedPageBreak/>
         <w:t>7  Website, apps and routing</w:t>
@@ -13433,7 +13628,7 @@
       <w:pPr>
         <w:pStyle w:val="Heading1"/>
       </w:pPr>
-      <w:bookmarkStart w:id="11" w:name="_Toc243697172"/>
+      <w:bookmarkStart w:id="11" w:name="_Toc243725342"/>
       <w:r>
         <w:lastRenderedPageBreak/>
         <w:t>8  Business rules you can tune</w:t>
@@ -16176,7 +16371,7 @@
         <w:sz w:val="16"/>
         <w:szCs w:val="16"/>
       </w:rPr>
-      <w:t>16</w:t>
+      <w:t>17</w:t>
     </w:r>
     <w:r>
       <w:rPr>
@@ -16225,7 +16420,7 @@
         <w:sz w:val="16"/>
         <w:szCs w:val="16"/>
       </w:rPr>
-      <w:t>16</w:t>
+      <w:t>17</w:t>
     </w:r>
     <w:r>
       <w:rPr>
@@ -16309,72 +16504,10 @@
 <file path=word/numbering.xml><?xml version="1.0" encoding="utf-8"?>
 <w:numbering xmlns:wpc="http://schemas.microsoft.com/office/word/2010/wordprocessingCanvas" xmlns:cx="http://schemas.microsoft.com/office/drawing/2014/chartex" xmlns:cx1="http://schemas.microsoft.com/office/drawing/2015/9/8/chartex" xmlns:mc="http://schemas.openxmlformats.org/markup-compatibility/2006" xmlns:o="urn:schemas-microsoft-com:office:office" xmlns:r="http://schemas.openxmlformats.org/officeDocument/2006/relationships" xmlns:m="http://schemas.openxmlformats.org/officeDocument/2006/math" xmlns:v="urn:schemas-microsoft-com:vml" xmlns:wp14="http://schemas.microsoft.com/office/word/2010/wordprocessingDrawing" xmlns:wp="http://schemas.openxmlformats.org/drawingml/2006/wordprocessingDrawing" xmlns:w10="urn:schemas-microsoft-com:office:word" xmlns:w="http://schemas.openxmlformats.org/wordprocessingml/2006/main" xmlns:w14="http://schemas.microsoft.com/office/word/2010/wordml" xmlns:w15="http://schemas.microsoft.com/office/word/2012/wordml" xmlns:w16se="http://schemas.microsoft.com/office/word/2015/wordml/symex" xmlns:wpg="http://schemas.microsoft.com/office/word/2010/wordprocessingGroup" xmlns:wpi="http://schemas.microsoft.com/office/word/2010/wordprocessingInk" xmlns:wne="http://schemas.microsoft.com/office/word/2006/wordml" xmlns:wps="http://schemas.microsoft.com/office/word/2010/wordprocessingShape" mc:Ignorable="w14 w15 w16se wp14">
   <w:abstractNum w:abstractNumId="0" w15:restartNumberingAfterBreak="0">
-    <w:nsid w:val="07DF3933"/>
+    <w:nsid w:val="35BD3F51"/>
     <w:multiLevelType w:val="hybridMultilevel"/>
-    <w:tmpl w:val="38C407C8"/>
-    <w:lvl w:ilvl="0" w:tplc="D6842ABC">
-      <w:start w:val="1"/>
-      <w:numFmt w:val="decimal"/>
-      <w:lvlText w:val="%1."/>
-      <w:lvlJc w:val="left"/>
-      <w:pPr>
-        <w:ind w:left="540" w:hanging="300"/>
-      </w:pPr>
-    </w:lvl>
-    <w:lvl w:ilvl="1" w:tplc="DCB83EB6" w:tentative="1">
-      <w:start w:val="1"/>
-      <w:numFmt w:val="lowerLetter"/>
-      <w:lvlText w:val="%2."/>
-      <w:lvlJc w:val="left"/>
-      <w:pPr>
-        <w:ind w:left="940" w:hanging="300"/>
-      </w:pPr>
-    </w:lvl>
-    <w:lvl w:ilvl="2" w:tplc="1A442538" w:tentative="1">
-      <w:start w:val="1"/>
-      <w:numFmt w:val="lowerRoman"/>
-      <w:lvlText w:val="%3."/>
-      <w:lvlJc w:val="left"/>
-      <w:pPr>
-        <w:ind w:left="1340" w:hanging="300"/>
-      </w:pPr>
-    </w:lvl>
-    <w:lvl w:ilvl="3" w:tplc="20F256EC">
-      <w:numFmt w:val="decimal"/>
-      <w:lvlText w:val=""/>
-      <w:lvlJc w:val="left"/>
-    </w:lvl>
-    <w:lvl w:ilvl="4" w:tplc="22AA21A6">
-      <w:numFmt w:val="decimal"/>
-      <w:lvlText w:val=""/>
-      <w:lvlJc w:val="left"/>
-    </w:lvl>
-    <w:lvl w:ilvl="5" w:tplc="3468C9F0">
-      <w:numFmt w:val="decimal"/>
-      <w:lvlText w:val=""/>
-      <w:lvlJc w:val="left"/>
-    </w:lvl>
-    <w:lvl w:ilvl="6" w:tplc="B296C68E">
-      <w:numFmt w:val="decimal"/>
-      <w:lvlText w:val=""/>
-      <w:lvlJc w:val="left"/>
-    </w:lvl>
-    <w:lvl w:ilvl="7" w:tplc="AFE44E04">
-      <w:numFmt w:val="decimal"/>
-      <w:lvlText w:val=""/>
-      <w:lvlJc w:val="left"/>
-    </w:lvl>
-    <w:lvl w:ilvl="8" w:tplc="44061186">
-      <w:numFmt w:val="decimal"/>
-      <w:lvlText w:val=""/>
-      <w:lvlJc w:val="left"/>
-    </w:lvl>
-  </w:abstractNum>
-  <w:abstractNum w:abstractNumId="1" w15:restartNumberingAfterBreak="0">
-    <w:nsid w:val="18C57EDF"/>
-    <w:multiLevelType w:val="hybridMultilevel"/>
-    <w:tmpl w:val="EF4E0E2C"/>
-    <w:lvl w:ilvl="0" w:tplc="10387BB6" w:tentative="1">
+    <w:tmpl w:val="A5C4FB32"/>
+    <w:lvl w:ilvl="0" w:tplc="373C55CA" w:tentative="1">
       <w:start w:val="1"/>
       <w:numFmt w:val="bullet"/>
       <w:lvlText w:val="●"/>
@@ -16383,7 +16516,7 @@
         <w:ind w:left="720" w:hanging="360"/>
       </w:pPr>
     </w:lvl>
-    <w:lvl w:ilvl="1" w:tplc="9102693C" w:tentative="1">
+    <w:lvl w:ilvl="1" w:tplc="A878B82E" w:tentative="1">
       <w:start w:val="1"/>
       <w:numFmt w:val="bullet"/>
       <w:lvlText w:val="○"/>
@@ -16392,7 +16525,7 @@
         <w:ind w:left="1440" w:hanging="360"/>
       </w:pPr>
     </w:lvl>
-    <w:lvl w:ilvl="2" w:tplc="BECE811A" w:tentative="1">
+    <w:lvl w:ilvl="2" w:tplc="48204302" w:tentative="1">
       <w:start w:val="1"/>
       <w:numFmt w:val="bullet"/>
       <w:lvlText w:val="■"/>
@@ -16401,7 +16534,7 @@
         <w:ind w:left="2160" w:hanging="360"/>
       </w:pPr>
     </w:lvl>
-    <w:lvl w:ilvl="3" w:tplc="53323042" w:tentative="1">
+    <w:lvl w:ilvl="3" w:tplc="F0DCAC90" w:tentative="1">
       <w:start w:val="1"/>
       <w:numFmt w:val="bullet"/>
       <w:lvlText w:val="●"/>
@@ -16410,7 +16543,7 @@
         <w:ind w:left="2880" w:hanging="360"/>
       </w:pPr>
     </w:lvl>
-    <w:lvl w:ilvl="4" w:tplc="AEB00A46" w:tentative="1">
+    <w:lvl w:ilvl="4" w:tplc="B87885B2" w:tentative="1">
       <w:start w:val="1"/>
       <w:numFmt w:val="bullet"/>
       <w:lvlText w:val="○"/>
@@ -16419,7 +16552,7 @@
         <w:ind w:left="3600" w:hanging="360"/>
       </w:pPr>
     </w:lvl>
-    <w:lvl w:ilvl="5" w:tplc="77F46FCE" w:tentative="1">
+    <w:lvl w:ilvl="5" w:tplc="A8321244" w:tentative="1">
       <w:start w:val="1"/>
       <w:numFmt w:val="bullet"/>
       <w:lvlText w:val="■"/>
@@ -16428,7 +16561,7 @@
         <w:ind w:left="4320" w:hanging="360"/>
       </w:pPr>
     </w:lvl>
-    <w:lvl w:ilvl="6" w:tplc="D3748BBC" w:tentative="1">
+    <w:lvl w:ilvl="6" w:tplc="11069680" w:tentative="1">
       <w:start w:val="1"/>
       <w:numFmt w:val="bullet"/>
       <w:lvlText w:val="●"/>
@@ -16437,7 +16570,7 @@
         <w:ind w:left="5040" w:hanging="360"/>
       </w:pPr>
     </w:lvl>
-    <w:lvl w:ilvl="7" w:tplc="540CE1A4" w:tentative="1">
+    <w:lvl w:ilvl="7" w:tplc="256C22D2" w:tentative="1">
       <w:start w:val="1"/>
       <w:numFmt w:val="bullet"/>
       <w:lvlText w:val="●"/>
@@ -16446,7 +16579,7 @@
         <w:ind w:left="5760" w:hanging="360"/>
       </w:pPr>
     </w:lvl>
-    <w:lvl w:ilvl="8" w:tplc="D98EDB66" w:tentative="1">
+    <w:lvl w:ilvl="8" w:tplc="1812AB74" w:tentative="1">
       <w:start w:val="1"/>
       <w:numFmt w:val="bullet"/>
       <w:lvlText w:val="●"/>
@@ -16456,11 +16589,73 @@
       </w:pPr>
     </w:lvl>
   </w:abstractNum>
+  <w:abstractNum w:abstractNumId="1" w15:restartNumberingAfterBreak="0">
+    <w:nsid w:val="4DDD5C06"/>
+    <w:multiLevelType w:val="hybridMultilevel"/>
+    <w:tmpl w:val="2B1E788C"/>
+    <w:lvl w:ilvl="0" w:tplc="01BCDC84">
+      <w:start w:val="1"/>
+      <w:numFmt w:val="decimal"/>
+      <w:lvlText w:val="%1."/>
+      <w:lvlJc w:val="left"/>
+      <w:pPr>
+        <w:ind w:left="540" w:hanging="300"/>
+      </w:pPr>
+    </w:lvl>
+    <w:lvl w:ilvl="1" w:tplc="38ACA5E2" w:tentative="1">
+      <w:start w:val="1"/>
+      <w:numFmt w:val="lowerLetter"/>
+      <w:lvlText w:val="%2."/>
+      <w:lvlJc w:val="left"/>
+      <w:pPr>
+        <w:ind w:left="940" w:hanging="300"/>
+      </w:pPr>
+    </w:lvl>
+    <w:lvl w:ilvl="2" w:tplc="3FC0325C" w:tentative="1">
+      <w:start w:val="1"/>
+      <w:numFmt w:val="lowerRoman"/>
+      <w:lvlText w:val="%3."/>
+      <w:lvlJc w:val="left"/>
+      <w:pPr>
+        <w:ind w:left="1340" w:hanging="300"/>
+      </w:pPr>
+    </w:lvl>
+    <w:lvl w:ilvl="3" w:tplc="3CBC42DC">
+      <w:numFmt w:val="decimal"/>
+      <w:lvlText w:val=""/>
+      <w:lvlJc w:val="left"/>
+    </w:lvl>
+    <w:lvl w:ilvl="4" w:tplc="65C82056">
+      <w:numFmt w:val="decimal"/>
+      <w:lvlText w:val=""/>
+      <w:lvlJc w:val="left"/>
+    </w:lvl>
+    <w:lvl w:ilvl="5" w:tplc="F61A0CBE">
+      <w:numFmt w:val="decimal"/>
+      <w:lvlText w:val=""/>
+      <w:lvlJc w:val="left"/>
+    </w:lvl>
+    <w:lvl w:ilvl="6" w:tplc="3A0074AA">
+      <w:numFmt w:val="decimal"/>
+      <w:lvlText w:val=""/>
+      <w:lvlJc w:val="left"/>
+    </w:lvl>
+    <w:lvl w:ilvl="7" w:tplc="04D80D12">
+      <w:numFmt w:val="decimal"/>
+      <w:lvlText w:val=""/>
+      <w:lvlJc w:val="left"/>
+    </w:lvl>
+    <w:lvl w:ilvl="8" w:tplc="B66CEAAA">
+      <w:numFmt w:val="decimal"/>
+      <w:lvlText w:val=""/>
+      <w:lvlJc w:val="left"/>
+    </w:lvl>
+  </w:abstractNum>
   <w:abstractNum w:abstractNumId="2" w15:restartNumberingAfterBreak="0">
-    <w:nsid w:val="3DE82359"/>
+    <w:nsid w:val="7A305B49"/>
     <w:multiLevelType w:val="hybridMultilevel"/>
-    <w:tmpl w:val="7D0E2246"/>
-    <w:lvl w:ilvl="0" w:tplc="552C0BFA">
+    <w:tmpl w:val="92485716"/>
+    <w:lvl w:ilvl="0" w:tplc="48B24998">
       <w:start w:val="1"/>
       <w:numFmt w:val="bullet"/>
       <w:lvlText w:val="•"/>
@@ -16469,7 +16664,7 @@
         <w:ind w:left="540" w:hanging="300"/>
       </w:pPr>
     </w:lvl>
-    <w:lvl w:ilvl="1" w:tplc="C0B8ED7C" w:tentative="1">
+    <w:lvl w:ilvl="1" w:tplc="DC0A15FA" w:tentative="1">
       <w:start w:val="1"/>
       <w:numFmt w:val="bullet"/>
       <w:lvlText w:val="–"/>
@@ -16478,7 +16673,7 @@
         <w:ind w:left="940" w:hanging="300"/>
       </w:pPr>
     </w:lvl>
-    <w:lvl w:ilvl="2" w:tplc="60EE0B22" w:tentative="1">
+    <w:lvl w:ilvl="2" w:tplc="5ACA4974" w:tentative="1">
       <w:start w:val="1"/>
       <w:numFmt w:val="bullet"/>
       <w:lvlText w:val="◦"/>
@@ -16487,45 +16682,45 @@
         <w:ind w:left="1340" w:hanging="300"/>
       </w:pPr>
     </w:lvl>
-    <w:lvl w:ilvl="3" w:tplc="9762FFF2">
+    <w:lvl w:ilvl="3" w:tplc="7E9EF4FC">
       <w:numFmt w:val="decimal"/>
       <w:lvlText w:val=""/>
       <w:lvlJc w:val="left"/>
     </w:lvl>
-    <w:lvl w:ilvl="4" w:tplc="7AB85A12">
+    <w:lvl w:ilvl="4" w:tplc="2C46BFD8">
       <w:numFmt w:val="decimal"/>
       <w:lvlText w:val=""/>
       <w:lvlJc w:val="left"/>
     </w:lvl>
-    <w:lvl w:ilvl="5" w:tplc="BF7480EA">
+    <w:lvl w:ilvl="5" w:tplc="426A633C">
       <w:numFmt w:val="decimal"/>
       <w:lvlText w:val=""/>
       <w:lvlJc w:val="left"/>
     </w:lvl>
-    <w:lvl w:ilvl="6" w:tplc="2DFA1A8E">
+    <w:lvl w:ilvl="6" w:tplc="48BEF752">
       <w:numFmt w:val="decimal"/>
       <w:lvlText w:val=""/>
       <w:lvlJc w:val="left"/>
     </w:lvl>
-    <w:lvl w:ilvl="7" w:tplc="0A0817CA">
+    <w:lvl w:ilvl="7" w:tplc="D15C31AA">
       <w:numFmt w:val="decimal"/>
       <w:lvlText w:val=""/>
       <w:lvlJc w:val="left"/>
     </w:lvl>
-    <w:lvl w:ilvl="8" w:tplc="F4B68FCC">
+    <w:lvl w:ilvl="8" w:tplc="A43CFB2E">
       <w:numFmt w:val="decimal"/>
       <w:lvlText w:val=""/>
       <w:lvlJc w:val="left"/>
     </w:lvl>
   </w:abstractNum>
   <w:num w:numId="1">
-    <w:abstractNumId w:val="1"/>
+    <w:abstractNumId w:val="0"/>
     <w:lvlOverride w:ilvl="0">
       <w:startOverride w:val="1"/>
     </w:lvlOverride>
   </w:num>
   <w:num w:numId="2">
-    <w:abstractNumId w:val="0"/>
+    <w:abstractNumId w:val="1"/>
     <w:lvlOverride w:ilvl="0">
       <w:startOverride w:val="1"/>
     </w:lvlOverride>
@@ -17160,7 +17355,7 @@
     <w:autoRedefine/>
     <w:uiPriority w:val="39"/>
     <w:unhideWhenUsed/>
-    <w:rsid w:val="00977561"/>
+    <w:rsid w:val="000575CE"/>
     <w:pPr>
       <w:spacing w:after="100"/>
     </w:pPr>
@@ -17172,7 +17367,7 @@
     <w:autoRedefine/>
     <w:uiPriority w:val="39"/>
     <w:unhideWhenUsed/>
-    <w:rsid w:val="00977561"/>
+    <w:rsid w:val="000575CE"/>
     <w:pPr>
       <w:spacing w:after="100"/>
       <w:ind w:left="210"/>

--- a/documentation/02 Configuration and Production/Configuration and Secrets Reference.docx
+++ b/documentation/02 Configuration and Production/Configuration and Secrets Reference.docx
@@ -80,7 +80,7 @@
           <w:left w:w="10" w:type="dxa"/>
           <w:right w:w="10" w:type="dxa"/>
         </w:tblCellMar>
-        <w:tblLook w:val="04A0" w:firstRow="1" w:lastRow="0" w:firstColumn="1" w:lastColumn="0" w:noHBand="0" w:noVBand="1"/>
+        <w:tblLook w:val="0000" w:firstRow="0" w:lastRow="0" w:firstColumn="0" w:lastColumn="0" w:noHBand="0" w:noVBand="0"/>
       </w:tblPr>
       <w:tblGrid>
         <w:gridCol w:w="2600"/>
@@ -461,7 +461,7 @@
           <w:left w:w="10" w:type="dxa"/>
           <w:right w:w="10" w:type="dxa"/>
         </w:tblCellMar>
-        <w:tblLook w:val="04A0" w:firstRow="1" w:lastRow="0" w:firstColumn="1" w:lastColumn="0" w:noHBand="0" w:noVBand="1"/>
+        <w:tblLook w:val="0000" w:firstRow="0" w:lastRow="0" w:firstColumn="0" w:lastColumn="0" w:noHBand="0" w:noVBand="0"/>
       </w:tblPr>
       <w:tblGrid>
         <w:gridCol w:w="1300"/>
@@ -1244,7 +1244,14 @@
                 <w:sz w:val="19"/>
                 <w:szCs w:val="19"/>
               </w:rPr>
-              <w:t>M-Pesa live since 16 October 2026: the live keys and passkey are kept in application.properties only, never exported by a start script.</w:t>
+              <w:t xml:space="preserve">M-Pesa live since 16 October 2026: the </w:t>
+            </w:r>
+            <w:r>
+              <w:rPr>
+                <w:sz w:val="19"/>
+                <w:szCs w:val="19"/>
+              </w:rPr>
+              <w:t>live keys and passkey are kept in application.properties only, never exported by a start script.</w:t>
             </w:r>
           </w:p>
         </w:tc>
@@ -1312,14 +1319,7 @@
                 <w:sz w:val="19"/>
                 <w:szCs w:val="19"/>
               </w:rPr>
-              <w:t xml:space="preserve">SMS codes for phone numbers: the app.sms.* settings (Africa's Talking; Airtel numbers for now) and </w:t>
-            </w:r>
-            <w:r>
-              <w:rPr>
-                <w:sz w:val="19"/>
-                <w:szCs w:val="19"/>
-              </w:rPr>
-              <w:t>how to change them; the Bulk Orders email desk (orders_email).</w:t>
+              <w:t>SMS codes for phone numbers: the app.sms.* settings (Africa's Talking; Airtel numbers for now) and how to change them; the Bulk Orders email desk (orders_email).</w:t>
             </w:r>
           </w:p>
         </w:tc>
@@ -1387,7 +1387,14 @@
                 <w:sz w:val="19"/>
                 <w:szCs w:val="19"/>
               </w:rPr>
-              <w:t>Sign-in cut-off after the clean-up (AUTH_TOKENS_VALID_FROM) and what error answers may carry (server.error.*).</w:t>
+              <w:t>Sign-in cut-off after the clean-up (AUTH_TOKENS_VALID_FROM) and what erro</w:t>
+            </w:r>
+            <w:r>
+              <w:rPr>
+                <w:sz w:val="19"/>
+                <w:szCs w:val="19"/>
+              </w:rPr>
+              <w:t>r answers may carry (server.error.*).</w:t>
             </w:r>
           </w:p>
         </w:tc>
@@ -1455,14 +1462,7 @@
                 <w:sz w:val="19"/>
                 <w:szCs w:val="19"/>
               </w:rPr>
-              <w:t>Idle lock minutes and the password rules</w:t>
-            </w:r>
-            <w:r>
-              <w:rPr>
-                <w:sz w:val="19"/>
-                <w:szCs w:val="19"/>
-              </w:rPr>
-              <w:t xml:space="preserve"> among the business rules.</w:t>
+              <w:t>Idle lock minutes and the password rules among the business rules.</w:t>
             </w:r>
           </w:p>
         </w:tc>
@@ -1666,7 +1666,82 @@
                 <w:sz w:val="19"/>
                 <w:szCs w:val="19"/>
               </w:rPr>
-              <w:t>The release carries the live keys inside the backend (application.properties); backend.env on the server only overrides.</w:t>
+              <w:t>The release carries the live keys inside the backend (application.properties); backend.env on t</w:t>
+            </w:r>
+            <w:r>
+              <w:rPr>
+                <w:sz w:val="19"/>
+                <w:szCs w:val="19"/>
+              </w:rPr>
+              <w:t>he server only overrides.</w:t>
+            </w:r>
+          </w:p>
+        </w:tc>
+      </w:tr>
+      <w:tr>
+        <w:tblPrEx>
+          <w:tblCellMar>
+            <w:top w:w="0" w:type="dxa"/>
+            <w:bottom w:w="0" w:type="dxa"/>
+          </w:tblCellMar>
+        </w:tblPrEx>
+        <w:tc>
+          <w:tcPr>
+            <w:tcW w:w="1300" w:type="dxa"/>
+            <w:tcMar>
+              <w:top w:w="50" w:type="dxa"/>
+              <w:left w:w="90" w:type="dxa"/>
+              <w:bottom w:w="50" w:type="dxa"/>
+              <w:right w:w="90" w:type="dxa"/>
+            </w:tcMar>
+          </w:tcPr>
+          <w:p>
+            <w:r>
+              <w:rPr>
+                <w:sz w:val="19"/>
+                <w:szCs w:val="19"/>
+              </w:rPr>
+              <w:t>1.1</w:t>
+            </w:r>
+          </w:p>
+        </w:tc>
+        <w:tc>
+          <w:tcPr>
+            <w:tcW w:w="1900" w:type="dxa"/>
+            <w:tcMar>
+              <w:top w:w="50" w:type="dxa"/>
+              <w:left w:w="90" w:type="dxa"/>
+              <w:bottom w:w="50" w:type="dxa"/>
+              <w:right w:w="90" w:type="dxa"/>
+            </w:tcMar>
+          </w:tcPr>
+          <w:p>
+            <w:r>
+              <w:rPr>
+                <w:sz w:val="19"/>
+                <w:szCs w:val="19"/>
+              </w:rPr>
+              <w:t>24 October 2026</w:t>
+            </w:r>
+          </w:p>
+        </w:tc>
+        <w:tc>
+          <w:tcPr>
+            <w:tcW w:w="6438" w:type="dxa"/>
+            <w:tcMar>
+              <w:top w:w="50" w:type="dxa"/>
+              <w:left w:w="90" w:type="dxa"/>
+              <w:bottom w:w="50" w:type="dxa"/>
+              <w:right w:w="90" w:type="dxa"/>
+            </w:tcMar>
+          </w:tcPr>
+          <w:p>
+            <w:r>
+              <w:rPr>
+                <w:sz w:val="19"/>
+                <w:szCs w:val="19"/>
+              </w:rPr>
+              <w:t>The Groq key lives in application.properties (a new key); the launch scripts and server_manager.py no longer export it.</w:t>
             </w:r>
           </w:p>
         </w:tc>
@@ -1682,7 +1757,7 @@
           <w:sz w:val="20"/>
           <w:szCs w:val="20"/>
         </w:rPr>
-        <w:t>Keep this document up to date: when a feature, setting or server changes, edit the matching section here and add a</w:t>
+        <w:t>Keep this document up to date: when a feature, setting or server changes, edit the match</w:t>
       </w:r>
       <w:r>
         <w:rPr>
@@ -1690,7 +1765,7 @@
           <w:sz w:val="20"/>
           <w:szCs w:val="20"/>
         </w:rPr>
-        <w:t xml:space="preserve"> line to the table above.</w:t>
+        <w:t>ing section here and add a line to the table above.</w:t>
       </w:r>
     </w:p>
     <w:p>
@@ -1711,7 +1786,7 @@
     <w:sdt>
       <w:sdtPr>
         <w:alias w:val="Contents"/>
-        <w:id w:val="783463378"/>
+        <w:id w:val="306912840"/>
       </w:sdtPr>
       <w:sdtEndPr/>
       <w:sdtContent>
@@ -1738,7 +1813,7 @@
           <w:r>
             <w:fldChar w:fldCharType="separate"/>
           </w:r>
-          <w:hyperlink w:anchor="_Toc243725332" w:history="1">
+          <w:hyperlink w:anchor="_Toc243729545" w:history="1">
             <w:r>
               <w:rPr>
                 <w:rStyle w:val="Hyperlink"/>
@@ -1762,7 +1837,7 @@
               <w:rPr>
                 <w:noProof/>
               </w:rPr>
-              <w:instrText xml:space="preserve"> PAGEREF _Toc243725332 \h </w:instrText>
+              <w:instrText xml:space="preserve"> PAGEREF _Toc243729545 \h </w:instrText>
             </w:r>
             <w:r>
               <w:rPr>
@@ -1803,7 +1878,7 @@
               <w:szCs w:val="22"/>
             </w:rPr>
           </w:pPr>
-          <w:hyperlink w:anchor="_Toc243725333" w:history="1">
+          <w:hyperlink w:anchor="_Toc243729546" w:history="1">
             <w:r>
               <w:rPr>
                 <w:rStyle w:val="Hyperlink"/>
@@ -1827,7 +1902,7 @@
               <w:rPr>
                 <w:noProof/>
               </w:rPr>
-              <w:instrText xml:space="preserve"> PAGEREF _Toc243725333 \h </w:instrText>
+              <w:instrText xml:space="preserve"> PAGEREF _Toc243729546 \h </w:instrText>
             </w:r>
             <w:r>
               <w:rPr>
@@ -1868,7 +1943,7 @@
               <w:szCs w:val="22"/>
             </w:rPr>
           </w:pPr>
-          <w:hyperlink w:anchor="_Toc243725334" w:history="1">
+          <w:hyperlink w:anchor="_Toc243729547" w:history="1">
             <w:r>
               <w:rPr>
                 <w:rStyle w:val="Hyperlink"/>
@@ -1892,7 +1967,7 @@
               <w:rPr>
                 <w:noProof/>
               </w:rPr>
-              <w:instrText xml:space="preserve"> PAGEREF _Toc243725334 \h </w:instrText>
+              <w:instrText xml:space="preserve"> PAGEREF _Toc243729547 \h </w:instrText>
             </w:r>
             <w:r>
               <w:rPr>
@@ -1933,7 +2008,7 @@
               <w:szCs w:val="22"/>
             </w:rPr>
           </w:pPr>
-          <w:hyperlink w:anchor="_Toc243725335" w:history="1">
+          <w:hyperlink w:anchor="_Toc243729548" w:history="1">
             <w:r>
               <w:rPr>
                 <w:rStyle w:val="Hyperlink"/>
@@ -1957,7 +2032,7 @@
               <w:rPr>
                 <w:noProof/>
               </w:rPr>
-              <w:instrText xml:space="preserve"> PAGEREF _Toc243725335 \h </w:instrText>
+              <w:instrText xml:space="preserve"> PAGEREF _Toc243729548 \h </w:instrText>
             </w:r>
             <w:r>
               <w:rPr>
@@ -1998,7 +2073,7 @@
               <w:szCs w:val="22"/>
             </w:rPr>
           </w:pPr>
-          <w:hyperlink w:anchor="_Toc243725336" w:history="1">
+          <w:hyperlink w:anchor="_Toc243729549" w:history="1">
             <w:r>
               <w:rPr>
                 <w:rStyle w:val="Hyperlink"/>
@@ -2022,7 +2097,7 @@
               <w:rPr>
                 <w:noProof/>
               </w:rPr>
-              <w:instrText xml:space="preserve"> PAGEREF _Toc243725336 \h </w:instrText>
+              <w:instrText xml:space="preserve"> PAGEREF _Toc243729549 \h </w:instrText>
             </w:r>
             <w:r>
               <w:rPr>
@@ -2063,7 +2138,7 @@
               <w:szCs w:val="22"/>
             </w:rPr>
           </w:pPr>
-          <w:hyperlink w:anchor="_Toc243725337" w:history="1">
+          <w:hyperlink w:anchor="_Toc243729550" w:history="1">
             <w:r>
               <w:rPr>
                 <w:rStyle w:val="Hyperlink"/>
@@ -2087,7 +2162,7 @@
               <w:rPr>
                 <w:noProof/>
               </w:rPr>
-              <w:instrText xml:space="preserve"> PAGEREF _Toc243725337 \h </w:instrText>
+              <w:instrText xml:space="preserve"> PAGEREF _Toc243729550 \h </w:instrText>
             </w:r>
             <w:r>
               <w:rPr>
@@ -2128,7 +2203,7 @@
               <w:szCs w:val="22"/>
             </w:rPr>
           </w:pPr>
-          <w:hyperlink w:anchor="_Toc243725338" w:history="1">
+          <w:hyperlink w:anchor="_Toc243729551" w:history="1">
             <w:r>
               <w:rPr>
                 <w:rStyle w:val="Hyperlink"/>
@@ -2152,7 +2227,7 @@
               <w:rPr>
                 <w:noProof/>
               </w:rPr>
-              <w:instrText xml:space="preserve"> PAGEREF _Toc243725338 \h </w:instrText>
+              <w:instrText xml:space="preserve"> PAGEREF _Toc243729551 \h </w:instrText>
             </w:r>
             <w:r>
               <w:rPr>
@@ -2193,7 +2268,7 @@
               <w:szCs w:val="22"/>
             </w:rPr>
           </w:pPr>
-          <w:hyperlink w:anchor="_Toc243725339" w:history="1">
+          <w:hyperlink w:anchor="_Toc243729552" w:history="1">
             <w:r>
               <w:rPr>
                 <w:rStyle w:val="Hyperlink"/>
@@ -2217,7 +2292,7 @@
               <w:rPr>
                 <w:noProof/>
               </w:rPr>
-              <w:instrText xml:space="preserve"> PAGEREF _Toc243725339 \h </w:instrText>
+              <w:instrText xml:space="preserve"> PAGEREF _Toc243729552 \h </w:instrText>
             </w:r>
             <w:r>
               <w:rPr>
@@ -2258,7 +2333,7 @@
               <w:szCs w:val="22"/>
             </w:rPr>
           </w:pPr>
-          <w:hyperlink w:anchor="_Toc243725340" w:history="1">
+          <w:hyperlink w:anchor="_Toc243729553" w:history="1">
             <w:r>
               <w:rPr>
                 <w:rStyle w:val="Hyperlink"/>
@@ -2282,7 +2357,7 @@
               <w:rPr>
                 <w:noProof/>
               </w:rPr>
-              <w:instrText xml:space="preserve"> PAGEREF _Toc243725340 \h </w:instrText>
+              <w:instrText xml:space="preserve"> PAGEREF _Toc243729553 \h </w:instrText>
             </w:r>
             <w:r>
               <w:rPr>
@@ -2323,7 +2398,7 @@
               <w:szCs w:val="22"/>
             </w:rPr>
           </w:pPr>
-          <w:hyperlink w:anchor="_Toc243725341" w:history="1">
+          <w:hyperlink w:anchor="_Toc243729554" w:history="1">
             <w:r>
               <w:rPr>
                 <w:rStyle w:val="Hyperlink"/>
@@ -2347,7 +2422,7 @@
               <w:rPr>
                 <w:noProof/>
               </w:rPr>
-              <w:instrText xml:space="preserve"> PAGEREF _Toc243725341 \h </w:instrText>
+              <w:instrText xml:space="preserve"> PAGEREF _Toc243729554 \h </w:instrText>
             </w:r>
             <w:r>
               <w:rPr>
@@ -2388,7 +2463,7 @@
               <w:szCs w:val="22"/>
             </w:rPr>
           </w:pPr>
-          <w:hyperlink w:anchor="_Toc243725342" w:history="1">
+          <w:hyperlink w:anchor="_Toc243729555" w:history="1">
             <w:r>
               <w:rPr>
                 <w:rStyle w:val="Hyperlink"/>
@@ -2412,7 +2487,7 @@
               <w:rPr>
                 <w:noProof/>
               </w:rPr>
-              <w:instrText xml:space="preserve"> PAGEREF _Toc243725342 \h </w:instrText>
+              <w:instrText xml:space="preserve"> PAGEREF _Toc243729555 \h </w:instrText>
             </w:r>
             <w:r>
               <w:rPr>
@@ -2455,7 +2530,7 @@
       <w:pPr>
         <w:pStyle w:val="Heading1"/>
       </w:pPr>
-      <w:bookmarkStart w:id="1" w:name="_Toc243725332"/>
+      <w:bookmarkStart w:id="1" w:name="_Toc243729545"/>
       <w:r>
         <w:lastRenderedPageBreak/>
         <w:t>1  Introduction</w:t>
@@ -2516,7 +2591,7 @@
       <w:pPr>
         <w:pStyle w:val="Heading1"/>
       </w:pPr>
-      <w:bookmarkStart w:id="2" w:name="_Toc243725333"/>
+      <w:bookmarkStart w:id="2" w:name="_Toc243729546"/>
       <w:r>
         <w:lastRenderedPageBreak/>
         <w:t>2  Where configuration lives</w:t>
@@ -2539,7 +2614,7 @@
           <w:left w:w="10" w:type="dxa"/>
           <w:right w:w="10" w:type="dxa"/>
         </w:tblCellMar>
-        <w:tblLook w:val="04A0" w:firstRow="1" w:lastRow="0" w:firstColumn="1" w:lastColumn="0" w:noHBand="0" w:noVBand="1"/>
+        <w:tblLook w:val="0000" w:firstRow="0" w:lastRow="0" w:firstColumn="0" w:lastColumn="0" w:noHBand="0" w:noVBand="0"/>
       </w:tblPr>
       <w:tblGrid>
         <w:gridCol w:w="2168"/>
@@ -3496,7 +3571,7 @@
       <w:pPr>
         <w:pStyle w:val="Heading1"/>
       </w:pPr>
-      <w:bookmarkStart w:id="3" w:name="_Toc243725334"/>
+      <w:bookmarkStart w:id="3" w:name="_Toc243729547"/>
       <w:r>
         <w:lastRenderedPageBreak/>
         <w:t>3  Secrets inventory</w:t>
@@ -3519,7 +3594,7 @@
           <w:left w:w="10" w:type="dxa"/>
           <w:right w:w="10" w:type="dxa"/>
         </w:tblCellMar>
-        <w:tblLook w:val="04A0" w:firstRow="1" w:lastRow="0" w:firstColumn="1" w:lastColumn="0" w:noHBand="0" w:noVBand="1"/>
+        <w:tblLook w:val="0000" w:firstRow="0" w:lastRow="0" w:firstColumn="0" w:lastColumn="0" w:noHBand="0" w:noVBand="0"/>
       </w:tblPr>
       <w:tblGrid>
         <w:gridCol w:w="2465"/>
@@ -3932,7 +4007,7 @@
                 <w:sz w:val="19"/>
                 <w:szCs w:val="19"/>
               </w:rPr>
-              <w:t>Backend launch scripts and server_manager.py</w:t>
+              <w:t>application.properties (app.groq.api-key) - a new key since 24 October 2026; the launch scripts and server_manager.py no longer export it, because an export wins over the file</w:t>
             </w:r>
           </w:p>
         </w:tc>
@@ -4851,6 +4926,7 @@
                 <w:sz w:val="19"/>
                 <w:szCs w:val="19"/>
               </w:rPr>
+              <w:lastRenderedPageBreak/>
               <w:t>Business Gmail account (dateroemwoodsales@gmail.com)</w:t>
             </w:r>
           </w:p>
@@ -4957,7 +5033,6 @@
                 <w:sz w:val="19"/>
                 <w:szCs w:val="19"/>
               </w:rPr>
-              <w:lastRenderedPageBreak/>
               <w:t>SMTP_APP_PASSWORD (Gmail App Password)</w:t>
             </w:r>
           </w:p>
@@ -5387,7 +5462,7 @@
       <w:pPr>
         <w:pStyle w:val="Heading2"/>
       </w:pPr>
-      <w:bookmarkStart w:id="4" w:name="_Toc243725335"/>
+      <w:bookmarkStart w:id="4" w:name="_Toc243729548"/>
       <w:r>
         <w:t>3.1  Recommended: one protected secrets file</w:t>
       </w:r>
@@ -5528,7 +5603,7 @@
       <w:pPr>
         <w:pStyle w:val="Heading2"/>
       </w:pPr>
-      <w:bookmarkStart w:id="5" w:name="_Toc243725336"/>
+      <w:bookmarkStart w:id="5" w:name="_Toc243729549"/>
       <w:r>
         <w:t>3.2  Rotating a secret</w:t>
       </w:r>
@@ -5550,7 +5625,7 @@
           <w:left w:w="10" w:type="dxa"/>
           <w:right w:w="10" w:type="dxa"/>
         </w:tblCellMar>
-        <w:tblLook w:val="04A0" w:firstRow="1" w:lastRow="0" w:firstColumn="1" w:lastColumn="0" w:noHBand="0" w:noVBand="1"/>
+        <w:tblLook w:val="0000" w:firstRow="0" w:lastRow="0" w:firstColumn="0" w:lastColumn="0" w:noHBand="0" w:noVBand="0"/>
       </w:tblPr>
       <w:tblGrid>
         <w:gridCol w:w="2536"/>
@@ -5796,7 +5871,14 @@
                 <w:sz w:val="19"/>
                 <w:szCs w:val="19"/>
               </w:rPr>
-              <w:t>Not by simply replacing it: a new key makes every worker detail and photo already saved unreadable. If it ever leaks, have a re-encryption step written first (decrypt with the old key, encrypt with the new), then change it.</w:t>
+              <w:t>Not by simply replacing it: a new key makes every worker detail and photo already saved unreadable. If it ever leaks, have a re-encrypt</w:t>
+            </w:r>
+            <w:r>
+              <w:rPr>
+                <w:sz w:val="19"/>
+                <w:szCs w:val="19"/>
+              </w:rPr>
+              <w:t>ion step written first (decrypt with the old key, encrypt with the new), then change it.</w:t>
             </w:r>
           </w:p>
         </w:tc>
@@ -5833,7 +5915,8 @@
                 <w:sz w:val="19"/>
                 <w:szCs w:val="19"/>
               </w:rPr>
-              <w:t>Groq or Anthropic key</w:t>
+              <w:lastRenderedPageBreak/>
+              <w:t>Groq key</w:t>
             </w:r>
           </w:p>
         </w:tc>
@@ -5857,14 +5940,7 @@
                 <w:sz w:val="19"/>
                 <w:szCs w:val="19"/>
               </w:rPr>
-              <w:t xml:space="preserve">Create a </w:t>
-            </w:r>
-            <w:r>
-              <w:rPr>
-                <w:sz w:val="19"/>
-                <w:szCs w:val="19"/>
-              </w:rPr>
-              <w:t>new key in the provider console, delete the old one, update the launchers, restart the backend</w:t>
+              <w:t>Create a new key at console.groq.com, put it in application.properties (app.groq.api-key), delete the old key there, restart the backend. Never export GROQ_API_KEY in a start command - it would win over the file.</w:t>
             </w:r>
           </w:p>
         </w:tc>
@@ -5900,7 +5976,7 @@
                 <w:sz w:val="19"/>
                 <w:szCs w:val="19"/>
               </w:rPr>
-              <w:t>M-Pesa consumer key and secret</w:t>
+              <w:t>Anthropic key</w:t>
             </w:r>
           </w:p>
         </w:tc>
@@ -5923,7 +5999,14 @@
                 <w:sz w:val="19"/>
                 <w:szCs w:val="19"/>
               </w:rPr>
-              <w:t>Regenerate in the Daraja app, update the launchers, restart the backend</w:t>
+              <w:t>Create a new key in the prov</w:t>
+            </w:r>
+            <w:r>
+              <w:rPr>
+                <w:sz w:val="19"/>
+                <w:szCs w:val="19"/>
+              </w:rPr>
+              <w:t>ider console, delete the old one, update the launchers, restart the backend</w:t>
             </w:r>
           </w:p>
         </w:tc>
@@ -5960,7 +6043,66 @@
                 <w:sz w:val="19"/>
                 <w:szCs w:val="19"/>
               </w:rPr>
-              <w:lastRenderedPageBreak/>
+              <w:t>M-Pesa consumer key and secret</w:t>
+            </w:r>
+          </w:p>
+        </w:tc>
+        <w:tc>
+          <w:tcPr>
+            <w:tcW w:w="7102" w:type="dxa"/>
+            <w:shd w:val="clear" w:color="auto" w:fill="F4F5F3"/>
+            <w:tcMar>
+              <w:top w:w="50" w:type="dxa"/>
+              <w:left w:w="90" w:type="dxa"/>
+              <w:bottom w:w="50" w:type="dxa"/>
+              <w:right w:w="90" w:type="dxa"/>
+            </w:tcMar>
+          </w:tcPr>
+          <w:p>
+            <w:pPr>
+              <w:spacing w:after="20" w:line="252" w:lineRule="auto"/>
+            </w:pPr>
+            <w:r>
+              <w:rPr>
+                <w:sz w:val="19"/>
+                <w:szCs w:val="19"/>
+              </w:rPr>
+              <w:t>Regenerate in the Daraja app, update the launchers, restart the backend</w:t>
+            </w:r>
+          </w:p>
+        </w:tc>
+      </w:tr>
+      <w:tr>
+        <w:tblPrEx>
+          <w:tblCellMar>
+            <w:top w:w="0" w:type="dxa"/>
+            <w:bottom w:w="0" w:type="dxa"/>
+          </w:tblCellMar>
+        </w:tblPrEx>
+        <w:trPr>
+          <w:cantSplit/>
+        </w:trPr>
+        <w:tc>
+          <w:tcPr>
+            <w:tcW w:w="2536" w:type="dxa"/>
+            <w:tcMar>
+              <w:top w:w="50" w:type="dxa"/>
+              <w:left w:w="90" w:type="dxa"/>
+              <w:bottom w:w="50" w:type="dxa"/>
+              <w:right w:w="90" w:type="dxa"/>
+            </w:tcMar>
+          </w:tcPr>
+          <w:p>
+            <w:pPr>
+              <w:spacing w:after="20" w:line="252" w:lineRule="auto"/>
+            </w:pPr>
+            <w:r>
+              <w:rPr>
+                <w:b/>
+                <w:bCs/>
+                <w:sz w:val="19"/>
+                <w:szCs w:val="19"/>
+              </w:rPr>
               <w:t>B2C initiator password</w:t>
             </w:r>
           </w:p>
@@ -5968,7 +6110,6 @@
         <w:tc>
           <w:tcPr>
             <w:tcW w:w="7102" w:type="dxa"/>
-            <w:shd w:val="clear" w:color="auto" w:fill="F4F5F3"/>
             <w:tcMar>
               <w:top w:w="50" w:type="dxa"/>
               <w:left w:w="90" w:type="dxa"/>
@@ -6005,7 +6146,7 @@
       <w:pPr>
         <w:pStyle w:val="Heading1"/>
       </w:pPr>
-      <w:bookmarkStart w:id="6" w:name="_Toc243725337"/>
+      <w:bookmarkStart w:id="6" w:name="_Toc243729550"/>
       <w:r>
         <w:lastRenderedPageBreak/>
         <w:t>4  Backend settings</w:t>
@@ -6028,7 +6169,7 @@
           <w:left w:w="10" w:type="dxa"/>
           <w:right w:w="10" w:type="dxa"/>
         </w:tblCellMar>
-        <w:tblLook w:val="04A0" w:firstRow="1" w:lastRow="0" w:firstColumn="1" w:lastColumn="0" w:noHBand="0" w:noVBand="1"/>
+        <w:tblLook w:val="0000" w:firstRow="0" w:lastRow="0" w:firstColumn="0" w:lastColumn="0" w:noHBand="0" w:noVBand="0"/>
       </w:tblPr>
       <w:tblGrid>
         <w:gridCol w:w="2017"/>
@@ -10483,7 +10624,7 @@
       <w:pPr>
         <w:pStyle w:val="Heading1"/>
       </w:pPr>
-      <w:bookmarkStart w:id="7" w:name="_Toc243725338"/>
+      <w:bookmarkStart w:id="7" w:name="_Toc243729551"/>
       <w:r>
         <w:lastRenderedPageBreak/>
         <w:t>5  Client-facing servers</w:t>
@@ -10506,7 +10647,7 @@
           <w:left w:w="10" w:type="dxa"/>
           <w:right w:w="10" w:type="dxa"/>
         </w:tblCellMar>
-        <w:tblLook w:val="04A0" w:firstRow="1" w:lastRow="0" w:firstColumn="1" w:lastColumn="0" w:noHBand="0" w:noVBand="1"/>
+        <w:tblLook w:val="0000" w:firstRow="0" w:lastRow="0" w:firstColumn="0" w:lastColumn="0" w:noHBand="0" w:noVBand="0"/>
       </w:tblPr>
       <w:tblGrid>
         <w:gridCol w:w="2465"/>
@@ -11198,7 +11339,7 @@
       <w:pPr>
         <w:pStyle w:val="Heading2"/>
       </w:pPr>
-      <w:bookmarkStart w:id="8" w:name="_Toc243725339"/>
+      <w:bookmarkStart w:id="8" w:name="_Toc243729552"/>
       <w:r>
         <w:t>5.1  SMS codes for phone numbers (Africa's Talking)</w:t>
       </w:r>
@@ -11231,7 +11372,7 @@
           <w:left w:w="10" w:type="dxa"/>
           <w:right w:w="10" w:type="dxa"/>
         </w:tblCellMar>
-        <w:tblLook w:val="04A0" w:firstRow="1" w:lastRow="0" w:firstColumn="1" w:lastColumn="0" w:noHBand="0" w:noVBand="1"/>
+        <w:tblLook w:val="0000" w:firstRow="0" w:lastRow="0" w:firstColumn="0" w:lastColumn="0" w:noHBand="0" w:noVBand="0"/>
       </w:tblPr>
       <w:tblGrid>
         <w:gridCol w:w="3043"/>
@@ -11427,14 +11568,14 @@
                 <w:sz w:val="19"/>
                 <w:szCs w:val="19"/>
               </w:rPr>
-              <w:t xml:space="preserve">Apply for Dateroem's own sender name (transactional) in the Africa's Talking dashboard. Once approved: app.sms.sender-id = that name, app.sms.networks = all; restart the backend; test with a Safaricom phone; update the Help page question about creating an </w:t>
-            </w:r>
-            <w:r>
-              <w:rPr>
-                <w:sz w:val="19"/>
-                <w:szCs w:val="19"/>
-              </w:rPr>
-              <w:t>account.</w:t>
+              <w:t>Apply for Dateroem's own sender name (transactional) in the Africa's Talking dashboard. Once approved: app.sms.sender-id = that name, app.sms.networks = all; restart the backend; test with a Safaricom phone; update the Help page question about cre</w:t>
+            </w:r>
+            <w:r>
+              <w:rPr>
+                <w:sz w:val="19"/>
+                <w:szCs w:val="19"/>
+              </w:rPr>
+              <w:t>ating an account.</w:t>
             </w:r>
           </w:p>
         </w:tc>
@@ -11574,7 +11715,7 @@
       <w:pPr>
         <w:pStyle w:val="Heading1"/>
       </w:pPr>
-      <w:bookmarkStart w:id="9" w:name="_Toc243725340"/>
+      <w:bookmarkStart w:id="9" w:name="_Toc243729553"/>
       <w:r>
         <w:lastRenderedPageBreak/>
         <w:t>6  Changing the company phone number</w:t>
@@ -11586,10 +11727,10 @@
         <w:spacing w:after="120" w:line="276" w:lineRule="auto"/>
       </w:pPr>
       <w:r>
-        <w:t>The company phone number is +254182995011 since 9 Octo</w:t>
+        <w:t>The company phone number is +254182995011 since 9 October 2026 (before: 0700878260). It is one number for calls and WhatsApp. It is set in the website server only - the website reads it from there - so a change is one or two lines and a restart, with no ne</w:t>
       </w:r>
       <w:r>
-        <w:t>ber 2026 (before: 0700878260). It is one number for calls and WhatsApp. It is set in the website server only - the website reads it from there - so a change is one or two lines and a restart, with no new build of the website or the apps.</w:t>
+        <w:t>w build of the website or the apps.</w:t>
       </w:r>
     </w:p>
     <w:tbl>
@@ -11608,7 +11749,7 @@
           <w:left w:w="10" w:type="dxa"/>
           <w:right w:w="10" w:type="dxa"/>
         </w:tblCellMar>
-        <w:tblLook w:val="04A0" w:firstRow="1" w:lastRow="0" w:firstColumn="1" w:lastColumn="0" w:noHBand="0" w:noVBand="1"/>
+        <w:tblLook w:val="0000" w:firstRow="0" w:lastRow="0" w:firstColumn="0" w:lastColumn="0" w:noHBand="0" w:noVBand="0"/>
       </w:tblPr>
       <w:tblGrid>
         <w:gridCol w:w="3297"/>
@@ -11676,17 +11817,7 @@
                 <w:sz w:val="19"/>
                 <w:szCs w:val="19"/>
               </w:rPr>
-              <w:t>What to chan</w:t>
-            </w:r>
-            <w:r>
-              <w:rPr>
-                <w:b/>
-                <w:bCs/>
-                <w:color w:val="FFFFFF"/>
-                <w:sz w:val="19"/>
-                <w:szCs w:val="19"/>
-              </w:rPr>
-              <w:t>ge</w:t>
+              <w:t>What to change</w:t>
             </w:r>
           </w:p>
         </w:tc>
@@ -12269,10 +12400,13 @@
         <w:t xml:space="preserve">Note: </w:t>
       </w:r>
       <w:r>
-        <w:t>Not the same thing - do not change these for a new company number: staff and farmer phone numbers (USERS, FARMER - each person's own number, used to check where Send Money may go); past payments (PRODUCT_PAYMENTS, the audit log - history); and the phone ap</w:t>
+        <w:t>Not the same thing - do not change these fo</w:t>
       </w:r>
       <w:r>
-        <w:t>p's company SIM for M-Pesa SMS Sync, which is chosen on the phone itself (Transactions, M-Pesa SMS Sync) and changes only if the SIM that receives the M-Pesa messages changes.</w:t>
+        <w:t xml:space="preserve">r a new company number: staff and farmer phone numbers (USERS, FARMER - each person's own number, used to check where Send Money may go); past payments (PRODUCT_PAYMENTS, the audit log - history); and the phone app's company SIM for M-Pesa SMS Sync, which </w:t>
+      </w:r>
+      <w:r>
+        <w:t>is chosen on the phone itself (Transactions, M-Pesa SMS Sync) and changes only if the SIM that receives the M-Pesa messages changes.</w:t>
       </w:r>
     </w:p>
     <w:p>
@@ -12284,7 +12418,7 @@
       <w:pPr>
         <w:pStyle w:val="Heading1"/>
       </w:pPr>
-      <w:bookmarkStart w:id="10" w:name="_Toc243725341"/>
+      <w:bookmarkStart w:id="10" w:name="_Toc243729554"/>
       <w:r>
         <w:lastRenderedPageBreak/>
         <w:t>7  Website, apps and routing</w:t>
@@ -12307,7 +12441,7 @@
           <w:left w:w="10" w:type="dxa"/>
           <w:right w:w="10" w:type="dxa"/>
         </w:tblCellMar>
-        <w:tblLook w:val="04A0" w:firstRow="1" w:lastRow="0" w:firstColumn="1" w:lastColumn="0" w:noHBand="0" w:noVBand="1"/>
+        <w:tblLook w:val="0000" w:firstRow="0" w:lastRow="0" w:firstColumn="0" w:lastColumn="0" w:noHBand="0" w:noVBand="0"/>
       </w:tblPr>
       <w:tblGrid>
         <w:gridCol w:w="2891"/>
@@ -12461,14 +12595,7 @@
                 <w:sz w:val="19"/>
                 <w:szCs w:val="19"/>
               </w:rPr>
-              <w:t>fr</w:t>
-            </w:r>
-            <w:r>
-              <w:rPr>
-                <w:sz w:val="19"/>
-                <w:szCs w:val="19"/>
-              </w:rPr>
-              <w:t>ontend/website/.env VITE_API_BASE_URL</w:t>
+              <w:t>frontend/website/.env VITE_API_BASE_URL</w:t>
             </w:r>
           </w:p>
         </w:tc>
@@ -13434,14 +13561,7 @@
                 <w:sz w:val="19"/>
                 <w:szCs w:val="19"/>
               </w:rPr>
-              <w:t xml:space="preserve">phone app and desktop servers 70 MB, website server and payment callbacks 1 MB (since 9 October 2026; the desktop path was 40 MB until campaign videos could be sent from it on 10 October); a larger request is cut off before it reaches </w:t>
-            </w:r>
-            <w:r>
-              <w:rPr>
-                <w:sz w:val="19"/>
-                <w:szCs w:val="19"/>
-              </w:rPr>
-              <w:t>a server</w:t>
+              <w:t>phone app and desktop servers 70 MB, website server and payment callbacks 1 MB (since 9 October 2026; the desktop path was 40 MB until campaign videos could be sent from it on 10 October); a larger request is cut off before it reaches a server</w:t>
             </w:r>
           </w:p>
         </w:tc>
@@ -13628,7 +13748,7 @@
       <w:pPr>
         <w:pStyle w:val="Heading1"/>
       </w:pPr>
-      <w:bookmarkStart w:id="11" w:name="_Toc243725342"/>
+      <w:bookmarkStart w:id="11" w:name="_Toc243729555"/>
       <w:r>
         <w:lastRenderedPageBreak/>
         <w:t>8  Business rules you can tune</w:t>
@@ -13659,7 +13779,7 @@
           <w:left w:w="10" w:type="dxa"/>
           <w:right w:w="10" w:type="dxa"/>
         </w:tblCellMar>
-        <w:tblLook w:val="04A0" w:firstRow="1" w:lastRow="0" w:firstColumn="1" w:lastColumn="0" w:noHBand="0" w:noVBand="1"/>
+        <w:tblLook w:val="0000" w:firstRow="0" w:lastRow="0" w:firstColumn="0" w:lastColumn="0" w:noHBand="0" w:noVBand="0"/>
       </w:tblPr>
       <w:tblGrid>
         <w:gridCol w:w="3212"/>
@@ -16504,10 +16624,10 @@
 <file path=word/numbering.xml><?xml version="1.0" encoding="utf-8"?>
 <w:numbering xmlns:wpc="http://schemas.microsoft.com/office/word/2010/wordprocessingCanvas" xmlns:cx="http://schemas.microsoft.com/office/drawing/2014/chartex" xmlns:cx1="http://schemas.microsoft.com/office/drawing/2015/9/8/chartex" xmlns:mc="http://schemas.openxmlformats.org/markup-compatibility/2006" xmlns:o="urn:schemas-microsoft-com:office:office" xmlns:r="http://schemas.openxmlformats.org/officeDocument/2006/relationships" xmlns:m="http://schemas.openxmlformats.org/officeDocument/2006/math" xmlns:v="urn:schemas-microsoft-com:vml" xmlns:wp14="http://schemas.microsoft.com/office/word/2010/wordprocessingDrawing" xmlns:wp="http://schemas.openxmlformats.org/drawingml/2006/wordprocessingDrawing" xmlns:w10="urn:schemas-microsoft-com:office:word" xmlns:w="http://schemas.openxmlformats.org/wordprocessingml/2006/main" xmlns:w14="http://schemas.microsoft.com/office/word/2010/wordml" xmlns:w15="http://schemas.microsoft.com/office/word/2012/wordml" xmlns:w16se="http://schemas.microsoft.com/office/word/2015/wordml/symex" xmlns:wpg="http://schemas.microsoft.com/office/word/2010/wordprocessingGroup" xmlns:wpi="http://schemas.microsoft.com/office/word/2010/wordprocessingInk" xmlns:wne="http://schemas.microsoft.com/office/word/2006/wordml" xmlns:wps="http://schemas.microsoft.com/office/word/2010/wordprocessingShape" mc:Ignorable="w14 w15 w16se wp14">
   <w:abstractNum w:abstractNumId="0" w15:restartNumberingAfterBreak="0">
-    <w:nsid w:val="35BD3F51"/>
+    <w:nsid w:val="313A2B4A"/>
     <w:multiLevelType w:val="hybridMultilevel"/>
-    <w:tmpl w:val="A5C4FB32"/>
-    <w:lvl w:ilvl="0" w:tplc="373C55CA" w:tentative="1">
+    <w:tmpl w:val="DDF6C862"/>
+    <w:lvl w:ilvl="0" w:tplc="EA14C630" w:tentative="1">
       <w:start w:val="1"/>
       <w:numFmt w:val="bullet"/>
       <w:lvlText w:val="●"/>
@@ -16516,7 +16636,7 @@
         <w:ind w:left="720" w:hanging="360"/>
       </w:pPr>
     </w:lvl>
-    <w:lvl w:ilvl="1" w:tplc="A878B82E" w:tentative="1">
+    <w:lvl w:ilvl="1" w:tplc="B400F5A0" w:tentative="1">
       <w:start w:val="1"/>
       <w:numFmt w:val="bullet"/>
       <w:lvlText w:val="○"/>
@@ -16525,7 +16645,7 @@
         <w:ind w:left="1440" w:hanging="360"/>
       </w:pPr>
     </w:lvl>
-    <w:lvl w:ilvl="2" w:tplc="48204302" w:tentative="1">
+    <w:lvl w:ilvl="2" w:tplc="815C2192" w:tentative="1">
       <w:start w:val="1"/>
       <w:numFmt w:val="bullet"/>
       <w:lvlText w:val="■"/>
@@ -16534,7 +16654,7 @@
         <w:ind w:left="2160" w:hanging="360"/>
       </w:pPr>
     </w:lvl>
-    <w:lvl w:ilvl="3" w:tplc="F0DCAC90" w:tentative="1">
+    <w:lvl w:ilvl="3" w:tplc="4FAA96CE" w:tentative="1">
       <w:start w:val="1"/>
       <w:numFmt w:val="bullet"/>
       <w:lvlText w:val="●"/>
@@ -16543,7 +16663,7 @@
         <w:ind w:left="2880" w:hanging="360"/>
       </w:pPr>
     </w:lvl>
-    <w:lvl w:ilvl="4" w:tplc="B87885B2" w:tentative="1">
+    <w:lvl w:ilvl="4" w:tplc="030408FA" w:tentative="1">
       <w:start w:val="1"/>
       <w:numFmt w:val="bullet"/>
       <w:lvlText w:val="○"/>
@@ -16552,7 +16672,7 @@
         <w:ind w:left="3600" w:hanging="360"/>
       </w:pPr>
     </w:lvl>
-    <w:lvl w:ilvl="5" w:tplc="A8321244" w:tentative="1">
+    <w:lvl w:ilvl="5" w:tplc="D4F2FF72" w:tentative="1">
       <w:start w:val="1"/>
       <w:numFmt w:val="bullet"/>
       <w:lvlText w:val="■"/>
@@ -16561,7 +16681,7 @@
         <w:ind w:left="4320" w:hanging="360"/>
       </w:pPr>
     </w:lvl>
-    <w:lvl w:ilvl="6" w:tplc="11069680" w:tentative="1">
+    <w:lvl w:ilvl="6" w:tplc="421A2CA4" w:tentative="1">
       <w:start w:val="1"/>
       <w:numFmt w:val="bullet"/>
       <w:lvlText w:val="●"/>
@@ -16570,7 +16690,7 @@
         <w:ind w:left="5040" w:hanging="360"/>
       </w:pPr>
     </w:lvl>
-    <w:lvl w:ilvl="7" w:tplc="256C22D2" w:tentative="1">
+    <w:lvl w:ilvl="7" w:tplc="EF704EEE" w:tentative="1">
       <w:start w:val="1"/>
       <w:numFmt w:val="bullet"/>
       <w:lvlText w:val="●"/>
@@ -16579,7 +16699,7 @@
         <w:ind w:left="5760" w:hanging="360"/>
       </w:pPr>
     </w:lvl>
-    <w:lvl w:ilvl="8" w:tplc="1812AB74" w:tentative="1">
+    <w:lvl w:ilvl="8" w:tplc="81922886" w:tentative="1">
       <w:start w:val="1"/>
       <w:numFmt w:val="bullet"/>
       <w:lvlText w:val="●"/>
@@ -16590,10 +16710,10 @@
     </w:lvl>
   </w:abstractNum>
   <w:abstractNum w:abstractNumId="1" w15:restartNumberingAfterBreak="0">
-    <w:nsid w:val="4DDD5C06"/>
+    <w:nsid w:val="3D8D113F"/>
     <w:multiLevelType w:val="hybridMultilevel"/>
-    <w:tmpl w:val="2B1E788C"/>
-    <w:lvl w:ilvl="0" w:tplc="01BCDC84">
+    <w:tmpl w:val="B77E074A"/>
+    <w:lvl w:ilvl="0" w:tplc="ED0EF4C4">
       <w:start w:val="1"/>
       <w:numFmt w:val="decimal"/>
       <w:lvlText w:val="%1."/>
@@ -16602,7 +16722,7 @@
         <w:ind w:left="540" w:hanging="300"/>
       </w:pPr>
     </w:lvl>
-    <w:lvl w:ilvl="1" w:tplc="38ACA5E2" w:tentative="1">
+    <w:lvl w:ilvl="1" w:tplc="C49E8464" w:tentative="1">
       <w:start w:val="1"/>
       <w:numFmt w:val="lowerLetter"/>
       <w:lvlText w:val="%2."/>
@@ -16611,7 +16731,7 @@
         <w:ind w:left="940" w:hanging="300"/>
       </w:pPr>
     </w:lvl>
-    <w:lvl w:ilvl="2" w:tplc="3FC0325C" w:tentative="1">
+    <w:lvl w:ilvl="2" w:tplc="83A4B48C" w:tentative="1">
       <w:start w:val="1"/>
       <w:numFmt w:val="lowerRoman"/>
       <w:lvlText w:val="%3."/>
@@ -16620,42 +16740,42 @@
         <w:ind w:left="1340" w:hanging="300"/>
       </w:pPr>
     </w:lvl>
-    <w:lvl w:ilvl="3" w:tplc="3CBC42DC">
+    <w:lvl w:ilvl="3" w:tplc="E1C031BA">
       <w:numFmt w:val="decimal"/>
       <w:lvlText w:val=""/>
       <w:lvlJc w:val="left"/>
     </w:lvl>
-    <w:lvl w:ilvl="4" w:tplc="65C82056">
+    <w:lvl w:ilvl="4" w:tplc="2C60B040">
       <w:numFmt w:val="decimal"/>
       <w:lvlText w:val=""/>
       <w:lvlJc w:val="left"/>
     </w:lvl>
-    <w:lvl w:ilvl="5" w:tplc="F61A0CBE">
+    <w:lvl w:ilvl="5" w:tplc="2D50C732">
       <w:numFmt w:val="decimal"/>
       <w:lvlText w:val=""/>
       <w:lvlJc w:val="left"/>
     </w:lvl>
-    <w:lvl w:ilvl="6" w:tplc="3A0074AA">
+    <w:lvl w:ilvl="6" w:tplc="62B0606C">
       <w:numFmt w:val="decimal"/>
       <w:lvlText w:val=""/>
       <w:lvlJc w:val="left"/>
     </w:lvl>
-    <w:lvl w:ilvl="7" w:tplc="04D80D12">
+    <w:lvl w:ilvl="7" w:tplc="6C4E8408">
       <w:numFmt w:val="decimal"/>
       <w:lvlText w:val=""/>
       <w:lvlJc w:val="left"/>
     </w:lvl>
-    <w:lvl w:ilvl="8" w:tplc="B66CEAAA">
+    <w:lvl w:ilvl="8" w:tplc="A242578A">
       <w:numFmt w:val="decimal"/>
       <w:lvlText w:val=""/>
       <w:lvlJc w:val="left"/>
     </w:lvl>
   </w:abstractNum>
   <w:abstractNum w:abstractNumId="2" w15:restartNumberingAfterBreak="0">
-    <w:nsid w:val="7A305B49"/>
+    <w:nsid w:val="78DD776D"/>
     <w:multiLevelType w:val="hybridMultilevel"/>
-    <w:tmpl w:val="92485716"/>
-    <w:lvl w:ilvl="0" w:tplc="48B24998">
+    <w:tmpl w:val="B5C8374E"/>
+    <w:lvl w:ilvl="0" w:tplc="F9B2C350">
       <w:start w:val="1"/>
       <w:numFmt w:val="bullet"/>
       <w:lvlText w:val="•"/>
@@ -16664,7 +16784,7 @@
         <w:ind w:left="540" w:hanging="300"/>
       </w:pPr>
     </w:lvl>
-    <w:lvl w:ilvl="1" w:tplc="DC0A15FA" w:tentative="1">
+    <w:lvl w:ilvl="1" w:tplc="85241600" w:tentative="1">
       <w:start w:val="1"/>
       <w:numFmt w:val="bullet"/>
       <w:lvlText w:val="–"/>
@@ -16673,7 +16793,7 @@
         <w:ind w:left="940" w:hanging="300"/>
       </w:pPr>
     </w:lvl>
-    <w:lvl w:ilvl="2" w:tplc="5ACA4974" w:tentative="1">
+    <w:lvl w:ilvl="2" w:tplc="8318D5A8" w:tentative="1">
       <w:start w:val="1"/>
       <w:numFmt w:val="bullet"/>
       <w:lvlText w:val="◦"/>
@@ -16682,32 +16802,32 @@
         <w:ind w:left="1340" w:hanging="300"/>
       </w:pPr>
     </w:lvl>
-    <w:lvl w:ilvl="3" w:tplc="7E9EF4FC">
+    <w:lvl w:ilvl="3" w:tplc="3BAEFF50">
       <w:numFmt w:val="decimal"/>
       <w:lvlText w:val=""/>
       <w:lvlJc w:val="left"/>
     </w:lvl>
-    <w:lvl w:ilvl="4" w:tplc="2C46BFD8">
+    <w:lvl w:ilvl="4" w:tplc="4FCCDD7E">
       <w:numFmt w:val="decimal"/>
       <w:lvlText w:val=""/>
       <w:lvlJc w:val="left"/>
     </w:lvl>
-    <w:lvl w:ilvl="5" w:tplc="426A633C">
+    <w:lvl w:ilvl="5" w:tplc="C136D800">
       <w:numFmt w:val="decimal"/>
       <w:lvlText w:val=""/>
       <w:lvlJc w:val="left"/>
     </w:lvl>
-    <w:lvl w:ilvl="6" w:tplc="48BEF752">
+    <w:lvl w:ilvl="6" w:tplc="239EAD6E">
       <w:numFmt w:val="decimal"/>
       <w:lvlText w:val=""/>
       <w:lvlJc w:val="left"/>
     </w:lvl>
-    <w:lvl w:ilvl="7" w:tplc="D15C31AA">
+    <w:lvl w:ilvl="7" w:tplc="CF6A9772">
       <w:numFmt w:val="decimal"/>
       <w:lvlText w:val=""/>
       <w:lvlJc w:val="left"/>
     </w:lvl>
-    <w:lvl w:ilvl="8" w:tplc="A43CFB2E">
+    <w:lvl w:ilvl="8" w:tplc="63CCF892">
       <w:numFmt w:val="decimal"/>
       <w:lvlText w:val=""/>
       <w:lvlJc w:val="left"/>
@@ -17355,7 +17475,7 @@
     <w:autoRedefine/>
     <w:uiPriority w:val="39"/>
     <w:unhideWhenUsed/>
-    <w:rsid w:val="000575CE"/>
+    <w:rsid w:val="00A4085B"/>
     <w:pPr>
       <w:spacing w:after="100"/>
     </w:pPr>
@@ -17367,7 +17487,7 @@
     <w:autoRedefine/>
     <w:uiPriority w:val="39"/>
     <w:unhideWhenUsed/>
-    <w:rsid w:val="000575CE"/>
+    <w:rsid w:val="00A4085B"/>
     <w:pPr>
       <w:spacing w:after="100"/>
       <w:ind w:left="210"/>

--- a/documentation/02 Configuration and Production/Configuration and Secrets Reference.docx
+++ b/documentation/02 Configuration and Production/Configuration and Secrets Reference.docx
@@ -289,7 +289,7 @@
                 <w:sz w:val="20"/>
                 <w:szCs w:val="20"/>
               </w:rPr>
-              <w:t>24 October 2026</w:t>
+              <w:t>25 October 2026</w:t>
             </w:r>
           </w:p>
         </w:tc>
@@ -1746,6 +1746,81 @@
           </w:p>
         </w:tc>
       </w:tr>
+      <w:tr>
+        <w:tblPrEx>
+          <w:tblCellMar>
+            <w:top w:w="0" w:type="dxa"/>
+            <w:bottom w:w="0" w:type="dxa"/>
+          </w:tblCellMar>
+        </w:tblPrEx>
+        <w:tc>
+          <w:tcPr>
+            <w:tcW w:w="1300" w:type="dxa"/>
+            <w:tcMar>
+              <w:top w:w="50" w:type="dxa"/>
+              <w:left w:w="90" w:type="dxa"/>
+              <w:bottom w:w="50" w:type="dxa"/>
+              <w:right w:w="90" w:type="dxa"/>
+            </w:tcMar>
+          </w:tcPr>
+          <w:p>
+            <w:r>
+              <w:rPr>
+                <w:sz w:val="19"/>
+                <w:szCs w:val="19"/>
+              </w:rPr>
+              <w:t>1.1</w:t>
+            </w:r>
+          </w:p>
+        </w:tc>
+        <w:tc>
+          <w:tcPr>
+            <w:tcW w:w="1900" w:type="dxa"/>
+            <w:tcMar>
+              <w:top w:w="50" w:type="dxa"/>
+              <w:left w:w="90" w:type="dxa"/>
+              <w:bottom w:w="50" w:type="dxa"/>
+              <w:right w:w="90" w:type="dxa"/>
+            </w:tcMar>
+          </w:tcPr>
+          <w:p>
+            <w:r>
+              <w:rPr>
+                <w:sz w:val="19"/>
+                <w:szCs w:val="19"/>
+              </w:rPr>
+              <w:t>25 October 2026</w:t>
+            </w:r>
+          </w:p>
+        </w:tc>
+        <w:tc>
+          <w:tcPr>
+            <w:tcW w:w="6438" w:type="dxa"/>
+            <w:tcMar>
+              <w:top w:w="50" w:type="dxa"/>
+              <w:left w:w="90" w:type="dxa"/>
+              <w:bottom w:w="50" w:type="dxa"/>
+              <w:right w:w="90" w:type="dxa"/>
+            </w:tcMar>
+          </w:tcPr>
+          <w:p>
+            <w:r>
+              <w:rPr>
+                <w:sz w:val="19"/>
+                <w:szCs w:val="19"/>
+              </w:rPr>
+              <w:t xml:space="preserve">Since the move the settings live on the server: /etc/dateroem/*.env </w:t>
+            </w:r>
+            <w:r>
+              <w:rPr>
+                <w:sz w:val="19"/>
+                <w:szCs w:val="19"/>
+              </w:rPr>
+              <w:t>(the M-Pesa callback is now https://dateroemwoods.co.ke/api/dateroem-payments/stk) plus what the release carries from application.properties.</w:t>
+            </w:r>
+          </w:p>
+        </w:tc>
+      </w:tr>
     </w:tbl>
     <w:p>
       <w:pPr>
@@ -1757,15 +1832,7 @@
           <w:sz w:val="20"/>
           <w:szCs w:val="20"/>
         </w:rPr>
-        <w:t>Keep this document up to date: when a feature, setting or server changes, edit the match</w:t>
-      </w:r>
-      <w:r>
-        <w:rPr>
-          <w:color w:val="5F6B66"/>
-          <w:sz w:val="20"/>
-          <w:szCs w:val="20"/>
-        </w:rPr>
-        <w:t>ing section here and add a line to the table above.</w:t>
+        <w:t>Keep this document up to date: when a feature, setting or server changes, edit the matching section here and add a line to the table above.</w:t>
       </w:r>
     </w:p>
     <w:p>
@@ -1786,7 +1853,7 @@
     <w:sdt>
       <w:sdtPr>
         <w:alias w:val="Contents"/>
-        <w:id w:val="306912840"/>
+        <w:id w:val="414826224"/>
       </w:sdtPr>
       <w:sdtEndPr/>
       <w:sdtContent>
@@ -1813,7 +1880,7 @@
           <w:r>
             <w:fldChar w:fldCharType="separate"/>
           </w:r>
-          <w:hyperlink w:anchor="_Toc243729545" w:history="1">
+          <w:hyperlink w:anchor="_Toc243815949" w:history="1">
             <w:r>
               <w:rPr>
                 <w:rStyle w:val="Hyperlink"/>
@@ -1837,7 +1904,7 @@
               <w:rPr>
                 <w:noProof/>
               </w:rPr>
-              <w:instrText xml:space="preserve"> PAGEREF _Toc243729545 \h </w:instrText>
+              <w:instrText xml:space="preserve"> PAGEREF _Toc243815949 \h </w:instrText>
             </w:r>
             <w:r>
               <w:rPr>
@@ -1878,7 +1945,7 @@
               <w:szCs w:val="22"/>
             </w:rPr>
           </w:pPr>
-          <w:hyperlink w:anchor="_Toc243729546" w:history="1">
+          <w:hyperlink w:anchor="_Toc243815950" w:history="1">
             <w:r>
               <w:rPr>
                 <w:rStyle w:val="Hyperlink"/>
@@ -1902,7 +1969,7 @@
               <w:rPr>
                 <w:noProof/>
               </w:rPr>
-              <w:instrText xml:space="preserve"> PAGEREF _Toc243729546 \h </w:instrText>
+              <w:instrText xml:space="preserve"> PAGEREF _Toc243815950 \h </w:instrText>
             </w:r>
             <w:r>
               <w:rPr>
@@ -1943,7 +2010,7 @@
               <w:szCs w:val="22"/>
             </w:rPr>
           </w:pPr>
-          <w:hyperlink w:anchor="_Toc243729547" w:history="1">
+          <w:hyperlink w:anchor="_Toc243815951" w:history="1">
             <w:r>
               <w:rPr>
                 <w:rStyle w:val="Hyperlink"/>
@@ -1967,7 +2034,7 @@
               <w:rPr>
                 <w:noProof/>
               </w:rPr>
-              <w:instrText xml:space="preserve"> PAGEREF _Toc243729547 \h </w:instrText>
+              <w:instrText xml:space="preserve"> PAGEREF _Toc243815951 \h </w:instrText>
             </w:r>
             <w:r>
               <w:rPr>
@@ -2008,7 +2075,7 @@
               <w:szCs w:val="22"/>
             </w:rPr>
           </w:pPr>
-          <w:hyperlink w:anchor="_Toc243729548" w:history="1">
+          <w:hyperlink w:anchor="_Toc243815952" w:history="1">
             <w:r>
               <w:rPr>
                 <w:rStyle w:val="Hyperlink"/>
@@ -2032,7 +2099,7 @@
               <w:rPr>
                 <w:noProof/>
               </w:rPr>
-              <w:instrText xml:space="preserve"> PAGEREF _Toc243729548 \h </w:instrText>
+              <w:instrText xml:space="preserve"> PAGEREF _Toc243815952 \h </w:instrText>
             </w:r>
             <w:r>
               <w:rPr>
@@ -2073,7 +2140,7 @@
               <w:szCs w:val="22"/>
             </w:rPr>
           </w:pPr>
-          <w:hyperlink w:anchor="_Toc243729549" w:history="1">
+          <w:hyperlink w:anchor="_Toc243815953" w:history="1">
             <w:r>
               <w:rPr>
                 <w:rStyle w:val="Hyperlink"/>
@@ -2097,7 +2164,7 @@
               <w:rPr>
                 <w:noProof/>
               </w:rPr>
-              <w:instrText xml:space="preserve"> PAGEREF _Toc243729549 \h </w:instrText>
+              <w:instrText xml:space="preserve"> PAGEREF _Toc243815953 \h </w:instrText>
             </w:r>
             <w:r>
               <w:rPr>
@@ -2138,7 +2205,7 @@
               <w:szCs w:val="22"/>
             </w:rPr>
           </w:pPr>
-          <w:hyperlink w:anchor="_Toc243729550" w:history="1">
+          <w:hyperlink w:anchor="_Toc243815954" w:history="1">
             <w:r>
               <w:rPr>
                 <w:rStyle w:val="Hyperlink"/>
@@ -2162,7 +2229,7 @@
               <w:rPr>
                 <w:noProof/>
               </w:rPr>
-              <w:instrText xml:space="preserve"> PAGEREF _Toc243729550 \h </w:instrText>
+              <w:instrText xml:space="preserve"> PAGEREF _Toc243815954 \h </w:instrText>
             </w:r>
             <w:r>
               <w:rPr>
@@ -2203,7 +2270,7 @@
               <w:szCs w:val="22"/>
             </w:rPr>
           </w:pPr>
-          <w:hyperlink w:anchor="_Toc243729551" w:history="1">
+          <w:hyperlink w:anchor="_Toc243815955" w:history="1">
             <w:r>
               <w:rPr>
                 <w:rStyle w:val="Hyperlink"/>
@@ -2227,7 +2294,7 @@
               <w:rPr>
                 <w:noProof/>
               </w:rPr>
-              <w:instrText xml:space="preserve"> PAGEREF _Toc243729551 \h </w:instrText>
+              <w:instrText xml:space="preserve"> PAGEREF _Toc243815955 \h </w:instrText>
             </w:r>
             <w:r>
               <w:rPr>
@@ -2268,7 +2335,7 @@
               <w:szCs w:val="22"/>
             </w:rPr>
           </w:pPr>
-          <w:hyperlink w:anchor="_Toc243729552" w:history="1">
+          <w:hyperlink w:anchor="_Toc243815956" w:history="1">
             <w:r>
               <w:rPr>
                 <w:rStyle w:val="Hyperlink"/>
@@ -2292,7 +2359,7 @@
               <w:rPr>
                 <w:noProof/>
               </w:rPr>
-              <w:instrText xml:space="preserve"> PAGEREF _Toc243729552 \h </w:instrText>
+              <w:instrText xml:space="preserve"> PAGEREF _Toc243815956 \h </w:instrText>
             </w:r>
             <w:r>
               <w:rPr>
@@ -2333,7 +2400,7 @@
               <w:szCs w:val="22"/>
             </w:rPr>
           </w:pPr>
-          <w:hyperlink w:anchor="_Toc243729553" w:history="1">
+          <w:hyperlink w:anchor="_Toc243815957" w:history="1">
             <w:r>
               <w:rPr>
                 <w:rStyle w:val="Hyperlink"/>
@@ -2357,7 +2424,7 @@
               <w:rPr>
                 <w:noProof/>
               </w:rPr>
-              <w:instrText xml:space="preserve"> PAGEREF _Toc243729553 \h </w:instrText>
+              <w:instrText xml:space="preserve"> PAGEREF _Toc243815957 \h </w:instrText>
             </w:r>
             <w:r>
               <w:rPr>
@@ -2398,7 +2465,7 @@
               <w:szCs w:val="22"/>
             </w:rPr>
           </w:pPr>
-          <w:hyperlink w:anchor="_Toc243729554" w:history="1">
+          <w:hyperlink w:anchor="_Toc243815958" w:history="1">
             <w:r>
               <w:rPr>
                 <w:rStyle w:val="Hyperlink"/>
@@ -2422,7 +2489,7 @@
               <w:rPr>
                 <w:noProof/>
               </w:rPr>
-              <w:instrText xml:space="preserve"> PAGEREF _Toc243729554 \h </w:instrText>
+              <w:instrText xml:space="preserve"> PAGEREF _Toc243815958 \h </w:instrText>
             </w:r>
             <w:r>
               <w:rPr>
@@ -2463,7 +2530,7 @@
               <w:szCs w:val="22"/>
             </w:rPr>
           </w:pPr>
-          <w:hyperlink w:anchor="_Toc243729555" w:history="1">
+          <w:hyperlink w:anchor="_Toc243815959" w:history="1">
             <w:r>
               <w:rPr>
                 <w:rStyle w:val="Hyperlink"/>
@@ -2487,7 +2554,7 @@
               <w:rPr>
                 <w:noProof/>
               </w:rPr>
-              <w:instrText xml:space="preserve"> PAGEREF _Toc243729555 \h </w:instrText>
+              <w:instrText xml:space="preserve"> PAGEREF _Toc243815959 \h </w:instrText>
             </w:r>
             <w:r>
               <w:rPr>
@@ -2530,7 +2597,7 @@
       <w:pPr>
         <w:pStyle w:val="Heading1"/>
       </w:pPr>
-      <w:bookmarkStart w:id="1" w:name="_Toc243729545"/>
+      <w:bookmarkStart w:id="1" w:name="_Toc243815949"/>
       <w:r>
         <w:lastRenderedPageBreak/>
         <w:t>1  Introduction</w:t>
@@ -2591,7 +2658,7 @@
       <w:pPr>
         <w:pStyle w:val="Heading1"/>
       </w:pPr>
-      <w:bookmarkStart w:id="2" w:name="_Toc243729546"/>
+      <w:bookmarkStart w:id="2" w:name="_Toc243815950"/>
       <w:r>
         <w:lastRenderedPageBreak/>
         <w:t>2  Where configuration lives</w:t>
@@ -3571,7 +3638,7 @@
       <w:pPr>
         <w:pStyle w:val="Heading1"/>
       </w:pPr>
-      <w:bookmarkStart w:id="3" w:name="_Toc243729547"/>
+      <w:bookmarkStart w:id="3" w:name="_Toc243815951"/>
       <w:r>
         <w:lastRenderedPageBreak/>
         <w:t>3  Secrets inventory</w:t>
@@ -5462,7 +5529,7 @@
       <w:pPr>
         <w:pStyle w:val="Heading2"/>
       </w:pPr>
-      <w:bookmarkStart w:id="4" w:name="_Toc243729548"/>
+      <w:bookmarkStart w:id="4" w:name="_Toc243815952"/>
       <w:r>
         <w:t>3.1  Recommended: one protected secrets file</w:t>
       </w:r>
@@ -5538,10 +5605,7 @@
         <w:spacing w:after="60" w:line="264" w:lineRule="auto"/>
       </w:pPr>
       <w:r>
-        <w:t>In run_backend.sh and start_backend.</w:t>
-      </w:r>
-      <w:r>
-        <w:t xml:space="preserve">sh replace the export lines with </w:t>
+        <w:t xml:space="preserve">In run_backend.sh and start_backend.sh replace the export lines with </w:t>
       </w:r>
       <w:r>
         <w:rPr>
@@ -5578,7 +5642,10 @@
         <w:t>cd /root/fathersProject/backend &amp;&amp; source /root/.dateroem/secrets.env &amp;&amp; mvn spring-boot:run</w:t>
       </w:r>
       <w:r>
-        <w:t>, and do the same in Launch-Dateroem.bat.</w:t>
+        <w:t>, and do</w:t>
+      </w:r>
+      <w:r>
+        <w:t xml:space="preserve"> the same in Launch-Dateroem.bat.</w:t>
       </w:r>
     </w:p>
     <w:p>
@@ -5603,7 +5670,7 @@
       <w:pPr>
         <w:pStyle w:val="Heading2"/>
       </w:pPr>
-      <w:bookmarkStart w:id="5" w:name="_Toc243729549"/>
+      <w:bookmarkStart w:id="5" w:name="_Toc243815953"/>
       <w:r>
         <w:t>3.2  Rotating a secret</w:t>
       </w:r>
@@ -5871,14 +5938,14 @@
                 <w:sz w:val="19"/>
                 <w:szCs w:val="19"/>
               </w:rPr>
-              <w:t>Not by simply replacing it: a new key makes every worker detail and photo already saved unreadable. If it ever leaks, have a re-encrypt</w:t>
-            </w:r>
-            <w:r>
-              <w:rPr>
-                <w:sz w:val="19"/>
-                <w:szCs w:val="19"/>
-              </w:rPr>
-              <w:t>ion step written first (decrypt with the old key, encrypt with the new), then change it.</w:t>
+              <w:t>Not by simply replacing it: a new key makes every worker detail and photo already saved unreadable. If it ever leaks, have a</w:t>
+            </w:r>
+            <w:r>
+              <w:rPr>
+                <w:sz w:val="19"/>
+                <w:szCs w:val="19"/>
+              </w:rPr>
+              <w:t xml:space="preserve"> re-encryption step written first (decrypt with the old key, encrypt with the new), then change it.</w:t>
             </w:r>
           </w:p>
         </w:tc>
@@ -6146,7 +6213,7 @@
       <w:pPr>
         <w:pStyle w:val="Heading1"/>
       </w:pPr>
-      <w:bookmarkStart w:id="6" w:name="_Toc243729550"/>
+      <w:bookmarkStart w:id="6" w:name="_Toc243815954"/>
       <w:r>
         <w:lastRenderedPageBreak/>
         <w:t>4  Backend settings</w:t>
@@ -10624,7 +10691,7 @@
       <w:pPr>
         <w:pStyle w:val="Heading1"/>
       </w:pPr>
-      <w:bookmarkStart w:id="7" w:name="_Toc243729551"/>
+      <w:bookmarkStart w:id="7" w:name="_Toc243815955"/>
       <w:r>
         <w:lastRenderedPageBreak/>
         <w:t>5  Client-facing servers</w:t>
@@ -11339,7 +11406,7 @@
       <w:pPr>
         <w:pStyle w:val="Heading2"/>
       </w:pPr>
-      <w:bookmarkStart w:id="8" w:name="_Toc243729552"/>
+      <w:bookmarkStart w:id="8" w:name="_Toc243815956"/>
       <w:r>
         <w:t>5.1  SMS codes for phone numbers (Africa's Talking)</w:t>
       </w:r>
@@ -11715,7 +11782,7 @@
       <w:pPr>
         <w:pStyle w:val="Heading1"/>
       </w:pPr>
-      <w:bookmarkStart w:id="9" w:name="_Toc243729553"/>
+      <w:bookmarkStart w:id="9" w:name="_Toc243815957"/>
       <w:r>
         <w:lastRenderedPageBreak/>
         <w:t>6  Changing the company phone number</w:t>
@@ -12400,13 +12467,10 @@
         <w:t xml:space="preserve">Note: </w:t>
       </w:r>
       <w:r>
-        <w:t>Not the same thing - do not change these fo</w:t>
+        <w:t>Not the same thing - do not change these for a new company number: staff and farmer phone numbers (USERS, FARMER - each person's own number, used to check where Send Money may go); past payments (PRODUCT_PAYMENTS, the audit log - history); and the phone ap</w:t>
       </w:r>
       <w:r>
-        <w:t xml:space="preserve">r a new company number: staff and farmer phone numbers (USERS, FARMER - each person's own number, used to check where Send Money may go); past payments (PRODUCT_PAYMENTS, the audit log - history); and the phone app's company SIM for M-Pesa SMS Sync, which </w:t>
-      </w:r>
-      <w:r>
-        <w:t>is chosen on the phone itself (Transactions, M-Pesa SMS Sync) and changes only if the SIM that receives the M-Pesa messages changes.</w:t>
+        <w:t>p's company SIM for M-Pesa SMS Sync, which is chosen on the phone itself (Transactions, M-Pesa SMS Sync) and changes only if the SIM that receives the M-Pesa messages changes.</w:t>
       </w:r>
     </w:p>
     <w:p>
@@ -12418,7 +12482,7 @@
       <w:pPr>
         <w:pStyle w:val="Heading1"/>
       </w:pPr>
-      <w:bookmarkStart w:id="10" w:name="_Toc243729554"/>
+      <w:bookmarkStart w:id="10" w:name="_Toc243815958"/>
       <w:r>
         <w:lastRenderedPageBreak/>
         <w:t>7  Website, apps and routing</w:t>
@@ -13561,7 +13625,14 @@
                 <w:sz w:val="19"/>
                 <w:szCs w:val="19"/>
               </w:rPr>
-              <w:t>phone app and desktop servers 70 MB, website server and payment callbacks 1 MB (since 9 October 2026; the desktop path was 40 MB until campaign videos could be sent from it on 10 October); a larger request is cut off before it reaches a server</w:t>
+              <w:t xml:space="preserve">phone app and desktop servers 70 MB, website server and payment callbacks 1 MB (since 9 October 2026; the desktop path was 40 MB until campaign videos could be sent from it on 10 October); a larger request is cut off before it reaches </w:t>
+            </w:r>
+            <w:r>
+              <w:rPr>
+                <w:sz w:val="19"/>
+                <w:szCs w:val="19"/>
+              </w:rPr>
+              <w:t>a server</w:t>
             </w:r>
           </w:p>
         </w:tc>
@@ -13748,7 +13819,7 @@
       <w:pPr>
         <w:pStyle w:val="Heading1"/>
       </w:pPr>
-      <w:bookmarkStart w:id="11" w:name="_Toc243729555"/>
+      <w:bookmarkStart w:id="11" w:name="_Toc243815959"/>
       <w:r>
         <w:lastRenderedPageBreak/>
         <w:t>8  Business rules you can tune</w:t>
@@ -16624,10 +16695,10 @@
 <file path=word/numbering.xml><?xml version="1.0" encoding="utf-8"?>
 <w:numbering xmlns:wpc="http://schemas.microsoft.com/office/word/2010/wordprocessingCanvas" xmlns:cx="http://schemas.microsoft.com/office/drawing/2014/chartex" xmlns:cx1="http://schemas.microsoft.com/office/drawing/2015/9/8/chartex" xmlns:mc="http://schemas.openxmlformats.org/markup-compatibility/2006" xmlns:o="urn:schemas-microsoft-com:office:office" xmlns:r="http://schemas.openxmlformats.org/officeDocument/2006/relationships" xmlns:m="http://schemas.openxmlformats.org/officeDocument/2006/math" xmlns:v="urn:schemas-microsoft-com:vml" xmlns:wp14="http://schemas.microsoft.com/office/word/2010/wordprocessingDrawing" xmlns:wp="http://schemas.openxmlformats.org/drawingml/2006/wordprocessingDrawing" xmlns:w10="urn:schemas-microsoft-com:office:word" xmlns:w="http://schemas.openxmlformats.org/wordprocessingml/2006/main" xmlns:w14="http://schemas.microsoft.com/office/word/2010/wordml" xmlns:w15="http://schemas.microsoft.com/office/word/2012/wordml" xmlns:w16se="http://schemas.microsoft.com/office/word/2015/wordml/symex" xmlns:wpg="http://schemas.microsoft.com/office/word/2010/wordprocessingGroup" xmlns:wpi="http://schemas.microsoft.com/office/word/2010/wordprocessingInk" xmlns:wne="http://schemas.microsoft.com/office/word/2006/wordml" xmlns:wps="http://schemas.microsoft.com/office/word/2010/wordprocessingShape" mc:Ignorable="w14 w15 w16se wp14">
   <w:abstractNum w:abstractNumId="0" w15:restartNumberingAfterBreak="0">
-    <w:nsid w:val="313A2B4A"/>
+    <w:nsid w:val="0DB93551"/>
     <w:multiLevelType w:val="hybridMultilevel"/>
-    <w:tmpl w:val="DDF6C862"/>
-    <w:lvl w:ilvl="0" w:tplc="EA14C630" w:tentative="1">
+    <w:tmpl w:val="4DAEA2F6"/>
+    <w:lvl w:ilvl="0" w:tplc="23DAB340" w:tentative="1">
       <w:start w:val="1"/>
       <w:numFmt w:val="bullet"/>
       <w:lvlText w:val="●"/>
@@ -16636,7 +16707,7 @@
         <w:ind w:left="720" w:hanging="360"/>
       </w:pPr>
     </w:lvl>
-    <w:lvl w:ilvl="1" w:tplc="B400F5A0" w:tentative="1">
+    <w:lvl w:ilvl="1" w:tplc="32903286" w:tentative="1">
       <w:start w:val="1"/>
       <w:numFmt w:val="bullet"/>
       <w:lvlText w:val="○"/>
@@ -16645,7 +16716,7 @@
         <w:ind w:left="1440" w:hanging="360"/>
       </w:pPr>
     </w:lvl>
-    <w:lvl w:ilvl="2" w:tplc="815C2192" w:tentative="1">
+    <w:lvl w:ilvl="2" w:tplc="C65649BC" w:tentative="1">
       <w:start w:val="1"/>
       <w:numFmt w:val="bullet"/>
       <w:lvlText w:val="■"/>
@@ -16654,7 +16725,7 @@
         <w:ind w:left="2160" w:hanging="360"/>
       </w:pPr>
     </w:lvl>
-    <w:lvl w:ilvl="3" w:tplc="4FAA96CE" w:tentative="1">
+    <w:lvl w:ilvl="3" w:tplc="270407DE" w:tentative="1">
       <w:start w:val="1"/>
       <w:numFmt w:val="bullet"/>
       <w:lvlText w:val="●"/>
@@ -16663,7 +16734,7 @@
         <w:ind w:left="2880" w:hanging="360"/>
       </w:pPr>
     </w:lvl>
-    <w:lvl w:ilvl="4" w:tplc="030408FA" w:tentative="1">
+    <w:lvl w:ilvl="4" w:tplc="3844EF2A" w:tentative="1">
       <w:start w:val="1"/>
       <w:numFmt w:val="bullet"/>
       <w:lvlText w:val="○"/>
@@ -16672,7 +16743,7 @@
         <w:ind w:left="3600" w:hanging="360"/>
       </w:pPr>
     </w:lvl>
-    <w:lvl w:ilvl="5" w:tplc="D4F2FF72" w:tentative="1">
+    <w:lvl w:ilvl="5" w:tplc="A9D6E898" w:tentative="1">
       <w:start w:val="1"/>
       <w:numFmt w:val="bullet"/>
       <w:lvlText w:val="■"/>
@@ -16681,7 +16752,7 @@
         <w:ind w:left="4320" w:hanging="360"/>
       </w:pPr>
     </w:lvl>
-    <w:lvl w:ilvl="6" w:tplc="421A2CA4" w:tentative="1">
+    <w:lvl w:ilvl="6" w:tplc="CDD4F124" w:tentative="1">
       <w:start w:val="1"/>
       <w:numFmt w:val="bullet"/>
       <w:lvlText w:val="●"/>
@@ -16690,7 +16761,7 @@
         <w:ind w:left="5040" w:hanging="360"/>
       </w:pPr>
     </w:lvl>
-    <w:lvl w:ilvl="7" w:tplc="EF704EEE" w:tentative="1">
+    <w:lvl w:ilvl="7" w:tplc="A3AC6BB8" w:tentative="1">
       <w:start w:val="1"/>
       <w:numFmt w:val="bullet"/>
       <w:lvlText w:val="●"/>
@@ -16699,7 +16770,7 @@
         <w:ind w:left="5760" w:hanging="360"/>
       </w:pPr>
     </w:lvl>
-    <w:lvl w:ilvl="8" w:tplc="81922886" w:tentative="1">
+    <w:lvl w:ilvl="8" w:tplc="0186E6CA" w:tentative="1">
       <w:start w:val="1"/>
       <w:numFmt w:val="bullet"/>
       <w:lvlText w:val="●"/>
@@ -16710,10 +16781,72 @@
     </w:lvl>
   </w:abstractNum>
   <w:abstractNum w:abstractNumId="1" w15:restartNumberingAfterBreak="0">
-    <w:nsid w:val="3D8D113F"/>
+    <w:nsid w:val="2D542C7F"/>
     <w:multiLevelType w:val="hybridMultilevel"/>
-    <w:tmpl w:val="B77E074A"/>
-    <w:lvl w:ilvl="0" w:tplc="ED0EF4C4">
+    <w:tmpl w:val="849247A0"/>
+    <w:lvl w:ilvl="0" w:tplc="26224230">
+      <w:start w:val="1"/>
+      <w:numFmt w:val="bullet"/>
+      <w:lvlText w:val="•"/>
+      <w:lvlJc w:val="left"/>
+      <w:pPr>
+        <w:ind w:left="540" w:hanging="300"/>
+      </w:pPr>
+    </w:lvl>
+    <w:lvl w:ilvl="1" w:tplc="98FA361C" w:tentative="1">
+      <w:start w:val="1"/>
+      <w:numFmt w:val="bullet"/>
+      <w:lvlText w:val="–"/>
+      <w:lvlJc w:val="left"/>
+      <w:pPr>
+        <w:ind w:left="940" w:hanging="300"/>
+      </w:pPr>
+    </w:lvl>
+    <w:lvl w:ilvl="2" w:tplc="52E44578" w:tentative="1">
+      <w:start w:val="1"/>
+      <w:numFmt w:val="bullet"/>
+      <w:lvlText w:val="◦"/>
+      <w:lvlJc w:val="left"/>
+      <w:pPr>
+        <w:ind w:left="1340" w:hanging="300"/>
+      </w:pPr>
+    </w:lvl>
+    <w:lvl w:ilvl="3" w:tplc="806E6CFA">
+      <w:numFmt w:val="decimal"/>
+      <w:lvlText w:val=""/>
+      <w:lvlJc w:val="left"/>
+    </w:lvl>
+    <w:lvl w:ilvl="4" w:tplc="29F058D6">
+      <w:numFmt w:val="decimal"/>
+      <w:lvlText w:val=""/>
+      <w:lvlJc w:val="left"/>
+    </w:lvl>
+    <w:lvl w:ilvl="5" w:tplc="5FE64FA6">
+      <w:numFmt w:val="decimal"/>
+      <w:lvlText w:val=""/>
+      <w:lvlJc w:val="left"/>
+    </w:lvl>
+    <w:lvl w:ilvl="6" w:tplc="1890C074">
+      <w:numFmt w:val="decimal"/>
+      <w:lvlText w:val=""/>
+      <w:lvlJc w:val="left"/>
+    </w:lvl>
+    <w:lvl w:ilvl="7" w:tplc="A9606A0E">
+      <w:numFmt w:val="decimal"/>
+      <w:lvlText w:val=""/>
+      <w:lvlJc w:val="left"/>
+    </w:lvl>
+    <w:lvl w:ilvl="8" w:tplc="2534AFA4">
+      <w:numFmt w:val="decimal"/>
+      <w:lvlText w:val=""/>
+      <w:lvlJc w:val="left"/>
+    </w:lvl>
+  </w:abstractNum>
+  <w:abstractNum w:abstractNumId="2" w15:restartNumberingAfterBreak="0">
+    <w:nsid w:val="5498189F"/>
+    <w:multiLevelType w:val="hybridMultilevel"/>
+    <w:tmpl w:val="77D8FC52"/>
+    <w:lvl w:ilvl="0" w:tplc="A1AA9F58">
       <w:start w:val="1"/>
       <w:numFmt w:val="decimal"/>
       <w:lvlText w:val="%1."/>
@@ -16722,7 +16855,7 @@
         <w:ind w:left="540" w:hanging="300"/>
       </w:pPr>
     </w:lvl>
-    <w:lvl w:ilvl="1" w:tplc="C49E8464" w:tentative="1">
+    <w:lvl w:ilvl="1" w:tplc="911C64D4" w:tentative="1">
       <w:start w:val="1"/>
       <w:numFmt w:val="lowerLetter"/>
       <w:lvlText w:val="%2."/>
@@ -16731,7 +16864,7 @@
         <w:ind w:left="940" w:hanging="300"/>
       </w:pPr>
     </w:lvl>
-    <w:lvl w:ilvl="2" w:tplc="83A4B48C" w:tentative="1">
+    <w:lvl w:ilvl="2" w:tplc="91BED350" w:tentative="1">
       <w:start w:val="1"/>
       <w:numFmt w:val="lowerRoman"/>
       <w:lvlText w:val="%3."/>
@@ -16740,94 +16873,32 @@
         <w:ind w:left="1340" w:hanging="300"/>
       </w:pPr>
     </w:lvl>
-    <w:lvl w:ilvl="3" w:tplc="E1C031BA">
+    <w:lvl w:ilvl="3" w:tplc="4EA815C8">
       <w:numFmt w:val="decimal"/>
       <w:lvlText w:val=""/>
       <w:lvlJc w:val="left"/>
     </w:lvl>
-    <w:lvl w:ilvl="4" w:tplc="2C60B040">
+    <w:lvl w:ilvl="4" w:tplc="10026CD6">
       <w:numFmt w:val="decimal"/>
       <w:lvlText w:val=""/>
       <w:lvlJc w:val="left"/>
     </w:lvl>
-    <w:lvl w:ilvl="5" w:tplc="2D50C732">
+    <w:lvl w:ilvl="5" w:tplc="C28AA084">
       <w:numFmt w:val="decimal"/>
       <w:lvlText w:val=""/>
       <w:lvlJc w:val="left"/>
     </w:lvl>
-    <w:lvl w:ilvl="6" w:tplc="62B0606C">
+    <w:lvl w:ilvl="6" w:tplc="7514E164">
       <w:numFmt w:val="decimal"/>
       <w:lvlText w:val=""/>
       <w:lvlJc w:val="left"/>
     </w:lvl>
-    <w:lvl w:ilvl="7" w:tplc="6C4E8408">
+    <w:lvl w:ilvl="7" w:tplc="6EA2A846">
       <w:numFmt w:val="decimal"/>
       <w:lvlText w:val=""/>
       <w:lvlJc w:val="left"/>
     </w:lvl>
-    <w:lvl w:ilvl="8" w:tplc="A242578A">
-      <w:numFmt w:val="decimal"/>
-      <w:lvlText w:val=""/>
-      <w:lvlJc w:val="left"/>
-    </w:lvl>
-  </w:abstractNum>
-  <w:abstractNum w:abstractNumId="2" w15:restartNumberingAfterBreak="0">
-    <w:nsid w:val="78DD776D"/>
-    <w:multiLevelType w:val="hybridMultilevel"/>
-    <w:tmpl w:val="B5C8374E"/>
-    <w:lvl w:ilvl="0" w:tplc="F9B2C350">
-      <w:start w:val="1"/>
-      <w:numFmt w:val="bullet"/>
-      <w:lvlText w:val="•"/>
-      <w:lvlJc w:val="left"/>
-      <w:pPr>
-        <w:ind w:left="540" w:hanging="300"/>
-      </w:pPr>
-    </w:lvl>
-    <w:lvl w:ilvl="1" w:tplc="85241600" w:tentative="1">
-      <w:start w:val="1"/>
-      <w:numFmt w:val="bullet"/>
-      <w:lvlText w:val="–"/>
-      <w:lvlJc w:val="left"/>
-      <w:pPr>
-        <w:ind w:left="940" w:hanging="300"/>
-      </w:pPr>
-    </w:lvl>
-    <w:lvl w:ilvl="2" w:tplc="8318D5A8" w:tentative="1">
-      <w:start w:val="1"/>
-      <w:numFmt w:val="bullet"/>
-      <w:lvlText w:val="◦"/>
-      <w:lvlJc w:val="left"/>
-      <w:pPr>
-        <w:ind w:left="1340" w:hanging="300"/>
-      </w:pPr>
-    </w:lvl>
-    <w:lvl w:ilvl="3" w:tplc="3BAEFF50">
-      <w:numFmt w:val="decimal"/>
-      <w:lvlText w:val=""/>
-      <w:lvlJc w:val="left"/>
-    </w:lvl>
-    <w:lvl w:ilvl="4" w:tplc="4FCCDD7E">
-      <w:numFmt w:val="decimal"/>
-      <w:lvlText w:val=""/>
-      <w:lvlJc w:val="left"/>
-    </w:lvl>
-    <w:lvl w:ilvl="5" w:tplc="C136D800">
-      <w:numFmt w:val="decimal"/>
-      <w:lvlText w:val=""/>
-      <w:lvlJc w:val="left"/>
-    </w:lvl>
-    <w:lvl w:ilvl="6" w:tplc="239EAD6E">
-      <w:numFmt w:val="decimal"/>
-      <w:lvlText w:val=""/>
-      <w:lvlJc w:val="left"/>
-    </w:lvl>
-    <w:lvl w:ilvl="7" w:tplc="CF6A9772">
-      <w:numFmt w:val="decimal"/>
-      <w:lvlText w:val=""/>
-      <w:lvlJc w:val="left"/>
-    </w:lvl>
-    <w:lvl w:ilvl="8" w:tplc="63CCF892">
+    <w:lvl w:ilvl="8" w:tplc="25A478A6">
       <w:numFmt w:val="decimal"/>
       <w:lvlText w:val=""/>
       <w:lvlJc w:val="left"/>
@@ -16840,13 +16911,13 @@
     </w:lvlOverride>
   </w:num>
   <w:num w:numId="2">
-    <w:abstractNumId w:val="1"/>
+    <w:abstractNumId w:val="2"/>
     <w:lvlOverride w:ilvl="0">
       <w:startOverride w:val="1"/>
     </w:lvlOverride>
   </w:num>
   <w:num w:numId="3">
-    <w:abstractNumId w:val="2"/>
+    <w:abstractNumId w:val="1"/>
     <w:lvlOverride w:ilvl="0">
       <w:startOverride w:val="1"/>
     </w:lvlOverride>
@@ -17475,7 +17546,7 @@
     <w:autoRedefine/>
     <w:uiPriority w:val="39"/>
     <w:unhideWhenUsed/>
-    <w:rsid w:val="00A4085B"/>
+    <w:rsid w:val="003F2396"/>
     <w:pPr>
       <w:spacing w:after="100"/>
     </w:pPr>
@@ -17487,7 +17558,7 @@
     <w:autoRedefine/>
     <w:uiPriority w:val="39"/>
     <w:unhideWhenUsed/>
-    <w:rsid w:val="00A4085B"/>
+    <w:rsid w:val="003F2396"/>
     <w:pPr>
       <w:spacing w:after="100"/>
       <w:ind w:left="210"/>

--- a/documentation/02 Configuration and Production/Configuration and Secrets Reference.docx
+++ b/documentation/02 Configuration and Production/Configuration and Secrets Reference.docx
@@ -80,7 +80,7 @@
           <w:left w:w="10" w:type="dxa"/>
           <w:right w:w="10" w:type="dxa"/>
         </w:tblCellMar>
-        <w:tblLook w:val="0000" w:firstRow="0" w:lastRow="0" w:firstColumn="0" w:lastColumn="0" w:noHBand="0" w:noVBand="0"/>
+        <w:tblLook w:val="04A0" w:firstRow="1" w:lastRow="0" w:firstColumn="1" w:lastColumn="0" w:noHBand="0" w:noVBand="1"/>
       </w:tblPr>
       <w:tblGrid>
         <w:gridCol w:w="2600"/>
@@ -461,7 +461,7 @@
           <w:left w:w="10" w:type="dxa"/>
           <w:right w:w="10" w:type="dxa"/>
         </w:tblCellMar>
-        <w:tblLook w:val="0000" w:firstRow="0" w:lastRow="0" w:firstColumn="0" w:lastColumn="0" w:noHBand="0" w:noVBand="0"/>
+        <w:tblLook w:val="04A0" w:firstRow="1" w:lastRow="0" w:firstColumn="1" w:lastColumn="0" w:noHBand="0" w:noVBand="1"/>
       </w:tblPr>
       <w:tblGrid>
         <w:gridCol w:w="1300"/>
@@ -1244,14 +1244,7 @@
                 <w:sz w:val="19"/>
                 <w:szCs w:val="19"/>
               </w:rPr>
-              <w:t xml:space="preserve">M-Pesa live since 16 October 2026: the </w:t>
-            </w:r>
-            <w:r>
-              <w:rPr>
-                <w:sz w:val="19"/>
-                <w:szCs w:val="19"/>
-              </w:rPr>
-              <w:t>live keys and passkey are kept in application.properties only, never exported by a start script.</w:t>
+              <w:t>M-Pesa live since 16 October 2026: the live keys and passkey are kept in application.properties only, never exported by a start script.</w:t>
             </w:r>
           </w:p>
         </w:tc>
@@ -1319,7 +1312,14 @@
                 <w:sz w:val="19"/>
                 <w:szCs w:val="19"/>
               </w:rPr>
-              <w:t>SMS codes for phone numbers: the app.sms.* settings (Africa's Talking; Airtel numbers for now) and how to change them; the Bulk Orders email desk (orders_email).</w:t>
+              <w:t xml:space="preserve">SMS codes for phone numbers: the app.sms.* settings (Africa's Talking; Airtel numbers for now) and </w:t>
+            </w:r>
+            <w:r>
+              <w:rPr>
+                <w:sz w:val="19"/>
+                <w:szCs w:val="19"/>
+              </w:rPr>
+              <w:t>how to change them; the Bulk Orders email desk (orders_email).</w:t>
             </w:r>
           </w:p>
         </w:tc>
@@ -1387,14 +1387,7 @@
                 <w:sz w:val="19"/>
                 <w:szCs w:val="19"/>
               </w:rPr>
-              <w:t>Sign-in cut-off after the clean-up (AUTH_TOKENS_VALID_FROM) and what erro</w:t>
-            </w:r>
-            <w:r>
-              <w:rPr>
-                <w:sz w:val="19"/>
-                <w:szCs w:val="19"/>
-              </w:rPr>
-              <w:t>r answers may carry (server.error.*).</w:t>
+              <w:t>Sign-in cut-off after the clean-up (AUTH_TOKENS_VALID_FROM) and what error answers may carry (server.error.*).</w:t>
             </w:r>
           </w:p>
         </w:tc>
@@ -1462,7 +1455,14 @@
                 <w:sz w:val="19"/>
                 <w:szCs w:val="19"/>
               </w:rPr>
-              <w:t>Idle lock minutes and the password rules among the business rules.</w:t>
+              <w:t>Idle lock minutes and the password rules</w:t>
+            </w:r>
+            <w:r>
+              <w:rPr>
+                <w:sz w:val="19"/>
+                <w:szCs w:val="19"/>
+              </w:rPr>
+              <w:t xml:space="preserve"> among the business rules.</w:t>
             </w:r>
           </w:p>
         </w:tc>
@@ -1666,14 +1666,7 @@
                 <w:sz w:val="19"/>
                 <w:szCs w:val="19"/>
               </w:rPr>
-              <w:t>The release carries the live keys inside the backend (application.properties); backend.env on t</w:t>
-            </w:r>
-            <w:r>
-              <w:rPr>
-                <w:sz w:val="19"/>
-                <w:szCs w:val="19"/>
-              </w:rPr>
-              <w:t>he server only overrides.</w:t>
+              <w:t>The release carries the live keys inside the backend (application.properties); backend.env on the server only overrides.</w:t>
             </w:r>
           </w:p>
         </w:tc>
@@ -1741,7 +1734,14 @@
                 <w:sz w:val="19"/>
                 <w:szCs w:val="19"/>
               </w:rPr>
-              <w:t>The Groq key lives in application.properties (a new key); the launch scripts and server_manager.py no longer export it.</w:t>
+              <w:t>The Groq key lives in application.properties (a new key); the launch scripts and server_manage</w:t>
+            </w:r>
+            <w:r>
+              <w:rPr>
+                <w:sz w:val="19"/>
+                <w:szCs w:val="19"/>
+              </w:rPr>
+              <w:t>r.py no longer export it.</w:t>
             </w:r>
           </w:p>
         </w:tc>
@@ -1809,14 +1809,75 @@
                 <w:sz w:val="19"/>
                 <w:szCs w:val="19"/>
               </w:rPr>
-              <w:t xml:space="preserve">Since the move the settings live on the server: /etc/dateroem/*.env </w:t>
-            </w:r>
-            <w:r>
-              <w:rPr>
-                <w:sz w:val="19"/>
-                <w:szCs w:val="19"/>
-              </w:rPr>
-              <w:t>(the M-Pesa callback is now https://dateroemwoods.co.ke/api/dateroem-payments/stk) plus what the release carries from application.properties.</w:t>
+              <w:t>Since the move the settings live on the server: /etc/dateroem/*.env (the M-Pesa callback is now https://dateroemwoods.co.ke/api/dateroem-payments/stk) plus what the release carries from application.properties.</w:t>
+            </w:r>
+          </w:p>
+        </w:tc>
+      </w:tr>
+      <w:tr>
+        <w:tblPrEx>
+          <w:tblCellMar>
+            <w:top w:w="0" w:type="dxa"/>
+            <w:bottom w:w="0" w:type="dxa"/>
+          </w:tblCellMar>
+        </w:tblPrEx>
+        <w:tc>
+          <w:tcPr>
+            <w:tcW w:w="1300" w:type="dxa"/>
+            <w:tcMar>
+              <w:top w:w="50" w:type="dxa"/>
+              <w:left w:w="90" w:type="dxa"/>
+              <w:bottom w:w="50" w:type="dxa"/>
+              <w:right w:w="90" w:type="dxa"/>
+            </w:tcMar>
+          </w:tcPr>
+          <w:p>
+            <w:r>
+              <w:rPr>
+                <w:sz w:val="19"/>
+                <w:szCs w:val="19"/>
+              </w:rPr>
+              <w:t>1.1</w:t>
+            </w:r>
+          </w:p>
+        </w:tc>
+        <w:tc>
+          <w:tcPr>
+            <w:tcW w:w="1900" w:type="dxa"/>
+            <w:tcMar>
+              <w:top w:w="50" w:type="dxa"/>
+              <w:left w:w="90" w:type="dxa"/>
+              <w:bottom w:w="50" w:type="dxa"/>
+              <w:right w:w="90" w:type="dxa"/>
+            </w:tcMar>
+          </w:tcPr>
+          <w:p>
+            <w:r>
+              <w:rPr>
+                <w:sz w:val="19"/>
+                <w:szCs w:val="19"/>
+              </w:rPr>
+              <w:t>25 October 2026</w:t>
+            </w:r>
+          </w:p>
+        </w:tc>
+        <w:tc>
+          <w:tcPr>
+            <w:tcW w:w="6438" w:type="dxa"/>
+            <w:tcMar>
+              <w:top w:w="50" w:type="dxa"/>
+              <w:left w:w="90" w:type="dxa"/>
+              <w:bottom w:w="50" w:type="dxa"/>
+              <w:right w:w="90" w:type="dxa"/>
+            </w:tcMar>
+          </w:tcPr>
+          <w:p>
+            <w:r>
+              <w:rPr>
+                <w:sz w:val="19"/>
+                <w:szCs w:val="19"/>
+              </w:rPr>
+              <w:t>The website look switch: VITE_FOREST_LOOK in frontend/website/.env.production (no secret in it, so it is committed).</w:t>
             </w:r>
           </w:p>
         </w:tc>
@@ -1853,7 +1914,7 @@
     <w:sdt>
       <w:sdtPr>
         <w:alias w:val="Contents"/>
-        <w:id w:val="414826224"/>
+        <w:id w:val="324711022"/>
       </w:sdtPr>
       <w:sdtEndPr/>
       <w:sdtContent>
@@ -1880,7 +1941,7 @@
           <w:r>
             <w:fldChar w:fldCharType="separate"/>
           </w:r>
-          <w:hyperlink w:anchor="_Toc243815949" w:history="1">
+          <w:hyperlink w:anchor="_Toc243836787" w:history="1">
             <w:r>
               <w:rPr>
                 <w:rStyle w:val="Hyperlink"/>
@@ -1904,7 +1965,7 @@
               <w:rPr>
                 <w:noProof/>
               </w:rPr>
-              <w:instrText xml:space="preserve"> PAGEREF _Toc243815949 \h </w:instrText>
+              <w:instrText xml:space="preserve"> PAGEREF _Toc243836787 \h </w:instrText>
             </w:r>
             <w:r>
               <w:rPr>
@@ -1945,7 +2006,7 @@
               <w:szCs w:val="22"/>
             </w:rPr>
           </w:pPr>
-          <w:hyperlink w:anchor="_Toc243815950" w:history="1">
+          <w:hyperlink w:anchor="_Toc243836788" w:history="1">
             <w:r>
               <w:rPr>
                 <w:rStyle w:val="Hyperlink"/>
@@ -1969,7 +2030,7 @@
               <w:rPr>
                 <w:noProof/>
               </w:rPr>
-              <w:instrText xml:space="preserve"> PAGEREF _Toc243815950 \h </w:instrText>
+              <w:instrText xml:space="preserve"> PAGEREF _Toc243836788 \h </w:instrText>
             </w:r>
             <w:r>
               <w:rPr>
@@ -2010,7 +2071,7 @@
               <w:szCs w:val="22"/>
             </w:rPr>
           </w:pPr>
-          <w:hyperlink w:anchor="_Toc243815951" w:history="1">
+          <w:hyperlink w:anchor="_Toc243836789" w:history="1">
             <w:r>
               <w:rPr>
                 <w:rStyle w:val="Hyperlink"/>
@@ -2034,7 +2095,7 @@
               <w:rPr>
                 <w:noProof/>
               </w:rPr>
-              <w:instrText xml:space="preserve"> PAGEREF _Toc243815951 \h </w:instrText>
+              <w:instrText xml:space="preserve"> PAGEREF _Toc243836789 \h </w:instrText>
             </w:r>
             <w:r>
               <w:rPr>
@@ -2075,7 +2136,7 @@
               <w:szCs w:val="22"/>
             </w:rPr>
           </w:pPr>
-          <w:hyperlink w:anchor="_Toc243815952" w:history="1">
+          <w:hyperlink w:anchor="_Toc243836790" w:history="1">
             <w:r>
               <w:rPr>
                 <w:rStyle w:val="Hyperlink"/>
@@ -2099,7 +2160,7 @@
               <w:rPr>
                 <w:noProof/>
               </w:rPr>
-              <w:instrText xml:space="preserve"> PAGEREF _Toc243815952 \h </w:instrText>
+              <w:instrText xml:space="preserve"> PAGEREF _Toc243836790 \h </w:instrText>
             </w:r>
             <w:r>
               <w:rPr>
@@ -2140,7 +2201,7 @@
               <w:szCs w:val="22"/>
             </w:rPr>
           </w:pPr>
-          <w:hyperlink w:anchor="_Toc243815953" w:history="1">
+          <w:hyperlink w:anchor="_Toc243836791" w:history="1">
             <w:r>
               <w:rPr>
                 <w:rStyle w:val="Hyperlink"/>
@@ -2164,7 +2225,7 @@
               <w:rPr>
                 <w:noProof/>
               </w:rPr>
-              <w:instrText xml:space="preserve"> PAGEREF _Toc243815953 \h </w:instrText>
+              <w:instrText xml:space="preserve"> PAGEREF _Toc243836791 \h </w:instrText>
             </w:r>
             <w:r>
               <w:rPr>
@@ -2205,7 +2266,7 @@
               <w:szCs w:val="22"/>
             </w:rPr>
           </w:pPr>
-          <w:hyperlink w:anchor="_Toc243815954" w:history="1">
+          <w:hyperlink w:anchor="_Toc243836792" w:history="1">
             <w:r>
               <w:rPr>
                 <w:rStyle w:val="Hyperlink"/>
@@ -2229,7 +2290,7 @@
               <w:rPr>
                 <w:noProof/>
               </w:rPr>
-              <w:instrText xml:space="preserve"> PAGEREF _Toc243815954 \h </w:instrText>
+              <w:instrText xml:space="preserve"> PAGEREF _Toc243836792 \h </w:instrText>
             </w:r>
             <w:r>
               <w:rPr>
@@ -2270,7 +2331,7 @@
               <w:szCs w:val="22"/>
             </w:rPr>
           </w:pPr>
-          <w:hyperlink w:anchor="_Toc243815955" w:history="1">
+          <w:hyperlink w:anchor="_Toc243836793" w:history="1">
             <w:r>
               <w:rPr>
                 <w:rStyle w:val="Hyperlink"/>
@@ -2294,7 +2355,7 @@
               <w:rPr>
                 <w:noProof/>
               </w:rPr>
-              <w:instrText xml:space="preserve"> PAGEREF _Toc243815955 \h </w:instrText>
+              <w:instrText xml:space="preserve"> PAGEREF _Toc243836793 \h </w:instrText>
             </w:r>
             <w:r>
               <w:rPr>
@@ -2335,7 +2396,7 @@
               <w:szCs w:val="22"/>
             </w:rPr>
           </w:pPr>
-          <w:hyperlink w:anchor="_Toc243815956" w:history="1">
+          <w:hyperlink w:anchor="_Toc243836794" w:history="1">
             <w:r>
               <w:rPr>
                 <w:rStyle w:val="Hyperlink"/>
@@ -2359,7 +2420,7 @@
               <w:rPr>
                 <w:noProof/>
               </w:rPr>
-              <w:instrText xml:space="preserve"> PAGEREF _Toc243815956 \h </w:instrText>
+              <w:instrText xml:space="preserve"> PAGEREF _Toc243836794 \h </w:instrText>
             </w:r>
             <w:r>
               <w:rPr>
@@ -2400,7 +2461,7 @@
               <w:szCs w:val="22"/>
             </w:rPr>
           </w:pPr>
-          <w:hyperlink w:anchor="_Toc243815957" w:history="1">
+          <w:hyperlink w:anchor="_Toc243836795" w:history="1">
             <w:r>
               <w:rPr>
                 <w:rStyle w:val="Hyperlink"/>
@@ -2424,7 +2485,7 @@
               <w:rPr>
                 <w:noProof/>
               </w:rPr>
-              <w:instrText xml:space="preserve"> PAGEREF _Toc243815957 \h </w:instrText>
+              <w:instrText xml:space="preserve"> PAGEREF _Toc243836795 \h </w:instrText>
             </w:r>
             <w:r>
               <w:rPr>
@@ -2465,7 +2526,7 @@
               <w:szCs w:val="22"/>
             </w:rPr>
           </w:pPr>
-          <w:hyperlink w:anchor="_Toc243815958" w:history="1">
+          <w:hyperlink w:anchor="_Toc243836796" w:history="1">
             <w:r>
               <w:rPr>
                 <w:rStyle w:val="Hyperlink"/>
@@ -2489,7 +2550,7 @@
               <w:rPr>
                 <w:noProof/>
               </w:rPr>
-              <w:instrText xml:space="preserve"> PAGEREF _Toc243815958 \h </w:instrText>
+              <w:instrText xml:space="preserve"> PAGEREF _Toc243836796 \h </w:instrText>
             </w:r>
             <w:r>
               <w:rPr>
@@ -2530,7 +2591,7 @@
               <w:szCs w:val="22"/>
             </w:rPr>
           </w:pPr>
-          <w:hyperlink w:anchor="_Toc243815959" w:history="1">
+          <w:hyperlink w:anchor="_Toc243836797" w:history="1">
             <w:r>
               <w:rPr>
                 <w:rStyle w:val="Hyperlink"/>
@@ -2554,7 +2615,7 @@
               <w:rPr>
                 <w:noProof/>
               </w:rPr>
-              <w:instrText xml:space="preserve"> PAGEREF _Toc243815959 \h </w:instrText>
+              <w:instrText xml:space="preserve"> PAGEREF _Toc243836797 \h </w:instrText>
             </w:r>
             <w:r>
               <w:rPr>
@@ -2571,7 +2632,7 @@
               <w:rPr>
                 <w:noProof/>
               </w:rPr>
-              <w:t>15</w:t>
+              <w:t>16</w:t>
             </w:r>
             <w:r>
               <w:rPr>
@@ -2597,7 +2658,7 @@
       <w:pPr>
         <w:pStyle w:val="Heading1"/>
       </w:pPr>
-      <w:bookmarkStart w:id="1" w:name="_Toc243815949"/>
+      <w:bookmarkStart w:id="1" w:name="_Toc243836787"/>
       <w:r>
         <w:lastRenderedPageBreak/>
         <w:t>1  Introduction</w:t>
@@ -2609,7 +2670,10 @@
         <w:spacing w:after="120" w:line="276" w:lineRule="auto"/>
       </w:pPr>
       <w:r>
-        <w:t>This reference answers "where do I change ...?" for every part of the system. Settings that are secret (passwords, API keys, M-Pesa credentials) are listed by name and location only.</w:t>
+        <w:t>This reference answers "where do I change ...?" for every part of t</w:t>
+      </w:r>
+      <w:r>
+        <w:t>he system. Settings that are secret (passwords, API keys, M-Pesa credentials) are listed by name and location only.</w:t>
       </w:r>
     </w:p>
     <w:p>
@@ -2630,10 +2694,7 @@
         <w:t xml:space="preserve">Security: </w:t>
       </w:r>
       <w:r>
-        <w:t xml:space="preserve">Never put secret values in documents, emails, chat messages or </w:t>
-      </w:r>
-      <w:r>
-        <w:t>source control.</w:t>
+        <w:t>Never put secret values in documents, emails, chat messages or source control.</w:t>
       </w:r>
     </w:p>
     <w:p>
@@ -2658,7 +2719,7 @@
       <w:pPr>
         <w:pStyle w:val="Heading1"/>
       </w:pPr>
-      <w:bookmarkStart w:id="2" w:name="_Toc243815950"/>
+      <w:bookmarkStart w:id="2" w:name="_Toc243836788"/>
       <w:r>
         <w:lastRenderedPageBreak/>
         <w:t>2  Where configuration lives</w:t>
@@ -2681,7 +2742,7 @@
           <w:left w:w="10" w:type="dxa"/>
           <w:right w:w="10" w:type="dxa"/>
         </w:tblCellMar>
-        <w:tblLook w:val="0000" w:firstRow="0" w:lastRow="0" w:firstColumn="0" w:lastColumn="0" w:noHBand="0" w:noVBand="0"/>
+        <w:tblLook w:val="04A0" w:firstRow="1" w:lastRow="0" w:firstColumn="1" w:lastColumn="0" w:noHBand="0" w:noVBand="1"/>
       </w:tblPr>
       <w:tblGrid>
         <w:gridCol w:w="2168"/>
@@ -3638,7 +3699,7 @@
       <w:pPr>
         <w:pStyle w:val="Heading1"/>
       </w:pPr>
-      <w:bookmarkStart w:id="3" w:name="_Toc243815951"/>
+      <w:bookmarkStart w:id="3" w:name="_Toc243836789"/>
       <w:r>
         <w:lastRenderedPageBreak/>
         <w:t>3  Secrets inventory</w:t>
@@ -3661,7 +3722,7 @@
           <w:left w:w="10" w:type="dxa"/>
           <w:right w:w="10" w:type="dxa"/>
         </w:tblCellMar>
-        <w:tblLook w:val="0000" w:firstRow="0" w:lastRow="0" w:firstColumn="0" w:lastColumn="0" w:noHBand="0" w:noVBand="0"/>
+        <w:tblLook w:val="04A0" w:firstRow="1" w:lastRow="0" w:firstColumn="1" w:lastColumn="0" w:noHBand="0" w:noVBand="1"/>
       </w:tblPr>
       <w:tblGrid>
         <w:gridCol w:w="2465"/>
@@ -5529,7 +5590,7 @@
       <w:pPr>
         <w:pStyle w:val="Heading2"/>
       </w:pPr>
-      <w:bookmarkStart w:id="4" w:name="_Toc243815952"/>
+      <w:bookmarkStart w:id="4" w:name="_Toc243836790"/>
       <w:r>
         <w:t>3.1  Recommended: one protected secrets file</w:t>
       </w:r>
@@ -5670,7 +5731,7 @@
       <w:pPr>
         <w:pStyle w:val="Heading2"/>
       </w:pPr>
-      <w:bookmarkStart w:id="5" w:name="_Toc243815953"/>
+      <w:bookmarkStart w:id="5" w:name="_Toc243836791"/>
       <w:r>
         <w:t>3.2  Rotating a secret</w:t>
       </w:r>
@@ -5692,7 +5753,7 @@
           <w:left w:w="10" w:type="dxa"/>
           <w:right w:w="10" w:type="dxa"/>
         </w:tblCellMar>
-        <w:tblLook w:val="0000" w:firstRow="0" w:lastRow="0" w:firstColumn="0" w:lastColumn="0" w:noHBand="0" w:noVBand="0"/>
+        <w:tblLook w:val="04A0" w:firstRow="1" w:lastRow="0" w:firstColumn="1" w:lastColumn="0" w:noHBand="0" w:noVBand="1"/>
       </w:tblPr>
       <w:tblGrid>
         <w:gridCol w:w="2536"/>
@@ -5938,14 +5999,7 @@
                 <w:sz w:val="19"/>
                 <w:szCs w:val="19"/>
               </w:rPr>
-              <w:t>Not by simply replacing it: a new key makes every worker detail and photo already saved unreadable. If it ever leaks, have a</w:t>
-            </w:r>
-            <w:r>
-              <w:rPr>
-                <w:sz w:val="19"/>
-                <w:szCs w:val="19"/>
-              </w:rPr>
-              <w:t xml:space="preserve"> re-encryption step written first (decrypt with the old key, encrypt with the new), then change it.</w:t>
+              <w:t>Not by simply replacing it: a new key makes every worker detail and photo already saved unreadable. If it ever leaks, have a re-encryption step written first (decrypt with the old key, encrypt with the new), then change it.</w:t>
             </w:r>
           </w:p>
         </w:tc>
@@ -6007,7 +6061,14 @@
                 <w:sz w:val="19"/>
                 <w:szCs w:val="19"/>
               </w:rPr>
-              <w:t>Create a new key at console.groq.com, put it in application.properties (app.groq.api-key), delete the old key there, restart the backend. Never export GROQ_API_KEY in a start command - it would win over the file.</w:t>
+              <w:t>Create a new key at co</w:t>
+            </w:r>
+            <w:r>
+              <w:rPr>
+                <w:sz w:val="19"/>
+                <w:szCs w:val="19"/>
+              </w:rPr>
+              <w:t>nsole.groq.com, put it in application.properties (app.groq.api-key), delete the old key there, restart the backend. Never export GROQ_API_KEY in a start command - it would win over the file.</w:t>
             </w:r>
           </w:p>
         </w:tc>
@@ -6066,14 +6127,7 @@
                 <w:sz w:val="19"/>
                 <w:szCs w:val="19"/>
               </w:rPr>
-              <w:t>Create a new key in the prov</w:t>
-            </w:r>
-            <w:r>
-              <w:rPr>
-                <w:sz w:val="19"/>
-                <w:szCs w:val="19"/>
-              </w:rPr>
-              <w:t>ider console, delete the old one, update the launchers, restart the backend</w:t>
+              <w:t>Create a new key in the provider console, delete the old one, update the launchers, restart the backend</w:t>
             </w:r>
           </w:p>
         </w:tc>
@@ -6213,7 +6267,7 @@
       <w:pPr>
         <w:pStyle w:val="Heading1"/>
       </w:pPr>
-      <w:bookmarkStart w:id="6" w:name="_Toc243815954"/>
+      <w:bookmarkStart w:id="6" w:name="_Toc243836792"/>
       <w:r>
         <w:lastRenderedPageBreak/>
         <w:t>4  Backend settings</w:t>
@@ -6236,7 +6290,7 @@
           <w:left w:w="10" w:type="dxa"/>
           <w:right w:w="10" w:type="dxa"/>
         </w:tblCellMar>
-        <w:tblLook w:val="0000" w:firstRow="0" w:lastRow="0" w:firstColumn="0" w:lastColumn="0" w:noHBand="0" w:noVBand="0"/>
+        <w:tblLook w:val="04A0" w:firstRow="1" w:lastRow="0" w:firstColumn="1" w:lastColumn="0" w:noHBand="0" w:noVBand="1"/>
       </w:tblPr>
       <w:tblGrid>
         <w:gridCol w:w="2017"/>
@@ -10691,7 +10745,7 @@
       <w:pPr>
         <w:pStyle w:val="Heading1"/>
       </w:pPr>
-      <w:bookmarkStart w:id="7" w:name="_Toc243815955"/>
+      <w:bookmarkStart w:id="7" w:name="_Toc243836793"/>
       <w:r>
         <w:lastRenderedPageBreak/>
         <w:t>5  Client-facing servers</w:t>
@@ -10714,7 +10768,7 @@
           <w:left w:w="10" w:type="dxa"/>
           <w:right w:w="10" w:type="dxa"/>
         </w:tblCellMar>
-        <w:tblLook w:val="0000" w:firstRow="0" w:lastRow="0" w:firstColumn="0" w:lastColumn="0" w:noHBand="0" w:noVBand="0"/>
+        <w:tblLook w:val="04A0" w:firstRow="1" w:lastRow="0" w:firstColumn="1" w:lastColumn="0" w:noHBand="0" w:noVBand="1"/>
       </w:tblPr>
       <w:tblGrid>
         <w:gridCol w:w="2465"/>
@@ -11406,7 +11460,7 @@
       <w:pPr>
         <w:pStyle w:val="Heading2"/>
       </w:pPr>
-      <w:bookmarkStart w:id="8" w:name="_Toc243815956"/>
+      <w:bookmarkStart w:id="8" w:name="_Toc243836794"/>
       <w:r>
         <w:t>5.1  SMS codes for phone numbers (Africa's Talking)</w:t>
       </w:r>
@@ -11439,7 +11493,7 @@
           <w:left w:w="10" w:type="dxa"/>
           <w:right w:w="10" w:type="dxa"/>
         </w:tblCellMar>
-        <w:tblLook w:val="0000" w:firstRow="0" w:lastRow="0" w:firstColumn="0" w:lastColumn="0" w:noHBand="0" w:noVBand="0"/>
+        <w:tblLook w:val="04A0" w:firstRow="1" w:lastRow="0" w:firstColumn="1" w:lastColumn="0" w:noHBand="0" w:noVBand="1"/>
       </w:tblPr>
       <w:tblGrid>
         <w:gridCol w:w="3043"/>
@@ -11635,14 +11689,14 @@
                 <w:sz w:val="19"/>
                 <w:szCs w:val="19"/>
               </w:rPr>
-              <w:t>Apply for Dateroem's own sender name (transactional) in the Africa's Talking dashboard. Once approved: app.sms.sender-id = that name, app.sms.networks = all; restart the backend; test with a Safaricom phone; update the Help page question about cre</w:t>
-            </w:r>
-            <w:r>
-              <w:rPr>
-                <w:sz w:val="19"/>
-                <w:szCs w:val="19"/>
-              </w:rPr>
-              <w:t>ating an account.</w:t>
+              <w:t xml:space="preserve">Apply for Dateroem's own sender name (transactional) in the Africa's Talking dashboard. Once approved: app.sms.sender-id = that name, app.sms.networks = all; restart the backend; test with a Safaricom phone; update the Help page question about creating an </w:t>
+            </w:r>
+            <w:r>
+              <w:rPr>
+                <w:sz w:val="19"/>
+                <w:szCs w:val="19"/>
+              </w:rPr>
+              <w:t>account.</w:t>
             </w:r>
           </w:p>
         </w:tc>
@@ -11782,7 +11836,7 @@
       <w:pPr>
         <w:pStyle w:val="Heading1"/>
       </w:pPr>
-      <w:bookmarkStart w:id="9" w:name="_Toc243815957"/>
+      <w:bookmarkStart w:id="9" w:name="_Toc243836795"/>
       <w:r>
         <w:lastRenderedPageBreak/>
         <w:t>6  Changing the company phone number</w:t>
@@ -11794,10 +11848,10 @@
         <w:spacing w:after="120" w:line="276" w:lineRule="auto"/>
       </w:pPr>
       <w:r>
-        <w:t>The company phone number is +254182995011 since 9 October 2026 (before: 0700878260). It is one number for calls and WhatsApp. It is set in the website server only - the website reads it from there - so a change is one or two lines and a restart, with no ne</w:t>
+        <w:t>The company phone number is +254182995011 since 9 Octo</w:t>
       </w:r>
       <w:r>
-        <w:t>w build of the website or the apps.</w:t>
+        <w:t>ber 2026 (before: 0700878260). It is one number for calls and WhatsApp. It is set in the website server only - the website reads it from there - so a change is one or two lines and a restart, with no new build of the website or the apps.</w:t>
       </w:r>
     </w:p>
     <w:tbl>
@@ -11816,7 +11870,7 @@
           <w:left w:w="10" w:type="dxa"/>
           <w:right w:w="10" w:type="dxa"/>
         </w:tblCellMar>
-        <w:tblLook w:val="0000" w:firstRow="0" w:lastRow="0" w:firstColumn="0" w:lastColumn="0" w:noHBand="0" w:noVBand="0"/>
+        <w:tblLook w:val="04A0" w:firstRow="1" w:lastRow="0" w:firstColumn="1" w:lastColumn="0" w:noHBand="0" w:noVBand="1"/>
       </w:tblPr>
       <w:tblGrid>
         <w:gridCol w:w="3297"/>
@@ -11884,7 +11938,17 @@
                 <w:sz w:val="19"/>
                 <w:szCs w:val="19"/>
               </w:rPr>
-              <w:t>What to change</w:t>
+              <w:t>What to chan</w:t>
+            </w:r>
+            <w:r>
+              <w:rPr>
+                <w:b/>
+                <w:bCs/>
+                <w:color w:val="FFFFFF"/>
+                <w:sz w:val="19"/>
+                <w:szCs w:val="19"/>
+              </w:rPr>
+              <w:t>ge</w:t>
             </w:r>
           </w:p>
         </w:tc>
@@ -12482,7 +12546,7 @@
       <w:pPr>
         <w:pStyle w:val="Heading1"/>
       </w:pPr>
-      <w:bookmarkStart w:id="10" w:name="_Toc243815958"/>
+      <w:bookmarkStart w:id="10" w:name="_Toc243836796"/>
       <w:r>
         <w:lastRenderedPageBreak/>
         <w:t>7  Website, apps and routing</w:t>
@@ -12505,7 +12569,7 @@
           <w:left w:w="10" w:type="dxa"/>
           <w:right w:w="10" w:type="dxa"/>
         </w:tblCellMar>
-        <w:tblLook w:val="0000" w:firstRow="0" w:lastRow="0" w:firstColumn="0" w:lastColumn="0" w:noHBand="0" w:noVBand="0"/>
+        <w:tblLook w:val="04A0" w:firstRow="1" w:lastRow="0" w:firstColumn="1" w:lastColumn="0" w:noHBand="0" w:noVBand="1"/>
       </w:tblPr>
       <w:tblGrid>
         <w:gridCol w:w="2891"/>
@@ -12659,7 +12723,14 @@
                 <w:sz w:val="19"/>
                 <w:szCs w:val="19"/>
               </w:rPr>
-              <w:t>frontend/website/.env VITE_API_BASE_URL</w:t>
+              <w:t>fr</w:t>
+            </w:r>
+            <w:r>
+              <w:rPr>
+                <w:sz w:val="19"/>
+                <w:szCs w:val="19"/>
+              </w:rPr>
+              <w:t>ontend/website/.env VITE_API_BASE_URL</w:t>
             </w:r>
           </w:p>
         </w:tc>
@@ -12803,7 +12874,7 @@
                 <w:sz w:val="19"/>
                 <w:szCs w:val="19"/>
               </w:rPr>
-              <w:t>Website proxy targets</w:t>
+              <w:t>Website look</w:t>
             </w:r>
           </w:p>
         </w:tc>
@@ -12826,7 +12897,7 @@
                 <w:sz w:val="19"/>
                 <w:szCs w:val="19"/>
               </w:rPr>
-              <w:t>frontend/website/vite.config.js (BFF_TARGET, BACKEND_TARGET)</w:t>
+              <w:t>frontend/website/.env.production VITE_FOREST_LOOK</w:t>
             </w:r>
           </w:p>
         </w:tc>
@@ -12849,7 +12920,7 @@
                 <w:sz w:val="19"/>
                 <w:szCs w:val="19"/>
               </w:rPr>
-              <w:t>127.0.0.1:8000 and :8080</w:t>
+              <w:t>1 = the forest look (since 25 October 2026); 0 = the classic look, after a new release</w:t>
             </w:r>
           </w:p>
         </w:tc>
@@ -12886,7 +12957,7 @@
                 <w:sz w:val="19"/>
                 <w:szCs w:val="19"/>
               </w:rPr>
-              <w:t>Google sign-in client</w:t>
+              <w:t>Website proxy targets</w:t>
             </w:r>
           </w:p>
         </w:tc>
@@ -12910,7 +12981,7 @@
                 <w:sz w:val="19"/>
                 <w:szCs w:val="19"/>
               </w:rPr>
-              <w:t>Backend app.google.client-id in application.properties (GOOGLE_CLIENT_ID overrides it)</w:t>
+              <w:t>frontend/website/vite.config.js (BFF_TARGET, BACKEND_TARGET)</w:t>
             </w:r>
           </w:p>
         </w:tc>
@@ -12934,7 +13005,7 @@
                 <w:sz w:val="19"/>
                 <w:szCs w:val="19"/>
               </w:rPr>
-              <w:t>the Dateroem web client (Google Cloud project "Dateroem", owned by the business Gmail)</w:t>
+              <w:t>127.0.0.1:8000 and :8080</w:t>
             </w:r>
           </w:p>
         </w:tc>
@@ -12970,7 +13041,7 @@
                 <w:sz w:val="19"/>
                 <w:szCs w:val="19"/>
               </w:rPr>
-              <w:t>Google sign-in addresses</w:t>
+              <w:t>Google sign-in client</w:t>
             </w:r>
           </w:p>
         </w:tc>
@@ -12993,7 +13064,7 @@
                 <w:sz w:val="19"/>
                 <w:szCs w:val="19"/>
               </w:rPr>
-              <w:t>Google Cloud Console: APIs and Services, Credentials, the web client's Authorised JavaScript origins</w:t>
+              <w:t>Backend app.google.client-id in application.properties (GOOGLE_CLIENT_ID overrides it)</w:t>
             </w:r>
           </w:p>
         </w:tc>
@@ -13016,7 +13087,7 @@
                 <w:sz w:val="19"/>
                 <w:szCs w:val="19"/>
               </w:rPr>
-              <w:t>the public ngrok address, http://localhost:5173 and http://localhost:4173</w:t>
+              <w:t>the Dateroem web client (Google Cloud project "Dateroem", owned by the business Gmail)</w:t>
             </w:r>
           </w:p>
         </w:tc>
@@ -13053,7 +13124,7 @@
                 <w:sz w:val="19"/>
                 <w:szCs w:val="19"/>
               </w:rPr>
-              <w:t>Who may use Google sign-in</w:t>
+              <w:t>Google sign-in addresses</w:t>
             </w:r>
           </w:p>
         </w:tc>
@@ -13077,7 +13148,7 @@
                 <w:sz w:val="19"/>
                 <w:szCs w:val="19"/>
               </w:rPr>
-              <w:t>Google Cloud Console: Google Auth Platform, Audience (publishing status)</w:t>
+              <w:t>Google Cloud Console: APIs and Services, Credentials, the web client's Authorised JavaScript origins</w:t>
             </w:r>
           </w:p>
         </w:tc>
@@ -13101,7 +13172,7 @@
                 <w:sz w:val="19"/>
                 <w:szCs w:val="19"/>
               </w:rPr>
-              <w:t>Testing allows only the listed test users; "Publish app" opens it to everyone</w:t>
+              <w:t>the public ngrok address, http://localhost:5173 and http://localhost:4173</w:t>
             </w:r>
           </w:p>
         </w:tc>
@@ -13137,7 +13208,7 @@
                 <w:sz w:val="19"/>
                 <w:szCs w:val="19"/>
               </w:rPr>
-              <w:t>Mobile server address in the app</w:t>
+              <w:t>Who may use Google sign-in</w:t>
             </w:r>
           </w:p>
         </w:tc>
@@ -13160,7 +13231,7 @@
                 <w:sz w:val="19"/>
                 <w:szCs w:val="19"/>
               </w:rPr>
-              <w:t>Gradle property mobileBaseUrl (build.gradle.kts)</w:t>
+              <w:t>Google Cloud Console: Google Auth Platform, Audience (publishing status)</w:t>
             </w:r>
           </w:p>
         </w:tc>
@@ -13183,7 +13254,7 @@
                 <w:sz w:val="19"/>
                 <w:szCs w:val="19"/>
               </w:rPr>
-              <w:t>http://127.0.0.1:8001/ or the tunnel</w:t>
+              <w:t>Testing allows only the listed test users; "Publish app" opens it to everyone</w:t>
             </w:r>
           </w:p>
         </w:tc>
@@ -13220,7 +13291,7 @@
                 <w:sz w:val="19"/>
                 <w:szCs w:val="19"/>
               </w:rPr>
-              <w:t>Plain-HTTP exception</w:t>
+              <w:t>Mobile server address in the app</w:t>
             </w:r>
           </w:p>
         </w:tc>
@@ -13244,7 +13315,7 @@
                 <w:sz w:val="19"/>
                 <w:szCs w:val="19"/>
               </w:rPr>
-              <w:t>app/src/main/res/xml/network_security_config.xml</w:t>
+              <w:t>Gradle property mobileBaseUrl (build.gradle.kts)</w:t>
             </w:r>
           </w:p>
         </w:tc>
@@ -13268,7 +13339,7 @@
                 <w:sz w:val="19"/>
                 <w:szCs w:val="19"/>
               </w:rPr>
-              <w:t>127.0.0.1 and 10.0.2.2</w:t>
+              <w:t>http://127.0.0.1:8001/ or the tunnel</w:t>
             </w:r>
           </w:p>
         </w:tc>
@@ -13304,7 +13375,7 @@
                 <w:sz w:val="19"/>
                 <w:szCs w:val="19"/>
               </w:rPr>
-              <w:t>Desktop server address</w:t>
+              <w:t>Plain-HTTP exception</w:t>
             </w:r>
           </w:p>
         </w:tc>
@@ -13327,7 +13398,7 @@
                 <w:sz w:val="19"/>
                 <w:szCs w:val="19"/>
               </w:rPr>
-              <w:t>Sign-in screen, Server ... Change (kept in %APPDATA%\Dateroem Admin Control\settings.json for each Windows user)</w:t>
+              <w:t>app/src/main/res/xml/network_security_config.xml</w:t>
             </w:r>
           </w:p>
         </w:tc>
@@ -13350,14 +13421,7 @@
                 <w:sz w:val="19"/>
                 <w:szCs w:val="19"/>
               </w:rPr>
-              <w:t>http://127.0.0.1:8002 until changed (the copy for other admins starts at &lt;public address&gt;/admin-api); https:// required for an address on the i</w:t>
-            </w:r>
-            <w:r>
-              <w:rPr>
-                <w:sz w:val="19"/>
-                <w:szCs w:val="19"/>
-              </w:rPr>
-              <w:t>nternet</w:t>
+              <w:t>127.0.0.1 and 10.0.2.2</w:t>
             </w:r>
           </w:p>
         </w:tc>
@@ -13394,7 +13458,7 @@
                 <w:sz w:val="19"/>
                 <w:szCs w:val="19"/>
               </w:rPr>
-              <w:t>Admin server settings</w:t>
+              <w:t>Desktop server address</w:t>
             </w:r>
           </w:p>
         </w:tc>
@@ -13418,7 +13482,7 @@
                 <w:sz w:val="19"/>
                 <w:szCs w:val="19"/>
               </w:rPr>
-              <w:t>Environment or admin_server_control/server/.env: BACKEND_BASE_URL, MEDIA_BASE_URL, MIN_DESKTOP_VERSION</w:t>
+              <w:t>Sign-in screen, Server ... Change (kept in %APPDATA%\Dateroem Admin Control\settings.json for each Windows user)</w:t>
             </w:r>
           </w:p>
         </w:tc>
@@ -13442,7 +13506,14 @@
                 <w:sz w:val="19"/>
                 <w:szCs w:val="19"/>
               </w:rPr>
-              <w:t>http://localhost:8080, http://127.0.0.1:8000/media/, 1.1</w:t>
+              <w:t>http://127.0.0.1:8002 until changed (the copy for other admins starts at &lt;public address&gt;/admin-api); https:// required for an address on the i</w:t>
+            </w:r>
+            <w:r>
+              <w:rPr>
+                <w:sz w:val="19"/>
+                <w:szCs w:val="19"/>
+              </w:rPr>
+              <w:t>nternet</w:t>
             </w:r>
           </w:p>
         </w:tc>
@@ -13478,7 +13549,7 @@
                 <w:sz w:val="19"/>
                 <w:szCs w:val="19"/>
               </w:rPr>
-              <w:t>Public routes</w:t>
+              <w:t>Admin server settings</w:t>
             </w:r>
           </w:p>
         </w:tc>
@@ -13501,7 +13572,7 @@
                 <w:sz w:val="19"/>
                 <w:szCs w:val="19"/>
               </w:rPr>
-              <w:t>Caddyfile</w:t>
+              <w:t>Environment or admin_server_control/server/.env: BACKEND_BASE_URL, MEDIA_BASE_URL, MIN_DESKTOP_VERSION</w:t>
             </w:r>
           </w:p>
         </w:tc>
@@ -13524,7 +13595,7 @@
                 <w:sz w:val="19"/>
                 <w:szCs w:val="19"/>
               </w:rPr>
-              <w:t>/mobile-api, /admin-api (desktop app, since 5 October 2026; its API pages answer 404), /downloadable, M-Pesa callback, website</w:t>
+              <w:t>http://localhost:8080, http://127.0.0.1:8000/media/, 1.1</w:t>
             </w:r>
           </w:p>
         </w:tc>
@@ -13561,7 +13632,7 @@
                 <w:sz w:val="19"/>
                 <w:szCs w:val="19"/>
               </w:rPr>
-              <w:t>Request size limits</w:t>
+              <w:t>Public routes</w:t>
             </w:r>
           </w:p>
         </w:tc>
@@ -13585,23 +13656,7 @@
                 <w:sz w:val="19"/>
                 <w:szCs w:val="19"/>
               </w:rPr>
-              <w:t xml:space="preserve">Caddyfile (this computer) and deploy/Caddyfile (hosted server): </w:t>
-            </w:r>
-            <w:r>
-              <w:rPr>
-                <w:rFonts w:ascii="Consolas" w:eastAsia="Consolas" w:hAnsi="Consolas" w:cs="Consolas"/>
-                <w:color w:val="3B3F3D"/>
-                <w:sz w:val="17"/>
-                <w:szCs w:val="17"/>
-              </w:rPr>
-              <w:t>request_body { max_size ... }</w:t>
-            </w:r>
-            <w:r>
-              <w:rPr>
-                <w:sz w:val="19"/>
-                <w:szCs w:val="19"/>
-              </w:rPr>
-              <w:t xml:space="preserve"> in each public path</w:t>
+              <w:t>Caddyfile</w:t>
             </w:r>
           </w:p>
         </w:tc>
@@ -13625,14 +13680,7 @@
                 <w:sz w:val="19"/>
                 <w:szCs w:val="19"/>
               </w:rPr>
-              <w:t xml:space="preserve">phone app and desktop servers 70 MB, website server and payment callbacks 1 MB (since 9 October 2026; the desktop path was 40 MB until campaign videos could be sent from it on 10 October); a larger request is cut off before it reaches </w:t>
-            </w:r>
-            <w:r>
-              <w:rPr>
-                <w:sz w:val="19"/>
-                <w:szCs w:val="19"/>
-              </w:rPr>
-              <w:t>a server</w:t>
+              <w:t>/mobile-api, /admin-api (desktop app, since 5 October 2026; its API pages answer 404), /downloadable, M-Pesa callback, website</w:t>
             </w:r>
           </w:p>
         </w:tc>
@@ -13668,7 +13716,7 @@
                 <w:sz w:val="19"/>
                 <w:szCs w:val="19"/>
               </w:rPr>
-              <w:t>Public domain</w:t>
+              <w:t>Request size limits</w:t>
             </w:r>
           </w:p>
         </w:tc>
@@ -13691,7 +13739,23 @@
                 <w:sz w:val="19"/>
                 <w:szCs w:val="19"/>
               </w:rPr>
-              <w:t>ngrok command in server_manager.py (mpesa_tunnel)</w:t>
+              <w:t xml:space="preserve">Caddyfile (this computer) and deploy/Caddyfile (hosted server): </w:t>
+            </w:r>
+            <w:r>
+              <w:rPr>
+                <w:rFonts w:ascii="Consolas" w:eastAsia="Consolas" w:hAnsi="Consolas" w:cs="Consolas"/>
+                <w:color w:val="3B3F3D"/>
+                <w:sz w:val="17"/>
+                <w:szCs w:val="17"/>
+              </w:rPr>
+              <w:t>request_body { max_size ... }</w:t>
+            </w:r>
+            <w:r>
+              <w:rPr>
+                <w:sz w:val="19"/>
+                <w:szCs w:val="19"/>
+              </w:rPr>
+              <w:t xml:space="preserve"> in each public path</w:t>
             </w:r>
           </w:p>
         </w:tc>
@@ -13714,7 +13778,14 @@
                 <w:sz w:val="19"/>
                 <w:szCs w:val="19"/>
               </w:rPr>
-              <w:t>the reserved ngrok domain</w:t>
+              <w:t xml:space="preserve">phone app and desktop servers 70 MB, website server and payment callbacks 1 MB (since 9 October 2026; the desktop path was 40 MB until campaign videos could be sent from it on 10 October); a larger request is cut off before it reaches </w:t>
+            </w:r>
+            <w:r>
+              <w:rPr>
+                <w:sz w:val="19"/>
+                <w:szCs w:val="19"/>
+              </w:rPr>
+              <w:t>a server</w:t>
             </w:r>
           </w:p>
         </w:tc>
@@ -13751,6 +13822,90 @@
                 <w:sz w:val="19"/>
                 <w:szCs w:val="19"/>
               </w:rPr>
+              <w:t>Public domain</w:t>
+            </w:r>
+          </w:p>
+        </w:tc>
+        <w:tc>
+          <w:tcPr>
+            <w:tcW w:w="3855" w:type="dxa"/>
+            <w:shd w:val="clear" w:color="auto" w:fill="F4F5F3"/>
+            <w:tcMar>
+              <w:top w:w="50" w:type="dxa"/>
+              <w:left w:w="90" w:type="dxa"/>
+              <w:bottom w:w="50" w:type="dxa"/>
+              <w:right w:w="90" w:type="dxa"/>
+            </w:tcMar>
+          </w:tcPr>
+          <w:p>
+            <w:pPr>
+              <w:spacing w:after="20" w:line="252" w:lineRule="auto"/>
+            </w:pPr>
+            <w:r>
+              <w:rPr>
+                <w:sz w:val="19"/>
+                <w:szCs w:val="19"/>
+              </w:rPr>
+              <w:t>ngrok command in server_manager.py (mpesa_tunnel)</w:t>
+            </w:r>
+          </w:p>
+        </w:tc>
+        <w:tc>
+          <w:tcPr>
+            <w:tcW w:w="2892" w:type="dxa"/>
+            <w:shd w:val="clear" w:color="auto" w:fill="F4F5F3"/>
+            <w:tcMar>
+              <w:top w:w="50" w:type="dxa"/>
+              <w:left w:w="90" w:type="dxa"/>
+              <w:bottom w:w="50" w:type="dxa"/>
+              <w:right w:w="90" w:type="dxa"/>
+            </w:tcMar>
+          </w:tcPr>
+          <w:p>
+            <w:pPr>
+              <w:spacing w:after="20" w:line="252" w:lineRule="auto"/>
+            </w:pPr>
+            <w:r>
+              <w:rPr>
+                <w:sz w:val="19"/>
+                <w:szCs w:val="19"/>
+              </w:rPr>
+              <w:t>the reserved ngrok domain</w:t>
+            </w:r>
+          </w:p>
+        </w:tc>
+      </w:tr>
+      <w:tr>
+        <w:tblPrEx>
+          <w:tblCellMar>
+            <w:top w:w="0" w:type="dxa"/>
+            <w:bottom w:w="0" w:type="dxa"/>
+          </w:tblCellMar>
+        </w:tblPrEx>
+        <w:trPr>
+          <w:cantSplit/>
+        </w:trPr>
+        <w:tc>
+          <w:tcPr>
+            <w:tcW w:w="2891" w:type="dxa"/>
+            <w:tcMar>
+              <w:top w:w="50" w:type="dxa"/>
+              <w:left w:w="90" w:type="dxa"/>
+              <w:bottom w:w="50" w:type="dxa"/>
+              <w:right w:w="90" w:type="dxa"/>
+            </w:tcMar>
+          </w:tcPr>
+          <w:p>
+            <w:pPr>
+              <w:spacing w:after="20" w:line="252" w:lineRule="auto"/>
+            </w:pPr>
+            <w:r>
+              <w:rPr>
+                <w:b/>
+                <w:bCs/>
+                <w:sz w:val="19"/>
+                <w:szCs w:val="19"/>
+              </w:rPr>
               <w:t>Database port</w:t>
             </w:r>
           </w:p>
@@ -13758,7 +13913,6 @@
         <w:tc>
           <w:tcPr>
             <w:tcW w:w="3855" w:type="dxa"/>
-            <w:shd w:val="clear" w:color="auto" w:fill="F4F5F3"/>
             <w:tcMar>
               <w:top w:w="50" w:type="dxa"/>
               <w:left w:w="90" w:type="dxa"/>
@@ -13782,7 +13936,6 @@
         <w:tc>
           <w:tcPr>
             <w:tcW w:w="2892" w:type="dxa"/>
-            <w:shd w:val="clear" w:color="auto" w:fill="F4F5F3"/>
             <w:tcMar>
               <w:top w:w="50" w:type="dxa"/>
               <w:left w:w="90" w:type="dxa"/>
@@ -13819,7 +13972,7 @@
       <w:pPr>
         <w:pStyle w:val="Heading1"/>
       </w:pPr>
-      <w:bookmarkStart w:id="11" w:name="_Toc243815959"/>
+      <w:bookmarkStart w:id="11" w:name="_Toc243836797"/>
       <w:r>
         <w:lastRenderedPageBreak/>
         <w:t>8  Business rules you can tune</w:t>
@@ -13850,7 +14003,7 @@
           <w:left w:w="10" w:type="dxa"/>
           <w:right w:w="10" w:type="dxa"/>
         </w:tblCellMar>
-        <w:tblLook w:val="0000" w:firstRow="0" w:lastRow="0" w:firstColumn="0" w:lastColumn="0" w:noHBand="0" w:noVBand="0"/>
+        <w:tblLook w:val="04A0" w:firstRow="1" w:lastRow="0" w:firstColumn="1" w:lastColumn="0" w:noHBand="0" w:noVBand="1"/>
       </w:tblPr>
       <w:tblGrid>
         <w:gridCol w:w="3212"/>
@@ -16562,7 +16715,7 @@
         <w:sz w:val="16"/>
         <w:szCs w:val="16"/>
       </w:rPr>
-      <w:t>17</w:t>
+      <w:t>18</w:t>
     </w:r>
     <w:r>
       <w:rPr>
@@ -16611,7 +16764,7 @@
         <w:sz w:val="16"/>
         <w:szCs w:val="16"/>
       </w:rPr>
-      <w:t>17</w:t>
+      <w:t>18</w:t>
     </w:r>
     <w:r>
       <w:rPr>
@@ -16695,10 +16848,10 @@
 <file path=word/numbering.xml><?xml version="1.0" encoding="utf-8"?>
 <w:numbering xmlns:wpc="http://schemas.microsoft.com/office/word/2010/wordprocessingCanvas" xmlns:cx="http://schemas.microsoft.com/office/drawing/2014/chartex" xmlns:cx1="http://schemas.microsoft.com/office/drawing/2015/9/8/chartex" xmlns:mc="http://schemas.openxmlformats.org/markup-compatibility/2006" xmlns:o="urn:schemas-microsoft-com:office:office" xmlns:r="http://schemas.openxmlformats.org/officeDocument/2006/relationships" xmlns:m="http://schemas.openxmlformats.org/officeDocument/2006/math" xmlns:v="urn:schemas-microsoft-com:vml" xmlns:wp14="http://schemas.microsoft.com/office/word/2010/wordprocessingDrawing" xmlns:wp="http://schemas.openxmlformats.org/drawingml/2006/wordprocessingDrawing" xmlns:w10="urn:schemas-microsoft-com:office:word" xmlns:w="http://schemas.openxmlformats.org/wordprocessingml/2006/main" xmlns:w14="http://schemas.microsoft.com/office/word/2010/wordml" xmlns:w15="http://schemas.microsoft.com/office/word/2012/wordml" xmlns:w16se="http://schemas.microsoft.com/office/word/2015/wordml/symex" xmlns:wpg="http://schemas.microsoft.com/office/word/2010/wordprocessingGroup" xmlns:wpi="http://schemas.microsoft.com/office/word/2010/wordprocessingInk" xmlns:wne="http://schemas.microsoft.com/office/word/2006/wordml" xmlns:wps="http://schemas.microsoft.com/office/word/2010/wordprocessingShape" mc:Ignorable="w14 w15 w16se wp14">
   <w:abstractNum w:abstractNumId="0" w15:restartNumberingAfterBreak="0">
-    <w:nsid w:val="0DB93551"/>
+    <w:nsid w:val="14291580"/>
     <w:multiLevelType w:val="hybridMultilevel"/>
-    <w:tmpl w:val="4DAEA2F6"/>
-    <w:lvl w:ilvl="0" w:tplc="23DAB340" w:tentative="1">
+    <w:tmpl w:val="0612346E"/>
+    <w:lvl w:ilvl="0" w:tplc="BEA45462" w:tentative="1">
       <w:start w:val="1"/>
       <w:numFmt w:val="bullet"/>
       <w:lvlText w:val="●"/>
@@ -16707,7 +16860,7 @@
         <w:ind w:left="720" w:hanging="360"/>
       </w:pPr>
     </w:lvl>
-    <w:lvl w:ilvl="1" w:tplc="32903286" w:tentative="1">
+    <w:lvl w:ilvl="1" w:tplc="A4FCE5B2" w:tentative="1">
       <w:start w:val="1"/>
       <w:numFmt w:val="bullet"/>
       <w:lvlText w:val="○"/>
@@ -16716,7 +16869,7 @@
         <w:ind w:left="1440" w:hanging="360"/>
       </w:pPr>
     </w:lvl>
-    <w:lvl w:ilvl="2" w:tplc="C65649BC" w:tentative="1">
+    <w:lvl w:ilvl="2" w:tplc="891C9734" w:tentative="1">
       <w:start w:val="1"/>
       <w:numFmt w:val="bullet"/>
       <w:lvlText w:val="■"/>
@@ -16725,7 +16878,7 @@
         <w:ind w:left="2160" w:hanging="360"/>
       </w:pPr>
     </w:lvl>
-    <w:lvl w:ilvl="3" w:tplc="270407DE" w:tentative="1">
+    <w:lvl w:ilvl="3" w:tplc="3E3A9DB0" w:tentative="1">
       <w:start w:val="1"/>
       <w:numFmt w:val="bullet"/>
       <w:lvlText w:val="●"/>
@@ -16734,7 +16887,7 @@
         <w:ind w:left="2880" w:hanging="360"/>
       </w:pPr>
     </w:lvl>
-    <w:lvl w:ilvl="4" w:tplc="3844EF2A" w:tentative="1">
+    <w:lvl w:ilvl="4" w:tplc="10AE361E" w:tentative="1">
       <w:start w:val="1"/>
       <w:numFmt w:val="bullet"/>
       <w:lvlText w:val="○"/>
@@ -16743,7 +16896,7 @@
         <w:ind w:left="3600" w:hanging="360"/>
       </w:pPr>
     </w:lvl>
-    <w:lvl w:ilvl="5" w:tplc="A9D6E898" w:tentative="1">
+    <w:lvl w:ilvl="5" w:tplc="A0A0CCA4" w:tentative="1">
       <w:start w:val="1"/>
       <w:numFmt w:val="bullet"/>
       <w:lvlText w:val="■"/>
@@ -16752,7 +16905,7 @@
         <w:ind w:left="4320" w:hanging="360"/>
       </w:pPr>
     </w:lvl>
-    <w:lvl w:ilvl="6" w:tplc="CDD4F124" w:tentative="1">
+    <w:lvl w:ilvl="6" w:tplc="54E2DC28" w:tentative="1">
       <w:start w:val="1"/>
       <w:numFmt w:val="bullet"/>
       <w:lvlText w:val="●"/>
@@ -16761,7 +16914,7 @@
         <w:ind w:left="5040" w:hanging="360"/>
       </w:pPr>
     </w:lvl>
-    <w:lvl w:ilvl="7" w:tplc="A3AC6BB8" w:tentative="1">
+    <w:lvl w:ilvl="7" w:tplc="783AC6E6" w:tentative="1">
       <w:start w:val="1"/>
       <w:numFmt w:val="bullet"/>
       <w:lvlText w:val="●"/>
@@ -16770,7 +16923,7 @@
         <w:ind w:left="5760" w:hanging="360"/>
       </w:pPr>
     </w:lvl>
-    <w:lvl w:ilvl="8" w:tplc="0186E6CA" w:tentative="1">
+    <w:lvl w:ilvl="8" w:tplc="23166F0A" w:tentative="1">
       <w:start w:val="1"/>
       <w:numFmt w:val="bullet"/>
       <w:lvlText w:val="●"/>
@@ -16781,10 +16934,10 @@
     </w:lvl>
   </w:abstractNum>
   <w:abstractNum w:abstractNumId="1" w15:restartNumberingAfterBreak="0">
-    <w:nsid w:val="2D542C7F"/>
+    <w:nsid w:val="39E532C4"/>
     <w:multiLevelType w:val="hybridMultilevel"/>
-    <w:tmpl w:val="849247A0"/>
-    <w:lvl w:ilvl="0" w:tplc="26224230">
+    <w:tmpl w:val="B2CCDE20"/>
+    <w:lvl w:ilvl="0" w:tplc="25D8209C">
       <w:start w:val="1"/>
       <w:numFmt w:val="bullet"/>
       <w:lvlText w:val="•"/>
@@ -16793,7 +16946,7 @@
         <w:ind w:left="540" w:hanging="300"/>
       </w:pPr>
     </w:lvl>
-    <w:lvl w:ilvl="1" w:tplc="98FA361C" w:tentative="1">
+    <w:lvl w:ilvl="1" w:tplc="67A6E878" w:tentative="1">
       <w:start w:val="1"/>
       <w:numFmt w:val="bullet"/>
       <w:lvlText w:val="–"/>
@@ -16802,7 +16955,7 @@
         <w:ind w:left="940" w:hanging="300"/>
       </w:pPr>
     </w:lvl>
-    <w:lvl w:ilvl="2" w:tplc="52E44578" w:tentative="1">
+    <w:lvl w:ilvl="2" w:tplc="F3DE4AA2" w:tentative="1">
       <w:start w:val="1"/>
       <w:numFmt w:val="bullet"/>
       <w:lvlText w:val="◦"/>
@@ -16811,42 +16964,42 @@
         <w:ind w:left="1340" w:hanging="300"/>
       </w:pPr>
     </w:lvl>
-    <w:lvl w:ilvl="3" w:tplc="806E6CFA">
+    <w:lvl w:ilvl="3" w:tplc="757EE126">
       <w:numFmt w:val="decimal"/>
       <w:lvlText w:val=""/>
       <w:lvlJc w:val="left"/>
     </w:lvl>
-    <w:lvl w:ilvl="4" w:tplc="29F058D6">
+    <w:lvl w:ilvl="4" w:tplc="F0E2D1D0">
       <w:numFmt w:val="decimal"/>
       <w:lvlText w:val=""/>
       <w:lvlJc w:val="left"/>
     </w:lvl>
-    <w:lvl w:ilvl="5" w:tplc="5FE64FA6">
+    <w:lvl w:ilvl="5" w:tplc="B7FE3C50">
       <w:numFmt w:val="decimal"/>
       <w:lvlText w:val=""/>
       <w:lvlJc w:val="left"/>
     </w:lvl>
-    <w:lvl w:ilvl="6" w:tplc="1890C074">
+    <w:lvl w:ilvl="6" w:tplc="5D669CFA">
       <w:numFmt w:val="decimal"/>
       <w:lvlText w:val=""/>
       <w:lvlJc w:val="left"/>
     </w:lvl>
-    <w:lvl w:ilvl="7" w:tplc="A9606A0E">
+    <w:lvl w:ilvl="7" w:tplc="9266C794">
       <w:numFmt w:val="decimal"/>
       <w:lvlText w:val=""/>
       <w:lvlJc w:val="left"/>
     </w:lvl>
-    <w:lvl w:ilvl="8" w:tplc="2534AFA4">
+    <w:lvl w:ilvl="8" w:tplc="ED14DF06">
       <w:numFmt w:val="decimal"/>
       <w:lvlText w:val=""/>
       <w:lvlJc w:val="left"/>
     </w:lvl>
   </w:abstractNum>
   <w:abstractNum w:abstractNumId="2" w15:restartNumberingAfterBreak="0">
-    <w:nsid w:val="5498189F"/>
+    <w:nsid w:val="531221AD"/>
     <w:multiLevelType w:val="hybridMultilevel"/>
-    <w:tmpl w:val="77D8FC52"/>
-    <w:lvl w:ilvl="0" w:tplc="A1AA9F58">
+    <w:tmpl w:val="2C96F10A"/>
+    <w:lvl w:ilvl="0" w:tplc="A99A03BA">
       <w:start w:val="1"/>
       <w:numFmt w:val="decimal"/>
       <w:lvlText w:val="%1."/>
@@ -16855,7 +17008,7 @@
         <w:ind w:left="540" w:hanging="300"/>
       </w:pPr>
     </w:lvl>
-    <w:lvl w:ilvl="1" w:tplc="911C64D4" w:tentative="1">
+    <w:lvl w:ilvl="1" w:tplc="4B8EFE42" w:tentative="1">
       <w:start w:val="1"/>
       <w:numFmt w:val="lowerLetter"/>
       <w:lvlText w:val="%2."/>
@@ -16864,7 +17017,7 @@
         <w:ind w:left="940" w:hanging="300"/>
       </w:pPr>
     </w:lvl>
-    <w:lvl w:ilvl="2" w:tplc="91BED350" w:tentative="1">
+    <w:lvl w:ilvl="2" w:tplc="F214B054" w:tentative="1">
       <w:start w:val="1"/>
       <w:numFmt w:val="lowerRoman"/>
       <w:lvlText w:val="%3."/>
@@ -16873,32 +17026,32 @@
         <w:ind w:left="1340" w:hanging="300"/>
       </w:pPr>
     </w:lvl>
-    <w:lvl w:ilvl="3" w:tplc="4EA815C8">
+    <w:lvl w:ilvl="3" w:tplc="05A03160">
       <w:numFmt w:val="decimal"/>
       <w:lvlText w:val=""/>
       <w:lvlJc w:val="left"/>
     </w:lvl>
-    <w:lvl w:ilvl="4" w:tplc="10026CD6">
+    <w:lvl w:ilvl="4" w:tplc="BAA010D2">
       <w:numFmt w:val="decimal"/>
       <w:lvlText w:val=""/>
       <w:lvlJc w:val="left"/>
     </w:lvl>
-    <w:lvl w:ilvl="5" w:tplc="C28AA084">
+    <w:lvl w:ilvl="5" w:tplc="A6B28C4E">
       <w:numFmt w:val="decimal"/>
       <w:lvlText w:val=""/>
       <w:lvlJc w:val="left"/>
     </w:lvl>
-    <w:lvl w:ilvl="6" w:tplc="7514E164">
+    <w:lvl w:ilvl="6" w:tplc="FD682BBA">
       <w:numFmt w:val="decimal"/>
       <w:lvlText w:val=""/>
       <w:lvlJc w:val="left"/>
     </w:lvl>
-    <w:lvl w:ilvl="7" w:tplc="6EA2A846">
+    <w:lvl w:ilvl="7" w:tplc="DB282F8A">
       <w:numFmt w:val="decimal"/>
       <w:lvlText w:val=""/>
       <w:lvlJc w:val="left"/>
     </w:lvl>
-    <w:lvl w:ilvl="8" w:tplc="25A478A6">
+    <w:lvl w:ilvl="8" w:tplc="3EC475FA">
       <w:numFmt w:val="decimal"/>
       <w:lvlText w:val=""/>
       <w:lvlJc w:val="left"/>
@@ -17546,7 +17699,7 @@
     <w:autoRedefine/>
     <w:uiPriority w:val="39"/>
     <w:unhideWhenUsed/>
-    <w:rsid w:val="003F2396"/>
+    <w:rsid w:val="005A71D0"/>
     <w:pPr>
       <w:spacing w:after="100"/>
     </w:pPr>
@@ -17558,7 +17711,7 @@
     <w:autoRedefine/>
     <w:uiPriority w:val="39"/>
     <w:unhideWhenUsed/>
-    <w:rsid w:val="003F2396"/>
+    <w:rsid w:val="005A71D0"/>
     <w:pPr>
       <w:spacing w:after="100"/>
       <w:ind w:left="210"/>
